--- a/Report/reformatting Experament.docx
+++ b/Report/reformatting Experament.docx
@@ -390,25 +390,7 @@
           <w:szCs w:val="20"/>
         </w:rPr>
         <w:noBreakHyphen/>
-        <w:t xml:space="preserve">time monitoring of station activity. The </w:t>
-      </w:r>
-      <w:proofErr w:type="spellStart"/>
-      <w:r>
-        <w:rPr>
-          <w:rFonts w:ascii="Times New Roman" w:hAnsi="Times New Roman" w:cs="Times New Roman"/>
-          <w:sz w:val="20"/>
-          <w:szCs w:val="20"/>
-        </w:rPr>
-        <w:t>SecureVote</w:t>
-      </w:r>
-      <w:proofErr w:type="spellEnd"/>
-      <w:r>
-        <w:rPr>
-          <w:rFonts w:ascii="Times New Roman" w:hAnsi="Times New Roman" w:cs="Times New Roman"/>
-          <w:sz w:val="20"/>
-          <w:szCs w:val="20"/>
-        </w:rPr>
-        <w:t xml:space="preserve"> App is used by voters at the polling terminal to authenticate via fingerprint and cast their ballot. A cloud</w:t>
+        <w:t>time monitoring of station activity. The SecureVote App is used by voters at the polling terminal to authenticate via fingerprint and cast their ballot. A cloud</w:t>
       </w:r>
       <w:r>
         <w:rPr>
@@ -502,25 +484,7 @@
           <w:szCs w:val="20"/>
         </w:rPr>
         <w:noBreakHyphen/>
-        <w:t xml:space="preserve">functional requirements using a </w:t>
-      </w:r>
-      <w:proofErr w:type="spellStart"/>
-      <w:r>
-        <w:rPr>
-          <w:rFonts w:ascii="Times New Roman" w:hAnsi="Times New Roman" w:cs="Times New Roman"/>
-          <w:sz w:val="20"/>
-          <w:szCs w:val="20"/>
-        </w:rPr>
-        <w:t>MoSCoW</w:t>
-      </w:r>
-      <w:proofErr w:type="spellEnd"/>
-      <w:r>
-        <w:rPr>
-          <w:rFonts w:ascii="Times New Roman" w:hAnsi="Times New Roman" w:cs="Times New Roman"/>
-          <w:sz w:val="20"/>
-          <w:szCs w:val="20"/>
-        </w:rPr>
-        <w:t xml:space="preserve"> prioritisation framework. High</w:t>
+        <w:t>functional requirements using a MoSCoW prioritisation framework. High</w:t>
       </w:r>
       <w:r>
         <w:rPr>
@@ -1136,27 +1100,7 @@
           <w:sz w:val="20"/>
           <w:szCs w:val="20"/>
         </w:rPr>
-        <w:t xml:space="preserve">India currently uses an electronic voting system without biometric authentication, choosing not to integrate the Aadhaar system alongside it [3]. Aadhaar is India’s national biometric identification programme, which holds fingerprint, iris, and facial data for over one billion citizens linked to a unique </w:t>
-      </w:r>
-      <w:proofErr w:type="gramStart"/>
-      <w:r>
-        <w:rPr>
-          <w:rFonts w:ascii="Times New Roman" w:hAnsi="Times New Roman" w:cs="Times New Roman"/>
-          <w:color w:val="000000" w:themeColor="text1"/>
-          <w:sz w:val="20"/>
-          <w:szCs w:val="20"/>
-        </w:rPr>
-        <w:t>12 digit</w:t>
-      </w:r>
-      <w:proofErr w:type="gramEnd"/>
-      <w:r>
-        <w:rPr>
-          <w:rFonts w:ascii="Times New Roman" w:hAnsi="Times New Roman" w:cs="Times New Roman"/>
-          <w:color w:val="000000" w:themeColor="text1"/>
-          <w:sz w:val="20"/>
-          <w:szCs w:val="20"/>
-        </w:rPr>
-        <w:t xml:space="preserve"> identification number. However, the Aadhaar system was excluded from consideration due to its reliance on a centralised database, which creates the potential to link an individual voter to their ballot, thereby compromising the anonymity of the electoral process [3]. A further vulnerability of this centralised architecture is its susceptibility to linkage attacks, in which information from multiple datasets can be combined to re</w:t>
+        <w:t>India currently uses an electronic voting system without biometric authentication, choosing not to integrate the Aadhaar system alongside it [3]. Aadhaar is India’s national biometric identification programme, which holds fingerprint, iris, and facial data for over one billion citizens linked to a unique 12 digit identification number. However, the Aadhaar system was excluded from consideration due to its reliance on a centralised database, which creates the potential to link an individual voter to their ballot, thereby compromising the anonymity of the electoral process [3]. A further vulnerability of this centralised architecture is its susceptibility to linkage attacks, in which information from multiple datasets can be combined to re</w:t>
       </w:r>
       <w:r>
         <w:rPr>
@@ -1224,21 +1168,8 @@
           <w:sz w:val="20"/>
           <w:szCs w:val="20"/>
         </w:rPr>
-        <w:t xml:space="preserve">Urna </w:t>
-      </w:r>
-      <w:proofErr w:type="spellStart"/>
-      <w:r>
-        <w:rPr>
-          <w:rFonts w:ascii="Times New Roman" w:hAnsi="Times New Roman" w:cs="Times New Roman"/>
-          <w:i/>
-          <w:iCs/>
-          <w:color w:val="000000" w:themeColor="text1"/>
-          <w:sz w:val="20"/>
-          <w:szCs w:val="20"/>
-        </w:rPr>
-        <w:t>Eletrônica</w:t>
-      </w:r>
-      <w:proofErr w:type="spellEnd"/>
+        <w:t>Urna Eletrônica</w:t>
+      </w:r>
       <w:r>
         <w:rPr>
           <w:rFonts w:ascii="Times New Roman" w:hAnsi="Times New Roman" w:cs="Times New Roman"/>
@@ -1863,48 +1794,18 @@
           <w:sz w:val="20"/>
           <w:szCs w:val="20"/>
         </w:rPr>
-        <w:t xml:space="preserve">Brazil's </w:t>
-      </w:r>
-      <w:proofErr w:type="gramStart"/>
-      <w:r>
-        <w:rPr>
-          <w:rFonts w:ascii="Times New Roman" w:hAnsi="Times New Roman" w:cs="Times New Roman"/>
-          <w:sz w:val="20"/>
-          <w:szCs w:val="20"/>
-        </w:rPr>
-        <w:t>large scale</w:t>
-      </w:r>
-      <w:proofErr w:type="gramEnd"/>
-      <w:r>
-        <w:rPr>
-          <w:rFonts w:ascii="Times New Roman" w:hAnsi="Times New Roman" w:cs="Times New Roman"/>
-          <w:sz w:val="20"/>
-          <w:szCs w:val="20"/>
-        </w:rPr>
-        <w:t xml:space="preserve"> deployment of fingerprint biometrics within the </w:t>
-      </w:r>
-      <w:r>
-        <w:rPr>
-          <w:rFonts w:ascii="Times New Roman" w:hAnsi="Times New Roman" w:cs="Times New Roman"/>
-          <w:i/>
-          <w:iCs/>
-          <w:sz w:val="20"/>
-          <w:szCs w:val="20"/>
-        </w:rPr>
-        <w:t xml:space="preserve">Urna </w:t>
-      </w:r>
-      <w:proofErr w:type="spellStart"/>
-      <w:r>
-        <w:rPr>
-          <w:rFonts w:ascii="Times New Roman" w:hAnsi="Times New Roman" w:cs="Times New Roman"/>
-          <w:i/>
-          <w:iCs/>
-          <w:sz w:val="20"/>
-          <w:szCs w:val="20"/>
-        </w:rPr>
-        <w:t>Eletrônica</w:t>
-      </w:r>
-      <w:proofErr w:type="spellEnd"/>
+        <w:t xml:space="preserve">Brazil's large scale deployment of fingerprint biometrics within the </w:t>
+      </w:r>
+      <w:r>
+        <w:rPr>
+          <w:rFonts w:ascii="Times New Roman" w:hAnsi="Times New Roman" w:cs="Times New Roman"/>
+          <w:i/>
+          <w:iCs/>
+          <w:sz w:val="20"/>
+          <w:szCs w:val="20"/>
+        </w:rPr>
+        <w:t>Urna Eletrônica</w:t>
+      </w:r>
       <w:r>
         <w:rPr>
           <w:rFonts w:ascii="Times New Roman" w:hAnsi="Times New Roman" w:cs="Times New Roman"/>
@@ -2091,20 +1992,8 @@
           <w:sz w:val="20"/>
           <w:szCs w:val="20"/>
         </w:rPr>
-        <w:t xml:space="preserve">Urna </w:t>
-      </w:r>
-      <w:proofErr w:type="spellStart"/>
-      <w:r>
-        <w:rPr>
-          <w:rFonts w:ascii="Times New Roman" w:hAnsi="Times New Roman" w:cs="Times New Roman"/>
-          <w:i/>
-          <w:iCs/>
-          <w:sz w:val="20"/>
-          <w:szCs w:val="20"/>
-        </w:rPr>
-        <w:t>Eletrônica</w:t>
-      </w:r>
-      <w:proofErr w:type="spellEnd"/>
+        <w:t>Urna Eletrônica</w:t>
+      </w:r>
       <w:r>
         <w:rPr>
           <w:rFonts w:ascii="Times New Roman" w:hAnsi="Times New Roman" w:cs="Times New Roman"/>
@@ -2324,66 +2213,26 @@
           <w:sz w:val="20"/>
           <w:szCs w:val="20"/>
         </w:rPr>
-        <w:t xml:space="preserve">The methodology chosen for development of the project was a loose Agile approach [57]. The methodology had to be adapted to allow for solo development within an academic setting. The Waterfall methodology was considered as an alternative but was rejected due to its phase locked structure, which makes it poorly suited to projects where requirements are likely to evolve during development [57]. In a Waterfall model, changes identified during implementation require returning to earlier phases, introducing significant delays if a new requirement is identified [57]. Given that design decisions around biometric integration and system security were almost guaranteed to change during development, </w:t>
-      </w:r>
-      <w:proofErr w:type="spellStart"/>
-      <w:r>
-        <w:rPr>
-          <w:rFonts w:ascii="Times New Roman" w:hAnsi="Times New Roman" w:cs="Times New Roman"/>
-          <w:color w:val="000000" w:themeColor="text1"/>
-          <w:sz w:val="20"/>
-          <w:szCs w:val="20"/>
-        </w:rPr>
-        <w:t>Agile's</w:t>
-      </w:r>
-      <w:proofErr w:type="spellEnd"/>
-      <w:r>
-        <w:rPr>
-          <w:rFonts w:ascii="Times New Roman" w:hAnsi="Times New Roman" w:cs="Times New Roman"/>
-          <w:color w:val="000000" w:themeColor="text1"/>
-          <w:sz w:val="20"/>
-          <w:szCs w:val="20"/>
-        </w:rPr>
-        <w:t xml:space="preserve"> iterative and flexible nature was deemed more appropriate, allowing changes to be incorporated without disrupting overall progress [57].</w:t>
-      </w:r>
-    </w:p>
-    <w:p>
-      <w:pPr>
-        <w:rPr>
-          <w:rFonts w:ascii="Times New Roman" w:hAnsi="Times New Roman" w:cs="Times New Roman"/>
-          <w:color w:val="000000" w:themeColor="text1"/>
-          <w:sz w:val="20"/>
-          <w:szCs w:val="20"/>
-        </w:rPr>
-      </w:pPr>
-      <w:r>
-        <w:rPr>
-          <w:rFonts w:ascii="Times New Roman" w:hAnsi="Times New Roman" w:cs="Times New Roman"/>
-          <w:color w:val="000000" w:themeColor="text1"/>
-          <w:sz w:val="20"/>
-          <w:szCs w:val="20"/>
-        </w:rPr>
-        <w:t xml:space="preserve">As the project was an individual effort, certain Agile practices were not applicable. Team activities such as retrospectives and story point were therefore omitted [57]. Instead, the functional and non-functional requirements were used to produce a set of user stories that acted as the development backlog. These were prioritised using the </w:t>
-      </w:r>
-      <w:proofErr w:type="spellStart"/>
-      <w:r>
-        <w:rPr>
-          <w:rFonts w:ascii="Times New Roman" w:hAnsi="Times New Roman" w:cs="Times New Roman"/>
-          <w:color w:val="000000" w:themeColor="text1"/>
-          <w:sz w:val="20"/>
-          <w:szCs w:val="20"/>
-        </w:rPr>
-        <w:t>MoSCoW</w:t>
-      </w:r>
-      <w:proofErr w:type="spellEnd"/>
-      <w:r>
-        <w:rPr>
-          <w:rFonts w:ascii="Times New Roman" w:hAnsi="Times New Roman" w:cs="Times New Roman"/>
-          <w:color w:val="000000" w:themeColor="text1"/>
-          <w:sz w:val="20"/>
-          <w:szCs w:val="20"/>
-        </w:rPr>
-        <w:t xml:space="preserve"> method, which categorises requirements into Must </w:t>
+        <w:t>The methodology chosen for development of the project was a loose Agile approach [57]. The methodology had to be adapted to allow for solo development within an academic setting. The Waterfall methodology was considered as an alternative but was rejected due to its phase locked structure, which makes it poorly suited to projects where requirements are likely to evolve during development [57]. In a Waterfall model, changes identified during implementation require returning to earlier phases, introducing significant delays if a new requirement is identified [57]. Given that design decisions around biometric integration and system security were almost guaranteed to change during development, Agile's iterative and flexible nature was deemed more appropriate, allowing changes to be incorporated without disrupting overall progress [57].</w:t>
+      </w:r>
+    </w:p>
+    <w:p>
+      <w:pPr>
+        <w:rPr>
+          <w:rFonts w:ascii="Times New Roman" w:hAnsi="Times New Roman" w:cs="Times New Roman"/>
+          <w:color w:val="000000" w:themeColor="text1"/>
+          <w:sz w:val="20"/>
+          <w:szCs w:val="20"/>
+        </w:rPr>
+      </w:pPr>
+      <w:r>
+        <w:rPr>
+          <w:rFonts w:ascii="Times New Roman" w:hAnsi="Times New Roman" w:cs="Times New Roman"/>
+          <w:color w:val="000000" w:themeColor="text1"/>
+          <w:sz w:val="20"/>
+          <w:szCs w:val="20"/>
+        </w:rPr>
+        <w:t xml:space="preserve">As the project was an individual effort, certain Agile practices were not applicable. Team activities such as retrospectives and story point were therefore omitted [57]. Instead, the functional and non-functional requirements were used to produce a set of user stories that acted as the development backlog. These were prioritised using the MoSCoW method, which categorises requirements into Must </w:t>
       </w:r>
       <w:r>
         <w:rPr>
@@ -2450,27 +2299,7 @@
           <w:sz w:val="20"/>
           <w:szCs w:val="20"/>
         </w:rPr>
-        <w:t xml:space="preserve">User stories were created from the functional and non-functional requirements with the purpose of keeping development focused on what was required. The user stories focused on the two main user types: Officials and </w:t>
-      </w:r>
-      <w:proofErr w:type="gramStart"/>
-      <w:r>
-        <w:rPr>
-          <w:rFonts w:ascii="Times New Roman" w:hAnsi="Times New Roman" w:cs="Times New Roman"/>
-          <w:color w:val="000000" w:themeColor="text1"/>
-          <w:sz w:val="20"/>
-          <w:szCs w:val="20"/>
-        </w:rPr>
-        <w:t>Voters, and</w:t>
-      </w:r>
-      <w:proofErr w:type="gramEnd"/>
-      <w:r>
-        <w:rPr>
-          <w:rFonts w:ascii="Times New Roman" w:hAnsi="Times New Roman" w:cs="Times New Roman"/>
-          <w:color w:val="000000" w:themeColor="text1"/>
-          <w:sz w:val="20"/>
-          <w:szCs w:val="20"/>
-        </w:rPr>
-        <w:t xml:space="preserve"> detailed what they expected the system to function. The user stories below are an example of key interactions each user must be able to complete. A full list is included in Appendix C.</w:t>
+        <w:t>User stories were created from the functional and non-functional requirements with the purpose of keeping development focused on what was required. The user stories focused on the two main user types: Officials and Voters, and detailed what they expected the system to function. The user stories below are an example of key interactions each user must be able to complete. A full list is included in Appendix C.</w:t>
       </w:r>
     </w:p>
     <w:p>
@@ -2857,47 +2686,7 @@
           <w:szCs w:val="20"/>
         </w:rPr>
         <w:lastRenderedPageBreak/>
-        <w:t xml:space="preserve">Following the interim report, the design phase began in late January and ran into February. This phase established the key architectural decisions for the system, including the </w:t>
-      </w:r>
-      <w:proofErr w:type="gramStart"/>
-      <w:r>
-        <w:rPr>
-          <w:rFonts w:ascii="Times New Roman" w:hAnsi="Times New Roman" w:cs="Times New Roman"/>
-          <w:color w:val="000000" w:themeColor="text1"/>
-          <w:sz w:val="20"/>
-          <w:szCs w:val="20"/>
-        </w:rPr>
-        <w:t>three component</w:t>
-      </w:r>
-      <w:proofErr w:type="gramEnd"/>
-      <w:r>
-        <w:rPr>
-          <w:rFonts w:ascii="Times New Roman" w:hAnsi="Times New Roman" w:cs="Times New Roman"/>
-          <w:color w:val="000000" w:themeColor="text1"/>
-          <w:sz w:val="20"/>
-          <w:szCs w:val="20"/>
-        </w:rPr>
-        <w:t xml:space="preserve"> structure of the Official App, Secure Vote App, and Server, and the selection of </w:t>
-      </w:r>
-      <w:proofErr w:type="spellStart"/>
-      <w:r>
-        <w:rPr>
-          <w:rFonts w:ascii="Times New Roman" w:hAnsi="Times New Roman" w:cs="Times New Roman"/>
-          <w:color w:val="000000" w:themeColor="text1"/>
-          <w:sz w:val="20"/>
-          <w:szCs w:val="20"/>
-        </w:rPr>
-        <w:t>SourceAFIS</w:t>
-      </w:r>
-      <w:proofErr w:type="spellEnd"/>
-      <w:r>
-        <w:rPr>
-          <w:rFonts w:ascii="Times New Roman" w:hAnsi="Times New Roman" w:cs="Times New Roman"/>
-          <w:color w:val="000000" w:themeColor="text1"/>
-          <w:sz w:val="20"/>
-          <w:szCs w:val="20"/>
-        </w:rPr>
-        <w:t xml:space="preserve"> as the fingerprint matching library. The design phase overlapped with the start of implementation to maintain development momentum.</w:t>
+        <w:t>Following the interim report, the design phase began in late January and ran into February. This phase established the key architectural decisions for the system, including the three component structure of the Official App, Secure Vote App, and Server, and the selection of SourceAFIS as the fingerprint matching library. The design phase overlapped with the start of implementation to maintain development momentum.</w:t>
       </w:r>
     </w:p>
     <w:p>
@@ -3087,27 +2876,7 @@
           <w:sz w:val="20"/>
           <w:szCs w:val="20"/>
         </w:rPr>
-        <w:t xml:space="preserve">It was identified that TLS alone is insufficient for a system handling highly sensitive biometric and personal data. While TLS protects data in transit, it does not protect the payload if the server itself is compromised. To address this, envelope encryption was explored as an additional layer of </w:t>
-      </w:r>
-      <w:proofErr w:type="gramStart"/>
-      <w:r>
-        <w:rPr>
-          <w:rFonts w:ascii="Times New Roman" w:hAnsi="Times New Roman" w:cs="Times New Roman"/>
-          <w:color w:val="000000" w:themeColor="text1"/>
-          <w:sz w:val="20"/>
-          <w:szCs w:val="20"/>
-        </w:rPr>
-        <w:t>application level</w:t>
-      </w:r>
-      <w:proofErr w:type="gramEnd"/>
-      <w:r>
-        <w:rPr>
-          <w:rFonts w:ascii="Times New Roman" w:hAnsi="Times New Roman" w:cs="Times New Roman"/>
-          <w:color w:val="000000" w:themeColor="text1"/>
-          <w:sz w:val="20"/>
-          <w:szCs w:val="20"/>
-        </w:rPr>
-        <w:t xml:space="preserve"> protection [26].</w:t>
+        <w:t>It was identified that TLS alone is insufficient for a system handling highly sensitive biometric and personal data. While TLS protects data in transit, it does not protect the payload if the server itself is compromised. To address this, envelope encryption was explored as an additional layer of application level protection [26].</w:t>
       </w:r>
     </w:p>
     <w:p>
@@ -3251,31 +3020,7 @@
           <w:sz w:val="20"/>
           <w:szCs w:val="20"/>
         </w:rPr>
-        <w:t>“</w:t>
-      </w:r>
-      <w:proofErr w:type="spellStart"/>
-      <w:r>
-        <w:rPr>
-          <w:rFonts w:ascii="Times New Roman" w:hAnsi="Times New Roman" w:cs="Times New Roman"/>
-          <w:i/>
-          <w:iCs/>
-          <w:color w:val="000000" w:themeColor="text1"/>
-          <w:sz w:val="20"/>
-          <w:szCs w:val="20"/>
-        </w:rPr>
-        <w:t>HasVoted</w:t>
-      </w:r>
-      <w:proofErr w:type="spellEnd"/>
-      <w:r>
-        <w:rPr>
-          <w:rFonts w:ascii="Times New Roman" w:hAnsi="Times New Roman" w:cs="Times New Roman"/>
-          <w:i/>
-          <w:iCs/>
-          <w:color w:val="000000" w:themeColor="text1"/>
-          <w:sz w:val="20"/>
-          <w:szCs w:val="20"/>
-        </w:rPr>
-        <w:t>”</w:t>
+        <w:t>“HasVoted”</w:t>
       </w:r>
       <w:r>
         <w:rPr>
@@ -3893,27 +3638,7 @@
                 <w:sz w:val="20"/>
                 <w:szCs w:val="20"/>
               </w:rPr>
-              <w:t>P(</w:t>
-            </w:r>
-            <w:proofErr w:type="spellStart"/>
-            <w:r>
-              <w:rPr>
-                <w:rFonts w:ascii="Times New Roman" w:hAnsi="Times New Roman" w:cs="Times New Roman"/>
-                <w:color w:val="000000" w:themeColor="text1"/>
-                <w:sz w:val="20"/>
-                <w:szCs w:val="20"/>
-              </w:rPr>
-              <w:t>DoB</w:t>
-            </w:r>
-            <w:proofErr w:type="spellEnd"/>
-            <w:r>
-              <w:rPr>
-                <w:rFonts w:ascii="Times New Roman" w:hAnsi="Times New Roman" w:cs="Times New Roman"/>
-                <w:color w:val="000000" w:themeColor="text1"/>
-                <w:sz w:val="20"/>
-                <w:szCs w:val="20"/>
-              </w:rPr>
-              <w:t>)</w:t>
+              <w:t>P(DoB)</w:t>
             </w:r>
           </w:p>
         </w:tc>
@@ -4135,27 +3860,7 @@
                 <w:sz w:val="20"/>
                 <w:szCs w:val="20"/>
               </w:rPr>
-              <w:t>P(</w:t>
-            </w:r>
-            <w:proofErr w:type="spellStart"/>
-            <w:r>
-              <w:rPr>
-                <w:rFonts w:ascii="Times New Roman" w:hAnsi="Times New Roman" w:cs="Times New Roman"/>
-                <w:color w:val="000000" w:themeColor="text1"/>
-                <w:sz w:val="20"/>
-                <w:szCs w:val="20"/>
-              </w:rPr>
-              <w:t>ToB</w:t>
-            </w:r>
-            <w:proofErr w:type="spellEnd"/>
-            <w:r>
-              <w:rPr>
-                <w:rFonts w:ascii="Times New Roman" w:hAnsi="Times New Roman" w:cs="Times New Roman"/>
-                <w:color w:val="000000" w:themeColor="text1"/>
-                <w:sz w:val="20"/>
-                <w:szCs w:val="20"/>
-              </w:rPr>
-              <w:t>)</w:t>
+              <w:t>P(ToB)</w:t>
             </w:r>
           </w:p>
         </w:tc>
@@ -4543,7 +4248,7 @@
           <w:szCs w:val="20"/>
         </w:rPr>
         <w:drawing>
-          <wp:inline distT="0" distB="0" distL="0" distR="0" wp14:anchorId="7F3D7928" wp14:editId="24E98C1A">
+          <wp:inline distT="0" distB="0" distL="0" distR="0" wp14:anchorId="7F3D7928" wp14:editId="731E415D">
             <wp:extent cx="3213735" cy="6993264"/>
             <wp:effectExtent l="0" t="0" r="5715" b="0"/>
             <wp:docPr id="610082170" name="Picture 4"/>
@@ -4945,115 +4650,35 @@
           <w:sz w:val="20"/>
           <w:szCs w:val="20"/>
         </w:rPr>
-        <w:t xml:space="preserve">ASP.NET Core on .NET 8 was selected due to its </w:t>
-      </w:r>
-      <w:proofErr w:type="gramStart"/>
-      <w:r>
-        <w:rPr>
-          <w:rFonts w:ascii="Times New Roman" w:hAnsi="Times New Roman" w:cs="Times New Roman"/>
-          <w:color w:val="000000" w:themeColor="text1"/>
-          <w:sz w:val="20"/>
-          <w:szCs w:val="20"/>
-        </w:rPr>
-        <w:t>cross platform</w:t>
-      </w:r>
-      <w:proofErr w:type="gramEnd"/>
-      <w:r>
-        <w:rPr>
-          <w:rFonts w:ascii="Times New Roman" w:hAnsi="Times New Roman" w:cs="Times New Roman"/>
-          <w:color w:val="000000" w:themeColor="text1"/>
-          <w:sz w:val="20"/>
-          <w:szCs w:val="20"/>
-        </w:rPr>
-        <w:t xml:space="preserve"> compatibility and ability to support both API and application development within a single ecosystem [27]. As a </w:t>
-      </w:r>
-      <w:proofErr w:type="gramStart"/>
-      <w:r>
-        <w:rPr>
-          <w:rFonts w:ascii="Times New Roman" w:hAnsi="Times New Roman" w:cs="Times New Roman"/>
-          <w:color w:val="000000" w:themeColor="text1"/>
-          <w:sz w:val="20"/>
-          <w:szCs w:val="20"/>
-        </w:rPr>
-        <w:t>long term</w:t>
-      </w:r>
-      <w:proofErr w:type="gramEnd"/>
-      <w:r>
-        <w:rPr>
-          <w:rFonts w:ascii="Times New Roman" w:hAnsi="Times New Roman" w:cs="Times New Roman"/>
-          <w:color w:val="000000" w:themeColor="text1"/>
-          <w:sz w:val="20"/>
-          <w:szCs w:val="20"/>
-        </w:rPr>
-        <w:t xml:space="preserve"> support release, it benefits from ongoing security updates, making it suitable for a security critical system such as an e-voting platform.</w:t>
-      </w:r>
-    </w:p>
-    <w:p>
-      <w:pPr>
-        <w:rPr>
-          <w:rFonts w:ascii="Times New Roman" w:hAnsi="Times New Roman" w:cs="Times New Roman"/>
-          <w:color w:val="000000" w:themeColor="text1"/>
-          <w:sz w:val="20"/>
-          <w:szCs w:val="20"/>
-        </w:rPr>
-      </w:pPr>
-      <w:r>
-        <w:rPr>
-          <w:rFonts w:ascii="Times New Roman" w:hAnsi="Times New Roman" w:cs="Times New Roman"/>
-          <w:color w:val="000000" w:themeColor="text1"/>
-          <w:sz w:val="20"/>
-          <w:szCs w:val="20"/>
-        </w:rPr>
-        <w:t xml:space="preserve">Methods for communication between the server and clients were evaluated next. Initially, HTTP polling was considered due to its simplicity. However, it introduced latency and unnecessary network overhead. </w:t>
-      </w:r>
-      <w:proofErr w:type="spellStart"/>
-      <w:r>
-        <w:rPr>
-          <w:rFonts w:ascii="Times New Roman" w:hAnsi="Times New Roman" w:cs="Times New Roman"/>
-          <w:color w:val="000000" w:themeColor="text1"/>
-          <w:sz w:val="20"/>
-          <w:szCs w:val="20"/>
-        </w:rPr>
-        <w:t>SignalR</w:t>
-      </w:r>
-      <w:proofErr w:type="spellEnd"/>
-      <w:r>
-        <w:rPr>
-          <w:rFonts w:ascii="Times New Roman" w:hAnsi="Times New Roman" w:cs="Times New Roman"/>
-          <w:color w:val="000000" w:themeColor="text1"/>
-          <w:sz w:val="20"/>
-          <w:szCs w:val="20"/>
-        </w:rPr>
-        <w:t xml:space="preserve"> was selected instead, as </w:t>
-      </w:r>
-      <w:r>
-        <w:rPr>
-          <w:rFonts w:ascii="Times New Roman" w:hAnsi="Times New Roman" w:cs="Times New Roman"/>
-          <w:color w:val="000000" w:themeColor="text1"/>
-          <w:sz w:val="20"/>
-          <w:szCs w:val="20"/>
-        </w:rPr>
-        <w:t xml:space="preserve">it enables persistent, </w:t>
-      </w:r>
-      <w:proofErr w:type="gramStart"/>
-      <w:r>
-        <w:rPr>
-          <w:rFonts w:ascii="Times New Roman" w:hAnsi="Times New Roman" w:cs="Times New Roman"/>
-          <w:color w:val="000000" w:themeColor="text1"/>
-          <w:sz w:val="20"/>
-          <w:szCs w:val="20"/>
-        </w:rPr>
-        <w:t>two way</w:t>
-      </w:r>
-      <w:proofErr w:type="gramEnd"/>
-      <w:r>
-        <w:rPr>
-          <w:rFonts w:ascii="Times New Roman" w:hAnsi="Times New Roman" w:cs="Times New Roman"/>
-          <w:color w:val="000000" w:themeColor="text1"/>
-          <w:sz w:val="20"/>
-          <w:szCs w:val="20"/>
-        </w:rPr>
-        <w:t xml:space="preserve"> communication, allowing the server to push updates to clients in real time [28].</w:t>
+        <w:t>ASP.NET Core on .NET 8 was selected due to its cross platform compatibility and ability to support both API and application development within a single ecosystem [27]. As a long term support release, it benefits from ongoing security updates, making it suitable for a security critical system such as an e-voting platform.</w:t>
+      </w:r>
+    </w:p>
+    <w:p>
+      <w:pPr>
+        <w:rPr>
+          <w:rFonts w:ascii="Times New Roman" w:hAnsi="Times New Roman" w:cs="Times New Roman"/>
+          <w:color w:val="000000" w:themeColor="text1"/>
+          <w:sz w:val="20"/>
+          <w:szCs w:val="20"/>
+        </w:rPr>
+      </w:pPr>
+      <w:r>
+        <w:rPr>
+          <w:rFonts w:ascii="Times New Roman" w:hAnsi="Times New Roman" w:cs="Times New Roman"/>
+          <w:color w:val="000000" w:themeColor="text1"/>
+          <w:sz w:val="20"/>
+          <w:szCs w:val="20"/>
+        </w:rPr>
+        <w:t xml:space="preserve">Methods for communication between the server and clients were evaluated next. Initially, HTTP polling was considered due to its simplicity. However, it introduced latency and unnecessary network overhead. SignalR was selected instead, as </w:t>
+      </w:r>
+      <w:r>
+        <w:rPr>
+          <w:rFonts w:ascii="Times New Roman" w:hAnsi="Times New Roman" w:cs="Times New Roman"/>
+          <w:color w:val="000000" w:themeColor="text1"/>
+          <w:sz w:val="20"/>
+          <w:szCs w:val="20"/>
+        </w:rPr>
+        <w:t>it enables persistent, two way communication, allowing the server to push updates to clients in real time [28].</w:t>
       </w:r>
     </w:p>
     <w:p>
@@ -5099,66 +4724,26 @@
           <w:sz w:val="20"/>
           <w:szCs w:val="20"/>
         </w:rPr>
-        <w:t xml:space="preserve"> This encouraged the use of </w:t>
-      </w:r>
-      <w:proofErr w:type="spellStart"/>
-      <w:r>
-        <w:rPr>
-          <w:rFonts w:ascii="Times New Roman" w:hAnsi="Times New Roman" w:cs="Times New Roman"/>
-          <w:color w:val="000000" w:themeColor="text1"/>
-          <w:sz w:val="20"/>
-          <w:szCs w:val="20"/>
-        </w:rPr>
-        <w:t>SignalR</w:t>
-      </w:r>
-      <w:proofErr w:type="spellEnd"/>
-      <w:r>
-        <w:rPr>
-          <w:rFonts w:ascii="Times New Roman" w:hAnsi="Times New Roman" w:cs="Times New Roman"/>
-          <w:color w:val="000000" w:themeColor="text1"/>
-          <w:sz w:val="20"/>
-          <w:szCs w:val="20"/>
-        </w:rPr>
-        <w:t xml:space="preserve"> and its persistent connection to maintain the functionality of status updates. </w:t>
-      </w:r>
-    </w:p>
-    <w:p>
-      <w:pPr>
-        <w:rPr>
-          <w:rFonts w:ascii="Times New Roman" w:hAnsi="Times New Roman" w:cs="Times New Roman"/>
-          <w:color w:val="000000" w:themeColor="text1"/>
-          <w:sz w:val="20"/>
-          <w:szCs w:val="20"/>
-        </w:rPr>
-      </w:pPr>
-      <w:r>
-        <w:rPr>
-          <w:rFonts w:ascii="Times New Roman" w:hAnsi="Times New Roman" w:cs="Times New Roman"/>
-          <w:color w:val="000000" w:themeColor="text1"/>
-          <w:sz w:val="20"/>
-          <w:szCs w:val="20"/>
-        </w:rPr>
-        <w:t xml:space="preserve">A key design feature of the server is its channels. The </w:t>
-      </w:r>
-      <w:proofErr w:type="spellStart"/>
-      <w:r>
-        <w:rPr>
-          <w:rFonts w:ascii="Times New Roman" w:hAnsi="Times New Roman" w:cs="Times New Roman"/>
-          <w:color w:val="000000" w:themeColor="text1"/>
-          <w:sz w:val="20"/>
-          <w:szCs w:val="20"/>
-        </w:rPr>
-        <w:t>SignalR</w:t>
-      </w:r>
-      <w:proofErr w:type="spellEnd"/>
-      <w:r>
-        <w:rPr>
-          <w:rFonts w:ascii="Times New Roman" w:hAnsi="Times New Roman" w:cs="Times New Roman"/>
-          <w:color w:val="000000" w:themeColor="text1"/>
-          <w:sz w:val="20"/>
-          <w:szCs w:val="20"/>
-        </w:rPr>
-        <w:t xml:space="preserve"> channels are organised firstly by county and then by constituency. This channel structure is designed to speed up finding a channel, making connections faster. This organisation also can be used to assign more server power to certain counties with a high number of connections, as a higher population a county might need more polling stations than others. This supports scalability, as system load can be distributed geographically without requiring architectural changes.</w:t>
+        <w:t xml:space="preserve"> This encouraged the use of SignalR and its persistent connection to maintain the functionality of status updates. </w:t>
+      </w:r>
+    </w:p>
+    <w:p>
+      <w:pPr>
+        <w:rPr>
+          <w:rFonts w:ascii="Times New Roman" w:hAnsi="Times New Roman" w:cs="Times New Roman"/>
+          <w:color w:val="000000" w:themeColor="text1"/>
+          <w:sz w:val="20"/>
+          <w:szCs w:val="20"/>
+        </w:rPr>
+      </w:pPr>
+      <w:r>
+        <w:rPr>
+          <w:rFonts w:ascii="Times New Roman" w:hAnsi="Times New Roman" w:cs="Times New Roman"/>
+          <w:color w:val="000000" w:themeColor="text1"/>
+          <w:sz w:val="20"/>
+          <w:szCs w:val="20"/>
+        </w:rPr>
+        <w:t>A key design feature of the server is its channels. The SignalR channels are organised firstly by county and then by constituency. This channel structure is designed to speed up finding a channel, making connections faster. This organisation also can be used to assign more server power to certain counties with a high number of connections, as a higher population a county might need more polling stations than others. This supports scalability, as system load can be distributed geographically without requiring architectural changes.</w:t>
       </w:r>
     </w:p>
     <w:p>
@@ -5215,126 +4800,26 @@
           <w:sz w:val="20"/>
           <w:szCs w:val="20"/>
         </w:rPr>
-        <w:t xml:space="preserve">Several </w:t>
-      </w:r>
-      <w:proofErr w:type="gramStart"/>
-      <w:r>
-        <w:rPr>
-          <w:rFonts w:ascii="Times New Roman" w:hAnsi="Times New Roman" w:cs="Times New Roman"/>
-          <w:color w:val="000000" w:themeColor="text1"/>
-          <w:sz w:val="20"/>
-          <w:szCs w:val="20"/>
-        </w:rPr>
-        <w:t>front end</w:t>
-      </w:r>
-      <w:proofErr w:type="gramEnd"/>
-      <w:r>
-        <w:rPr>
-          <w:rFonts w:ascii="Times New Roman" w:hAnsi="Times New Roman" w:cs="Times New Roman"/>
-          <w:color w:val="000000" w:themeColor="text1"/>
-          <w:sz w:val="20"/>
-          <w:szCs w:val="20"/>
-        </w:rPr>
-        <w:t xml:space="preserve"> frameworks were evaluated for this system. WPF was rejected due to it only being compatible with Windows, and MAUI was discounted as its Linux desktop support was not production ready at the time of development. Avalonia was elected as the framework in this project. Avalonia is a </w:t>
-      </w:r>
-      <w:proofErr w:type="gramStart"/>
-      <w:r>
-        <w:rPr>
-          <w:rFonts w:ascii="Times New Roman" w:hAnsi="Times New Roman" w:cs="Times New Roman"/>
-          <w:color w:val="000000" w:themeColor="text1"/>
-          <w:sz w:val="20"/>
-          <w:szCs w:val="20"/>
-        </w:rPr>
-        <w:t>cross platform</w:t>
-      </w:r>
-      <w:proofErr w:type="gramEnd"/>
-      <w:r>
-        <w:rPr>
-          <w:rFonts w:ascii="Times New Roman" w:hAnsi="Times New Roman" w:cs="Times New Roman"/>
-          <w:color w:val="000000" w:themeColor="text1"/>
-          <w:sz w:val="20"/>
-          <w:szCs w:val="20"/>
-        </w:rPr>
-        <w:t xml:space="preserve"> User Interface (UI) framework for .NET that supports multiple operating systems from a single codebase, reducing development complexity and ensuring compatibility with the chosen backend technologies [29].</w:t>
-      </w:r>
-    </w:p>
-    <w:p>
-      <w:pPr>
-        <w:rPr>
-          <w:rFonts w:ascii="Times New Roman" w:hAnsi="Times New Roman" w:cs="Times New Roman"/>
-          <w:color w:val="000000" w:themeColor="text1"/>
-          <w:sz w:val="20"/>
-          <w:szCs w:val="20"/>
-        </w:rPr>
-      </w:pPr>
-      <w:r>
-        <w:rPr>
-          <w:rFonts w:ascii="Times New Roman" w:hAnsi="Times New Roman" w:cs="Times New Roman"/>
-          <w:color w:val="000000" w:themeColor="text1"/>
-          <w:sz w:val="20"/>
-          <w:szCs w:val="20"/>
-        </w:rPr>
-        <w:t>Alongside Avalonia, the researcher adopted the Model-View-</w:t>
-      </w:r>
-      <w:proofErr w:type="spellStart"/>
-      <w:r>
-        <w:rPr>
-          <w:rFonts w:ascii="Times New Roman" w:hAnsi="Times New Roman" w:cs="Times New Roman"/>
-          <w:color w:val="000000" w:themeColor="text1"/>
-          <w:sz w:val="20"/>
-          <w:szCs w:val="20"/>
-        </w:rPr>
-        <w:t>ViewModel</w:t>
-      </w:r>
-      <w:proofErr w:type="spellEnd"/>
-      <w:r>
-        <w:rPr>
-          <w:rFonts w:ascii="Times New Roman" w:hAnsi="Times New Roman" w:cs="Times New Roman"/>
-          <w:color w:val="000000" w:themeColor="text1"/>
-          <w:sz w:val="20"/>
-          <w:szCs w:val="20"/>
-        </w:rPr>
-        <w:t xml:space="preserve"> (MVVM) architectural pattern to structure the </w:t>
-      </w:r>
-      <w:proofErr w:type="gramStart"/>
-      <w:r>
-        <w:rPr>
-          <w:rFonts w:ascii="Times New Roman" w:hAnsi="Times New Roman" w:cs="Times New Roman"/>
-          <w:color w:val="000000" w:themeColor="text1"/>
-          <w:sz w:val="20"/>
-          <w:szCs w:val="20"/>
-        </w:rPr>
-        <w:t>front end</w:t>
-      </w:r>
-      <w:proofErr w:type="gramEnd"/>
-      <w:r>
-        <w:rPr>
-          <w:rFonts w:ascii="Times New Roman" w:hAnsi="Times New Roman" w:cs="Times New Roman"/>
-          <w:color w:val="000000" w:themeColor="text1"/>
-          <w:sz w:val="20"/>
-          <w:szCs w:val="20"/>
-        </w:rPr>
-        <w:t xml:space="preserve"> codebase. MVVM enforces a clear separation between the user interface (View), the application logic (</w:t>
-      </w:r>
-      <w:proofErr w:type="spellStart"/>
-      <w:r>
-        <w:rPr>
-          <w:rFonts w:ascii="Times New Roman" w:hAnsi="Times New Roman" w:cs="Times New Roman"/>
-          <w:color w:val="000000" w:themeColor="text1"/>
-          <w:sz w:val="20"/>
-          <w:szCs w:val="20"/>
-        </w:rPr>
-        <w:t>ViewModel</w:t>
-      </w:r>
-      <w:proofErr w:type="spellEnd"/>
-      <w:r>
-        <w:rPr>
-          <w:rFonts w:ascii="Times New Roman" w:hAnsi="Times New Roman" w:cs="Times New Roman"/>
-          <w:color w:val="000000" w:themeColor="text1"/>
-          <w:sz w:val="20"/>
-          <w:szCs w:val="20"/>
-        </w:rPr>
-        <w:t xml:space="preserve">), and the underlying data (Model). This separation was particularly beneficial in this </w:t>
+        <w:t>Several front end frameworks were evaluated for this system. WPF was rejected due to it only being compatible with Windows, and MAUI was discounted as its Linux desktop support was not production ready at the time of development. Avalonia was elected as the framework in this project. Avalonia is a cross platform User Interface (UI) framework for .NET that supports multiple operating systems from a single codebase, reducing development complexity and ensuring compatibility with the chosen backend technologies [29].</w:t>
+      </w:r>
+    </w:p>
+    <w:p>
+      <w:pPr>
+        <w:rPr>
+          <w:rFonts w:ascii="Times New Roman" w:hAnsi="Times New Roman" w:cs="Times New Roman"/>
+          <w:color w:val="000000" w:themeColor="text1"/>
+          <w:sz w:val="20"/>
+          <w:szCs w:val="20"/>
+        </w:rPr>
+      </w:pPr>
+      <w:r>
+        <w:rPr>
+          <w:rFonts w:ascii="Times New Roman" w:hAnsi="Times New Roman" w:cs="Times New Roman"/>
+          <w:color w:val="000000" w:themeColor="text1"/>
+          <w:sz w:val="20"/>
+          <w:szCs w:val="20"/>
+        </w:rPr>
+        <w:t xml:space="preserve">Alongside Avalonia, the researcher adopted the Model-View-ViewModel (MVVM) architectural pattern to structure the front end codebase. MVVM enforces a clear separation between the user interface (View), the application logic (ViewModel), and the underlying data (Model). This separation was particularly beneficial in this </w:t>
       </w:r>
       <w:r>
         <w:rPr>
@@ -5344,27 +4829,7 @@
           <w:szCs w:val="20"/>
         </w:rPr>
         <w:lastRenderedPageBreak/>
-        <w:t xml:space="preserve">project as it allowed the UI to be developed and modified independently of the logic, which proved valuable during the redesign phases driven by user feedback. Avalonia's native support for data binding made MVVM a natural fit, as </w:t>
-      </w:r>
-      <w:proofErr w:type="spellStart"/>
-      <w:r>
-        <w:rPr>
-          <w:rFonts w:ascii="Times New Roman" w:hAnsi="Times New Roman" w:cs="Times New Roman"/>
-          <w:color w:val="000000" w:themeColor="text1"/>
-          <w:sz w:val="20"/>
-          <w:szCs w:val="20"/>
-        </w:rPr>
-        <w:t>ViewModels</w:t>
-      </w:r>
-      <w:proofErr w:type="spellEnd"/>
-      <w:r>
-        <w:rPr>
-          <w:rFonts w:ascii="Times New Roman" w:hAnsi="Times New Roman" w:cs="Times New Roman"/>
-          <w:color w:val="000000" w:themeColor="text1"/>
-          <w:sz w:val="20"/>
-          <w:szCs w:val="20"/>
-        </w:rPr>
-        <w:t xml:space="preserve"> could expose properties and commands that the View binds to directly, reducing the need for code behind and keeping the interface logic clean and testable.</w:t>
+        <w:t>project as it allowed the UI to be developed and modified independently of the logic, which proved valuable during the redesign phases driven by user feedback. Avalonia's native support for data binding made MVVM a natural fit, as ViewModels could expose properties and commands that the View binds to directly, reducing the need for code behind and keeping the interface logic clean and testable.</w:t>
       </w:r>
     </w:p>
     <w:p>
@@ -5421,27 +4886,7 @@
           <w:sz w:val="20"/>
           <w:szCs w:val="20"/>
         </w:rPr>
-        <w:t xml:space="preserve">The design of the mock ups followed the defined user stories (Appendix B), ensuring that the researcher remained focused on the system’s intended functionality while developing a </w:t>
-      </w:r>
-      <w:proofErr w:type="gramStart"/>
-      <w:r>
-        <w:rPr>
-          <w:rFonts w:ascii="Times New Roman" w:hAnsi="Times New Roman" w:cs="Times New Roman"/>
-          <w:color w:val="000000" w:themeColor="text1"/>
-          <w:sz w:val="20"/>
-          <w:szCs w:val="20"/>
-        </w:rPr>
-        <w:t>user friendly</w:t>
-      </w:r>
-      <w:proofErr w:type="gramEnd"/>
-      <w:r>
-        <w:rPr>
-          <w:rFonts w:ascii="Times New Roman" w:hAnsi="Times New Roman" w:cs="Times New Roman"/>
-          <w:color w:val="000000" w:themeColor="text1"/>
-          <w:sz w:val="20"/>
-          <w:szCs w:val="20"/>
-        </w:rPr>
-        <w:t xml:space="preserve"> interface. However, the first round of user surveys revealed several usability issues within the UI. In particular, the interface shown in Figure </w:t>
+        <w:t xml:space="preserve">The design of the mock ups followed the defined user stories (Appendix B), ensuring that the researcher remained focused on the system’s intended functionality while developing a user friendly interface. However, the first round of user surveys revealed several usability issues within the UI. In particular, the interface shown in Figure </w:t>
       </w:r>
       <w:r>
         <w:rPr>
@@ -5666,27 +5111,7 @@
           <w:sz w:val="20"/>
           <w:szCs w:val="20"/>
         </w:rPr>
-        <w:t xml:space="preserve">Entity Framework Core (EF Core) was used as the Object Relational Mapper, allowing interaction with the database through </w:t>
-      </w:r>
-      <w:proofErr w:type="gramStart"/>
-      <w:r>
-        <w:rPr>
-          <w:rFonts w:ascii="Times New Roman" w:hAnsi="Times New Roman" w:cs="Times New Roman"/>
-          <w:color w:val="000000" w:themeColor="text1"/>
-          <w:sz w:val="20"/>
-          <w:szCs w:val="20"/>
-        </w:rPr>
-        <w:t>object oriented</w:t>
-      </w:r>
-      <w:proofErr w:type="gramEnd"/>
-      <w:r>
-        <w:rPr>
-          <w:rFonts w:ascii="Times New Roman" w:hAnsi="Times New Roman" w:cs="Times New Roman"/>
-          <w:color w:val="000000" w:themeColor="text1"/>
-          <w:sz w:val="20"/>
-          <w:szCs w:val="20"/>
-        </w:rPr>
-        <w:t xml:space="preserve"> code rather than raw SQL queries [30]. This improves development efficiency and supports parameterised queries, reducing the risk of SQL injection. [30]</w:t>
+        <w:t>Entity Framework Core (EF Core) was used as the Object Relational Mapper, allowing interaction with the database through object oriented code rather than raw SQL queries [30]. This improves development efficiency and supports parameterised queries, reducing the risk of SQL injection. [30]</w:t>
       </w:r>
     </w:p>
     <w:p>
@@ -6143,23 +5568,13 @@
           <w:szCs w:val="20"/>
         </w:rPr>
       </w:pPr>
-      <w:proofErr w:type="spellStart"/>
-      <w:r>
-        <w:rPr>
-          <w:rFonts w:ascii="Times New Roman" w:hAnsi="Times New Roman" w:cs="Times New Roman"/>
-          <w:sz w:val="20"/>
-          <w:szCs w:val="20"/>
-        </w:rPr>
-        <w:t>SourceAFIS</w:t>
-      </w:r>
-      <w:proofErr w:type="spellEnd"/>
-      <w:r>
-        <w:rPr>
-          <w:rFonts w:ascii="Times New Roman" w:hAnsi="Times New Roman" w:cs="Times New Roman"/>
-          <w:sz w:val="20"/>
-          <w:szCs w:val="20"/>
-        </w:rPr>
-        <w:t xml:space="preserve"> (AFIS) was chosen as the fingerprint matching library for this system. It is implemented in C# making it a native fit within the existing .NET ecosystem. It was also chosen for its ability to compare PNG templates due to the Columbos restrictions. AFIS accepts fingerprint images directly as input, meaning no format conversion was required [51]. AFIS operates on extracted minutiae points rather than raw images, comparing ridge endings and bifurcations between a probe template and a candidate template to produce a similarity score [51]. This approach is well established in identity verification and is significantly more robust to image variation than pixel level comparison [16]. Academic evaluation of AFIS on the FVC 2006 benchmark database achieved an Equal Error Rate (EER) of 0.379%, demonstrating strong matching precision under controlled conditions [52]. The library supports both one-to-one verification and one-to-many search, both of which are required by this system. Being open source was a practical advantage within the budget constraints of the project, though the primary justification for its selection remains its low equal error rate, its .NET native implementation, and its transparent, auditable algorithm design [5].</w:t>
+      <w:r>
+        <w:rPr>
+          <w:rFonts w:ascii="Times New Roman" w:hAnsi="Times New Roman" w:cs="Times New Roman"/>
+          <w:sz w:val="20"/>
+          <w:szCs w:val="20"/>
+        </w:rPr>
+        <w:t>SourceAFIS (AFIS) was chosen as the fingerprint matching library for this system. It is implemented in C# making it a native fit within the existing .NET ecosystem. It was also chosen for its ability to compare PNG templates due to the Columbos restrictions. AFIS accepts fingerprint images directly as input, meaning no format conversion was required [51]. AFIS operates on extracted minutiae points rather than raw images, comparing ridge endings and bifurcations between a probe template and a candidate template to produce a similarity score [51]. This approach is well established in identity verification and is significantly more robust to image variation than pixel level comparison [16]. Academic evaluation of AFIS on the FVC 2006 benchmark database achieved an Equal Error Rate (EER) of 0.379%, demonstrating strong matching precision under controlled conditions [52]. The library supports both one-to-one verification and one-to-many search, both of which are required by this system. Being open source was a practical advantage within the budget constraints of the project, though the primary justification for its selection remains its low equal error rate, its .NET native implementation, and its transparent, auditable algorithm design [5].</w:t>
       </w:r>
       <w:r>
         <w:rPr>
@@ -6573,27 +5988,7 @@
           <w:sz w:val="20"/>
           <w:szCs w:val="20"/>
         </w:rPr>
-        <w:t xml:space="preserve">Biometric traits are permanent and cannot be altered in the event of a data breach, meaning any compromise carries irreversible consequences for individuals. The researcher addressed this through decentralised storage design, per-voter encryption, and ensuring biometric templates are only decrypted temporarily within server memory during comparison. The risk of function creep, whereby biometric data collected for voting could be repurposed for surveillance or law enforcement, was also considered. The system's architecture deliberately limits the scope of data use, and the conclusion made highlighted the need for strong legal safeguards to accompany any </w:t>
-      </w:r>
-      <w:proofErr w:type="gramStart"/>
-      <w:r>
-        <w:rPr>
-          <w:rFonts w:ascii="Times New Roman" w:hAnsi="Times New Roman" w:cs="Times New Roman"/>
-          <w:color w:val="000000" w:themeColor="text1"/>
-          <w:sz w:val="20"/>
-          <w:szCs w:val="20"/>
-        </w:rPr>
-        <w:t>real world</w:t>
-      </w:r>
-      <w:proofErr w:type="gramEnd"/>
-      <w:r>
-        <w:rPr>
-          <w:rFonts w:ascii="Times New Roman" w:hAnsi="Times New Roman" w:cs="Times New Roman"/>
-          <w:color w:val="000000" w:themeColor="text1"/>
-          <w:sz w:val="20"/>
-          <w:szCs w:val="20"/>
-        </w:rPr>
-        <w:t xml:space="preserve"> deployment.</w:t>
+        <w:t>Biometric traits are permanent and cannot be altered in the event of a data breach, meaning any compromise carries irreversible consequences for individuals. The researcher addressed this through decentralised storage design, per-voter encryption, and ensuring biometric templates are only decrypted temporarily within server memory during comparison. The risk of function creep, whereby biometric data collected for voting could be repurposed for surveillance or law enforcement, was also considered. The system's architecture deliberately limits the scope of data use, and the conclusion made highlighted the need for strong legal safeguards to accompany any real world deployment.</w:t>
       </w:r>
     </w:p>
     <w:p>
@@ -6740,78 +6135,7 @@
           <w:sz w:val="20"/>
           <w:szCs w:val="20"/>
         </w:rPr>
-        <w:t xml:space="preserve">The Voter table is the most security critical component of the schema. All fields containing Personally Identifiable information (PII) are stored as </w:t>
-      </w:r>
-      <w:proofErr w:type="spellStart"/>
-      <w:proofErr w:type="gramStart"/>
-      <w:r>
-        <w:rPr>
-          <w:rFonts w:ascii="Times New Roman" w:hAnsi="Times New Roman" w:cs="Times New Roman"/>
-          <w:color w:val="000000" w:themeColor="text1"/>
-          <w:sz w:val="20"/>
-          <w:szCs w:val="20"/>
-        </w:rPr>
-        <w:t>bytea</w:t>
-      </w:r>
-      <w:proofErr w:type="spellEnd"/>
-      <w:r>
-        <w:rPr>
-          <w:rFonts w:ascii="Times New Roman" w:hAnsi="Times New Roman" w:cs="Times New Roman"/>
-          <w:color w:val="000000" w:themeColor="text1"/>
-          <w:sz w:val="20"/>
-          <w:szCs w:val="20"/>
-        </w:rPr>
-        <w:t>[</w:t>
-      </w:r>
-      <w:proofErr w:type="gramEnd"/>
-      <w:r>
-        <w:rPr>
-          <w:rFonts w:ascii="Times New Roman" w:hAnsi="Times New Roman" w:cs="Times New Roman"/>
-          <w:color w:val="000000" w:themeColor="text1"/>
-          <w:sz w:val="20"/>
-          <w:szCs w:val="20"/>
-        </w:rPr>
-        <w:t xml:space="preserve">], mapping directly to PostgreSQL’s </w:t>
-      </w:r>
-      <w:proofErr w:type="spellStart"/>
-      <w:r>
-        <w:rPr>
-          <w:rFonts w:ascii="Times New Roman" w:hAnsi="Times New Roman" w:cs="Times New Roman"/>
-          <w:color w:val="000000" w:themeColor="text1"/>
-          <w:sz w:val="20"/>
-          <w:szCs w:val="20"/>
-        </w:rPr>
-        <w:t>bytea</w:t>
-      </w:r>
-      <w:proofErr w:type="spellEnd"/>
-      <w:r>
-        <w:rPr>
-          <w:rFonts w:ascii="Times New Roman" w:hAnsi="Times New Roman" w:cs="Times New Roman"/>
-          <w:color w:val="000000" w:themeColor="text1"/>
-          <w:sz w:val="20"/>
-          <w:szCs w:val="20"/>
-        </w:rPr>
-        <w:t xml:space="preserve"> type. This decision was necessary because AES-256-GCM encryption produces raw binary ciphertext, and </w:t>
-      </w:r>
-      <w:proofErr w:type="spellStart"/>
-      <w:r>
-        <w:rPr>
-          <w:rFonts w:ascii="Times New Roman" w:hAnsi="Times New Roman" w:cs="Times New Roman"/>
-          <w:color w:val="000000" w:themeColor="text1"/>
-          <w:sz w:val="20"/>
-          <w:szCs w:val="20"/>
-        </w:rPr>
-        <w:t>bytea</w:t>
-      </w:r>
-      <w:proofErr w:type="spellEnd"/>
-      <w:r>
-        <w:rPr>
-          <w:rFonts w:ascii="Times New Roman" w:hAnsi="Times New Roman" w:cs="Times New Roman"/>
-          <w:color w:val="000000" w:themeColor="text1"/>
-          <w:sz w:val="20"/>
-          <w:szCs w:val="20"/>
-        </w:rPr>
-        <w:t xml:space="preserve"> ensures this data is stored without loss or transformation.</w:t>
+        <w:t>The Voter table is the most security critical component of the schema. All fields containing Personally Identifiable information (PII) are stored as bytea[], mapping directly to PostgreSQL’s bytea type. This decision was necessary because AES-256-GCM encryption produces raw binary ciphertext, and bytea ensures this data is stored without loss or transformation.</w:t>
       </w:r>
     </w:p>
     <w:p>
@@ -6831,27 +6155,7 @@
           <w:sz w:val="20"/>
           <w:szCs w:val="20"/>
         </w:rPr>
-        <w:t xml:space="preserve">Each voter’s data is encrypted using a unique Data Encryption Key (DEK). This DEK is then encrypted (wrapped) using RSA-OAEP with the server’s public key and stored alongside the ciphertext as </w:t>
-      </w:r>
-      <w:proofErr w:type="spellStart"/>
-      <w:r>
-        <w:rPr>
-          <w:rFonts w:ascii="Times New Roman" w:hAnsi="Times New Roman" w:cs="Times New Roman"/>
-          <w:color w:val="000000" w:themeColor="text1"/>
-          <w:sz w:val="20"/>
-          <w:szCs w:val="20"/>
-        </w:rPr>
-        <w:t>WrappedDEK</w:t>
-      </w:r>
-      <w:proofErr w:type="spellEnd"/>
-      <w:r>
-        <w:rPr>
-          <w:rFonts w:ascii="Times New Roman" w:hAnsi="Times New Roman" w:cs="Times New Roman"/>
-          <w:color w:val="000000" w:themeColor="text1"/>
-          <w:sz w:val="20"/>
-          <w:szCs w:val="20"/>
-        </w:rPr>
-        <w:t>. This envelope encryption pattern ensures that, even in the event of database exfiltration, no voter data can be decrypted without access to the server’s RSA private key. This private key is securely stored in AWS Secrets Manager and is only accessible by a designated instance within the Learner Lab environment.</w:t>
+        <w:t>Each voter’s data is encrypted using a unique Data Encryption Key (DEK). This DEK is then encrypted (wrapped) using RSA-OAEP with the server’s public key and stored alongside the ciphertext as WrappedDEK. This envelope encryption pattern ensures that, even in the event of database exfiltration, no voter data can be decrypted without access to the server’s RSA private key. This private key is securely stored in AWS Secrets Manager and is only accessible by a designated instance within the Learner Lab environment.</w:t>
       </w:r>
     </w:p>
     <w:p>
@@ -7042,27 +6346,7 @@
           <w:sz w:val="20"/>
           <w:szCs w:val="20"/>
         </w:rPr>
-        <w:t xml:space="preserve">To support proxy voting, a </w:t>
-      </w:r>
-      <w:proofErr w:type="spellStart"/>
-      <w:r>
-        <w:rPr>
-          <w:rFonts w:ascii="Times New Roman" w:hAnsi="Times New Roman" w:cs="Times New Roman"/>
-          <w:color w:val="000000" w:themeColor="text1"/>
-          <w:sz w:val="20"/>
-          <w:szCs w:val="20"/>
-        </w:rPr>
-        <w:t>ProxySDI</w:t>
-      </w:r>
-      <w:proofErr w:type="spellEnd"/>
-      <w:r>
-        <w:rPr>
-          <w:rFonts w:ascii="Times New Roman" w:hAnsi="Times New Roman" w:cs="Times New Roman"/>
-          <w:color w:val="000000" w:themeColor="text1"/>
-          <w:sz w:val="20"/>
-          <w:szCs w:val="20"/>
-        </w:rPr>
-        <w:t xml:space="preserve"> field is included in the Voter table. This allows a proxy voter record to be securely associated with a primary voter, in accordance with current proxy voting regulations.</w:t>
+        <w:t>To support proxy voting, a ProxySDI field is included in the Voter table. This allows a proxy voter record to be securely associated with a primary voter, in accordance with current proxy voting regulations.</w:t>
       </w:r>
     </w:p>
     <w:p>
@@ -7102,7 +6386,6 @@
         </w:rPr>
         <w:t xml:space="preserve">Ballot anonymity is enforced structurally within the </w:t>
       </w:r>
-      <w:proofErr w:type="spellStart"/>
       <w:r>
         <w:rPr>
           <w:rFonts w:ascii="Times New Roman" w:hAnsi="Times New Roman" w:cs="Times New Roman"/>
@@ -7114,154 +6397,33 @@
         </w:rPr>
         <w:t>VoteRecord</w:t>
       </w:r>
-      <w:proofErr w:type="spellEnd"/>
-      <w:r>
-        <w:rPr>
-          <w:rFonts w:ascii="Times New Roman" w:hAnsi="Times New Roman" w:cs="Times New Roman"/>
-          <w:color w:val="000000" w:themeColor="text1"/>
-          <w:sz w:val="20"/>
-          <w:szCs w:val="20"/>
-        </w:rPr>
-        <w:t xml:space="preserve"> table, which contains no reference to the Voter table. Instead, it only links to election-related entities such as </w:t>
-      </w:r>
-      <w:proofErr w:type="spellStart"/>
-      <w:r>
-        <w:rPr>
-          <w:rFonts w:ascii="Times New Roman" w:hAnsi="Times New Roman" w:cs="Times New Roman"/>
-          <w:color w:val="000000" w:themeColor="text1"/>
-          <w:sz w:val="20"/>
-          <w:szCs w:val="20"/>
-        </w:rPr>
-        <w:t>CandidateID</w:t>
-      </w:r>
-      <w:proofErr w:type="spellEnd"/>
-      <w:r>
-        <w:rPr>
-          <w:rFonts w:ascii="Times New Roman" w:hAnsi="Times New Roman" w:cs="Times New Roman"/>
-          <w:color w:val="000000" w:themeColor="text1"/>
-          <w:sz w:val="20"/>
-          <w:szCs w:val="20"/>
-        </w:rPr>
-        <w:t xml:space="preserve">, </w:t>
-      </w:r>
-      <w:proofErr w:type="spellStart"/>
-      <w:r>
-        <w:rPr>
-          <w:rFonts w:ascii="Times New Roman" w:hAnsi="Times New Roman" w:cs="Times New Roman"/>
-          <w:color w:val="000000" w:themeColor="text1"/>
-          <w:sz w:val="20"/>
-          <w:szCs w:val="20"/>
-        </w:rPr>
-        <w:t>ConstituencyID</w:t>
-      </w:r>
-      <w:proofErr w:type="spellEnd"/>
-      <w:r>
-        <w:rPr>
-          <w:rFonts w:ascii="Times New Roman" w:hAnsi="Times New Roman" w:cs="Times New Roman"/>
-          <w:color w:val="000000" w:themeColor="text1"/>
-          <w:sz w:val="20"/>
-          <w:szCs w:val="20"/>
-        </w:rPr>
-        <w:t xml:space="preserve">, and </w:t>
-      </w:r>
-      <w:proofErr w:type="spellStart"/>
-      <w:r>
-        <w:rPr>
-          <w:rFonts w:ascii="Times New Roman" w:hAnsi="Times New Roman" w:cs="Times New Roman"/>
-          <w:color w:val="000000" w:themeColor="text1"/>
-          <w:sz w:val="20"/>
-          <w:szCs w:val="20"/>
-        </w:rPr>
-        <w:t>PollingStationID</w:t>
-      </w:r>
-      <w:proofErr w:type="spellEnd"/>
-      <w:r>
-        <w:rPr>
-          <w:rFonts w:ascii="Times New Roman" w:hAnsi="Times New Roman" w:cs="Times New Roman"/>
-          <w:color w:val="000000" w:themeColor="text1"/>
-          <w:sz w:val="20"/>
-          <w:szCs w:val="20"/>
-        </w:rPr>
-        <w:t>. As a result, even with full database access, it is not possible to associate a cast ballot with a specific voter.</w:t>
-      </w:r>
-    </w:p>
-    <w:p>
-      <w:pPr>
-        <w:rPr>
-          <w:rFonts w:ascii="Times New Roman" w:hAnsi="Times New Roman" w:cs="Times New Roman"/>
-          <w:color w:val="000000" w:themeColor="text1"/>
-          <w:sz w:val="20"/>
-          <w:szCs w:val="20"/>
-        </w:rPr>
-      </w:pPr>
-      <w:r>
-        <w:rPr>
-          <w:rFonts w:ascii="Times New Roman" w:hAnsi="Times New Roman" w:cs="Times New Roman"/>
-          <w:color w:val="000000" w:themeColor="text1"/>
-          <w:sz w:val="20"/>
-          <w:szCs w:val="20"/>
-        </w:rPr>
-        <w:t xml:space="preserve">Voter participation is tracked using a </w:t>
-      </w:r>
-      <w:proofErr w:type="spellStart"/>
-      <w:r>
-        <w:rPr>
-          <w:rFonts w:ascii="Times New Roman" w:hAnsi="Times New Roman" w:cs="Times New Roman"/>
-          <w:color w:val="000000" w:themeColor="text1"/>
-          <w:sz w:val="20"/>
-          <w:szCs w:val="20"/>
-        </w:rPr>
-        <w:t>HasVoted</w:t>
-      </w:r>
-      <w:proofErr w:type="spellEnd"/>
-      <w:r>
-        <w:rPr>
-          <w:rFonts w:ascii="Times New Roman" w:hAnsi="Times New Roman" w:cs="Times New Roman"/>
-          <w:color w:val="000000" w:themeColor="text1"/>
-          <w:sz w:val="20"/>
-          <w:szCs w:val="20"/>
-        </w:rPr>
-        <w:t xml:space="preserve"> </w:t>
-      </w:r>
-      <w:proofErr w:type="spellStart"/>
-      <w:r>
-        <w:rPr>
-          <w:rFonts w:ascii="Times New Roman" w:hAnsi="Times New Roman" w:cs="Times New Roman"/>
-          <w:color w:val="000000" w:themeColor="text1"/>
-          <w:sz w:val="20"/>
-          <w:szCs w:val="20"/>
-        </w:rPr>
-        <w:t>boolean</w:t>
-      </w:r>
-      <w:proofErr w:type="spellEnd"/>
-      <w:r>
-        <w:rPr>
-          <w:rFonts w:ascii="Times New Roman" w:hAnsi="Times New Roman" w:cs="Times New Roman"/>
-          <w:color w:val="000000" w:themeColor="text1"/>
-          <w:sz w:val="20"/>
-          <w:szCs w:val="20"/>
-        </w:rPr>
-        <w:t xml:space="preserve"> field in the Voter table. This field is updated within the same Entity Framework Core transaction as the insertion of a corresponding </w:t>
-      </w:r>
-      <w:proofErr w:type="spellStart"/>
-      <w:r>
-        <w:rPr>
-          <w:rFonts w:ascii="Times New Roman" w:hAnsi="Times New Roman" w:cs="Times New Roman"/>
-          <w:color w:val="000000" w:themeColor="text1"/>
-          <w:sz w:val="20"/>
-          <w:szCs w:val="20"/>
-        </w:rPr>
-        <w:t>VoteRecord</w:t>
-      </w:r>
-      <w:proofErr w:type="spellEnd"/>
-      <w:r>
-        <w:rPr>
-          <w:rFonts w:ascii="Times New Roman" w:hAnsi="Times New Roman" w:cs="Times New Roman"/>
-          <w:color w:val="000000" w:themeColor="text1"/>
-          <w:sz w:val="20"/>
-          <w:szCs w:val="20"/>
-        </w:rPr>
-        <w:t>, ensuring anonymity and preventing race conditions.</w:t>
+      <w:r>
+        <w:rPr>
+          <w:rFonts w:ascii="Times New Roman" w:hAnsi="Times New Roman" w:cs="Times New Roman"/>
+          <w:color w:val="000000" w:themeColor="text1"/>
+          <w:sz w:val="20"/>
+          <w:szCs w:val="20"/>
+        </w:rPr>
+        <w:t xml:space="preserve"> table, which contains no reference to the Voter table. Instead, it only links to election-related entities such as CandidateID, ConstituencyID, and PollingStationID. As a result, even with full database access, it is not possible to associate a cast ballot with a specific voter.</w:t>
+      </w:r>
+    </w:p>
+    <w:p>
+      <w:pPr>
+        <w:rPr>
+          <w:rFonts w:ascii="Times New Roman" w:hAnsi="Times New Roman" w:cs="Times New Roman"/>
+          <w:color w:val="000000" w:themeColor="text1"/>
+          <w:sz w:val="20"/>
+          <w:szCs w:val="20"/>
+        </w:rPr>
+      </w:pPr>
+      <w:r>
+        <w:rPr>
+          <w:rFonts w:ascii="Times New Roman" w:hAnsi="Times New Roman" w:cs="Times New Roman"/>
+          <w:color w:val="000000" w:themeColor="text1"/>
+          <w:sz w:val="20"/>
+          <w:szCs w:val="20"/>
+        </w:rPr>
+        <w:t>Voter participation is tracked using a HasVoted boolean field in the Voter table. This field is updated within the same Entity Framework Core transaction as the insertion of a corresponding VoteRecord, ensuring anonymity and preventing race conditions.</w:t>
       </w:r>
     </w:p>
     <w:p>
@@ -7361,31 +6523,7 @@
           <w:sz w:val="18"/>
           <w:szCs w:val="18"/>
         </w:rPr>
-        <w:t xml:space="preserve"> </w:t>
-      </w:r>
-      <w:proofErr w:type="spellStart"/>
-      <w:r>
-        <w:rPr>
-          <w:rFonts w:ascii="Times New Roman" w:hAnsi="Times New Roman" w:cs="Times New Roman"/>
-          <w:i/>
-          <w:iCs/>
-          <w:color w:val="000000" w:themeColor="text1"/>
-          <w:sz w:val="18"/>
-          <w:szCs w:val="18"/>
-        </w:rPr>
-        <w:t>VoteRecord</w:t>
-      </w:r>
-      <w:proofErr w:type="spellEnd"/>
-      <w:r>
-        <w:rPr>
-          <w:rFonts w:ascii="Times New Roman" w:hAnsi="Times New Roman" w:cs="Times New Roman"/>
-          <w:i/>
-          <w:iCs/>
-          <w:color w:val="000000" w:themeColor="text1"/>
-          <w:sz w:val="18"/>
-          <w:szCs w:val="18"/>
-        </w:rPr>
-        <w:t xml:space="preserve"> Table </w:t>
+        <w:t xml:space="preserve"> VoteRecord Table </w:t>
       </w:r>
     </w:p>
     <w:p>
@@ -7597,175 +6735,35 @@
           <w:sz w:val="20"/>
           <w:szCs w:val="20"/>
         </w:rPr>
-        <w:t xml:space="preserve">The server is built using ASP.NET Core's minimal API pattern, where each route is registered as a lambda directly in </w:t>
-      </w:r>
-      <w:proofErr w:type="spellStart"/>
-      <w:r>
-        <w:rPr>
-          <w:rFonts w:ascii="Times New Roman" w:hAnsi="Times New Roman" w:cs="Times New Roman"/>
-          <w:color w:val="000000" w:themeColor="text1"/>
-          <w:sz w:val="20"/>
-          <w:szCs w:val="20"/>
-        </w:rPr>
-        <w:t>Program.cs</w:t>
-      </w:r>
-      <w:proofErr w:type="spellEnd"/>
-      <w:r>
-        <w:rPr>
-          <w:rFonts w:ascii="Times New Roman" w:hAnsi="Times New Roman" w:cs="Times New Roman"/>
-          <w:color w:val="000000" w:themeColor="text1"/>
-          <w:sz w:val="20"/>
-          <w:szCs w:val="20"/>
-        </w:rPr>
-        <w:t xml:space="preserve"> rather than through controller classes. This keeps endpoint logic explicit and co-located, which was well suited to a project of this scale. The endpoints are organised into three logical route groups: /auth/ for session management, /</w:t>
-      </w:r>
-      <w:proofErr w:type="spellStart"/>
-      <w:r>
-        <w:rPr>
-          <w:rFonts w:ascii="Times New Roman" w:hAnsi="Times New Roman" w:cs="Times New Roman"/>
-          <w:color w:val="000000" w:themeColor="text1"/>
-          <w:sz w:val="20"/>
-          <w:szCs w:val="20"/>
-        </w:rPr>
-        <w:t>api</w:t>
-      </w:r>
-      <w:proofErr w:type="spellEnd"/>
-      <w:r>
-        <w:rPr>
-          <w:rFonts w:ascii="Times New Roman" w:hAnsi="Times New Roman" w:cs="Times New Roman"/>
-          <w:color w:val="000000" w:themeColor="text1"/>
-          <w:sz w:val="20"/>
-          <w:szCs w:val="20"/>
-        </w:rPr>
-        <w:t>/official/ for Official App operations, and /</w:t>
-      </w:r>
-      <w:proofErr w:type="spellStart"/>
-      <w:r>
-        <w:rPr>
-          <w:rFonts w:ascii="Times New Roman" w:hAnsi="Times New Roman" w:cs="Times New Roman"/>
-          <w:color w:val="000000" w:themeColor="text1"/>
-          <w:sz w:val="20"/>
-          <w:szCs w:val="20"/>
-        </w:rPr>
-        <w:t>api</w:t>
-      </w:r>
-      <w:proofErr w:type="spellEnd"/>
-      <w:r>
-        <w:rPr>
-          <w:rFonts w:ascii="Times New Roman" w:hAnsi="Times New Roman" w:cs="Times New Roman"/>
-          <w:color w:val="000000" w:themeColor="text1"/>
-          <w:sz w:val="20"/>
-          <w:szCs w:val="20"/>
-        </w:rPr>
-        <w:t xml:space="preserve">/voter/ for Secure Vote App </w:t>
-      </w:r>
-      <w:r>
-        <w:rPr>
-          <w:rFonts w:ascii="Times New Roman" w:hAnsi="Times New Roman" w:cs="Times New Roman"/>
-          <w:color w:val="000000" w:themeColor="text1"/>
-          <w:sz w:val="20"/>
-          <w:szCs w:val="20"/>
-        </w:rPr>
-        <w:t>operations. An /</w:t>
-      </w:r>
-      <w:proofErr w:type="spellStart"/>
-      <w:r>
-        <w:rPr>
-          <w:rFonts w:ascii="Times New Roman" w:hAnsi="Times New Roman" w:cs="Times New Roman"/>
-          <w:color w:val="000000" w:themeColor="text1"/>
-          <w:sz w:val="20"/>
-          <w:szCs w:val="20"/>
-        </w:rPr>
-        <w:t>api</w:t>
-      </w:r>
-      <w:proofErr w:type="spellEnd"/>
-      <w:r>
-        <w:rPr>
-          <w:rFonts w:ascii="Times New Roman" w:hAnsi="Times New Roman" w:cs="Times New Roman"/>
-          <w:color w:val="000000" w:themeColor="text1"/>
-          <w:sz w:val="20"/>
-          <w:szCs w:val="20"/>
-        </w:rPr>
-        <w:t xml:space="preserve">/crypto/ endpoint exposes the server's RSA public key to clients on request, and /hubs/voting hosts the </w:t>
-      </w:r>
-      <w:proofErr w:type="spellStart"/>
-      <w:r>
-        <w:rPr>
-          <w:rFonts w:ascii="Times New Roman" w:hAnsi="Times New Roman" w:cs="Times New Roman"/>
-          <w:color w:val="000000" w:themeColor="text1"/>
-          <w:sz w:val="20"/>
-          <w:szCs w:val="20"/>
-        </w:rPr>
-        <w:t>SignalR</w:t>
-      </w:r>
-      <w:proofErr w:type="spellEnd"/>
-      <w:r>
-        <w:rPr>
-          <w:rFonts w:ascii="Times New Roman" w:hAnsi="Times New Roman" w:cs="Times New Roman"/>
-          <w:color w:val="000000" w:themeColor="text1"/>
-          <w:sz w:val="20"/>
-          <w:szCs w:val="20"/>
-        </w:rPr>
-        <w:t xml:space="preserve"> real-time hub.</w:t>
-      </w:r>
-    </w:p>
-    <w:p>
-      <w:pPr>
-        <w:rPr>
-          <w:rFonts w:ascii="Times New Roman" w:hAnsi="Times New Roman" w:cs="Times New Roman"/>
-          <w:color w:val="000000" w:themeColor="text1"/>
-          <w:sz w:val="20"/>
-          <w:szCs w:val="20"/>
-        </w:rPr>
-      </w:pPr>
-      <w:r>
-        <w:rPr>
-          <w:rFonts w:ascii="Times New Roman" w:hAnsi="Times New Roman" w:cs="Times New Roman"/>
-          <w:color w:val="000000" w:themeColor="text1"/>
-          <w:sz w:val="20"/>
-          <w:szCs w:val="20"/>
-        </w:rPr>
-        <w:t xml:space="preserve">Access control is enforced uniformly through JWT </w:t>
-      </w:r>
-      <w:proofErr w:type="gramStart"/>
-      <w:r>
-        <w:rPr>
-          <w:rFonts w:ascii="Times New Roman" w:hAnsi="Times New Roman" w:cs="Times New Roman"/>
-          <w:color w:val="000000" w:themeColor="text1"/>
-          <w:sz w:val="20"/>
-          <w:szCs w:val="20"/>
-        </w:rPr>
-        <w:t>role based</w:t>
-      </w:r>
-      <w:proofErr w:type="gramEnd"/>
-      <w:r>
-        <w:rPr>
-          <w:rFonts w:ascii="Times New Roman" w:hAnsi="Times New Roman" w:cs="Times New Roman"/>
-          <w:color w:val="000000" w:themeColor="text1"/>
-          <w:sz w:val="20"/>
-          <w:szCs w:val="20"/>
-        </w:rPr>
-        <w:t xml:space="preserve"> authorisation. Every sensitive endpoint is decorated with a </w:t>
-      </w:r>
-      <w:proofErr w:type="spellStart"/>
-      <w:r>
-        <w:rPr>
-          <w:rFonts w:ascii="Times New Roman" w:hAnsi="Times New Roman" w:cs="Times New Roman"/>
-          <w:color w:val="000000" w:themeColor="text1"/>
-          <w:sz w:val="20"/>
-          <w:szCs w:val="20"/>
-        </w:rPr>
-        <w:t>RequireAuthorisation</w:t>
-      </w:r>
-      <w:proofErr w:type="spellEnd"/>
-      <w:r>
-        <w:rPr>
-          <w:rFonts w:ascii="Times New Roman" w:hAnsi="Times New Roman" w:cs="Times New Roman"/>
-          <w:color w:val="000000" w:themeColor="text1"/>
-          <w:sz w:val="20"/>
-          <w:szCs w:val="20"/>
-        </w:rPr>
-        <w:t xml:space="preserve"> policy limiting access to either the official or voter role. Roles are embedded in the token at the point of login and validated on every subsequent request. Sensitive contextual information such as polling station, county, and constituency is never read from the client request body, it is derived exclusively from the JWT claims. This ensures that an authenticated official cannot query another station's data by modifying a request parameter.</w:t>
+        <w:t xml:space="preserve">The server is built using ASP.NET Core's minimal API pattern, where each route is registered as a lambda directly in Program.cs rather than through controller classes. This keeps endpoint logic explicit and co-located, which was well suited to a project of this scale. The endpoints are organised into three logical route groups: /auth/ for session management, /api/official/ for Official App operations, and /api/voter/ for Secure Vote App </w:t>
+      </w:r>
+      <w:r>
+        <w:rPr>
+          <w:rFonts w:ascii="Times New Roman" w:hAnsi="Times New Roman" w:cs="Times New Roman"/>
+          <w:color w:val="000000" w:themeColor="text1"/>
+          <w:sz w:val="20"/>
+          <w:szCs w:val="20"/>
+        </w:rPr>
+        <w:t>operations. An /api/crypto/ endpoint exposes the server's RSA public key to clients on request, and /hubs/voting hosts the SignalR real-time hub.</w:t>
+      </w:r>
+    </w:p>
+    <w:p>
+      <w:pPr>
+        <w:rPr>
+          <w:rFonts w:ascii="Times New Roman" w:hAnsi="Times New Roman" w:cs="Times New Roman"/>
+          <w:color w:val="000000" w:themeColor="text1"/>
+          <w:sz w:val="20"/>
+          <w:szCs w:val="20"/>
+        </w:rPr>
+      </w:pPr>
+      <w:r>
+        <w:rPr>
+          <w:rFonts w:ascii="Times New Roman" w:hAnsi="Times New Roman" w:cs="Times New Roman"/>
+          <w:color w:val="000000" w:themeColor="text1"/>
+          <w:sz w:val="20"/>
+          <w:szCs w:val="20"/>
+        </w:rPr>
+        <w:t>Access control is enforced uniformly through JWT role based authorisation. Every sensitive endpoint is decorated with a RequireAuthorisation policy limiting access to either the official or voter role. Roles are embedded in the token at the point of login and validated on every subsequent request. Sensitive contextual information such as polling station, county, and constituency is never read from the client request body, it is derived exclusively from the JWT claims. This ensures that an authenticated official cannot query another station's data by modifying a request parameter.</w:t>
       </w:r>
     </w:p>
     <w:p>
@@ -7902,27 +6900,7 @@
           <w:sz w:val="20"/>
           <w:szCs w:val="20"/>
         </w:rPr>
-        <w:t xml:space="preserve">, the polling station identity is extracted from the </w:t>
-      </w:r>
-      <w:proofErr w:type="spellStart"/>
-      <w:r>
-        <w:rPr>
-          <w:rFonts w:ascii="Times New Roman" w:hAnsi="Times New Roman" w:cs="Times New Roman"/>
-          <w:color w:val="000000" w:themeColor="text1"/>
-          <w:sz w:val="20"/>
-          <w:szCs w:val="20"/>
-        </w:rPr>
-        <w:t>ClaimsPrincipal</w:t>
-      </w:r>
-      <w:proofErr w:type="spellEnd"/>
-      <w:r>
-        <w:rPr>
-          <w:rFonts w:ascii="Times New Roman" w:hAnsi="Times New Roman" w:cs="Times New Roman"/>
-          <w:color w:val="000000" w:themeColor="text1"/>
-          <w:sz w:val="20"/>
-          <w:szCs w:val="20"/>
-        </w:rPr>
-        <w:t xml:space="preserve"> object on line 3. The endpoint validates that the claim is present and well-formed before proceeding, returning a structured error response if not. Two asynchronous database calls then retrieve the total votes cast and the expected turnout for that station, which feeds the live dashboard in the Official App. This pattern of claim derived context is applied consistently across all protected endpoints in the system.</w:t>
+        <w:t>, the polling station identity is extracted from the ClaimsPrincipal object on line 3. The endpoint validates that the claim is present and well-formed before proceeding, returning a structured error response if not. Two asynchronous database calls then retrieve the total votes cast and the expected turnout for that station, which feeds the live dashboard in the Official App. This pattern of claim derived context is applied consistently across all protected endpoints in the system.</w:t>
       </w:r>
     </w:p>
     <w:p>
@@ -7982,106 +6960,26 @@
           <w:szCs w:val="20"/>
         </w:rPr>
         <w:lastRenderedPageBreak/>
-        <w:t xml:space="preserve">wrong app or an outside attacker. The signing secret for the JWT is not stored in configuration files nor environment variables but is retrieved at startup from AWS secrets manager under the </w:t>
-      </w:r>
-      <w:proofErr w:type="spellStart"/>
-      <w:r>
-        <w:rPr>
-          <w:rFonts w:ascii="Times New Roman" w:hAnsi="Times New Roman" w:cs="Times New Roman"/>
-          <w:color w:val="000000" w:themeColor="text1"/>
-          <w:sz w:val="20"/>
-          <w:szCs w:val="20"/>
-        </w:rPr>
-        <w:t>jwt</w:t>
-      </w:r>
-      <w:proofErr w:type="spellEnd"/>
-      <w:r>
-        <w:rPr>
-          <w:rFonts w:ascii="Times New Roman" w:hAnsi="Times New Roman" w:cs="Times New Roman"/>
-          <w:color w:val="000000" w:themeColor="text1"/>
-          <w:sz w:val="20"/>
-          <w:szCs w:val="20"/>
-        </w:rPr>
-        <w:t xml:space="preserve">-secret and cached in memory for the lifetime of the process. The </w:t>
-      </w:r>
-      <w:proofErr w:type="spellStart"/>
-      <w:r>
-        <w:rPr>
-          <w:rFonts w:ascii="Times New Roman" w:hAnsi="Times New Roman" w:cs="Times New Roman"/>
-          <w:color w:val="000000" w:themeColor="text1"/>
-          <w:sz w:val="20"/>
-          <w:szCs w:val="20"/>
-        </w:rPr>
-        <w:t>SecretsHelper</w:t>
-      </w:r>
-      <w:proofErr w:type="spellEnd"/>
-      <w:r>
-        <w:rPr>
-          <w:rFonts w:ascii="Times New Roman" w:hAnsi="Times New Roman" w:cs="Times New Roman"/>
-          <w:color w:val="000000" w:themeColor="text1"/>
-          <w:sz w:val="20"/>
-          <w:szCs w:val="20"/>
-        </w:rPr>
-        <w:t xml:space="preserve"> enforces a minimum length of 32 bytes on the retrieved secret, failing fast if the value is absent or short. This prevents the server from starting in a misconfigured state. </w:t>
-      </w:r>
-    </w:p>
-    <w:p>
-      <w:pPr>
-        <w:rPr>
-          <w:rFonts w:ascii="Times New Roman" w:hAnsi="Times New Roman" w:cs="Times New Roman"/>
-          <w:color w:val="000000" w:themeColor="text1"/>
-          <w:sz w:val="20"/>
-          <w:szCs w:val="20"/>
-        </w:rPr>
-      </w:pPr>
-      <w:r>
-        <w:rPr>
-          <w:rFonts w:ascii="Times New Roman" w:hAnsi="Times New Roman" w:cs="Times New Roman"/>
-          <w:color w:val="000000" w:themeColor="text1"/>
-          <w:sz w:val="20"/>
-          <w:szCs w:val="20"/>
-        </w:rPr>
-        <w:t xml:space="preserve">The validation parameters are configured with zero tolerance. </w:t>
-      </w:r>
-      <w:proofErr w:type="spellStart"/>
-      <w:r>
-        <w:rPr>
-          <w:rFonts w:ascii="Times New Roman" w:hAnsi="Times New Roman" w:cs="Times New Roman"/>
-          <w:color w:val="000000" w:themeColor="text1"/>
-          <w:sz w:val="20"/>
-          <w:szCs w:val="20"/>
-        </w:rPr>
-        <w:t>ClockSkew</w:t>
-      </w:r>
-      <w:proofErr w:type="spellEnd"/>
-      <w:r>
-        <w:rPr>
-          <w:rFonts w:ascii="Times New Roman" w:hAnsi="Times New Roman" w:cs="Times New Roman"/>
-          <w:color w:val="000000" w:themeColor="text1"/>
-          <w:sz w:val="20"/>
-          <w:szCs w:val="20"/>
-        </w:rPr>
-        <w:t xml:space="preserve"> is set to </w:t>
-      </w:r>
-      <w:proofErr w:type="spellStart"/>
-      <w:r>
-        <w:rPr>
-          <w:rFonts w:ascii="Times New Roman" w:hAnsi="Times New Roman" w:cs="Times New Roman"/>
-          <w:color w:val="000000" w:themeColor="text1"/>
-          <w:sz w:val="20"/>
-          <w:szCs w:val="20"/>
-        </w:rPr>
-        <w:t>TimeSpan.Zero</w:t>
-      </w:r>
-      <w:proofErr w:type="spellEnd"/>
-      <w:r>
-        <w:rPr>
-          <w:rFonts w:ascii="Times New Roman" w:hAnsi="Times New Roman" w:cs="Times New Roman"/>
-          <w:color w:val="000000" w:themeColor="text1"/>
-          <w:sz w:val="20"/>
-          <w:szCs w:val="20"/>
-        </w:rPr>
-        <w:t xml:space="preserve">, meaning a token that has expired by even a second is rejected, allowing for no accidental permission granting nor an attack using a time gap to exploit permissions. The Issuer and audience are both validated, so tokens issued by any other authority or intended for any other consumer are refused. </w:t>
+        <w:t xml:space="preserve">wrong app or an outside attacker. The signing secret for the JWT is not stored in configuration files nor environment variables but is retrieved at startup from AWS secrets manager under the jwt-secret and cached in memory for the lifetime of the process. The SecretsHelper enforces a minimum length of 32 bytes on the retrieved secret, failing fast if the value is absent or short. This prevents the server from starting in a misconfigured state. </w:t>
+      </w:r>
+    </w:p>
+    <w:p>
+      <w:pPr>
+        <w:rPr>
+          <w:rFonts w:ascii="Times New Roman" w:hAnsi="Times New Roman" w:cs="Times New Roman"/>
+          <w:color w:val="000000" w:themeColor="text1"/>
+          <w:sz w:val="20"/>
+          <w:szCs w:val="20"/>
+        </w:rPr>
+      </w:pPr>
+      <w:r>
+        <w:rPr>
+          <w:rFonts w:ascii="Times New Roman" w:hAnsi="Times New Roman" w:cs="Times New Roman"/>
+          <w:color w:val="000000" w:themeColor="text1"/>
+          <w:sz w:val="20"/>
+          <w:szCs w:val="20"/>
+        </w:rPr>
+        <w:t xml:space="preserve">The validation parameters are configured with zero tolerance. ClockSkew is set to TimeSpan.Zero, meaning a token that has expired by even a second is rejected, allowing for no accidental permission granting nor an attack using a time gap to exploit permissions. The Issuer and audience are both validated, so tokens issued by any other authority or intended for any other consumer are refused. </w:t>
       </w:r>
     </w:p>
     <w:p>
@@ -8199,67 +7097,7 @@
           <w:sz w:val="20"/>
           <w:szCs w:val="20"/>
         </w:rPr>
-        <w:t xml:space="preserve">Tokens carry a rich claim payload beyond the standard subject and role fields. At official login, claims for polling station, county, constituency, </w:t>
-      </w:r>
-      <w:proofErr w:type="spellStart"/>
-      <w:r>
-        <w:rPr>
-          <w:rFonts w:ascii="Times New Roman" w:hAnsi="Times New Roman" w:cs="Times New Roman"/>
-          <w:color w:val="000000" w:themeColor="text1"/>
-          <w:sz w:val="20"/>
-          <w:szCs w:val="20"/>
-        </w:rPr>
-        <w:t>systemCode</w:t>
-      </w:r>
-      <w:proofErr w:type="spellEnd"/>
-      <w:r>
-        <w:rPr>
-          <w:rFonts w:ascii="Times New Roman" w:hAnsi="Times New Roman" w:cs="Times New Roman"/>
-          <w:color w:val="000000" w:themeColor="text1"/>
-          <w:sz w:val="20"/>
-          <w:szCs w:val="20"/>
-        </w:rPr>
-        <w:t xml:space="preserve"> and a monotonically incrementing </w:t>
-      </w:r>
-      <w:proofErr w:type="spellStart"/>
-      <w:r>
-        <w:rPr>
-          <w:rFonts w:ascii="Times New Roman" w:hAnsi="Times New Roman" w:cs="Times New Roman"/>
-          <w:color w:val="000000" w:themeColor="text1"/>
-          <w:sz w:val="20"/>
-          <w:szCs w:val="20"/>
-        </w:rPr>
-        <w:t>tokenId</w:t>
-      </w:r>
-      <w:proofErr w:type="spellEnd"/>
-      <w:r>
-        <w:rPr>
-          <w:rFonts w:ascii="Times New Roman" w:hAnsi="Times New Roman" w:cs="Times New Roman"/>
-          <w:color w:val="000000" w:themeColor="text1"/>
-          <w:sz w:val="20"/>
-          <w:szCs w:val="20"/>
-        </w:rPr>
-        <w:t xml:space="preserve"> are embedded. These claims are then read server side on every protected request. </w:t>
-      </w:r>
-      <w:proofErr w:type="spellStart"/>
-      <w:r>
-        <w:rPr>
-          <w:rFonts w:ascii="Times New Roman" w:hAnsi="Times New Roman" w:cs="Times New Roman"/>
-          <w:color w:val="000000" w:themeColor="text1"/>
-          <w:sz w:val="20"/>
-          <w:szCs w:val="20"/>
-        </w:rPr>
-        <w:t>StationId</w:t>
-      </w:r>
-      <w:proofErr w:type="spellEnd"/>
-      <w:r>
-        <w:rPr>
-          <w:rFonts w:ascii="Times New Roman" w:hAnsi="Times New Roman" w:cs="Times New Roman"/>
-          <w:color w:val="000000" w:themeColor="text1"/>
-          <w:sz w:val="20"/>
-          <w:szCs w:val="20"/>
-        </w:rPr>
-        <w:t xml:space="preserve"> is never trusted from the request body, only from the JWT. Tokens also expire after eight hours, which aligns with the voting period and prevents any requests from being submitted once official voting hours have ended. The JWT tokens county and constituency claims are used in the navigation of the channels in the server, defined by database records these cannot be changed by the user. This maintains a strict assigned channel use and allows for predictable use of the channels. </w:t>
+        <w:t xml:space="preserve">Tokens carry a rich claim payload beyond the standard subject and role fields. At official login, claims for polling station, county, constituency, systemCode and a monotonically incrementing tokenId are embedded. These claims are then read server side on every protected request. StationId is never trusted from the request body, only from the JWT. Tokens also expire after eight hours, which aligns with the voting period and prevents any requests from being submitted once official voting hours have ended. The JWT tokens county and constituency claims are used in the navigation of the channels in the server, defined by database records these cannot be changed by the user. This maintains a strict assigned channel use and allows for predictable use of the channels. </w:t>
       </w:r>
     </w:p>
     <w:p>
@@ -8354,27 +7192,7 @@
           <w:sz w:val="20"/>
           <w:szCs w:val="20"/>
         </w:rPr>
-        <w:t xml:space="preserve">The initial approach used HTTP polling, whereby the Official App made repeated timed requests to the server to check for new events such as a voter casting a ballot. In practice this proved problematic. Response latency was noticeable even at short polling intervals, and the server was fielding a constant stream of requests regardless of whether any activity had occurred. The deciding factor against this approach was the delay in delivering voter device status updates, a feature used to notify the Official App when a connected device was experiencing a problem or when there was suspicion of electoral fraud. Late delivery of these updates carried a direct security cost. The polling approach was replaced entirely with </w:t>
-      </w:r>
-      <w:proofErr w:type="spellStart"/>
-      <w:r>
-        <w:rPr>
-          <w:rFonts w:ascii="Times New Roman" w:hAnsi="Times New Roman" w:cs="Times New Roman"/>
-          <w:color w:val="000000" w:themeColor="text1"/>
-          <w:sz w:val="20"/>
-          <w:szCs w:val="20"/>
-        </w:rPr>
-        <w:t>SignalR</w:t>
-      </w:r>
-      <w:proofErr w:type="spellEnd"/>
-      <w:r>
-        <w:rPr>
-          <w:rFonts w:ascii="Times New Roman" w:hAnsi="Times New Roman" w:cs="Times New Roman"/>
-          <w:color w:val="000000" w:themeColor="text1"/>
-          <w:sz w:val="20"/>
-          <w:szCs w:val="20"/>
-        </w:rPr>
-        <w:t xml:space="preserve">, which maintains a persistent WebSocket connection and allows the server to push events to clients the moment they occur. This decision was made midway through the </w:t>
+        <w:t xml:space="preserve">The initial approach used HTTP polling, whereby the Official App made repeated timed requests to the server to check for new events such as a voter casting a ballot. In practice this proved problematic. Response latency was noticeable even at short polling intervals, and the server was fielding a constant stream of requests regardless of whether any activity had occurred. The deciding factor against this approach was the delay in delivering voter device status updates, a feature used to notify the Official App when a connected device was experiencing a problem or when there was suspicion of electoral fraud. Late delivery of these updates carried a direct security cost. The polling approach was replaced entirely with SignalR, which maintains a persistent WebSocket connection and allows the server to push events to clients the moment they occur. This decision was made midway through the </w:t>
       </w:r>
       <w:r>
         <w:rPr>
@@ -8411,86 +7229,26 @@
           <w:sz w:val="20"/>
           <w:szCs w:val="20"/>
         </w:rPr>
-        <w:t xml:space="preserve">The channel structure is organised first by county and then by constituency. All stateful in memory dictionaries follow the same nested pattern, keyed by county, then constituency, then connection. Vote notifications, device statuses, device commands, and voter access codes are all structured this way using thread safe </w:t>
-      </w:r>
-      <w:proofErr w:type="spellStart"/>
-      <w:r>
-        <w:rPr>
-          <w:rFonts w:ascii="Times New Roman" w:hAnsi="Times New Roman" w:cs="Times New Roman"/>
-          <w:color w:val="000000" w:themeColor="text1"/>
-          <w:sz w:val="20"/>
-          <w:szCs w:val="20"/>
-        </w:rPr>
-        <w:t>ConcurrentDictionary</w:t>
-      </w:r>
-      <w:proofErr w:type="spellEnd"/>
-      <w:r>
-        <w:rPr>
-          <w:rFonts w:ascii="Times New Roman" w:hAnsi="Times New Roman" w:cs="Times New Roman"/>
-          <w:color w:val="000000" w:themeColor="text1"/>
-          <w:sz w:val="20"/>
-          <w:szCs w:val="20"/>
-        </w:rPr>
-        <w:t xml:space="preserve"> collections, ensuring no official ever receives events intended for another constituency.</w:t>
-      </w:r>
-    </w:p>
-    <w:p>
-      <w:pPr>
-        <w:rPr>
-          <w:rFonts w:ascii="Times New Roman" w:hAnsi="Times New Roman" w:cs="Times New Roman"/>
-          <w:color w:val="000000" w:themeColor="text1"/>
-          <w:sz w:val="20"/>
-          <w:szCs w:val="20"/>
-        </w:rPr>
-      </w:pPr>
-      <w:r>
-        <w:rPr>
-          <w:rFonts w:ascii="Times New Roman" w:hAnsi="Times New Roman" w:cs="Times New Roman"/>
-          <w:color w:val="000000" w:themeColor="text1"/>
-          <w:sz w:val="20"/>
-          <w:szCs w:val="20"/>
-        </w:rPr>
-        <w:t xml:space="preserve">On connection to the </w:t>
-      </w:r>
-      <w:proofErr w:type="spellStart"/>
-      <w:r>
-        <w:rPr>
-          <w:rFonts w:ascii="Times New Roman" w:hAnsi="Times New Roman" w:cs="Times New Roman"/>
-          <w:color w:val="000000" w:themeColor="text1"/>
-          <w:sz w:val="20"/>
-          <w:szCs w:val="20"/>
-        </w:rPr>
-        <w:t>VotingHub</w:t>
-      </w:r>
-      <w:proofErr w:type="spellEnd"/>
-      <w:r>
-        <w:rPr>
-          <w:rFonts w:ascii="Times New Roman" w:hAnsi="Times New Roman" w:cs="Times New Roman"/>
-          <w:color w:val="000000" w:themeColor="text1"/>
-          <w:sz w:val="20"/>
-          <w:szCs w:val="20"/>
-        </w:rPr>
-        <w:t xml:space="preserve">, every client is assigned to a set of named </w:t>
-      </w:r>
-      <w:proofErr w:type="spellStart"/>
-      <w:r>
-        <w:rPr>
-          <w:rFonts w:ascii="Times New Roman" w:hAnsi="Times New Roman" w:cs="Times New Roman"/>
-          <w:color w:val="000000" w:themeColor="text1"/>
-          <w:sz w:val="20"/>
-          <w:szCs w:val="20"/>
-        </w:rPr>
-        <w:t>SignalR</w:t>
-      </w:r>
-      <w:proofErr w:type="spellEnd"/>
-      <w:r>
-        <w:rPr>
-          <w:rFonts w:ascii="Times New Roman" w:hAnsi="Times New Roman" w:cs="Times New Roman"/>
-          <w:color w:val="000000" w:themeColor="text1"/>
-          <w:sz w:val="20"/>
-          <w:szCs w:val="20"/>
-        </w:rPr>
-        <w:t xml:space="preserve"> groups derived directly from their JWT claims, as shown in Figure </w:t>
+        <w:t>The channel structure is organised first by county and then by constituency. All stateful in memory dictionaries follow the same nested pattern, keyed by county, then constituency, then connection. Vote notifications, device statuses, device commands, and voter access codes are all structured this way using thread safe ConcurrentDictionary collections, ensuring no official ever receives events intended for another constituency.</w:t>
+      </w:r>
+    </w:p>
+    <w:p>
+      <w:pPr>
+        <w:rPr>
+          <w:rFonts w:ascii="Times New Roman" w:hAnsi="Times New Roman" w:cs="Times New Roman"/>
+          <w:color w:val="000000" w:themeColor="text1"/>
+          <w:sz w:val="20"/>
+          <w:szCs w:val="20"/>
+        </w:rPr>
+      </w:pPr>
+      <w:r>
+        <w:rPr>
+          <w:rFonts w:ascii="Times New Roman" w:hAnsi="Times New Roman" w:cs="Times New Roman"/>
+          <w:color w:val="000000" w:themeColor="text1"/>
+          <w:sz w:val="20"/>
+          <w:szCs w:val="20"/>
+        </w:rPr>
+        <w:t xml:space="preserve">On connection to the VotingHub, every client is assigned to a set of named SignalR groups derived directly from their JWT claims, as shown in Figure </w:t>
       </w:r>
       <w:r>
         <w:rPr>
@@ -8609,228 +7367,36 @@
           <w:sz w:val="18"/>
           <w:szCs w:val="18"/>
         </w:rPr>
-        <w:t xml:space="preserve"> – </w:t>
-      </w:r>
-      <w:proofErr w:type="spellStart"/>
-      <w:r>
-        <w:rPr>
-          <w:rFonts w:ascii="Times New Roman" w:hAnsi="Times New Roman" w:cs="Times New Roman"/>
-          <w:i/>
-          <w:iCs/>
-          <w:color w:val="000000" w:themeColor="text1"/>
-          <w:sz w:val="18"/>
-          <w:szCs w:val="18"/>
-        </w:rPr>
-        <w:t>SignalR</w:t>
-      </w:r>
-      <w:proofErr w:type="spellEnd"/>
-      <w:r>
-        <w:rPr>
-          <w:rFonts w:ascii="Times New Roman" w:hAnsi="Times New Roman" w:cs="Times New Roman"/>
-          <w:i/>
-          <w:iCs/>
-          <w:color w:val="000000" w:themeColor="text1"/>
-          <w:sz w:val="18"/>
-          <w:szCs w:val="18"/>
-        </w:rPr>
-        <w:t xml:space="preserve"> group assignments made on client connection to </w:t>
-      </w:r>
-      <w:proofErr w:type="spellStart"/>
-      <w:r>
-        <w:rPr>
-          <w:rFonts w:ascii="Times New Roman" w:hAnsi="Times New Roman" w:cs="Times New Roman"/>
-          <w:i/>
-          <w:iCs/>
-          <w:color w:val="000000" w:themeColor="text1"/>
-          <w:sz w:val="18"/>
-          <w:szCs w:val="18"/>
-        </w:rPr>
-        <w:t>VotingHub</w:t>
-      </w:r>
-      <w:proofErr w:type="spellEnd"/>
-    </w:p>
-    <w:p>
-      <w:pPr>
-        <w:rPr>
-          <w:rFonts w:ascii="Times New Roman" w:hAnsi="Times New Roman" w:cs="Times New Roman"/>
-          <w:color w:val="000000" w:themeColor="text1"/>
-          <w:sz w:val="20"/>
-          <w:szCs w:val="20"/>
-        </w:rPr>
-      </w:pPr>
-    </w:p>
-    <w:p>
-      <w:pPr>
-        <w:rPr>
-          <w:rFonts w:ascii="Times New Roman" w:hAnsi="Times New Roman" w:cs="Times New Roman"/>
-          <w:color w:val="000000" w:themeColor="text1"/>
-          <w:sz w:val="20"/>
-          <w:szCs w:val="20"/>
-        </w:rPr>
-      </w:pPr>
-      <w:r>
-        <w:rPr>
-          <w:rFonts w:ascii="Times New Roman" w:hAnsi="Times New Roman" w:cs="Times New Roman"/>
-          <w:color w:val="000000" w:themeColor="text1"/>
-          <w:sz w:val="20"/>
-          <w:szCs w:val="20"/>
-        </w:rPr>
-        <w:t xml:space="preserve">Group names are generated by the </w:t>
-      </w:r>
-      <w:proofErr w:type="spellStart"/>
-      <w:r>
-        <w:rPr>
-          <w:rFonts w:ascii="Times New Roman" w:hAnsi="Times New Roman" w:cs="Times New Roman"/>
-          <w:color w:val="000000" w:themeColor="text1"/>
-          <w:sz w:val="20"/>
-          <w:szCs w:val="20"/>
-        </w:rPr>
-        <w:t>RealTimeGroups</w:t>
-      </w:r>
-      <w:proofErr w:type="spellEnd"/>
-      <w:r>
-        <w:rPr>
-          <w:rFonts w:ascii="Times New Roman" w:hAnsi="Times New Roman" w:cs="Times New Roman"/>
-          <w:color w:val="000000" w:themeColor="text1"/>
-          <w:sz w:val="20"/>
-          <w:szCs w:val="20"/>
-        </w:rPr>
-        <w:t xml:space="preserve"> static class, producing deterministic keys such as </w:t>
-      </w:r>
-      <w:proofErr w:type="spellStart"/>
-      <w:proofErr w:type="gramStart"/>
-      <w:r>
-        <w:rPr>
-          <w:rFonts w:ascii="Times New Roman" w:hAnsi="Times New Roman" w:cs="Times New Roman"/>
-          <w:color w:val="000000" w:themeColor="text1"/>
-          <w:sz w:val="20"/>
-          <w:szCs w:val="20"/>
-        </w:rPr>
-        <w:t>County:Kent</w:t>
-      </w:r>
-      <w:proofErr w:type="gramEnd"/>
-      <w:r>
-        <w:rPr>
-          <w:rFonts w:ascii="Times New Roman" w:hAnsi="Times New Roman" w:cs="Times New Roman"/>
-          <w:color w:val="000000" w:themeColor="text1"/>
-          <w:sz w:val="20"/>
-          <w:szCs w:val="20"/>
-        </w:rPr>
-        <w:t>:</w:t>
-      </w:r>
-      <w:proofErr w:type="gramStart"/>
-      <w:r>
-        <w:rPr>
-          <w:rFonts w:ascii="Times New Roman" w:hAnsi="Times New Roman" w:cs="Times New Roman"/>
-          <w:color w:val="000000" w:themeColor="text1"/>
-          <w:sz w:val="20"/>
-          <w:szCs w:val="20"/>
-        </w:rPr>
-        <w:t>Constituency:Ashford</w:t>
-      </w:r>
-      <w:proofErr w:type="spellEnd"/>
-      <w:proofErr w:type="gramEnd"/>
-      <w:r>
-        <w:rPr>
-          <w:rFonts w:ascii="Times New Roman" w:hAnsi="Times New Roman" w:cs="Times New Roman"/>
-          <w:color w:val="000000" w:themeColor="text1"/>
-          <w:sz w:val="20"/>
-          <w:szCs w:val="20"/>
-        </w:rPr>
-        <w:t xml:space="preserve">. A vote cast in Ashford is pushed only to the </w:t>
-      </w:r>
-      <w:proofErr w:type="gramStart"/>
-      <w:r>
-        <w:rPr>
-          <w:rFonts w:ascii="Times New Roman" w:hAnsi="Times New Roman" w:cs="Times New Roman"/>
-          <w:color w:val="000000" w:themeColor="text1"/>
-          <w:sz w:val="20"/>
-          <w:szCs w:val="20"/>
-        </w:rPr>
-        <w:t>official:{</w:t>
-      </w:r>
-      <w:proofErr w:type="spellStart"/>
-      <w:proofErr w:type="gramEnd"/>
-      <w:r>
-        <w:rPr>
-          <w:rFonts w:ascii="Times New Roman" w:hAnsi="Times New Roman" w:cs="Times New Roman"/>
-          <w:color w:val="000000" w:themeColor="text1"/>
-          <w:sz w:val="20"/>
-          <w:szCs w:val="20"/>
-        </w:rPr>
-        <w:t>officialId</w:t>
-      </w:r>
-      <w:proofErr w:type="spellEnd"/>
-      <w:r>
-        <w:rPr>
-          <w:rFonts w:ascii="Times New Roman" w:hAnsi="Times New Roman" w:cs="Times New Roman"/>
-          <w:color w:val="000000" w:themeColor="text1"/>
-          <w:sz w:val="20"/>
-          <w:szCs w:val="20"/>
-        </w:rPr>
-        <w:t xml:space="preserve">} group of the linked official rather than being broadcast county wide. Device lock commands target </w:t>
-      </w:r>
-      <w:proofErr w:type="gramStart"/>
-      <w:r>
-        <w:rPr>
-          <w:rFonts w:ascii="Times New Roman" w:hAnsi="Times New Roman" w:cs="Times New Roman"/>
-          <w:color w:val="000000" w:themeColor="text1"/>
-          <w:sz w:val="20"/>
-          <w:szCs w:val="20"/>
-        </w:rPr>
-        <w:t>voter:{</w:t>
-      </w:r>
-      <w:proofErr w:type="spellStart"/>
-      <w:proofErr w:type="gramEnd"/>
-      <w:r>
-        <w:rPr>
-          <w:rFonts w:ascii="Times New Roman" w:hAnsi="Times New Roman" w:cs="Times New Roman"/>
-          <w:color w:val="000000" w:themeColor="text1"/>
-          <w:sz w:val="20"/>
-          <w:szCs w:val="20"/>
-        </w:rPr>
-        <w:t>voterId</w:t>
-      </w:r>
-      <w:proofErr w:type="spellEnd"/>
-      <w:proofErr w:type="gramStart"/>
-      <w:r>
-        <w:rPr>
-          <w:rFonts w:ascii="Times New Roman" w:hAnsi="Times New Roman" w:cs="Times New Roman"/>
-          <w:color w:val="000000" w:themeColor="text1"/>
-          <w:sz w:val="20"/>
-          <w:szCs w:val="20"/>
-        </w:rPr>
-        <w:t>}:device</w:t>
-      </w:r>
-      <w:proofErr w:type="gramEnd"/>
-      <w:r>
-        <w:rPr>
-          <w:rFonts w:ascii="Times New Roman" w:hAnsi="Times New Roman" w:cs="Times New Roman"/>
-          <w:color w:val="000000" w:themeColor="text1"/>
-          <w:sz w:val="20"/>
-          <w:szCs w:val="20"/>
-        </w:rPr>
-        <w:t>:{</w:t>
-      </w:r>
-      <w:proofErr w:type="spellStart"/>
-      <w:r>
-        <w:rPr>
-          <w:rFonts w:ascii="Times New Roman" w:hAnsi="Times New Roman" w:cs="Times New Roman"/>
-          <w:color w:val="000000" w:themeColor="text1"/>
-          <w:sz w:val="20"/>
-          <w:szCs w:val="20"/>
-        </w:rPr>
-        <w:t>deviceId</w:t>
-      </w:r>
-      <w:proofErr w:type="spellEnd"/>
-      <w:r>
-        <w:rPr>
-          <w:rFonts w:ascii="Times New Roman" w:hAnsi="Times New Roman" w:cs="Times New Roman"/>
-          <w:color w:val="000000" w:themeColor="text1"/>
-          <w:sz w:val="20"/>
-          <w:szCs w:val="20"/>
-        </w:rPr>
-        <w:t xml:space="preserve">} directly. If county or constituency claims are absent from the token, the connection is aborted server side, </w:t>
+        <w:t xml:space="preserve"> – SignalR group assignments made on client connection to VotingHub</w:t>
+      </w:r>
+    </w:p>
+    <w:p>
+      <w:pPr>
+        <w:rPr>
+          <w:rFonts w:ascii="Times New Roman" w:hAnsi="Times New Roman" w:cs="Times New Roman"/>
+          <w:color w:val="000000" w:themeColor="text1"/>
+          <w:sz w:val="20"/>
+          <w:szCs w:val="20"/>
+        </w:rPr>
+      </w:pPr>
+    </w:p>
+    <w:p>
+      <w:pPr>
+        <w:rPr>
+          <w:rFonts w:ascii="Times New Roman" w:hAnsi="Times New Roman" w:cs="Times New Roman"/>
+          <w:color w:val="000000" w:themeColor="text1"/>
+          <w:sz w:val="20"/>
+          <w:szCs w:val="20"/>
+        </w:rPr>
+      </w:pPr>
+      <w:r>
+        <w:rPr>
+          <w:rFonts w:ascii="Times New Roman" w:hAnsi="Times New Roman" w:cs="Times New Roman"/>
+          <w:color w:val="000000" w:themeColor="text1"/>
+          <w:sz w:val="20"/>
+          <w:szCs w:val="20"/>
+        </w:rPr>
+        <w:t xml:space="preserve">Group names are generated by the RealTimeGroups static class, producing deterministic keys such as County:Kent:Constituency:Ashford. A vote cast in Ashford is pushed only to the official:{officialId} group of the linked official rather than being broadcast county wide. Device lock commands target voter:{voterId}:device:{deviceId} directly. If county or constituency claims are absent from the token, the connection is aborted server side, </w:t>
       </w:r>
       <w:r>
         <w:rPr>
@@ -8878,67 +7444,7 @@
           <w:sz w:val="20"/>
           <w:szCs w:val="20"/>
         </w:rPr>
-        <w:t xml:space="preserve">To evaluate the scalability of the </w:t>
-      </w:r>
-      <w:proofErr w:type="spellStart"/>
-      <w:r>
-        <w:rPr>
-          <w:rFonts w:ascii="Times New Roman" w:hAnsi="Times New Roman" w:cs="Times New Roman"/>
-          <w:color w:val="000000" w:themeColor="text1"/>
-          <w:sz w:val="20"/>
-          <w:szCs w:val="20"/>
-        </w:rPr>
-        <w:t>SignalR</w:t>
-      </w:r>
-      <w:proofErr w:type="spellEnd"/>
-      <w:r>
-        <w:rPr>
-          <w:rFonts w:ascii="Times New Roman" w:hAnsi="Times New Roman" w:cs="Times New Roman"/>
-          <w:color w:val="000000" w:themeColor="text1"/>
-          <w:sz w:val="20"/>
-          <w:szCs w:val="20"/>
-        </w:rPr>
-        <w:t xml:space="preserve"> hub, a concurrent connection load test was conducted against the live EC2 hosted server. The test established connections in ramped levels of 100, 250, 500, 1,000, and 2,000, with each level held open for 30 seconds before disconnection. All connections authenticated via JWT and connected through the production Nginx reverse proxy over HTTPS using the Long Polling transport. The server handled the first three levels without any failures, sustaining 100, 250, and 500 simultaneous connections with average connect times of approximately 880–925 </w:t>
-      </w:r>
-      <w:proofErr w:type="spellStart"/>
-      <w:r>
-        <w:rPr>
-          <w:rFonts w:ascii="Times New Roman" w:hAnsi="Times New Roman" w:cs="Times New Roman"/>
-          <w:color w:val="000000" w:themeColor="text1"/>
-          <w:sz w:val="20"/>
-          <w:szCs w:val="20"/>
-        </w:rPr>
-        <w:t>ms</w:t>
-      </w:r>
-      <w:proofErr w:type="spellEnd"/>
-      <w:r>
-        <w:rPr>
-          <w:rFonts w:ascii="Times New Roman" w:hAnsi="Times New Roman" w:cs="Times New Roman"/>
-          <w:color w:val="000000" w:themeColor="text1"/>
-          <w:sz w:val="20"/>
-          <w:szCs w:val="20"/>
-        </w:rPr>
-        <w:t xml:space="preserve">. At 1,000 connections, 964 succeeded with 36 failures, indicating the server was approaching its practical concurrency limit under the current EC2 instance configuration. At 2,000 connections, only 989 succeeded, with 1,011 failing, suggesting that resource exhaustion becomes a significant factor beyond 1,000 concurrent connections. Notably, average connect times remained stable across all levels at around 900 </w:t>
-      </w:r>
-      <w:proofErr w:type="spellStart"/>
-      <w:r>
-        <w:rPr>
-          <w:rFonts w:ascii="Times New Roman" w:hAnsi="Times New Roman" w:cs="Times New Roman"/>
-          <w:color w:val="000000" w:themeColor="text1"/>
-          <w:sz w:val="20"/>
-          <w:szCs w:val="20"/>
-        </w:rPr>
-        <w:t>ms</w:t>
-      </w:r>
-      <w:proofErr w:type="spellEnd"/>
-      <w:r>
-        <w:rPr>
-          <w:rFonts w:ascii="Times New Roman" w:hAnsi="Times New Roman" w:cs="Times New Roman"/>
-          <w:color w:val="000000" w:themeColor="text1"/>
-          <w:sz w:val="20"/>
-          <w:szCs w:val="20"/>
-        </w:rPr>
-        <w:t xml:space="preserve">, indicating that latency degradation was not the bottleneck. </w:t>
+        <w:t xml:space="preserve">To evaluate the scalability of the SignalR hub, a concurrent connection load test was conducted against the live EC2 hosted server. The test established connections in ramped levels of 100, 250, 500, 1,000, and 2,000, with each level held open for 30 seconds before disconnection. All connections authenticated via JWT and connected through the production Nginx reverse proxy over HTTPS using the Long Polling transport. The server handled the first three levels without any failures, sustaining 100, 250, and 500 simultaneous connections with average connect times of approximately 880–925 ms. At 1,000 connections, 964 succeeded with 36 failures, indicating the server was approaching its practical concurrency limit under the current EC2 instance configuration. At 2,000 connections, only 989 succeeded, with 1,011 failing, suggesting that resource exhaustion becomes a significant factor beyond 1,000 concurrent connections. Notably, average connect times remained stable across all levels at around 900 ms, indicating that latency degradation was not the bottleneck. </w:t>
       </w:r>
     </w:p>
     <w:p>
@@ -8965,88 +7471,24 @@
           <w:b/>
           <w:bCs/>
         </w:rPr>
-        <w:t xml:space="preserve">6.3.4 </w:t>
-      </w:r>
-      <w:proofErr w:type="spellStart"/>
-      <w:r>
-        <w:rPr>
-          <w:rFonts w:ascii="Times New Roman" w:hAnsi="Times New Roman" w:cs="Times New Roman"/>
-          <w:b/>
-          <w:bCs/>
-        </w:rPr>
-        <w:t>SourceAFIS</w:t>
-      </w:r>
-      <w:proofErr w:type="spellEnd"/>
-      <w:r>
-        <w:rPr>
-          <w:rFonts w:ascii="Times New Roman" w:hAnsi="Times New Roman" w:cs="Times New Roman"/>
-          <w:b/>
-          <w:bCs/>
-        </w:rPr>
-        <w:t xml:space="preserve"> – Fingerprint Matching </w:t>
-      </w:r>
-    </w:p>
-    <w:p>
-      <w:pPr>
-        <w:rPr>
-          <w:rFonts w:ascii="Times New Roman" w:hAnsi="Times New Roman" w:cs="Times New Roman"/>
-          <w:sz w:val="20"/>
-          <w:szCs w:val="20"/>
-        </w:rPr>
-      </w:pPr>
-      <w:proofErr w:type="spellStart"/>
-      <w:r>
-        <w:rPr>
-          <w:rFonts w:ascii="Times New Roman" w:hAnsi="Times New Roman" w:cs="Times New Roman"/>
-          <w:sz w:val="20"/>
-          <w:szCs w:val="20"/>
-        </w:rPr>
-        <w:t>SourceAFIS</w:t>
-      </w:r>
-      <w:proofErr w:type="spellEnd"/>
-      <w:r>
-        <w:rPr>
-          <w:rFonts w:ascii="Times New Roman" w:hAnsi="Times New Roman" w:cs="Times New Roman"/>
-          <w:sz w:val="20"/>
-          <w:szCs w:val="20"/>
-        </w:rPr>
-        <w:t xml:space="preserve"> 3.14.0 is the fingerprint matching library integrated into the server. It uses a </w:t>
-      </w:r>
-      <w:proofErr w:type="gramStart"/>
-      <w:r>
-        <w:rPr>
-          <w:rFonts w:ascii="Times New Roman" w:hAnsi="Times New Roman" w:cs="Times New Roman"/>
-          <w:sz w:val="20"/>
-          <w:szCs w:val="20"/>
-        </w:rPr>
-        <w:t>minutiae based</w:t>
-      </w:r>
-      <w:proofErr w:type="gramEnd"/>
-      <w:r>
-        <w:rPr>
-          <w:rFonts w:ascii="Times New Roman" w:hAnsi="Times New Roman" w:cs="Times New Roman"/>
-          <w:sz w:val="20"/>
-          <w:szCs w:val="20"/>
-        </w:rPr>
-        <w:t xml:space="preserve"> approach, converting a raw fingerprint image into a template through image processing and feature extraction, encoding ridge endings and bifurcations as discrete points. Two templates are then compared using a matcher that evaluates the spatial relationships between minutiae points, returning a </w:t>
-      </w:r>
-      <w:proofErr w:type="gramStart"/>
-      <w:r>
-        <w:rPr>
-          <w:rFonts w:ascii="Times New Roman" w:hAnsi="Times New Roman" w:cs="Times New Roman"/>
-          <w:sz w:val="20"/>
-          <w:szCs w:val="20"/>
-        </w:rPr>
-        <w:t>floating point</w:t>
-      </w:r>
-      <w:proofErr w:type="gramEnd"/>
-      <w:r>
-        <w:rPr>
-          <w:rFonts w:ascii="Times New Roman" w:hAnsi="Times New Roman" w:cs="Times New Roman"/>
-          <w:sz w:val="20"/>
-          <w:szCs w:val="20"/>
-        </w:rPr>
-        <w:t xml:space="preserve"> similarity score. This score is compared against a predefined threshold to determine whether a match has occurred, as illustrated in Figure </w:t>
+        <w:t xml:space="preserve">6.3.4 SourceAFIS – Fingerprint Matching </w:t>
+      </w:r>
+    </w:p>
+    <w:p>
+      <w:pPr>
+        <w:rPr>
+          <w:rFonts w:ascii="Times New Roman" w:hAnsi="Times New Roman" w:cs="Times New Roman"/>
+          <w:sz w:val="20"/>
+          <w:szCs w:val="20"/>
+        </w:rPr>
+      </w:pPr>
+      <w:r>
+        <w:rPr>
+          <w:rFonts w:ascii="Times New Roman" w:hAnsi="Times New Roman" w:cs="Times New Roman"/>
+          <w:sz w:val="20"/>
+          <w:szCs w:val="20"/>
+        </w:rPr>
+        <w:t xml:space="preserve">SourceAFIS 3.14.0 is the fingerprint matching library integrated into the server. It uses a minutiae based approach, converting a raw fingerprint image into a template through image processing and feature extraction, encoding ridge endings and bifurcations as discrete points. Two templates are then compared using a matcher that evaluates the spatial relationships between minutiae points, returning a floating point similarity score. This score is compared against a predefined threshold to determine whether a match has occurred, as illustrated in Figure </w:t>
       </w:r>
       <w:r>
         <w:rPr>
@@ -9160,96 +7602,24 @@
           <w:sz w:val="20"/>
           <w:szCs w:val="20"/>
         </w:rPr>
-        <w:t xml:space="preserve">selecting </w:t>
-      </w:r>
-      <w:proofErr w:type="spellStart"/>
-      <w:r>
-        <w:rPr>
-          <w:rFonts w:ascii="Times New Roman" w:hAnsi="Times New Roman" w:cs="Times New Roman"/>
-          <w:sz w:val="20"/>
-          <w:szCs w:val="20"/>
-        </w:rPr>
-        <w:t>SourceAFIS</w:t>
-      </w:r>
-      <w:proofErr w:type="spellEnd"/>
-      <w:r>
-        <w:rPr>
-          <w:rFonts w:ascii="Times New Roman" w:hAnsi="Times New Roman" w:cs="Times New Roman"/>
-          <w:sz w:val="20"/>
-          <w:szCs w:val="20"/>
-        </w:rPr>
-        <w:t xml:space="preserve"> given the hardware constraints of the Columbo scanner. The matching threshold was set to 40.0, a value verified against two </w:t>
-      </w:r>
-      <w:proofErr w:type="gramStart"/>
-      <w:r>
-        <w:rPr>
-          <w:rFonts w:ascii="Times New Roman" w:hAnsi="Times New Roman" w:cs="Times New Roman"/>
-          <w:sz w:val="20"/>
-          <w:szCs w:val="20"/>
-        </w:rPr>
-        <w:t>open source</w:t>
-      </w:r>
-      <w:proofErr w:type="gramEnd"/>
-      <w:r>
-        <w:rPr>
-          <w:rFonts w:ascii="Times New Roman" w:hAnsi="Times New Roman" w:cs="Times New Roman"/>
-          <w:sz w:val="20"/>
-          <w:szCs w:val="20"/>
-        </w:rPr>
-        <w:t xml:space="preserve"> fingerprint datasets, each testing a distinct aspect of the algorithm's performance.</w:t>
-      </w:r>
-    </w:p>
-    <w:p>
-      <w:pPr>
-        <w:rPr>
-          <w:rFonts w:ascii="Times New Roman" w:hAnsi="Times New Roman" w:cs="Times New Roman"/>
-          <w:sz w:val="20"/>
-          <w:szCs w:val="20"/>
-        </w:rPr>
-      </w:pPr>
-      <w:r>
-        <w:rPr>
-          <w:rFonts w:ascii="Times New Roman" w:hAnsi="Times New Roman" w:cs="Times New Roman"/>
-          <w:sz w:val="20"/>
-          <w:szCs w:val="20"/>
-        </w:rPr>
-        <w:t xml:space="preserve">To validate the chosen threshold, a dedicated test program was developed. The program references </w:t>
-      </w:r>
-      <w:proofErr w:type="spellStart"/>
-      <w:r>
-        <w:rPr>
-          <w:rFonts w:ascii="Times New Roman" w:hAnsi="Times New Roman" w:cs="Times New Roman"/>
-          <w:sz w:val="20"/>
-          <w:szCs w:val="20"/>
-        </w:rPr>
-        <w:t>SourceAFIS</w:t>
-      </w:r>
-      <w:proofErr w:type="spellEnd"/>
-      <w:r>
-        <w:rPr>
-          <w:rFonts w:ascii="Times New Roman" w:hAnsi="Times New Roman" w:cs="Times New Roman"/>
-          <w:sz w:val="20"/>
-          <w:szCs w:val="20"/>
-        </w:rPr>
-        <w:t xml:space="preserve"> 3.14.0, the same version used by the server, and uses the same operating threshold of 40.0. For each dataset, the program loads all fingerprint images and constructs the full set of genuine pairs (same finger, different scan) and impostor pairs (different fingers). Each pair is scored using </w:t>
-      </w:r>
-      <w:proofErr w:type="spellStart"/>
-      <w:r>
-        <w:rPr>
-          <w:rFonts w:ascii="Times New Roman" w:hAnsi="Times New Roman" w:cs="Times New Roman"/>
-          <w:sz w:val="20"/>
-          <w:szCs w:val="20"/>
-        </w:rPr>
-        <w:t>SourceAFIS</w:t>
-      </w:r>
-      <w:proofErr w:type="spellEnd"/>
-      <w:r>
-        <w:rPr>
-          <w:rFonts w:ascii="Times New Roman" w:hAnsi="Times New Roman" w:cs="Times New Roman"/>
-          <w:sz w:val="20"/>
-          <w:szCs w:val="20"/>
-        </w:rPr>
-        <w:t>. A 500-step threshold sweep is then applied across the full score range to find the Equal Error Rate (EER), which is the threshold at which the False Acceptance Rate (FAR) and False Rejection Rate (FRR) are closest. The results of each test run were written to a CSV file, found in Appendices H and I.</w:t>
+        <w:t>selecting SourceAFIS given the hardware constraints of the Columbo scanner. The matching threshold was set to 40.0, a value verified against two open source fingerprint datasets, each testing a distinct aspect of the algorithm's performance.</w:t>
+      </w:r>
+    </w:p>
+    <w:p>
+      <w:pPr>
+        <w:rPr>
+          <w:rFonts w:ascii="Times New Roman" w:hAnsi="Times New Roman" w:cs="Times New Roman"/>
+          <w:sz w:val="20"/>
+          <w:szCs w:val="20"/>
+        </w:rPr>
+      </w:pPr>
+      <w:r>
+        <w:rPr>
+          <w:rFonts w:ascii="Times New Roman" w:hAnsi="Times New Roman" w:cs="Times New Roman"/>
+          <w:sz w:val="20"/>
+          <w:szCs w:val="20"/>
+        </w:rPr>
+        <w:t>To validate the chosen threshold, a dedicated test program was developed. The program references SourceAFIS 3.14.0, the same version used by the server, and uses the same operating threshold of 40.0. For each dataset, the program loads all fingerprint images and constructs the full set of genuine pairs (same finger, different scan) and impostor pairs (different fingers). Each pair is scored using SourceAFIS. A 500-step threshold sweep is then applied across the full score range to find the Equal Error Rate (EER), which is the threshold at which the False Acceptance Rate (FAR) and False Rejection Rate (FRR) are closest. The results of each test run were written to a CSV file, found in Appendices H and I.</w:t>
       </w:r>
     </w:p>
     <w:tbl>
@@ -9341,7 +7711,6 @@
                 <w:szCs w:val="20"/>
               </w:rPr>
             </w:pPr>
-            <w:proofErr w:type="spellStart"/>
             <w:r>
               <w:rPr>
                 <w:rFonts w:ascii="Times New Roman" w:eastAsia="Times New Roman" w:hAnsi="Times New Roman" w:cs="Times New Roman"/>
@@ -9356,7 +7725,6 @@
               </w:rPr>
               <w:t>SOCOFing</w:t>
             </w:r>
-            <w:proofErr w:type="spellEnd"/>
           </w:p>
         </w:tc>
       </w:tr>
@@ -9685,29 +8053,7 @@
           <w:sz w:val="18"/>
           <w:szCs w:val="18"/>
         </w:rPr>
-        <w:t xml:space="preserve"> – Performance table of </w:t>
-      </w:r>
-      <w:proofErr w:type="spellStart"/>
-      <w:r>
-        <w:rPr>
-          <w:rFonts w:ascii="Times New Roman" w:hAnsi="Times New Roman" w:cs="Times New Roman"/>
-          <w:i/>
-          <w:iCs/>
-          <w:sz w:val="18"/>
-          <w:szCs w:val="18"/>
-        </w:rPr>
-        <w:t>SourceAFIS</w:t>
-      </w:r>
-      <w:proofErr w:type="spellEnd"/>
-      <w:r>
-        <w:rPr>
-          <w:rFonts w:ascii="Times New Roman" w:hAnsi="Times New Roman" w:cs="Times New Roman"/>
-          <w:i/>
-          <w:iCs/>
-          <w:sz w:val="18"/>
-          <w:szCs w:val="18"/>
-        </w:rPr>
-        <w:t xml:space="preserve"> on Different Datasets</w:t>
+        <w:t xml:space="preserve"> – Performance table of SourceAFIS on Different Datasets</w:t>
       </w:r>
     </w:p>
     <w:p>
@@ -9740,88 +8086,24 @@
           <w:sz w:val="20"/>
           <w:szCs w:val="20"/>
         </w:rPr>
-        <w:t xml:space="preserve">, FVC2002 consists of repeated scans of the same fingers captured on real hardware and provides the primary performance benchmark for the system [61]. The 5.11% Equal Error Rate sits within </w:t>
-      </w:r>
-      <w:proofErr w:type="spellStart"/>
-      <w:r>
-        <w:rPr>
-          <w:rFonts w:ascii="Times New Roman" w:hAnsi="Times New Roman" w:cs="Times New Roman"/>
-          <w:sz w:val="20"/>
-          <w:szCs w:val="20"/>
-        </w:rPr>
-        <w:t>SourceAFIS's</w:t>
-      </w:r>
-      <w:proofErr w:type="spellEnd"/>
-      <w:r>
-        <w:rPr>
-          <w:rFonts w:ascii="Times New Roman" w:hAnsi="Times New Roman" w:cs="Times New Roman"/>
-          <w:sz w:val="20"/>
-          <w:szCs w:val="20"/>
-        </w:rPr>
-        <w:t xml:space="preserve"> published range for that dataset, and the large separation between genuine and impostor score averages </w:t>
-      </w:r>
-      <w:proofErr w:type="gramStart"/>
-      <w:r>
-        <w:rPr>
-          <w:rFonts w:ascii="Times New Roman" w:hAnsi="Times New Roman" w:cs="Times New Roman"/>
-          <w:sz w:val="20"/>
-          <w:szCs w:val="20"/>
-        </w:rPr>
-        <w:t>confirms</w:t>
-      </w:r>
-      <w:proofErr w:type="gramEnd"/>
-      <w:r>
-        <w:rPr>
-          <w:rFonts w:ascii="Times New Roman" w:hAnsi="Times New Roman" w:cs="Times New Roman"/>
-          <w:sz w:val="20"/>
-          <w:szCs w:val="20"/>
-        </w:rPr>
-        <w:t xml:space="preserve"> strong discrimination under normal scan variation. At the chosen threshold of 40.0, the FAR is 0%, which is the critical security property for a voting system where no unauthorised individual should be able to authenticate as another voter. The False Rejection Rate of 18.21% indicates that approximately one in five legitimate authentication attempts would require a retry, which is mitigated in the system by the </w:t>
-      </w:r>
-      <w:proofErr w:type="gramStart"/>
-      <w:r>
-        <w:rPr>
-          <w:rFonts w:ascii="Times New Roman" w:hAnsi="Times New Roman" w:cs="Times New Roman"/>
-          <w:sz w:val="20"/>
-          <w:szCs w:val="20"/>
-        </w:rPr>
-        <w:t>three attempt</w:t>
-      </w:r>
-      <w:proofErr w:type="gramEnd"/>
-      <w:r>
-        <w:rPr>
-          <w:rFonts w:ascii="Times New Roman" w:hAnsi="Times New Roman" w:cs="Times New Roman"/>
-          <w:sz w:val="20"/>
-          <w:szCs w:val="20"/>
-        </w:rPr>
-        <w:t xml:space="preserve"> policy and the accessible fallback mechanism described in the specification.</w:t>
-      </w:r>
-    </w:p>
-    <w:p>
-      <w:pPr>
-        <w:rPr>
-          <w:rFonts w:ascii="Times New Roman" w:hAnsi="Times New Roman" w:cs="Times New Roman"/>
-          <w:sz w:val="20"/>
-          <w:szCs w:val="20"/>
-        </w:rPr>
-      </w:pPr>
-      <w:proofErr w:type="spellStart"/>
-      <w:r>
-        <w:rPr>
-          <w:rFonts w:ascii="Times New Roman" w:hAnsi="Times New Roman" w:cs="Times New Roman"/>
-          <w:sz w:val="20"/>
-          <w:szCs w:val="20"/>
-        </w:rPr>
-        <w:t>SOCOFing</w:t>
-      </w:r>
-      <w:proofErr w:type="spellEnd"/>
-      <w:r>
-        <w:rPr>
-          <w:rFonts w:ascii="Times New Roman" w:hAnsi="Times New Roman" w:cs="Times New Roman"/>
-          <w:sz w:val="20"/>
-          <w:szCs w:val="20"/>
-        </w:rPr>
-        <w:t xml:space="preserve"> tests a different scenario. Its altered images simulate physical attack on the fingerprint itself, with cuts and deliberate damage applied to a significant proportion of subjects [60]. This </w:t>
+        <w:t>, FVC2002 consists of repeated scans of the same fingers captured on real hardware and provides the primary performance benchmark for the system [61]. The 5.11% Equal Error Rate sits within SourceAFIS's published range for that dataset, and the large separation between genuine and impostor score averages confirms strong discrimination under normal scan variation. At the chosen threshold of 40.0, the FAR is 0%, which is the critical security property for a voting system where no unauthorised individual should be able to authenticate as another voter. The False Rejection Rate of 18.21% indicates that approximately one in five legitimate authentication attempts would require a retry, which is mitigated in the system by the three attempt policy and the accessible fallback mechanism described in the specification.</w:t>
+      </w:r>
+    </w:p>
+    <w:p>
+      <w:pPr>
+        <w:rPr>
+          <w:rFonts w:ascii="Times New Roman" w:hAnsi="Times New Roman" w:cs="Times New Roman"/>
+          <w:sz w:val="20"/>
+          <w:szCs w:val="20"/>
+        </w:rPr>
+      </w:pPr>
+      <w:r>
+        <w:rPr>
+          <w:rFonts w:ascii="Times New Roman" w:hAnsi="Times New Roman" w:cs="Times New Roman"/>
+          <w:sz w:val="20"/>
+          <w:szCs w:val="20"/>
+        </w:rPr>
+        <w:t xml:space="preserve">SOCOFing tests a different scenario. Its altered images simulate physical attack on the fingerprint itself, with cuts and deliberate damage applied to a significant proportion of subjects [60]. This </w:t>
       </w:r>
       <w:r>
         <w:rPr>
@@ -9864,43 +8146,7 @@
           <w:sz w:val="20"/>
           <w:szCs w:val="20"/>
         </w:rPr>
-        <w:t xml:space="preserve">The Searchable Deterministic Index (SDI) is an HMAC-SHA-256 hash of a normalised string derived from five fields: first name, last name, date of birth, postcode, and town of birth. By design, two individuals who share all five values will produce an identical SDI and therefore insert into the database with the same SDI. In practice this edge case is most likely to occur with twins sharing the same surname and address. When a lookup returns more than one candidate record, the server sets </w:t>
-      </w:r>
-      <w:proofErr w:type="spellStart"/>
-      <w:r>
-        <w:rPr>
-          <w:rFonts w:ascii="Times New Roman" w:hAnsi="Times New Roman" w:cs="Times New Roman"/>
-          <w:sz w:val="20"/>
-          <w:szCs w:val="20"/>
-        </w:rPr>
-        <w:t>RequiresDisambiguation</w:t>
-      </w:r>
-      <w:proofErr w:type="spellEnd"/>
-      <w:r>
-        <w:rPr>
-          <w:rFonts w:ascii="Times New Roman" w:hAnsi="Times New Roman" w:cs="Times New Roman"/>
-          <w:sz w:val="20"/>
-          <w:szCs w:val="20"/>
-        </w:rPr>
-        <w:t xml:space="preserve"> to true in the response and returns the list of candidate voter IDs to the client. The client presents the voter with a fingerprint scan prompt as usual, then resubmits the authentication request with </w:t>
-      </w:r>
-      <w:proofErr w:type="spellStart"/>
-      <w:r>
-        <w:rPr>
-          <w:rFonts w:ascii="Times New Roman" w:hAnsi="Times New Roman" w:cs="Times New Roman"/>
-          <w:sz w:val="20"/>
-          <w:szCs w:val="20"/>
-        </w:rPr>
-        <w:t>CandiateVoterIds</w:t>
-      </w:r>
-      <w:proofErr w:type="spellEnd"/>
-      <w:r>
-        <w:rPr>
-          <w:rFonts w:ascii="Times New Roman" w:hAnsi="Times New Roman" w:cs="Times New Roman"/>
-          <w:sz w:val="20"/>
-          <w:szCs w:val="20"/>
-        </w:rPr>
-        <w:t xml:space="preserve"> populated.</w:t>
+        <w:t>The Searchable Deterministic Index (SDI) is an HMAC-SHA-256 hash of a normalised string derived from five fields: first name, last name, date of birth, postcode, and town of birth. By design, two individuals who share all five values will produce an identical SDI and therefore insert into the database with the same SDI. In practice this edge case is most likely to occur with twins sharing the same surname and address. When a lookup returns more than one candidate record, the server sets RequiresDisambiguation to true in the response and returns the list of candidate voter IDs to the client. The client presents the voter with a fingerprint scan prompt as usual, then resubmits the authentication request with CandiateVoterIds populated.</w:t>
       </w:r>
     </w:p>
     <w:p>
@@ -10509,43 +8755,7 @@
           <w:sz w:val="20"/>
           <w:szCs w:val="20"/>
         </w:rPr>
-        <w:t xml:space="preserve">Every template is compared against every other using </w:t>
-      </w:r>
-      <w:proofErr w:type="spellStart"/>
-      <w:r>
-        <w:rPr>
-          <w:rFonts w:ascii="Times New Roman" w:hAnsi="Times New Roman" w:cs="Times New Roman"/>
-          <w:sz w:val="20"/>
-          <w:szCs w:val="20"/>
-        </w:rPr>
-        <w:t>SourceAFIS</w:t>
-      </w:r>
-      <w:proofErr w:type="spellEnd"/>
-      <w:r>
-        <w:rPr>
-          <w:rFonts w:ascii="Times New Roman" w:hAnsi="Times New Roman" w:cs="Times New Roman"/>
-          <w:sz w:val="20"/>
-          <w:szCs w:val="20"/>
-        </w:rPr>
-        <w:t xml:space="preserve">. When a duplicate is detected, the corresponding voters are grouped together and the </w:t>
-      </w:r>
-      <w:proofErr w:type="spellStart"/>
-      <w:r>
-        <w:rPr>
-          <w:rFonts w:ascii="Times New Roman" w:hAnsi="Times New Roman" w:cs="Times New Roman"/>
-          <w:sz w:val="20"/>
-          <w:szCs w:val="20"/>
-        </w:rPr>
-        <w:t>UnderSuspicion</w:t>
-      </w:r>
-      <w:proofErr w:type="spellEnd"/>
-      <w:r>
-        <w:rPr>
-          <w:rFonts w:ascii="Times New Roman" w:hAnsi="Times New Roman" w:cs="Times New Roman"/>
-          <w:sz w:val="20"/>
-          <w:szCs w:val="20"/>
-        </w:rPr>
-        <w:t xml:space="preserve"> field for all affected records is set to true within the database. Once all comparisons are complete, the groups of suspected duplicates are returned to the Official App. The information returned includes the names and National Insurance numbers of the flagged voters, allowing the official to investigate and resolve each case before polling day.</w:t>
+        <w:t>Every template is compared against every other using SourceAFIS. When a duplicate is detected, the corresponding voters are grouped together and the UnderSuspicion field for all affected records is set to true within the database. Once all comparisons are complete, the groups of suspected duplicates are returned to the Official App. The information returned includes the names and National Insurance numbers of the flagged voters, allowing the official to investigate and resolve each case before polling day.</w:t>
       </w:r>
     </w:p>
     <w:p>
@@ -10613,79 +8823,7 @@
           <w:sz w:val="20"/>
           <w:szCs w:val="20"/>
         </w:rPr>
-        <w:t xml:space="preserve">The official application is a desktop system built using Avalonia UI, a </w:t>
-      </w:r>
-      <w:proofErr w:type="gramStart"/>
-      <w:r>
-        <w:rPr>
-          <w:rFonts w:ascii="Times New Roman" w:hAnsi="Times New Roman" w:cs="Times New Roman"/>
-          <w:sz w:val="20"/>
-          <w:szCs w:val="20"/>
-        </w:rPr>
-        <w:t>cross platform</w:t>
-      </w:r>
-      <w:proofErr w:type="gramEnd"/>
-      <w:r>
-        <w:rPr>
-          <w:rFonts w:ascii="Times New Roman" w:hAnsi="Times New Roman" w:cs="Times New Roman"/>
-          <w:sz w:val="20"/>
-          <w:szCs w:val="20"/>
-        </w:rPr>
-        <w:t xml:space="preserve"> .NET framework, and follows the Model View </w:t>
-      </w:r>
-      <w:proofErr w:type="spellStart"/>
-      <w:r>
-        <w:rPr>
-          <w:rFonts w:ascii="Times New Roman" w:hAnsi="Times New Roman" w:cs="Times New Roman"/>
-          <w:sz w:val="20"/>
-          <w:szCs w:val="20"/>
-        </w:rPr>
-        <w:t>ViewModel</w:t>
-      </w:r>
-      <w:proofErr w:type="spellEnd"/>
-      <w:r>
-        <w:rPr>
-          <w:rFonts w:ascii="Times New Roman" w:hAnsi="Times New Roman" w:cs="Times New Roman"/>
-          <w:sz w:val="20"/>
-          <w:szCs w:val="20"/>
-        </w:rPr>
-        <w:t xml:space="preserve"> (MVVM) architectural pattern implemented via the </w:t>
-      </w:r>
-      <w:proofErr w:type="spellStart"/>
-      <w:r>
-        <w:rPr>
-          <w:rFonts w:ascii="Times New Roman" w:hAnsi="Times New Roman" w:cs="Times New Roman"/>
-          <w:sz w:val="20"/>
-          <w:szCs w:val="20"/>
-        </w:rPr>
-        <w:t>CommunityToolkit.Mvvm</w:t>
-      </w:r>
-      <w:proofErr w:type="spellEnd"/>
-      <w:r>
-        <w:rPr>
-          <w:rFonts w:ascii="Times New Roman" w:hAnsi="Times New Roman" w:cs="Times New Roman"/>
-          <w:sz w:val="20"/>
-          <w:szCs w:val="20"/>
-        </w:rPr>
-        <w:t xml:space="preserve"> library. Neither Avalonia nor MVVM had been used by the researcher prior to this project. The selection was based on Avalonia’s suitability for cross platform desktop development in C#, and MVVM’s ability to clearly separate user interface concerns from business logic. Each screen consists of a View, responsible for the UI, and a corresponding </w:t>
-      </w:r>
-      <w:proofErr w:type="spellStart"/>
-      <w:r>
-        <w:rPr>
-          <w:rFonts w:ascii="Times New Roman" w:hAnsi="Times New Roman" w:cs="Times New Roman"/>
-          <w:sz w:val="20"/>
-          <w:szCs w:val="20"/>
-        </w:rPr>
-        <w:t>ViewModel</w:t>
-      </w:r>
-      <w:proofErr w:type="spellEnd"/>
-      <w:r>
-        <w:rPr>
-          <w:rFonts w:ascii="Times New Roman" w:hAnsi="Times New Roman" w:cs="Times New Roman"/>
-          <w:sz w:val="20"/>
-          <w:szCs w:val="20"/>
-        </w:rPr>
-        <w:t>, which handles the underlying logic.</w:t>
+        <w:t>The official application is a desktop system built using Avalonia UI, a cross platform .NET framework, and follows the Model View ViewModel (MVVM) architectural pattern implemented via the CommunityToolkit.Mvvm library. Neither Avalonia nor MVVM had been used by the researcher prior to this project. The selection was based on Avalonia’s suitability for cross platform desktop development in C#, and MVVM’s ability to clearly separate user interface concerns from business logic. Each screen consists of a View, responsible for the UI, and a corresponding ViewModel, which handles the underlying logic.</w:t>
       </w:r>
     </w:p>
     <w:p>
@@ -10998,25 +9136,7 @@
           <w:sz w:val="20"/>
           <w:szCs w:val="20"/>
         </w:rPr>
-        <w:t xml:space="preserve">, incorporates feedback from both surveys. The layout was simplified into two distinct sections with connected devices on the left and polling station statistics on the right. The device interface was redesigned, replacing the previous </w:t>
-      </w:r>
-      <w:proofErr w:type="gramStart"/>
-      <w:r>
-        <w:rPr>
-          <w:rFonts w:ascii="Times New Roman" w:hAnsi="Times New Roman" w:cs="Times New Roman"/>
-          <w:sz w:val="20"/>
-          <w:szCs w:val="20"/>
-        </w:rPr>
-        <w:t>colour based</w:t>
-      </w:r>
-      <w:proofErr w:type="gramEnd"/>
-      <w:r>
-        <w:rPr>
-          <w:rFonts w:ascii="Times New Roman" w:hAnsi="Times New Roman" w:cs="Times New Roman"/>
-          <w:sz w:val="20"/>
-          <w:szCs w:val="20"/>
-        </w:rPr>
-        <w:t xml:space="preserve"> health indicators with clearly labelled status text. Additionally, explicit lock and unlock buttons were added to each device template, making these controls immediately visible and accessible. </w:t>
+        <w:t xml:space="preserve">, incorporates feedback from both surveys. The layout was simplified into two distinct sections with connected devices on the left and polling station statistics on the right. The device interface was redesigned, replacing the previous colour based health indicators with clearly labelled status text. Additionally, explicit lock and unlock buttons were added to each device template, making these controls immediately visible and accessible. </w:t>
       </w:r>
     </w:p>
     <w:p>
@@ -11050,158 +9170,32 @@
           <w:sz w:val="20"/>
           <w:szCs w:val="20"/>
         </w:rPr>
-        <w:t xml:space="preserve">Each voter device connects to the server via </w:t>
-      </w:r>
-      <w:proofErr w:type="spellStart"/>
-      <w:r>
-        <w:rPr>
-          <w:rFonts w:ascii="Times New Roman" w:hAnsi="Times New Roman" w:cs="Times New Roman"/>
-          <w:sz w:val="20"/>
-          <w:szCs w:val="20"/>
-        </w:rPr>
-        <w:t>SignalR</w:t>
-      </w:r>
-      <w:proofErr w:type="spellEnd"/>
-      <w:r>
-        <w:rPr>
-          <w:rFonts w:ascii="Times New Roman" w:hAnsi="Times New Roman" w:cs="Times New Roman"/>
-          <w:sz w:val="20"/>
-          <w:szCs w:val="20"/>
-        </w:rPr>
-        <w:t xml:space="preserve"> and joins a group scoped to the voter's identity. When the connection is established or its status changes the server pushes a presence event to the official's client. This was not always the mechanism used; the original implementation relied on HTTP polling where the official app requested device statuses on a fixed interval. When tested, the intervals created a gap between status </w:t>
-      </w:r>
-      <w:r>
-        <w:rPr>
-          <w:rFonts w:ascii="Times New Roman" w:hAnsi="Times New Roman" w:cs="Times New Roman"/>
-          <w:sz w:val="20"/>
-          <w:szCs w:val="20"/>
-        </w:rPr>
-        <w:t xml:space="preserve">updates of up to 20–30 seconds, which was unacceptable for a lock command when an official needed immediate action against an attacker. The migration to </w:t>
-      </w:r>
-      <w:proofErr w:type="spellStart"/>
-      <w:r>
-        <w:rPr>
-          <w:rFonts w:ascii="Times New Roman" w:hAnsi="Times New Roman" w:cs="Times New Roman"/>
-          <w:sz w:val="20"/>
-          <w:szCs w:val="20"/>
-        </w:rPr>
-        <w:t>SignalR</w:t>
-      </w:r>
-      <w:proofErr w:type="spellEnd"/>
-      <w:r>
-        <w:rPr>
-          <w:rFonts w:ascii="Times New Roman" w:hAnsi="Times New Roman" w:cs="Times New Roman"/>
-          <w:sz w:val="20"/>
-          <w:szCs w:val="20"/>
-        </w:rPr>
-        <w:t xml:space="preserve"> reduced this to near instant delivery and was the primary driver for adopting the persistent connection architecture.</w:t>
-      </w:r>
-    </w:p>
-    <w:p>
-      <w:pPr>
-        <w:rPr>
-          <w:rFonts w:ascii="Times New Roman" w:hAnsi="Times New Roman" w:cs="Times New Roman"/>
-          <w:sz w:val="20"/>
-          <w:szCs w:val="20"/>
-        </w:rPr>
-      </w:pPr>
-      <w:r>
-        <w:rPr>
-          <w:rFonts w:ascii="Times New Roman" w:hAnsi="Times New Roman" w:cs="Times New Roman"/>
-          <w:sz w:val="20"/>
-          <w:szCs w:val="20"/>
-        </w:rPr>
-        <w:t xml:space="preserve">The lock command itself follows a </w:t>
-      </w:r>
-      <w:proofErr w:type="gramStart"/>
-      <w:r>
-        <w:rPr>
-          <w:rFonts w:ascii="Times New Roman" w:hAnsi="Times New Roman" w:cs="Times New Roman"/>
-          <w:sz w:val="20"/>
-          <w:szCs w:val="20"/>
-        </w:rPr>
-        <w:t>three step</w:t>
-      </w:r>
-      <w:proofErr w:type="gramEnd"/>
-      <w:r>
-        <w:rPr>
-          <w:rFonts w:ascii="Times New Roman" w:hAnsi="Times New Roman" w:cs="Times New Roman"/>
-          <w:sz w:val="20"/>
-          <w:szCs w:val="20"/>
-        </w:rPr>
-        <w:t xml:space="preserve"> flow, the officials </w:t>
-      </w:r>
-      <w:proofErr w:type="spellStart"/>
-      <w:r>
-        <w:rPr>
-          <w:rFonts w:ascii="Times New Roman" w:hAnsi="Times New Roman" w:cs="Times New Roman"/>
-          <w:sz w:val="20"/>
-          <w:szCs w:val="20"/>
-        </w:rPr>
-        <w:t>viewmodel</w:t>
-      </w:r>
-      <w:proofErr w:type="spellEnd"/>
-      <w:r>
-        <w:rPr>
-          <w:rFonts w:ascii="Times New Roman" w:hAnsi="Times New Roman" w:cs="Times New Roman"/>
-          <w:sz w:val="20"/>
-          <w:szCs w:val="20"/>
-        </w:rPr>
-        <w:t xml:space="preserve"> sends a </w:t>
-      </w:r>
-      <w:proofErr w:type="spellStart"/>
-      <w:r>
-        <w:rPr>
-          <w:rFonts w:ascii="Times New Roman" w:hAnsi="Times New Roman" w:cs="Times New Roman"/>
-          <w:sz w:val="20"/>
-          <w:szCs w:val="20"/>
-        </w:rPr>
-        <w:t>lock_device</w:t>
-      </w:r>
-      <w:proofErr w:type="spellEnd"/>
-      <w:r>
-        <w:rPr>
-          <w:rFonts w:ascii="Times New Roman" w:hAnsi="Times New Roman" w:cs="Times New Roman"/>
-          <w:sz w:val="20"/>
-          <w:szCs w:val="20"/>
-        </w:rPr>
-        <w:t xml:space="preserve"> command to the server via the API, the server then forwards it through </w:t>
-      </w:r>
-      <w:proofErr w:type="spellStart"/>
-      <w:r>
-        <w:rPr>
-          <w:rFonts w:ascii="Times New Roman" w:hAnsi="Times New Roman" w:cs="Times New Roman"/>
-          <w:sz w:val="20"/>
-          <w:szCs w:val="20"/>
-        </w:rPr>
-        <w:t>signalR</w:t>
-      </w:r>
-      <w:proofErr w:type="spellEnd"/>
-      <w:r>
-        <w:rPr>
-          <w:rFonts w:ascii="Times New Roman" w:hAnsi="Times New Roman" w:cs="Times New Roman"/>
-          <w:sz w:val="20"/>
-          <w:szCs w:val="20"/>
-        </w:rPr>
-        <w:t xml:space="preserve"> directly to the target device’s group. Then the devices status is reflected back to all subscribers including the official’s screen. The </w:t>
-      </w:r>
-      <w:proofErr w:type="spellStart"/>
-      <w:r>
-        <w:rPr>
-          <w:rFonts w:ascii="Times New Roman" w:hAnsi="Times New Roman" w:cs="Times New Roman"/>
-          <w:sz w:val="20"/>
-          <w:szCs w:val="20"/>
-        </w:rPr>
-        <w:t>viewmodel</w:t>
-      </w:r>
-      <w:proofErr w:type="spellEnd"/>
-      <w:r>
-        <w:rPr>
-          <w:rFonts w:ascii="Times New Roman" w:hAnsi="Times New Roman" w:cs="Times New Roman"/>
-          <w:sz w:val="20"/>
-          <w:szCs w:val="20"/>
-        </w:rPr>
-        <w:t xml:space="preserve"> then updates the device status to locked before any confirmation is sent. </w:t>
+        <w:t xml:space="preserve">Each voter device connects to the server via SignalR and joins a group scoped to the voter's identity. When the connection is established or its status changes the server pushes a presence event to the official's client. This was not always the mechanism used; the original implementation relied on HTTP polling where the official app requested device statuses on a fixed interval. When tested, the intervals created a gap between status </w:t>
+      </w:r>
+      <w:r>
+        <w:rPr>
+          <w:rFonts w:ascii="Times New Roman" w:hAnsi="Times New Roman" w:cs="Times New Roman"/>
+          <w:sz w:val="20"/>
+          <w:szCs w:val="20"/>
+        </w:rPr>
+        <w:t>updates of up to 20–30 seconds, which was unacceptable for a lock command when an official needed immediate action against an attacker. The migration to SignalR reduced this to near instant delivery and was the primary driver for adopting the persistent connection architecture.</w:t>
+      </w:r>
+    </w:p>
+    <w:p>
+      <w:pPr>
+        <w:rPr>
+          <w:rFonts w:ascii="Times New Roman" w:hAnsi="Times New Roman" w:cs="Times New Roman"/>
+          <w:sz w:val="20"/>
+          <w:szCs w:val="20"/>
+        </w:rPr>
+      </w:pPr>
+      <w:r>
+        <w:rPr>
+          <w:rFonts w:ascii="Times New Roman" w:hAnsi="Times New Roman" w:cs="Times New Roman"/>
+          <w:sz w:val="20"/>
+          <w:szCs w:val="20"/>
+        </w:rPr>
+        <w:t xml:space="preserve">The lock command itself follows a three step flow, the officials viewmodel sends a lock_device command to the server via the API, the server then forwards it through signalR directly to the target device’s group. Then the devices status is reflected back to all subscribers including the official’s screen. The viewmodel then updates the device status to locked before any confirmation is sent. </w:t>
       </w:r>
     </w:p>
     <w:p>
@@ -11311,25 +9305,7 @@
           <w:sz w:val="20"/>
           <w:szCs w:val="20"/>
         </w:rPr>
-        <w:t xml:space="preserve">If the command to lock fails the status rolls back to its previous value on the official’s screen, this is so the official is not misled into thinking that the device is secured. When the lock is sent successfully the voter device receives it via its own </w:t>
-      </w:r>
-      <w:proofErr w:type="spellStart"/>
-      <w:r>
-        <w:rPr>
-          <w:rFonts w:ascii="Times New Roman" w:hAnsi="Times New Roman" w:cs="Times New Roman"/>
-          <w:sz w:val="20"/>
-          <w:szCs w:val="20"/>
-        </w:rPr>
-        <w:t>SignalR</w:t>
-      </w:r>
-      <w:proofErr w:type="spellEnd"/>
-      <w:r>
-        <w:rPr>
-          <w:rFonts w:ascii="Times New Roman" w:hAnsi="Times New Roman" w:cs="Times New Roman"/>
-          <w:sz w:val="20"/>
-          <w:szCs w:val="20"/>
-        </w:rPr>
-        <w:t xml:space="preserve"> subscription and disables the voter interface, preventing further interaction until the unlock command is sent.</w:t>
+        <w:t>If the command to lock fails the status rolls back to its previous value on the official’s screen, this is so the official is not misled into thinking that the device is secured. When the lock is sent successfully the voter device receives it via its own SignalR subscription and disables the voter interface, preventing further interaction until the unlock command is sent.</w:t>
       </w:r>
     </w:p>
     <w:p>
@@ -11521,25 +9497,7 @@
           <w:sz w:val="20"/>
           <w:szCs w:val="20"/>
         </w:rPr>
-        <w:t xml:space="preserve">Integrating the </w:t>
-      </w:r>
-      <w:proofErr w:type="spellStart"/>
-      <w:r>
-        <w:rPr>
-          <w:rFonts w:ascii="Times New Roman" w:hAnsi="Times New Roman" w:cs="Times New Roman"/>
-          <w:sz w:val="20"/>
-          <w:szCs w:val="20"/>
-        </w:rPr>
-        <w:t>IBScanUltimate</w:t>
-      </w:r>
-      <w:proofErr w:type="spellEnd"/>
-      <w:r>
-        <w:rPr>
-          <w:rFonts w:ascii="Times New Roman" w:hAnsi="Times New Roman" w:cs="Times New Roman"/>
-          <w:sz w:val="20"/>
-          <w:szCs w:val="20"/>
-        </w:rPr>
-        <w:t xml:space="preserve"> Columbo scanner was one of the most time-consuming challenges in the project. The researcher had no prior experience integrating hardware into a software project, making each stage a learning experience that slowed development. The first step was contacting the SDK provider directly by email to obtain the </w:t>
+        <w:t xml:space="preserve">Integrating the IBScanUltimate Columbo scanner was one of the most time-consuming challenges in the project. The researcher had no prior experience integrating hardware into a software project, making each stage a learning experience that slowed development. The first step was contacting the SDK provider directly by email to obtain the </w:t>
       </w:r>
       <w:r>
         <w:rPr>
@@ -11589,78 +9547,24 @@
           <w:sz w:val="20"/>
           <w:szCs w:val="20"/>
         </w:rPr>
-        <w:t xml:space="preserve"> A further limitation of the </w:t>
-      </w:r>
-      <w:proofErr w:type="spellStart"/>
-      <w:r>
-        <w:rPr>
-          <w:rFonts w:ascii="Times New Roman" w:hAnsi="Times New Roman" w:cs="Times New Roman"/>
-          <w:sz w:val="20"/>
-          <w:szCs w:val="20"/>
-        </w:rPr>
-        <w:t>IBScan</w:t>
-      </w:r>
-      <w:proofErr w:type="spellEnd"/>
-      <w:r>
-        <w:rPr>
-          <w:rFonts w:ascii="Times New Roman" w:hAnsi="Times New Roman" w:cs="Times New Roman"/>
-          <w:sz w:val="20"/>
-          <w:szCs w:val="20"/>
-        </w:rPr>
-        <w:t xml:space="preserve"> SDK is that it only provides drivers for Windows, Linux and Android, meaning the scanner integration is not functional on macOS despite both applications otherwise running cross-platform via Avalonia. This constrains the current deployment to Windows devices only if users wish to progress past authentication. </w:t>
-      </w:r>
-    </w:p>
-    <w:p>
-      <w:pPr>
-        <w:rPr>
-          <w:rFonts w:ascii="Times New Roman" w:hAnsi="Times New Roman" w:cs="Times New Roman"/>
-          <w:sz w:val="20"/>
-          <w:szCs w:val="20"/>
-        </w:rPr>
-      </w:pPr>
-      <w:r>
-        <w:rPr>
-          <w:rFonts w:ascii="Times New Roman" w:hAnsi="Times New Roman" w:cs="Times New Roman"/>
-          <w:sz w:val="20"/>
-          <w:szCs w:val="20"/>
-        </w:rPr>
-        <w:t xml:space="preserve">A second compatibility problem appeared between what the scanner produces and what </w:t>
-      </w:r>
-      <w:proofErr w:type="spellStart"/>
-      <w:r>
-        <w:rPr>
-          <w:rFonts w:ascii="Times New Roman" w:hAnsi="Times New Roman" w:cs="Times New Roman"/>
-          <w:sz w:val="20"/>
-          <w:szCs w:val="20"/>
-        </w:rPr>
-        <w:t>SourceAFIS</w:t>
-      </w:r>
-      <w:proofErr w:type="spellEnd"/>
-      <w:r>
-        <w:rPr>
-          <w:rFonts w:ascii="Times New Roman" w:hAnsi="Times New Roman" w:cs="Times New Roman"/>
-          <w:sz w:val="20"/>
-          <w:szCs w:val="20"/>
-        </w:rPr>
-        <w:t xml:space="preserve"> accepts. The SDK delivers a raw </w:t>
-      </w:r>
-      <w:proofErr w:type="gramStart"/>
-      <w:r>
-        <w:rPr>
-          <w:rFonts w:ascii="Times New Roman" w:hAnsi="Times New Roman" w:cs="Times New Roman"/>
-          <w:sz w:val="20"/>
-          <w:szCs w:val="20"/>
-        </w:rPr>
-        <w:t>8 bit</w:t>
-      </w:r>
-      <w:proofErr w:type="gramEnd"/>
-      <w:r>
-        <w:rPr>
-          <w:rFonts w:ascii="Times New Roman" w:hAnsi="Times New Roman" w:cs="Times New Roman"/>
-          <w:sz w:val="20"/>
-          <w:szCs w:val="20"/>
-        </w:rPr>
-        <w:t xml:space="preserve"> grayscale pixel buffer with metadata attached. A conversion step was needed so that every scan returns a PNG. </w:t>
+        <w:t xml:space="preserve"> A further limitation of the IBScan SDK is that it only provides drivers for Windows, Linux and Android, meaning the scanner integration is not functional on macOS despite both applications otherwise running cross-platform via Avalonia. This constrains the current deployment to Windows devices only if users wish to progress past authentication. </w:t>
+      </w:r>
+    </w:p>
+    <w:p>
+      <w:pPr>
+        <w:rPr>
+          <w:rFonts w:ascii="Times New Roman" w:hAnsi="Times New Roman" w:cs="Times New Roman"/>
+          <w:sz w:val="20"/>
+          <w:szCs w:val="20"/>
+        </w:rPr>
+      </w:pPr>
+      <w:r>
+        <w:rPr>
+          <w:rFonts w:ascii="Times New Roman" w:hAnsi="Times New Roman" w:cs="Times New Roman"/>
+          <w:sz w:val="20"/>
+          <w:szCs w:val="20"/>
+        </w:rPr>
+        <w:t xml:space="preserve">A second compatibility problem appeared between what the scanner produces and what SourceAFIS accepts. The SDK delivers a raw 8 bit grayscale pixel buffer with metadata attached. A conversion step was needed so that every scan returns a PNG. </w:t>
       </w:r>
     </w:p>
     <w:p>
@@ -11856,25 +9760,7 @@
           <w:sz w:val="20"/>
           <w:szCs w:val="20"/>
         </w:rPr>
-        <w:t xml:space="preserve">AWS was chosen as the hosting platform as it is the industry standard and provided the infrastructure needed to run the system as it was designed to operate. This was the researcher's first time deploying to a cloud environment. Two EC2 Linux instances were created, one running the ASP.NET Core server behind </w:t>
-      </w:r>
-      <w:proofErr w:type="gramStart"/>
-      <w:r>
-        <w:rPr>
-          <w:rFonts w:ascii="Times New Roman" w:hAnsi="Times New Roman" w:cs="Times New Roman"/>
-          <w:sz w:val="20"/>
-          <w:szCs w:val="20"/>
-        </w:rPr>
-        <w:t>an</w:t>
-      </w:r>
-      <w:proofErr w:type="gramEnd"/>
-      <w:r>
-        <w:rPr>
-          <w:rFonts w:ascii="Times New Roman" w:hAnsi="Times New Roman" w:cs="Times New Roman"/>
-          <w:sz w:val="20"/>
-          <w:szCs w:val="20"/>
-        </w:rPr>
-        <w:t xml:space="preserve"> Nginx reverse proxy, and a second hosting the PostgreSQL database. Elastic IPs were assigned to both instances to provide </w:t>
+        <w:t xml:space="preserve">AWS was chosen as the hosting platform as it is the industry standard and provided the infrastructure needed to run the system as it was designed to operate. This was the researcher's first time deploying to a cloud environment. Two EC2 Linux instances were created, one running the ASP.NET Core server behind an Nginx reverse proxy, and a second hosting the PostgreSQL database. Elastic IPs were assigned to both instances to provide </w:t>
       </w:r>
       <w:r>
         <w:rPr>
@@ -11959,25 +9845,7 @@
           <w:sz w:val="20"/>
           <w:szCs w:val="20"/>
         </w:rPr>
-        <w:t xml:space="preserve">During implementation, Artificial Intelligence tools were used to accelerate development and support the learning of unfamiliar technologies, including Avalonia, </w:t>
-      </w:r>
-      <w:proofErr w:type="spellStart"/>
-      <w:r>
-        <w:rPr>
-          <w:rFonts w:ascii="Times New Roman" w:hAnsi="Times New Roman" w:cs="Times New Roman"/>
-          <w:sz w:val="20"/>
-          <w:szCs w:val="20"/>
-        </w:rPr>
-        <w:t>SignalR</w:t>
-      </w:r>
-      <w:proofErr w:type="spellEnd"/>
-      <w:r>
-        <w:rPr>
-          <w:rFonts w:ascii="Times New Roman" w:hAnsi="Times New Roman" w:cs="Times New Roman"/>
-          <w:sz w:val="20"/>
-          <w:szCs w:val="20"/>
-        </w:rPr>
-        <w:t>, and ASP.NET Core</w:t>
+        <w:t>During implementation, Artificial Intelligence tools were used to accelerate development and support the learning of unfamiliar technologies, including Avalonia, SignalR, and ASP.NET Core</w:t>
       </w:r>
       <w:r>
         <w:rPr>
@@ -12035,25 +9903,7 @@
           <w:sz w:val="20"/>
           <w:szCs w:val="20"/>
         </w:rPr>
-        <w:t xml:space="preserve">To evaluate the system, two surveys were conducted at different stages of development. The first was conducted on the high-fidelity mock-ups (Appendix A) to gather feedback on the interface design. The second was conducted after the redesign that resulted from the first survey's feedback. Both surveys used the same questionnaire (Appendix J), consisting of </w:t>
-      </w:r>
-      <w:proofErr w:type="gramStart"/>
-      <w:r>
-        <w:rPr>
-          <w:rFonts w:ascii="Times New Roman" w:hAnsi="Times New Roman" w:cs="Times New Roman"/>
-          <w:sz w:val="20"/>
-          <w:szCs w:val="20"/>
-        </w:rPr>
-        <w:t>five point</w:t>
-      </w:r>
-      <w:proofErr w:type="gramEnd"/>
-      <w:r>
-        <w:rPr>
-          <w:rFonts w:ascii="Times New Roman" w:hAnsi="Times New Roman" w:cs="Times New Roman"/>
-          <w:sz w:val="20"/>
-          <w:szCs w:val="20"/>
-        </w:rPr>
-        <w:t xml:space="preserve"> ratings and open-ended text responses. Participants were briefed on the anonymous nature of the data collection process and were given a consent form to review and sign (Appendix L). The full results of both surveys are available in Appendix G.</w:t>
+        <w:t>To evaluate the system, two surveys were conducted at different stages of development. The first was conducted on the high-fidelity mock-ups (Appendix A) to gather feedback on the interface design. The second was conducted after the redesign that resulted from the first survey's feedback. Both surveys used the same questionnaire (Appendix J), consisting of five point ratings and open-ended text responses. Participants were briefed on the anonymous nature of the data collection process and were given a consent form to review and sign (Appendix L). The full results of both surveys are available in Appendix G.</w:t>
       </w:r>
     </w:p>
     <w:p>
@@ -12224,25 +10074,7 @@
           <w:sz w:val="20"/>
           <w:szCs w:val="20"/>
         </w:rPr>
-        <w:t xml:space="preserve">A strength of the agile methodology was demonstrated when the system was switched from HTTP polling to a persistent </w:t>
-      </w:r>
-      <w:proofErr w:type="spellStart"/>
-      <w:r>
-        <w:rPr>
-          <w:rFonts w:ascii="Times New Roman" w:hAnsi="Times New Roman" w:cs="Times New Roman"/>
-          <w:sz w:val="20"/>
-          <w:szCs w:val="20"/>
-        </w:rPr>
-        <w:t>SignalR</w:t>
-      </w:r>
-      <w:proofErr w:type="spellEnd"/>
-      <w:r>
-        <w:rPr>
-          <w:rFonts w:ascii="Times New Roman" w:hAnsi="Times New Roman" w:cs="Times New Roman"/>
-          <w:sz w:val="20"/>
-          <w:szCs w:val="20"/>
-        </w:rPr>
-        <w:t xml:space="preserve"> connection. The need for this change was identified during development of the client applications, outside the server's development sprints. The flexible nature of agile allowed this to be factored into the following sprint, enabling a fast response to a significant </w:t>
+        <w:t xml:space="preserve">A strength of the agile methodology was demonstrated when the system was switched from HTTP polling to a persistent SignalR connection. The need for this change was identified during development of the client applications, outside the server's development sprints. The flexible nature of agile allowed this to be factored into the following sprint, enabling a fast response to a significant </w:t>
       </w:r>
       <w:r>
         <w:rPr>
@@ -12320,43 +10152,7 @@
           <w:sz w:val="20"/>
           <w:szCs w:val="20"/>
         </w:rPr>
-        <w:t xml:space="preserve"> functional requirements across all three components were met. Both the Official App and Secure Vote App successfully encrypt all data in transit, authenticate via fingerprint, link to one another through a hashed access code, and communicate with the server through structured API endpoints over a persistent </w:t>
-      </w:r>
-      <w:proofErr w:type="spellStart"/>
-      <w:r>
-        <w:rPr>
-          <w:rFonts w:ascii="Times New Roman" w:hAnsi="Times New Roman" w:cs="Times New Roman"/>
-          <w:sz w:val="20"/>
-          <w:szCs w:val="20"/>
-        </w:rPr>
-        <w:t>SignalR</w:t>
-      </w:r>
-      <w:proofErr w:type="spellEnd"/>
-      <w:r>
-        <w:rPr>
-          <w:rFonts w:ascii="Times New Roman" w:hAnsi="Times New Roman" w:cs="Times New Roman"/>
-          <w:sz w:val="20"/>
-          <w:szCs w:val="20"/>
-        </w:rPr>
-        <w:t xml:space="preserve"> connection. The server correctly separates vote records from voter identity, verifies fingerprints against stored templates using </w:t>
-      </w:r>
-      <w:proofErr w:type="spellStart"/>
-      <w:r>
-        <w:rPr>
-          <w:rFonts w:ascii="Times New Roman" w:hAnsi="Times New Roman" w:cs="Times New Roman"/>
-          <w:sz w:val="20"/>
-          <w:szCs w:val="20"/>
-        </w:rPr>
-        <w:t>SourceAFIS</w:t>
-      </w:r>
-      <w:proofErr w:type="spellEnd"/>
-      <w:r>
-        <w:rPr>
-          <w:rFonts w:ascii="Times New Roman" w:hAnsi="Times New Roman" w:cs="Times New Roman"/>
-          <w:sz w:val="20"/>
-          <w:szCs w:val="20"/>
-        </w:rPr>
-        <w:t xml:space="preserve">, and distributes lock and unlock commands to the correct linked voter devices. The duplicate fingerprint detection requirement was implemented and returns grouped results to the official on request. </w:t>
+        <w:t xml:space="preserve"> functional requirements across all three components were met. Both the Official App and Secure Vote App successfully encrypt all data in transit, authenticate via fingerprint, link to one another through a hashed access code, and communicate with the server through structured API endpoints over a persistent SignalR connection. The server correctly separates vote records from voter identity, verifies fingerprints against stored templates using SourceAFIS, and distributes lock and unlock commands to the correct linked voter devices. The duplicate fingerprint detection requirement was implemented and returns grouped results to the official on request. </w:t>
       </w:r>
     </w:p>
     <w:p>
@@ -12444,25 +10240,7 @@
           <w:sz w:val="20"/>
           <w:szCs w:val="20"/>
         </w:rPr>
-        <w:t xml:space="preserve">Although both applications run on Windows and macOS via the Avalonia framework, the </w:t>
-      </w:r>
-      <w:proofErr w:type="spellStart"/>
-      <w:r>
-        <w:rPr>
-          <w:rFonts w:ascii="Times New Roman" w:hAnsi="Times New Roman" w:cs="Times New Roman"/>
-          <w:sz w:val="20"/>
-          <w:szCs w:val="20"/>
-        </w:rPr>
-        <w:t>IBScan</w:t>
-      </w:r>
-      <w:proofErr w:type="spellEnd"/>
-      <w:r>
-        <w:rPr>
-          <w:rFonts w:ascii="Times New Roman" w:hAnsi="Times New Roman" w:cs="Times New Roman"/>
-          <w:sz w:val="20"/>
-          <w:szCs w:val="20"/>
-        </w:rPr>
-        <w:t xml:space="preserve"> Columbo fingerprint scanner SDK only provides drivers for Windows, meaning fingerprint capture is not functional on macOS in the current deployment.</w:t>
+        <w:t>Although both applications run on Windows and macOS via the Avalonia framework, the IBScan Columbo fingerprint scanner SDK only provides drivers for Windows, meaning fingerprint capture is not functional on macOS in the current deployment.</w:t>
       </w:r>
     </w:p>
     <w:p>
@@ -12530,43 +10308,7 @@
           <w:sz w:val="20"/>
           <w:szCs w:val="20"/>
         </w:rPr>
-        <w:t xml:space="preserve">The final product is an Electronic Voting System that uses Biometric Authentication to verify a voter. The system consists of two desktop applications a cloud-hosted Server on AWS and a cloud-hosted database on AWS. The Official App is operated by polling station staff, and the </w:t>
-      </w:r>
-      <w:proofErr w:type="spellStart"/>
-      <w:r>
-        <w:rPr>
-          <w:rFonts w:ascii="Times New Roman" w:hAnsi="Times New Roman" w:cs="Times New Roman"/>
-          <w:sz w:val="20"/>
-          <w:szCs w:val="20"/>
-        </w:rPr>
-        <w:t>SecureVote</w:t>
-      </w:r>
-      <w:proofErr w:type="spellEnd"/>
-      <w:r>
-        <w:rPr>
-          <w:rFonts w:ascii="Times New Roman" w:hAnsi="Times New Roman" w:cs="Times New Roman"/>
-          <w:sz w:val="20"/>
-          <w:szCs w:val="20"/>
-        </w:rPr>
-        <w:t xml:space="preserve"> App is used by voters to cast their ballot. Both apps are built with Avalonia and run on Windows and macOS. The server runs as an ASP.NET Core API on an AWS EC2 instance, accessible to both applications over HTTPS via a persistent </w:t>
-      </w:r>
-      <w:proofErr w:type="spellStart"/>
-      <w:r>
-        <w:rPr>
-          <w:rFonts w:ascii="Times New Roman" w:hAnsi="Times New Roman" w:cs="Times New Roman"/>
-          <w:sz w:val="20"/>
-          <w:szCs w:val="20"/>
-        </w:rPr>
-        <w:t>SignalR</w:t>
-      </w:r>
-      <w:proofErr w:type="spellEnd"/>
-      <w:r>
-        <w:rPr>
-          <w:rFonts w:ascii="Times New Roman" w:hAnsi="Times New Roman" w:cs="Times New Roman"/>
-          <w:sz w:val="20"/>
-          <w:szCs w:val="20"/>
-        </w:rPr>
-        <w:t xml:space="preserve"> connection. </w:t>
+        <w:t xml:space="preserve">The final product is an Electronic Voting System that uses Biometric Authentication to verify a voter. The system consists of two desktop applications a cloud-hosted Server on AWS and a cloud-hosted database on AWS. The Official App is operated by polling station staff, and the SecureVote App is used by voters to cast their ballot. Both apps are built with Avalonia and run on Windows and macOS. The server runs as an ASP.NET Core API on an AWS EC2 instance, accessible to both applications over HTTPS via a persistent SignalR connection. </w:t>
       </w:r>
     </w:p>
     <w:p>
@@ -12600,25 +10342,7 @@
           <w:sz w:val="20"/>
           <w:szCs w:val="20"/>
         </w:rPr>
-        <w:t xml:space="preserve">Two key areas of functionality have been selected to demonstrate how the components interact: device linking and status updates. Together, these illustrate how the Official App and </w:t>
-      </w:r>
-      <w:proofErr w:type="spellStart"/>
-      <w:r>
-        <w:rPr>
-          <w:rFonts w:ascii="Times New Roman" w:hAnsi="Times New Roman" w:cs="Times New Roman"/>
-          <w:sz w:val="20"/>
-          <w:szCs w:val="20"/>
-        </w:rPr>
-        <w:t>SecureVote</w:t>
-      </w:r>
-      <w:proofErr w:type="spellEnd"/>
-      <w:r>
-        <w:rPr>
-          <w:rFonts w:ascii="Times New Roman" w:hAnsi="Times New Roman" w:cs="Times New Roman"/>
-          <w:sz w:val="20"/>
-          <w:szCs w:val="20"/>
-        </w:rPr>
-        <w:t xml:space="preserve"> App communicate through the server, and how actions taken by an official directly affect a connected voter device.</w:t>
+        <w:t>Two key areas of functionality have been selected to demonstrate how the components interact: device linking and status updates. Together, these illustrate how the Official App and SecureVote App communicate through the server, and how actions taken by an official directly affect a connected voter device.</w:t>
       </w:r>
     </w:p>
     <w:p>
@@ -12650,25 +10374,7 @@
           <w:sz w:val="20"/>
           <w:szCs w:val="20"/>
         </w:rPr>
-        <w:t xml:space="preserve">Before any ballot can be cast, the </w:t>
-      </w:r>
-      <w:proofErr w:type="spellStart"/>
-      <w:r>
-        <w:rPr>
-          <w:rFonts w:ascii="Times New Roman" w:hAnsi="Times New Roman" w:cs="Times New Roman"/>
-          <w:sz w:val="20"/>
-          <w:szCs w:val="20"/>
-        </w:rPr>
-        <w:t>SecureVote</w:t>
-      </w:r>
-      <w:proofErr w:type="spellEnd"/>
-      <w:r>
-        <w:rPr>
-          <w:rFonts w:ascii="Times New Roman" w:hAnsi="Times New Roman" w:cs="Times New Roman"/>
-          <w:sz w:val="20"/>
-          <w:szCs w:val="20"/>
-        </w:rPr>
-        <w:t xml:space="preserve"> App must be linked to the Official App. This is achieved through an access code generated by the official. As shown in Figure </w:t>
+        <w:t xml:space="preserve">Before any ballot can be cast, the SecureVote App must be linked to the Official App. This is achieved through an access code generated by the official. As shown in Figure </w:t>
       </w:r>
       <w:r>
         <w:rPr>
@@ -12813,25 +10519,7 @@
           <w:sz w:val="20"/>
           <w:szCs w:val="20"/>
         </w:rPr>
-        <w:t xml:space="preserve">When the generate button is pressed, the code is checked against the database. If an identical code already exists, the official is prompted to enter a different one. Once a unique code is confirmed, it is hashed and the corresponding polling station record is updated. The voter then launches the </w:t>
-      </w:r>
-      <w:proofErr w:type="spellStart"/>
-      <w:r>
-        <w:rPr>
-          <w:rFonts w:ascii="Times New Roman" w:hAnsi="Times New Roman" w:cs="Times New Roman"/>
-          <w:sz w:val="20"/>
-          <w:szCs w:val="20"/>
-        </w:rPr>
-        <w:t>SecureVote</w:t>
-      </w:r>
-      <w:proofErr w:type="spellEnd"/>
-      <w:r>
-        <w:rPr>
-          <w:rFonts w:ascii="Times New Roman" w:hAnsi="Times New Roman" w:cs="Times New Roman"/>
-          <w:sz w:val="20"/>
-          <w:szCs w:val="20"/>
-        </w:rPr>
-        <w:t xml:space="preserve"> App, which opens to the linking screen shown in Figure </w:t>
+        <w:t xml:space="preserve">When the generate button is pressed, the code is checked against the database. If an identical code already exists, the official is prompted to enter a different one. Once a unique code is confirmed, it is hashed and the corresponding polling station record is updated. The voter then launches the SecureVote App, which opens to the linking screen shown in Figure </w:t>
       </w:r>
       <w:r>
         <w:rPr>
@@ -12997,25 +10685,7 @@
           <w:sz w:val="20"/>
           <w:szCs w:val="20"/>
         </w:rPr>
-        <w:t xml:space="preserve"> illustrates the initial linking screen displayed upon launching the </w:t>
-      </w:r>
-      <w:proofErr w:type="spellStart"/>
-      <w:r>
-        <w:rPr>
-          <w:rFonts w:ascii="Times New Roman" w:hAnsi="Times New Roman" w:cs="Times New Roman"/>
-          <w:sz w:val="20"/>
-          <w:szCs w:val="20"/>
-        </w:rPr>
-        <w:t>SecureVote</w:t>
-      </w:r>
-      <w:proofErr w:type="spellEnd"/>
-      <w:r>
-        <w:rPr>
-          <w:rFonts w:ascii="Times New Roman" w:hAnsi="Times New Roman" w:cs="Times New Roman"/>
-          <w:sz w:val="20"/>
-          <w:szCs w:val="20"/>
-        </w:rPr>
-        <w:t xml:space="preserve"> App. Establishing a connection requires the user to input the county, constituency, and the unique code generated in Figure </w:t>
+        <w:t xml:space="preserve"> illustrates the initial linking screen displayed upon launching the SecureVote App. Establishing a connection requires the user to input the county, constituency, and the unique code generated in Figure </w:t>
       </w:r>
       <w:r>
         <w:rPr>
@@ -13333,25 +11003,7 @@
           <w:sz w:val="20"/>
           <w:szCs w:val="20"/>
         </w:rPr>
-        <w:t xml:space="preserve">When the lock command is issued, it is sent from the Official App to the server, which forwards it directly to the target device via </w:t>
-      </w:r>
-      <w:proofErr w:type="spellStart"/>
-      <w:r>
-        <w:rPr>
-          <w:rFonts w:ascii="Times New Roman" w:hAnsi="Times New Roman" w:cs="Times New Roman"/>
-          <w:sz w:val="20"/>
-          <w:szCs w:val="20"/>
-        </w:rPr>
-        <w:t>SignalR</w:t>
-      </w:r>
-      <w:proofErr w:type="spellEnd"/>
-      <w:r>
-        <w:rPr>
-          <w:rFonts w:ascii="Times New Roman" w:hAnsi="Times New Roman" w:cs="Times New Roman"/>
-          <w:sz w:val="20"/>
-          <w:szCs w:val="20"/>
-        </w:rPr>
-        <w:t xml:space="preserve">. The voter device is then redirected to the linking screen, as shown in Figure </w:t>
+        <w:t xml:space="preserve">When the lock command is issued, it is sent from the Official App to the server, which forwards it directly to the target device via SignalR. The voter device is then redirected to the linking screen, as shown in Figure </w:t>
       </w:r>
       <w:r>
         <w:rPr>
@@ -13651,25 +11303,7 @@
           <w:sz w:val="20"/>
           <w:szCs w:val="20"/>
         </w:rPr>
-        <w:t xml:space="preserve">Following an examination of international precedents, fingerprint scanning was selected as the most suitable biometric modality, balancing cost effectiveness with a FAR below 0.1%. The system was built across three integrated components: the Official App, the </w:t>
-      </w:r>
-      <w:proofErr w:type="spellStart"/>
-      <w:r>
-        <w:rPr>
-          <w:rFonts w:ascii="Times New Roman" w:hAnsi="Times New Roman" w:cs="Times New Roman"/>
-          <w:sz w:val="20"/>
-          <w:szCs w:val="20"/>
-        </w:rPr>
-        <w:t>SecureVote</w:t>
-      </w:r>
-      <w:proofErr w:type="spellEnd"/>
-      <w:r>
-        <w:rPr>
-          <w:rFonts w:ascii="Times New Roman" w:hAnsi="Times New Roman" w:cs="Times New Roman"/>
-          <w:sz w:val="20"/>
-          <w:szCs w:val="20"/>
-        </w:rPr>
-        <w:t xml:space="preserve"> App, and a cloud-hosted server, protected by multi-layered encryption, TLS transport security, and structural ballot anonymity enforced at the database level.</w:t>
+        <w:t>Following an examination of international precedents, fingerprint scanning was selected as the most suitable biometric modality, balancing cost effectiveness with a FAR below 0.1%. The system was built across three integrated components: the Official App, the SecureVote App, and a cloud-hosted server, protected by multi-layered encryption, TLS transport security, and structural ballot anonymity enforced at the database level.</w:t>
       </w:r>
     </w:p>
     <w:p>
@@ -13737,25 +11371,7 @@
           <w:sz w:val="20"/>
           <w:szCs w:val="20"/>
         </w:rPr>
-        <w:t xml:space="preserve">The second recommendation concerns the fingerprint scanner. The current implementation only functions on Windows, which represents a considerable limitation given the system's </w:t>
-      </w:r>
-      <w:proofErr w:type="gramStart"/>
-      <w:r>
-        <w:rPr>
-          <w:rFonts w:ascii="Times New Roman" w:hAnsi="Times New Roman" w:cs="Times New Roman"/>
-          <w:sz w:val="20"/>
-          <w:szCs w:val="20"/>
-        </w:rPr>
-        <w:t>cross-platform requirements</w:t>
-      </w:r>
-      <w:proofErr w:type="gramEnd"/>
-      <w:r>
-        <w:rPr>
-          <w:rFonts w:ascii="Times New Roman" w:hAnsi="Times New Roman" w:cs="Times New Roman"/>
-          <w:sz w:val="20"/>
-          <w:szCs w:val="20"/>
-        </w:rPr>
-        <w:t>. A more robust solution would be to source and integrate a higher-quality fingerprint scanner with broader compatibility. In time, the system could even evolve to support dedicated hardware scanners, such as those Apple has built into a range of their laptops, offering both reliability and a more seamless user experience.</w:t>
+        <w:t>The second recommendation concerns the fingerprint scanner. The current implementation only functions on Windows, which represents a considerable limitation given the system's cross-platform requirements. A more robust solution would be to source and integrate a higher-quality fingerprint scanner with broader compatibility. In time, the system could even evolve to support dedicated hardware scanners, such as those Apple has built into a range of their laptops, offering both reliability and a more seamless user experience.</w:t>
       </w:r>
     </w:p>
     <w:p>
@@ -13914,25 +11530,7 @@
           <w:sz w:val="20"/>
           <w:szCs w:val="20"/>
         </w:rPr>
-        <w:t xml:space="preserve">M. Da Costa-Abreu and S. Smith, “Using biometric-based identification systems in Brazil: A review on </w:t>
-      </w:r>
-      <w:proofErr w:type="gramStart"/>
-      <w:r>
-        <w:rPr>
-          <w:rFonts w:ascii="Times New Roman" w:hAnsi="Times New Roman" w:cs="Times New Roman"/>
-          <w:sz w:val="20"/>
-          <w:szCs w:val="20"/>
-        </w:rPr>
-        <w:t>low cost</w:t>
-      </w:r>
-      <w:proofErr w:type="gramEnd"/>
-      <w:r>
-        <w:rPr>
-          <w:rFonts w:ascii="Times New Roman" w:hAnsi="Times New Roman" w:cs="Times New Roman"/>
-          <w:sz w:val="20"/>
-          <w:szCs w:val="20"/>
-        </w:rPr>
-        <w:t xml:space="preserve"> fingerprint techniques on-the-go,” </w:t>
+        <w:t xml:space="preserve">M. Da Costa-Abreu and S. Smith, “Using biometric-based identification systems in Brazil: A review on low cost fingerprint techniques on-the-go,” </w:t>
       </w:r>
       <w:r>
         <w:rPr>
@@ -13950,25 +11548,7 @@
           <w:sz w:val="20"/>
           <w:szCs w:val="20"/>
         </w:rPr>
-        <w:t xml:space="preserve">, vol. 33, no. 5, pp. 629–634, Oct. 2017, </w:t>
-      </w:r>
-      <w:proofErr w:type="spellStart"/>
-      <w:r>
-        <w:rPr>
-          <w:rFonts w:ascii="Times New Roman" w:hAnsi="Times New Roman" w:cs="Times New Roman"/>
-          <w:sz w:val="20"/>
-          <w:szCs w:val="20"/>
-        </w:rPr>
-        <w:t>doi</w:t>
-      </w:r>
-      <w:proofErr w:type="spellEnd"/>
-      <w:r>
-        <w:rPr>
-          <w:rFonts w:ascii="Times New Roman" w:hAnsi="Times New Roman" w:cs="Times New Roman"/>
-          <w:sz w:val="20"/>
-          <w:szCs w:val="20"/>
-        </w:rPr>
-        <w:t>: https://doi.org/10.1016/j.clsr.2017.03.003.</w:t>
+        <w:t>, vol. 33, no. 5, pp. 629–634, Oct. 2017, doi: https://doi.org/10.1016/j.clsr.2017.03.003.</w:t>
       </w:r>
     </w:p>
     <w:p>
@@ -14020,25 +11600,7 @@
           <w:sz w:val="20"/>
           <w:szCs w:val="20"/>
         </w:rPr>
-        <w:t xml:space="preserve">, vol. 140, p. 103782, May 2024, </w:t>
-      </w:r>
-      <w:proofErr w:type="spellStart"/>
-      <w:r>
-        <w:rPr>
-          <w:rFonts w:ascii="Times New Roman" w:hAnsi="Times New Roman" w:cs="Times New Roman"/>
-          <w:sz w:val="20"/>
-          <w:szCs w:val="20"/>
-        </w:rPr>
-        <w:t>doi</w:t>
-      </w:r>
-      <w:proofErr w:type="spellEnd"/>
-      <w:r>
-        <w:rPr>
-          <w:rFonts w:ascii="Times New Roman" w:hAnsi="Times New Roman" w:cs="Times New Roman"/>
-          <w:sz w:val="20"/>
-          <w:szCs w:val="20"/>
-        </w:rPr>
-        <w:t>: https://doi.org/10.1016/j.cose.2024.103782.</w:t>
+        <w:t>, vol. 140, p. 103782, May 2024, doi: https://doi.org/10.1016/j.cose.2024.103782.</w:t>
       </w:r>
     </w:p>
     <w:p>
@@ -14090,25 +11652,7 @@
           <w:sz w:val="20"/>
           <w:szCs w:val="20"/>
         </w:rPr>
-        <w:t xml:space="preserve">, vol. 42, no. 2, Dec. 2020, </w:t>
-      </w:r>
-      <w:proofErr w:type="spellStart"/>
-      <w:r>
-        <w:rPr>
-          <w:rFonts w:ascii="Times New Roman" w:hAnsi="Times New Roman" w:cs="Times New Roman"/>
-          <w:sz w:val="20"/>
-          <w:szCs w:val="20"/>
-        </w:rPr>
-        <w:t>doi</w:t>
-      </w:r>
-      <w:proofErr w:type="spellEnd"/>
-      <w:r>
-        <w:rPr>
-          <w:rFonts w:ascii="Times New Roman" w:hAnsi="Times New Roman" w:cs="Times New Roman"/>
-          <w:sz w:val="20"/>
-          <w:szCs w:val="20"/>
-        </w:rPr>
-        <w:t>: https://doi.org/10.35293/srsa.v42i2.80.</w:t>
+        <w:t>, vol. 42, no. 2, Dec. 2020, doi: https://doi.org/10.35293/srsa.v42i2.80.</w:t>
       </w:r>
     </w:p>
     <w:p>
@@ -14160,25 +11704,7 @@
           <w:sz w:val="20"/>
           <w:szCs w:val="20"/>
         </w:rPr>
-        <w:t xml:space="preserve">, vol. 597, pp. 495–514, Nov. 2019, </w:t>
-      </w:r>
-      <w:proofErr w:type="spellStart"/>
-      <w:r>
-        <w:rPr>
-          <w:rFonts w:ascii="Times New Roman" w:hAnsi="Times New Roman" w:cs="Times New Roman"/>
-          <w:sz w:val="20"/>
-          <w:szCs w:val="20"/>
-        </w:rPr>
-        <w:t>doi</w:t>
-      </w:r>
-      <w:proofErr w:type="spellEnd"/>
-      <w:r>
-        <w:rPr>
-          <w:rFonts w:ascii="Times New Roman" w:hAnsi="Times New Roman" w:cs="Times New Roman"/>
-          <w:sz w:val="20"/>
-          <w:szCs w:val="20"/>
-        </w:rPr>
-        <w:t>: https://doi.org/10.1007/978-3-030-29407-6_36.</w:t>
+        <w:t>, vol. 597, pp. 495–514, Nov. 2019, doi: https://doi.org/10.1007/978-3-030-29407-6_36.</w:t>
       </w:r>
     </w:p>
     <w:p>
@@ -14264,25 +11790,7 @@
           <w:sz w:val="20"/>
           <w:szCs w:val="20"/>
         </w:rPr>
-        <w:t xml:space="preserve">, vol. 8, no. 1, p. 205316802098143, Jan. 2021, </w:t>
-      </w:r>
-      <w:proofErr w:type="spellStart"/>
-      <w:r>
-        <w:rPr>
-          <w:rFonts w:ascii="Times New Roman" w:hAnsi="Times New Roman" w:cs="Times New Roman"/>
-          <w:sz w:val="20"/>
-          <w:szCs w:val="20"/>
-        </w:rPr>
-        <w:t>doi</w:t>
-      </w:r>
-      <w:proofErr w:type="spellEnd"/>
-      <w:r>
-        <w:rPr>
-          <w:rFonts w:ascii="Times New Roman" w:hAnsi="Times New Roman" w:cs="Times New Roman"/>
-          <w:sz w:val="20"/>
-          <w:szCs w:val="20"/>
-        </w:rPr>
-        <w:t>: https://doi.org/10.1177/2053168020981434.</w:t>
+        <w:t>, vol. 8, no. 1, p. 205316802098143, Jan. 2021, doi: https://doi.org/10.1177/2053168020981434.</w:t>
       </w:r>
     </w:p>
     <w:p>
@@ -14334,25 +11842,7 @@
           <w:sz w:val="20"/>
           <w:szCs w:val="20"/>
         </w:rPr>
-        <w:t xml:space="preserve">, vol. 19, no. 4, pp. 772–789, Jun. 2017, </w:t>
-      </w:r>
-      <w:proofErr w:type="spellStart"/>
-      <w:r>
-        <w:rPr>
-          <w:rFonts w:ascii="Times New Roman" w:hAnsi="Times New Roman" w:cs="Times New Roman"/>
-          <w:sz w:val="20"/>
-          <w:szCs w:val="20"/>
-        </w:rPr>
-        <w:t>doi</w:t>
-      </w:r>
-      <w:proofErr w:type="spellEnd"/>
-      <w:r>
-        <w:rPr>
-          <w:rFonts w:ascii="Times New Roman" w:hAnsi="Times New Roman" w:cs="Times New Roman"/>
-          <w:sz w:val="20"/>
-          <w:szCs w:val="20"/>
-        </w:rPr>
-        <w:t>: https://doi.org/10.1177/1369148117715222.</w:t>
+        <w:t>, vol. 19, no. 4, pp. 772–789, Jun. 2017, doi: https://doi.org/10.1177/1369148117715222.</w:t>
       </w:r>
     </w:p>
     <w:p>
@@ -14386,25 +11876,7 @@
           <w:sz w:val="20"/>
           <w:szCs w:val="20"/>
         </w:rPr>
-        <w:t xml:space="preserve">P. Norris, “Will New Technology Boost Turnout? Evaluating Experiments in E-Voting v. All-Postal Voting Facilities in UK Local Elections,” Aug. 2003. </w:t>
-      </w:r>
-      <w:proofErr w:type="spellStart"/>
-      <w:r>
-        <w:rPr>
-          <w:rFonts w:ascii="Times New Roman" w:hAnsi="Times New Roman" w:cs="Times New Roman"/>
-          <w:sz w:val="20"/>
-          <w:szCs w:val="20"/>
-        </w:rPr>
-        <w:t>doi</w:t>
-      </w:r>
-      <w:proofErr w:type="spellEnd"/>
-      <w:r>
-        <w:rPr>
-          <w:rFonts w:ascii="Times New Roman" w:hAnsi="Times New Roman" w:cs="Times New Roman"/>
-          <w:sz w:val="20"/>
-          <w:szCs w:val="20"/>
-        </w:rPr>
-        <w:t>: https://doi.org/10.2139/ssrn.437140.</w:t>
+        <w:t>P. Norris, “Will New Technology Boost Turnout? Evaluating Experiments in E-Voting v. All-Postal Voting Facilities in UK Local Elections,” Aug. 2003. doi: https://doi.org/10.2139/ssrn.437140.</w:t>
       </w:r>
     </w:p>
     <w:p>
@@ -14472,25 +11944,7 @@
           <w:sz w:val="20"/>
           <w:szCs w:val="20"/>
         </w:rPr>
-        <w:t xml:space="preserve">UK </w:t>
-      </w:r>
-      <w:proofErr w:type="spellStart"/>
-      <w:r>
-        <w:rPr>
-          <w:rFonts w:ascii="Times New Roman" w:hAnsi="Times New Roman" w:cs="Times New Roman"/>
-          <w:sz w:val="20"/>
-          <w:szCs w:val="20"/>
-        </w:rPr>
-        <w:t>Goverment</w:t>
-      </w:r>
-      <w:proofErr w:type="spellEnd"/>
-      <w:r>
-        <w:rPr>
-          <w:rFonts w:ascii="Times New Roman" w:hAnsi="Times New Roman" w:cs="Times New Roman"/>
-          <w:sz w:val="20"/>
-          <w:szCs w:val="20"/>
-        </w:rPr>
-        <w:t xml:space="preserve">, “Types of election, referendums, and who can vote,” </w:t>
+        <w:t xml:space="preserve">UK Goverment, “Types of election, referendums, and who can vote,” </w:t>
       </w:r>
       <w:r>
         <w:rPr>
@@ -14542,61 +11996,7 @@
           <w:sz w:val="20"/>
           <w:szCs w:val="20"/>
         </w:rPr>
-        <w:t xml:space="preserve">K. K. </w:t>
-      </w:r>
-      <w:proofErr w:type="spellStart"/>
-      <w:r>
-        <w:rPr>
-          <w:rFonts w:ascii="Times New Roman" w:hAnsi="Times New Roman" w:cs="Times New Roman"/>
-          <w:sz w:val="20"/>
-          <w:szCs w:val="20"/>
-        </w:rPr>
-        <w:t>Sadasivuni</w:t>
-      </w:r>
-      <w:proofErr w:type="spellEnd"/>
-      <w:r>
-        <w:rPr>
-          <w:rFonts w:ascii="Times New Roman" w:hAnsi="Times New Roman" w:cs="Times New Roman"/>
-          <w:sz w:val="20"/>
-          <w:szCs w:val="20"/>
-        </w:rPr>
-        <w:t xml:space="preserve">, M. T. </w:t>
-      </w:r>
-      <w:proofErr w:type="spellStart"/>
-      <w:r>
-        <w:rPr>
-          <w:rFonts w:ascii="Times New Roman" w:hAnsi="Times New Roman" w:cs="Times New Roman"/>
-          <w:sz w:val="20"/>
-          <w:szCs w:val="20"/>
-        </w:rPr>
-        <w:t>Houkan</w:t>
-      </w:r>
-      <w:proofErr w:type="spellEnd"/>
-      <w:r>
-        <w:rPr>
-          <w:rFonts w:ascii="Times New Roman" w:hAnsi="Times New Roman" w:cs="Times New Roman"/>
-          <w:sz w:val="20"/>
-          <w:szCs w:val="20"/>
-        </w:rPr>
-        <w:t xml:space="preserve">, M. S. Taha, and J.-J. </w:t>
-      </w:r>
-      <w:proofErr w:type="spellStart"/>
-      <w:r>
-        <w:rPr>
-          <w:rFonts w:ascii="Times New Roman" w:hAnsi="Times New Roman" w:cs="Times New Roman"/>
-          <w:sz w:val="20"/>
-          <w:szCs w:val="20"/>
-        </w:rPr>
-        <w:t>Cabibihan</w:t>
-      </w:r>
-      <w:proofErr w:type="spellEnd"/>
-      <w:r>
-        <w:rPr>
-          <w:rFonts w:ascii="Times New Roman" w:hAnsi="Times New Roman" w:cs="Times New Roman"/>
-          <w:sz w:val="20"/>
-          <w:szCs w:val="20"/>
-        </w:rPr>
-        <w:t xml:space="preserve">, “Anti-spoofing device for biometric fingerprint scanners,” </w:t>
+        <w:t xml:space="preserve">K. K. Sadasivuni, M. T. Houkan, M. S. Taha, and J.-J. Cabibihan, “Anti-spoofing device for biometric fingerprint scanners,” </w:t>
       </w:r>
       <w:r>
         <w:rPr>
@@ -14648,25 +12048,7 @@
           <w:sz w:val="20"/>
           <w:szCs w:val="20"/>
         </w:rPr>
-        <w:t xml:space="preserve">R. </w:t>
-      </w:r>
-      <w:proofErr w:type="spellStart"/>
-      <w:r>
-        <w:rPr>
-          <w:rFonts w:ascii="Times New Roman" w:hAnsi="Times New Roman" w:cs="Times New Roman"/>
-          <w:sz w:val="20"/>
-          <w:szCs w:val="20"/>
-        </w:rPr>
-        <w:t>Alrawili</w:t>
-      </w:r>
-      <w:proofErr w:type="spellEnd"/>
-      <w:r>
-        <w:rPr>
-          <w:rFonts w:ascii="Times New Roman" w:hAnsi="Times New Roman" w:cs="Times New Roman"/>
-          <w:sz w:val="20"/>
-          <w:szCs w:val="20"/>
-        </w:rPr>
-        <w:t xml:space="preserve">, A. A. S. AlQahtani, and M. K. Khan, “Comprehensive survey: Biometric user authentication application, evaluation, and discussion,” </w:t>
+        <w:t xml:space="preserve">R. Alrawili, A. A. S. AlQahtani, and M. K. Khan, “Comprehensive survey: Biometric user authentication application, evaluation, and discussion,” </w:t>
       </w:r>
       <w:r>
         <w:rPr>
@@ -14684,25 +12066,7 @@
           <w:sz w:val="20"/>
           <w:szCs w:val="20"/>
         </w:rPr>
-        <w:t xml:space="preserve">, vol. 119, no. A, p. 109485, Oct. 2024, </w:t>
-      </w:r>
-      <w:proofErr w:type="spellStart"/>
-      <w:r>
-        <w:rPr>
-          <w:rFonts w:ascii="Times New Roman" w:hAnsi="Times New Roman" w:cs="Times New Roman"/>
-          <w:sz w:val="20"/>
-          <w:szCs w:val="20"/>
-        </w:rPr>
-        <w:t>doi</w:t>
-      </w:r>
-      <w:proofErr w:type="spellEnd"/>
-      <w:r>
-        <w:rPr>
-          <w:rFonts w:ascii="Times New Roman" w:hAnsi="Times New Roman" w:cs="Times New Roman"/>
-          <w:sz w:val="20"/>
-          <w:szCs w:val="20"/>
-        </w:rPr>
-        <w:t xml:space="preserve">: </w:t>
+        <w:t xml:space="preserve">, vol. 119, no. A, p. 109485, Oct. 2024, doi: </w:t>
       </w:r>
       <w:r>
         <w:rPr>
@@ -14763,25 +12127,7 @@
           <w:sz w:val="20"/>
           <w:szCs w:val="20"/>
         </w:rPr>
-        <w:t xml:space="preserve">, vol. 56, no. 9, pp. 1–35, Apr. 2024, </w:t>
-      </w:r>
-      <w:proofErr w:type="spellStart"/>
-      <w:r>
-        <w:rPr>
-          <w:rFonts w:ascii="Times New Roman" w:hAnsi="Times New Roman" w:cs="Times New Roman"/>
-          <w:sz w:val="20"/>
-          <w:szCs w:val="20"/>
-        </w:rPr>
-        <w:t>doi</w:t>
-      </w:r>
-      <w:proofErr w:type="spellEnd"/>
-      <w:r>
-        <w:rPr>
-          <w:rFonts w:ascii="Times New Roman" w:hAnsi="Times New Roman" w:cs="Times New Roman"/>
-          <w:sz w:val="20"/>
-          <w:szCs w:val="20"/>
-        </w:rPr>
-        <w:t>: https://doi.org/10.1145/3651306.</w:t>
+        <w:t>, vol. 56, no. 9, pp. 1–35, Apr. 2024, doi: https://doi.org/10.1145/3651306.</w:t>
       </w:r>
     </w:p>
     <w:p>
@@ -14833,25 +12179,7 @@
           <w:sz w:val="20"/>
           <w:szCs w:val="20"/>
         </w:rPr>
-        <w:t xml:space="preserve">, vol. 597, pp. 495–514, Nov. 2019, </w:t>
-      </w:r>
-      <w:proofErr w:type="spellStart"/>
-      <w:r>
-        <w:rPr>
-          <w:rFonts w:ascii="Times New Roman" w:hAnsi="Times New Roman" w:cs="Times New Roman"/>
-          <w:sz w:val="20"/>
-          <w:szCs w:val="20"/>
-        </w:rPr>
-        <w:t>doi</w:t>
-      </w:r>
-      <w:proofErr w:type="spellEnd"/>
-      <w:r>
-        <w:rPr>
-          <w:rFonts w:ascii="Times New Roman" w:hAnsi="Times New Roman" w:cs="Times New Roman"/>
-          <w:sz w:val="20"/>
-          <w:szCs w:val="20"/>
-        </w:rPr>
-        <w:t>: https://doi.org/10.1007/978-3-030-29407-6_36.</w:t>
+        <w:t>, vol. 597, pp. 495–514, Nov. 2019, doi: https://doi.org/10.1007/978-3-030-29407-6_36.</w:t>
       </w:r>
     </w:p>
     <w:p>
@@ -14885,45 +12213,8 @@
           <w:sz w:val="20"/>
           <w:szCs w:val="20"/>
         </w:rPr>
-        <w:t>Hosam El-</w:t>
-      </w:r>
-      <w:proofErr w:type="spellStart"/>
-      <w:r>
-        <w:rPr>
-          <w:rFonts w:ascii="Times New Roman" w:hAnsi="Times New Roman" w:cs="Times New Roman"/>
-          <w:sz w:val="20"/>
-          <w:szCs w:val="20"/>
-        </w:rPr>
-        <w:t>Sofany</w:t>
-      </w:r>
-      <w:proofErr w:type="spellEnd"/>
-      <w:r>
-        <w:rPr>
-          <w:rFonts w:ascii="Times New Roman" w:hAnsi="Times New Roman" w:cs="Times New Roman"/>
-          <w:sz w:val="20"/>
-          <w:szCs w:val="20"/>
-        </w:rPr>
-        <w:t xml:space="preserve">, Belgacem </w:t>
-      </w:r>
-      <w:proofErr w:type="spellStart"/>
-      <w:r>
-        <w:rPr>
-          <w:rFonts w:ascii="Times New Roman" w:hAnsi="Times New Roman" w:cs="Times New Roman"/>
-          <w:sz w:val="20"/>
-          <w:szCs w:val="20"/>
-        </w:rPr>
-        <w:t>Bouallegue</w:t>
-      </w:r>
-      <w:proofErr w:type="spellEnd"/>
-      <w:r>
-        <w:rPr>
-          <w:rFonts w:ascii="Times New Roman" w:hAnsi="Times New Roman" w:cs="Times New Roman"/>
-          <w:sz w:val="20"/>
-          <w:szCs w:val="20"/>
-        </w:rPr>
-        <w:t xml:space="preserve">, and Yasser M Abd El-Latif, “A Proposed Biometric Authentication Hybrid Approach Using Iris Recognition for Improving Cloud Security,” </w:t>
-      </w:r>
-      <w:proofErr w:type="spellStart"/>
+        <w:t xml:space="preserve">Hosam El-Sofany, Belgacem Bouallegue, and Yasser M Abd El-Latif, “A Proposed Biometric Authentication Hybrid Approach Using Iris Recognition for Improving Cloud Security,” </w:t>
+      </w:r>
       <w:r>
         <w:rPr>
           <w:rFonts w:ascii="Times New Roman" w:hAnsi="Times New Roman" w:cs="Times New Roman"/>
@@ -14934,32 +12225,13 @@
         </w:rPr>
         <w:t>Heliyon</w:t>
       </w:r>
-      <w:proofErr w:type="spellEnd"/>
-      <w:r>
-        <w:rPr>
-          <w:rFonts w:ascii="Times New Roman" w:hAnsi="Times New Roman" w:cs="Times New Roman"/>
-          <w:sz w:val="20"/>
-          <w:szCs w:val="20"/>
-        </w:rPr>
-        <w:t xml:space="preserve">, vol. 10, no. 16, pp. e36390–e36390, Aug. 2024, </w:t>
-      </w:r>
-      <w:proofErr w:type="spellStart"/>
-      <w:r>
-        <w:rPr>
-          <w:rFonts w:ascii="Times New Roman" w:hAnsi="Times New Roman" w:cs="Times New Roman"/>
-          <w:sz w:val="20"/>
-          <w:szCs w:val="20"/>
-        </w:rPr>
-        <w:t>doi</w:t>
-      </w:r>
-      <w:proofErr w:type="spellEnd"/>
-      <w:r>
-        <w:rPr>
-          <w:rFonts w:ascii="Times New Roman" w:hAnsi="Times New Roman" w:cs="Times New Roman"/>
-          <w:sz w:val="20"/>
-          <w:szCs w:val="20"/>
-        </w:rPr>
-        <w:t>: https://doi.org/10.1016/j.heliyon.2024.e36390.</w:t>
+      <w:r>
+        <w:rPr>
+          <w:rFonts w:ascii="Times New Roman" w:hAnsi="Times New Roman" w:cs="Times New Roman"/>
+          <w:sz w:val="20"/>
+          <w:szCs w:val="20"/>
+        </w:rPr>
+        <w:t>, vol. 10, no. 16, pp. e36390–e36390, Aug. 2024, doi: https://doi.org/10.1016/j.heliyon.2024.e36390.</w:t>
       </w:r>
     </w:p>
     <w:p>
@@ -15011,25 +12283,7 @@
           <w:sz w:val="20"/>
           <w:szCs w:val="20"/>
         </w:rPr>
-        <w:t xml:space="preserve">, vol. 11, no. 2, p. 141, Jan. 2019, </w:t>
-      </w:r>
-      <w:proofErr w:type="spellStart"/>
-      <w:r>
-        <w:rPr>
-          <w:rFonts w:ascii="Times New Roman" w:hAnsi="Times New Roman" w:cs="Times New Roman"/>
-          <w:sz w:val="20"/>
-          <w:szCs w:val="20"/>
-        </w:rPr>
-        <w:t>doi</w:t>
-      </w:r>
-      <w:proofErr w:type="spellEnd"/>
-      <w:r>
-        <w:rPr>
-          <w:rFonts w:ascii="Times New Roman" w:hAnsi="Times New Roman" w:cs="Times New Roman"/>
-          <w:sz w:val="20"/>
-          <w:szCs w:val="20"/>
-        </w:rPr>
-        <w:t>: https://doi.org/10.3390/sym11020141.</w:t>
+        <w:t>, vol. 11, no. 2, p. 141, Jan. 2019, doi: https://doi.org/10.3390/sym11020141.</w:t>
       </w:r>
     </w:p>
     <w:p>
@@ -15063,25 +12317,7 @@
           <w:sz w:val="20"/>
           <w:szCs w:val="20"/>
         </w:rPr>
-        <w:t xml:space="preserve">Y. Yu, Q. Niu, L. </w:t>
-      </w:r>
-      <w:proofErr w:type="spellStart"/>
-      <w:r>
-        <w:rPr>
-          <w:rFonts w:ascii="Times New Roman" w:hAnsi="Times New Roman" w:cs="Times New Roman"/>
-          <w:sz w:val="20"/>
-          <w:szCs w:val="20"/>
-        </w:rPr>
-        <w:t>Xiaoshi</w:t>
-      </w:r>
-      <w:proofErr w:type="spellEnd"/>
-      <w:r>
-        <w:rPr>
-          <w:rFonts w:ascii="Times New Roman" w:hAnsi="Times New Roman" w:cs="Times New Roman"/>
-          <w:sz w:val="20"/>
-          <w:szCs w:val="20"/>
-        </w:rPr>
-        <w:t xml:space="preserve">, J. Xue, W. Liu, and D. Lin, “A Review of Fingerprint Sensors: Mechanism, Characteristics, and Applications,” </w:t>
+        <w:t xml:space="preserve">Y. Yu, Q. Niu, L. Xiaoshi, J. Xue, W. Liu, and D. Lin, “A Review of Fingerprint Sensors: Mechanism, Characteristics, and Applications,” </w:t>
       </w:r>
       <w:r>
         <w:rPr>
@@ -15099,25 +12335,7 @@
           <w:sz w:val="20"/>
           <w:szCs w:val="20"/>
         </w:rPr>
-        <w:t xml:space="preserve">, vol. 14, no. 6, pp. 1253–1253, Jun. 2023, </w:t>
-      </w:r>
-      <w:proofErr w:type="spellStart"/>
-      <w:r>
-        <w:rPr>
-          <w:rFonts w:ascii="Times New Roman" w:hAnsi="Times New Roman" w:cs="Times New Roman"/>
-          <w:sz w:val="20"/>
-          <w:szCs w:val="20"/>
-        </w:rPr>
-        <w:t>doi</w:t>
-      </w:r>
-      <w:proofErr w:type="spellEnd"/>
-      <w:r>
-        <w:rPr>
-          <w:rFonts w:ascii="Times New Roman" w:hAnsi="Times New Roman" w:cs="Times New Roman"/>
-          <w:sz w:val="20"/>
-          <w:szCs w:val="20"/>
-        </w:rPr>
-        <w:t>: https://doi.org/10.3390/mi14061253.</w:t>
+        <w:t>, vol. 14, no. 6, pp. 1253–1253, Jun. 2023, doi: https://doi.org/10.3390/mi14061253.</w:t>
       </w:r>
     </w:p>
     <w:p>
@@ -15169,25 +12387,7 @@
           <w:sz w:val="20"/>
           <w:szCs w:val="20"/>
         </w:rPr>
-        <w:t xml:space="preserve">, vol. 7, no. 1, pp. 3–14, Jan. 2018, </w:t>
-      </w:r>
-      <w:proofErr w:type="spellStart"/>
-      <w:r>
-        <w:rPr>
-          <w:rFonts w:ascii="Times New Roman" w:hAnsi="Times New Roman" w:cs="Times New Roman"/>
-          <w:sz w:val="20"/>
-          <w:szCs w:val="20"/>
-        </w:rPr>
-        <w:t>doi</w:t>
-      </w:r>
-      <w:proofErr w:type="spellEnd"/>
-      <w:r>
-        <w:rPr>
-          <w:rFonts w:ascii="Times New Roman" w:hAnsi="Times New Roman" w:cs="Times New Roman"/>
-          <w:sz w:val="20"/>
-          <w:szCs w:val="20"/>
-        </w:rPr>
-        <w:t>: https://doi.org/10.1049/iet-bmt.2017.0089.</w:t>
+        <w:t>, vol. 7, no. 1, pp. 3–14, Jan. 2018, doi: https://doi.org/10.1049/iet-bmt.2017.0089.</w:t>
       </w:r>
     </w:p>
     <w:p>
@@ -15273,25 +12473,7 @@
           <w:sz w:val="20"/>
           <w:szCs w:val="20"/>
         </w:rPr>
-        <w:t xml:space="preserve">D. Diaz-Sanchez, A. Marin-Lopez, F. A. Mendoza, P. A. </w:t>
-      </w:r>
-      <w:proofErr w:type="spellStart"/>
-      <w:r>
-        <w:rPr>
-          <w:rFonts w:ascii="Times New Roman" w:hAnsi="Times New Roman" w:cs="Times New Roman"/>
-          <w:sz w:val="20"/>
-          <w:szCs w:val="20"/>
-        </w:rPr>
-        <w:t>Cabarcos</w:t>
-      </w:r>
-      <w:proofErr w:type="spellEnd"/>
-      <w:r>
-        <w:rPr>
-          <w:rFonts w:ascii="Times New Roman" w:hAnsi="Times New Roman" w:cs="Times New Roman"/>
-          <w:sz w:val="20"/>
-          <w:szCs w:val="20"/>
-        </w:rPr>
-        <w:t xml:space="preserve">, and R. S. Sherratt, “TLS/PKI Challenges and Certificate Pinning Techniques for IoT and M2M Secure Communications,” </w:t>
+        <w:t xml:space="preserve">D. Diaz-Sanchez, A. Marin-Lopez, F. A. Mendoza, P. A. Cabarcos, and R. S. Sherratt, “TLS/PKI Challenges and Certificate Pinning Techniques for IoT and M2M Secure Communications,” </w:t>
       </w:r>
       <w:r>
         <w:rPr>
@@ -15309,25 +12491,7 @@
           <w:sz w:val="20"/>
           <w:szCs w:val="20"/>
         </w:rPr>
-        <w:t xml:space="preserve">, vol. 21, no. 4, pp. 3502–3531, 2019, </w:t>
-      </w:r>
-      <w:proofErr w:type="spellStart"/>
-      <w:r>
-        <w:rPr>
-          <w:rFonts w:ascii="Times New Roman" w:hAnsi="Times New Roman" w:cs="Times New Roman"/>
-          <w:sz w:val="20"/>
-          <w:szCs w:val="20"/>
-        </w:rPr>
-        <w:t>doi</w:t>
-      </w:r>
-      <w:proofErr w:type="spellEnd"/>
-      <w:r>
-        <w:rPr>
-          <w:rFonts w:ascii="Times New Roman" w:hAnsi="Times New Roman" w:cs="Times New Roman"/>
-          <w:sz w:val="20"/>
-          <w:szCs w:val="20"/>
-        </w:rPr>
-        <w:t>: https://doi.org/10.1109/comst.2019.2914453.</w:t>
+        <w:t>, vol. 21, no. 4, pp. 3502–3531, 2019, doi: https://doi.org/10.1109/comst.2019.2914453.</w:t>
       </w:r>
     </w:p>
     <w:p>
@@ -15413,25 +12577,7 @@
           <w:sz w:val="20"/>
           <w:szCs w:val="20"/>
         </w:rPr>
-        <w:t xml:space="preserve">O. Ethelbert, F. F. Moghaddam, P. Wieder, and R. </w:t>
-      </w:r>
-      <w:proofErr w:type="spellStart"/>
-      <w:r>
-        <w:rPr>
-          <w:rFonts w:ascii="Times New Roman" w:hAnsi="Times New Roman" w:cs="Times New Roman"/>
-          <w:sz w:val="20"/>
-          <w:szCs w:val="20"/>
-        </w:rPr>
-        <w:t>Yahyapour</w:t>
-      </w:r>
-      <w:proofErr w:type="spellEnd"/>
-      <w:r>
-        <w:rPr>
-          <w:rFonts w:ascii="Times New Roman" w:hAnsi="Times New Roman" w:cs="Times New Roman"/>
-          <w:sz w:val="20"/>
-          <w:szCs w:val="20"/>
-        </w:rPr>
-        <w:t xml:space="preserve">, “A JSON Token-Based Authentication and Access Management Schema for Cloud SaaS Applications,” </w:t>
+        <w:t xml:space="preserve">O. Ethelbert, F. F. Moghaddam, P. Wieder, and R. Yahyapour, “A JSON Token-Based Authentication and Access Management Schema for Cloud SaaS Applications,” </w:t>
       </w:r>
       <w:r>
         <w:rPr>
@@ -15483,25 +12629,7 @@
           <w:sz w:val="20"/>
           <w:szCs w:val="20"/>
         </w:rPr>
-        <w:t xml:space="preserve">S. Ahmed and Q. Mahmood, “An </w:t>
-      </w:r>
-      <w:proofErr w:type="gramStart"/>
-      <w:r>
-        <w:rPr>
-          <w:rFonts w:ascii="Times New Roman" w:hAnsi="Times New Roman" w:cs="Times New Roman"/>
-          <w:sz w:val="20"/>
-          <w:szCs w:val="20"/>
-        </w:rPr>
-        <w:t>authentication based</w:t>
-      </w:r>
-      <w:proofErr w:type="gramEnd"/>
-      <w:r>
-        <w:rPr>
-          <w:rFonts w:ascii="Times New Roman" w:hAnsi="Times New Roman" w:cs="Times New Roman"/>
-          <w:sz w:val="20"/>
-          <w:szCs w:val="20"/>
-        </w:rPr>
-        <w:t xml:space="preserve"> scheme for applications using JSON web token,” </w:t>
+        <w:t xml:space="preserve">S. Ahmed and Q. Mahmood, “An authentication based scheme for applications using JSON web token,” </w:t>
       </w:r>
       <w:r>
         <w:rPr>
@@ -15519,25 +12647,7 @@
           <w:sz w:val="20"/>
           <w:szCs w:val="20"/>
         </w:rPr>
-        <w:t xml:space="preserve">, Nov. 2019, </w:t>
-      </w:r>
-      <w:proofErr w:type="spellStart"/>
-      <w:r>
-        <w:rPr>
-          <w:rFonts w:ascii="Times New Roman" w:hAnsi="Times New Roman" w:cs="Times New Roman"/>
-          <w:sz w:val="20"/>
-          <w:szCs w:val="20"/>
-        </w:rPr>
-        <w:t>doi</w:t>
-      </w:r>
-      <w:proofErr w:type="spellEnd"/>
-      <w:r>
-        <w:rPr>
-          <w:rFonts w:ascii="Times New Roman" w:hAnsi="Times New Roman" w:cs="Times New Roman"/>
-          <w:sz w:val="20"/>
-          <w:szCs w:val="20"/>
-        </w:rPr>
-        <w:t>: https://doi.org/10.1109/inmic48123.2019.9022766.</w:t>
+        <w:t>, Nov. 2019, doi: https://doi.org/10.1109/inmic48123.2019.9022766.</w:t>
       </w:r>
     </w:p>
     <w:p>
@@ -15571,83 +12681,25 @@
           <w:sz w:val="20"/>
           <w:szCs w:val="20"/>
         </w:rPr>
-        <w:t xml:space="preserve">A. Biryukov, D. Dinu, and D. </w:t>
-      </w:r>
-      <w:proofErr w:type="spellStart"/>
-      <w:r>
-        <w:rPr>
-          <w:rFonts w:ascii="Times New Roman" w:hAnsi="Times New Roman" w:cs="Times New Roman"/>
-          <w:sz w:val="20"/>
-          <w:szCs w:val="20"/>
-        </w:rPr>
-        <w:t>Khovratovich</w:t>
-      </w:r>
-      <w:proofErr w:type="spellEnd"/>
-      <w:r>
-        <w:rPr>
-          <w:rFonts w:ascii="Times New Roman" w:hAnsi="Times New Roman" w:cs="Times New Roman"/>
-          <w:sz w:val="20"/>
-          <w:szCs w:val="20"/>
-        </w:rPr>
-        <w:t xml:space="preserve">, “Argon2: New Generation of Memory-Hard Functions for Password Hashing and Other Applications,” </w:t>
-      </w:r>
-      <w:r>
-        <w:rPr>
-          <w:rFonts w:ascii="Times New Roman" w:hAnsi="Times New Roman" w:cs="Times New Roman"/>
-          <w:i/>
-          <w:iCs/>
-          <w:sz w:val="20"/>
-          <w:szCs w:val="20"/>
-        </w:rPr>
-        <w:t>2016 IEEE European Symposium on Security and Privacy (</w:t>
-      </w:r>
-      <w:proofErr w:type="spellStart"/>
-      <w:r>
-        <w:rPr>
-          <w:rFonts w:ascii="Times New Roman" w:hAnsi="Times New Roman" w:cs="Times New Roman"/>
-          <w:i/>
-          <w:iCs/>
-          <w:sz w:val="20"/>
-          <w:szCs w:val="20"/>
-        </w:rPr>
-        <w:t>EuroS&amp;P</w:t>
-      </w:r>
-      <w:proofErr w:type="spellEnd"/>
-      <w:r>
-        <w:rPr>
-          <w:rFonts w:ascii="Times New Roman" w:hAnsi="Times New Roman" w:cs="Times New Roman"/>
-          <w:i/>
-          <w:iCs/>
-          <w:sz w:val="20"/>
-          <w:szCs w:val="20"/>
-        </w:rPr>
-        <w:t>)</w:t>
-      </w:r>
-      <w:r>
-        <w:rPr>
-          <w:rFonts w:ascii="Times New Roman" w:hAnsi="Times New Roman" w:cs="Times New Roman"/>
-          <w:sz w:val="20"/>
-          <w:szCs w:val="20"/>
-        </w:rPr>
-        <w:t xml:space="preserve">, Mar. 2016, </w:t>
-      </w:r>
-      <w:proofErr w:type="spellStart"/>
-      <w:r>
-        <w:rPr>
-          <w:rFonts w:ascii="Times New Roman" w:hAnsi="Times New Roman" w:cs="Times New Roman"/>
-          <w:sz w:val="20"/>
-          <w:szCs w:val="20"/>
-        </w:rPr>
-        <w:t>doi</w:t>
-      </w:r>
-      <w:proofErr w:type="spellEnd"/>
-      <w:r>
-        <w:rPr>
-          <w:rFonts w:ascii="Times New Roman" w:hAnsi="Times New Roman" w:cs="Times New Roman"/>
-          <w:sz w:val="20"/>
-          <w:szCs w:val="20"/>
-        </w:rPr>
-        <w:t>: https://doi.org/10.1109/eurosp.2016.31.</w:t>
+        <w:t xml:space="preserve">A. Biryukov, D. Dinu, and D. Khovratovich, “Argon2: New Generation of Memory-Hard Functions for Password Hashing and Other Applications,” </w:t>
+      </w:r>
+      <w:r>
+        <w:rPr>
+          <w:rFonts w:ascii="Times New Roman" w:hAnsi="Times New Roman" w:cs="Times New Roman"/>
+          <w:i/>
+          <w:iCs/>
+          <w:sz w:val="20"/>
+          <w:szCs w:val="20"/>
+        </w:rPr>
+        <w:t>2016 IEEE European Symposium on Security and Privacy (EuroS&amp;P)</w:t>
+      </w:r>
+      <w:r>
+        <w:rPr>
+          <w:rFonts w:ascii="Times New Roman" w:hAnsi="Times New Roman" w:cs="Times New Roman"/>
+          <w:sz w:val="20"/>
+          <w:szCs w:val="20"/>
+        </w:rPr>
+        <w:t>, Mar. 2016, doi: https://doi.org/10.1109/eurosp.2016.31.</w:t>
       </w:r>
     </w:p>
     <w:p>
@@ -15681,25 +12733,7 @@
           <w:sz w:val="20"/>
           <w:szCs w:val="20"/>
         </w:rPr>
-        <w:t xml:space="preserve">L. Chen, K. Huang, M. </w:t>
-      </w:r>
-      <w:proofErr w:type="spellStart"/>
-      <w:r>
-        <w:rPr>
-          <w:rFonts w:ascii="Times New Roman" w:hAnsi="Times New Roman" w:cs="Times New Roman"/>
-          <w:sz w:val="20"/>
-          <w:szCs w:val="20"/>
-        </w:rPr>
-        <w:t>Manulis</w:t>
-      </w:r>
-      <w:proofErr w:type="spellEnd"/>
-      <w:r>
-        <w:rPr>
-          <w:rFonts w:ascii="Times New Roman" w:hAnsi="Times New Roman" w:cs="Times New Roman"/>
-          <w:sz w:val="20"/>
-          <w:szCs w:val="20"/>
-        </w:rPr>
-        <w:t xml:space="preserve">, and V. Sekar, “Password-authenticated searchable encryption,” </w:t>
+        <w:t xml:space="preserve">L. Chen, K. Huang, M. Manulis, and V. Sekar, “Password-authenticated searchable encryption,” </w:t>
       </w:r>
       <w:r>
         <w:rPr>
@@ -15717,25 +12751,7 @@
           <w:sz w:val="20"/>
           <w:szCs w:val="20"/>
         </w:rPr>
-        <w:t xml:space="preserve">, Nov. 2020, </w:t>
-      </w:r>
-      <w:proofErr w:type="spellStart"/>
-      <w:r>
-        <w:rPr>
-          <w:rFonts w:ascii="Times New Roman" w:hAnsi="Times New Roman" w:cs="Times New Roman"/>
-          <w:sz w:val="20"/>
-          <w:szCs w:val="20"/>
-        </w:rPr>
-        <w:t>doi</w:t>
-      </w:r>
-      <w:proofErr w:type="spellEnd"/>
-      <w:r>
-        <w:rPr>
-          <w:rFonts w:ascii="Times New Roman" w:hAnsi="Times New Roman" w:cs="Times New Roman"/>
-          <w:sz w:val="20"/>
-          <w:szCs w:val="20"/>
-        </w:rPr>
-        <w:t>: https://doi.org/10.1007/s10207-020-00524-5.</w:t>
+        <w:t>, Nov. 2020, doi: https://doi.org/10.1007/s10207-020-00524-5.</w:t>
       </w:r>
     </w:p>
     <w:p>
@@ -15815,7 +12831,6 @@
           <w:szCs w:val="20"/>
         </w:rPr>
       </w:pPr>
-      <w:proofErr w:type="spellStart"/>
       <w:r>
         <w:rPr>
           <w:rFonts w:ascii="Times New Roman" w:hAnsi="Times New Roman" w:cs="Times New Roman"/>
@@ -15823,18 +12838,8 @@
           <w:szCs w:val="20"/>
         </w:rPr>
         <w:lastRenderedPageBreak/>
-        <w:t>GraffersID</w:t>
-      </w:r>
-      <w:proofErr w:type="spellEnd"/>
-      <w:r>
-        <w:rPr>
-          <w:rFonts w:ascii="Times New Roman" w:hAnsi="Times New Roman" w:cs="Times New Roman"/>
-          <w:sz w:val="20"/>
-          <w:szCs w:val="20"/>
-        </w:rPr>
-        <w:t xml:space="preserve">, “.NET Advantages and Disadvantages | App Development,” </w:t>
-      </w:r>
-      <w:proofErr w:type="spellStart"/>
+        <w:t xml:space="preserve">GraffersID, “.NET Advantages and Disadvantages | App Development,” </w:t>
+      </w:r>
       <w:r>
         <w:rPr>
           <w:rFonts w:ascii="Times New Roman" w:hAnsi="Times New Roman" w:cs="Times New Roman"/>
@@ -15845,7 +12850,6 @@
         </w:rPr>
         <w:t>Graffersid</w:t>
       </w:r>
-      <w:proofErr w:type="spellEnd"/>
       <w:r>
         <w:rPr>
           <w:rFonts w:ascii="Times New Roman" w:hAnsi="Times New Roman" w:cs="Times New Roman"/>
@@ -15888,27 +12892,15 @@
         </w:rPr>
         <w:t xml:space="preserve">J. M. Aguilar, </w:t>
       </w:r>
-      <w:proofErr w:type="spellStart"/>
-      <w:r>
-        <w:rPr>
-          <w:rFonts w:ascii="Times New Roman" w:hAnsi="Times New Roman" w:cs="Times New Roman"/>
-          <w:i/>
-          <w:iCs/>
-          <w:sz w:val="20"/>
-          <w:szCs w:val="20"/>
-        </w:rPr>
-        <w:t>SignalR</w:t>
-      </w:r>
-      <w:proofErr w:type="spellEnd"/>
-      <w:r>
-        <w:rPr>
-          <w:rFonts w:ascii="Times New Roman" w:hAnsi="Times New Roman" w:cs="Times New Roman"/>
-          <w:i/>
-          <w:iCs/>
-          <w:sz w:val="20"/>
-          <w:szCs w:val="20"/>
-        </w:rPr>
-        <w:t xml:space="preserve"> Programming in Microsoft ASP.NET</w:t>
+      <w:r>
+        <w:rPr>
+          <w:rFonts w:ascii="Times New Roman" w:hAnsi="Times New Roman" w:cs="Times New Roman"/>
+          <w:i/>
+          <w:iCs/>
+          <w:sz w:val="20"/>
+          <w:szCs w:val="20"/>
+        </w:rPr>
+        <w:t>SignalR Programming in Microsoft ASP.NET</w:t>
       </w:r>
       <w:r>
         <w:rPr>
@@ -15944,23 +12936,13 @@
           <w:szCs w:val="20"/>
         </w:rPr>
       </w:pPr>
-      <w:proofErr w:type="spellStart"/>
-      <w:r>
-        <w:rPr>
-          <w:rFonts w:ascii="Times New Roman" w:hAnsi="Times New Roman" w:cs="Times New Roman"/>
-          <w:sz w:val="20"/>
-          <w:szCs w:val="20"/>
-        </w:rPr>
-        <w:t>AvaloniaUI</w:t>
-      </w:r>
-      <w:proofErr w:type="spellEnd"/>
-      <w:r>
-        <w:rPr>
-          <w:rFonts w:ascii="Times New Roman" w:hAnsi="Times New Roman" w:cs="Times New Roman"/>
-          <w:sz w:val="20"/>
-          <w:szCs w:val="20"/>
-        </w:rPr>
-        <w:t xml:space="preserve">, “Avalonia UI - Home,” </w:t>
+      <w:r>
+        <w:rPr>
+          <w:rFonts w:ascii="Times New Roman" w:hAnsi="Times New Roman" w:cs="Times New Roman"/>
+          <w:sz w:val="20"/>
+          <w:szCs w:val="20"/>
+        </w:rPr>
+        <w:t xml:space="preserve">AvaloniaUI, “Avalonia UI - Home,” </w:t>
       </w:r>
       <w:r>
         <w:rPr>
@@ -16030,25 +13012,7 @@
           <w:sz w:val="20"/>
           <w:szCs w:val="20"/>
         </w:rPr>
-        <w:t xml:space="preserve">, pp. 215–244, 2025, </w:t>
-      </w:r>
-      <w:proofErr w:type="spellStart"/>
-      <w:r>
-        <w:rPr>
-          <w:rFonts w:ascii="Times New Roman" w:hAnsi="Times New Roman" w:cs="Times New Roman"/>
-          <w:sz w:val="20"/>
-          <w:szCs w:val="20"/>
-        </w:rPr>
-        <w:t>doi</w:t>
-      </w:r>
-      <w:proofErr w:type="spellEnd"/>
-      <w:r>
-        <w:rPr>
-          <w:rFonts w:ascii="Times New Roman" w:hAnsi="Times New Roman" w:cs="Times New Roman"/>
-          <w:sz w:val="20"/>
-          <w:szCs w:val="20"/>
-        </w:rPr>
-        <w:t>: https://doi.org/10.1007/979-8-8688-1892-9_11.</w:t>
+        <w:t>, pp. 215–244, 2025, doi: https://doi.org/10.1007/979-8-8688-1892-9_11.</w:t>
       </w:r>
     </w:p>
     <w:p>
@@ -16100,25 +13064,7 @@
           <w:sz w:val="20"/>
           <w:szCs w:val="20"/>
         </w:rPr>
-        <w:t xml:space="preserve">, pp. 1072–1076, Dec. 2025, </w:t>
-      </w:r>
-      <w:proofErr w:type="spellStart"/>
-      <w:r>
-        <w:rPr>
-          <w:rFonts w:ascii="Times New Roman" w:hAnsi="Times New Roman" w:cs="Times New Roman"/>
-          <w:sz w:val="20"/>
-          <w:szCs w:val="20"/>
-        </w:rPr>
-        <w:t>doi</w:t>
-      </w:r>
-      <w:proofErr w:type="spellEnd"/>
-      <w:r>
-        <w:rPr>
-          <w:rFonts w:ascii="Times New Roman" w:hAnsi="Times New Roman" w:cs="Times New Roman"/>
-          <w:sz w:val="20"/>
-          <w:szCs w:val="20"/>
-        </w:rPr>
-        <w:t>: https://doi.org/10.1109/cicn67655.2025.11368157.</w:t>
+        <w:t>, pp. 1072–1076, Dec. 2025, doi: https://doi.org/10.1109/cicn67655.2025.11368157.</w:t>
       </w:r>
     </w:p>
     <w:p>
@@ -16204,43 +13150,7 @@
           <w:sz w:val="20"/>
           <w:szCs w:val="20"/>
         </w:rPr>
-        <w:t xml:space="preserve">J. </w:t>
-      </w:r>
-      <w:proofErr w:type="spellStart"/>
-      <w:r>
-        <w:rPr>
-          <w:rFonts w:ascii="Times New Roman" w:hAnsi="Times New Roman" w:cs="Times New Roman"/>
-          <w:sz w:val="20"/>
-          <w:szCs w:val="20"/>
-        </w:rPr>
-        <w:t>Galbally</w:t>
-      </w:r>
-      <w:proofErr w:type="spellEnd"/>
-      <w:r>
-        <w:rPr>
-          <w:rFonts w:ascii="Times New Roman" w:hAnsi="Times New Roman" w:cs="Times New Roman"/>
-          <w:sz w:val="20"/>
-          <w:szCs w:val="20"/>
-        </w:rPr>
-        <w:t xml:space="preserve">, R. Haraksim, and L. </w:t>
-      </w:r>
-      <w:proofErr w:type="spellStart"/>
-      <w:r>
-        <w:rPr>
-          <w:rFonts w:ascii="Times New Roman" w:hAnsi="Times New Roman" w:cs="Times New Roman"/>
-          <w:sz w:val="20"/>
-          <w:szCs w:val="20"/>
-        </w:rPr>
-        <w:t>Beslay</w:t>
-      </w:r>
-      <w:proofErr w:type="spellEnd"/>
-      <w:r>
-        <w:rPr>
-          <w:rFonts w:ascii="Times New Roman" w:hAnsi="Times New Roman" w:cs="Times New Roman"/>
-          <w:sz w:val="20"/>
-          <w:szCs w:val="20"/>
-        </w:rPr>
-        <w:t xml:space="preserve">, “A Study of Age and Ageing in Fingerprint Biometrics,” </w:t>
+        <w:t xml:space="preserve">J. Galbally, R. Haraksim, and L. Beslay, “A Study of Age and Ageing in Fingerprint Biometrics,” </w:t>
       </w:r>
       <w:r>
         <w:rPr>
@@ -16258,25 +13168,7 @@
           <w:sz w:val="20"/>
           <w:szCs w:val="20"/>
         </w:rPr>
-        <w:t xml:space="preserve">, vol. 14, no. 5, pp. 1351–1365, May 2019, </w:t>
-      </w:r>
-      <w:proofErr w:type="spellStart"/>
-      <w:r>
-        <w:rPr>
-          <w:rFonts w:ascii="Times New Roman" w:hAnsi="Times New Roman" w:cs="Times New Roman"/>
-          <w:sz w:val="20"/>
-          <w:szCs w:val="20"/>
-        </w:rPr>
-        <w:t>doi</w:t>
-      </w:r>
-      <w:proofErr w:type="spellEnd"/>
-      <w:r>
-        <w:rPr>
-          <w:rFonts w:ascii="Times New Roman" w:hAnsi="Times New Roman" w:cs="Times New Roman"/>
-          <w:sz w:val="20"/>
-          <w:szCs w:val="20"/>
-        </w:rPr>
-        <w:t>: https://doi.org/10.1109/tifs.2018.2878160.</w:t>
+        <w:t>, vol. 14, no. 5, pp. 1351–1365, May 2019, doi: https://doi.org/10.1109/tifs.2018.2878160.</w:t>
       </w:r>
     </w:p>
     <w:p>
@@ -16328,25 +13220,7 @@
           <w:sz w:val="20"/>
           <w:szCs w:val="20"/>
         </w:rPr>
-        <w:t xml:space="preserve">, vol. 43, no. 12, pp. 1601–1622, Jul. 2010, </w:t>
-      </w:r>
-      <w:proofErr w:type="spellStart"/>
-      <w:r>
-        <w:rPr>
-          <w:rFonts w:ascii="Times New Roman" w:hAnsi="Times New Roman" w:cs="Times New Roman"/>
-          <w:sz w:val="20"/>
-          <w:szCs w:val="20"/>
-        </w:rPr>
-        <w:t>doi</w:t>
-      </w:r>
-      <w:proofErr w:type="spellEnd"/>
-      <w:r>
-        <w:rPr>
-          <w:rFonts w:ascii="Times New Roman" w:hAnsi="Times New Roman" w:cs="Times New Roman"/>
-          <w:sz w:val="20"/>
-          <w:szCs w:val="20"/>
-        </w:rPr>
-        <w:t>: https://doi.org/10.1177/0010414010374021.</w:t>
+        <w:t>, vol. 43, no. 12, pp. 1601–1622, Jul. 2010, doi: https://doi.org/10.1177/0010414010374021.</w:t>
       </w:r>
     </w:p>
     <w:p>
@@ -16380,43 +13254,7 @@
           <w:sz w:val="20"/>
           <w:szCs w:val="20"/>
         </w:rPr>
-        <w:t xml:space="preserve">G. </w:t>
-      </w:r>
-      <w:proofErr w:type="spellStart"/>
-      <w:r>
-        <w:rPr>
-          <w:rFonts w:ascii="Times New Roman" w:hAnsi="Times New Roman" w:cs="Times New Roman"/>
-          <w:sz w:val="20"/>
-          <w:szCs w:val="20"/>
-        </w:rPr>
-        <w:t>Marinthe</w:t>
-      </w:r>
-      <w:proofErr w:type="spellEnd"/>
-      <w:r>
-        <w:rPr>
-          <w:rFonts w:ascii="Times New Roman" w:hAnsi="Times New Roman" w:cs="Times New Roman"/>
-          <w:sz w:val="20"/>
-          <w:szCs w:val="20"/>
-        </w:rPr>
-        <w:t xml:space="preserve">, F. Lalot, A. Kasper, E. </w:t>
-      </w:r>
-      <w:proofErr w:type="spellStart"/>
-      <w:r>
-        <w:rPr>
-          <w:rFonts w:ascii="Times New Roman" w:hAnsi="Times New Roman" w:cs="Times New Roman"/>
-          <w:sz w:val="20"/>
-          <w:szCs w:val="20"/>
-        </w:rPr>
-        <w:t>Manunta</w:t>
-      </w:r>
-      <w:proofErr w:type="spellEnd"/>
-      <w:r>
-        <w:rPr>
-          <w:rFonts w:ascii="Times New Roman" w:hAnsi="Times New Roman" w:cs="Times New Roman"/>
-          <w:sz w:val="20"/>
-          <w:szCs w:val="20"/>
-        </w:rPr>
-        <w:t xml:space="preserve">, and G. Brown, “Collective Action hinders the increase in post-election trust among election losers: Longitudinal evidence from the 2024 UK election,” </w:t>
+        <w:t xml:space="preserve">G. Marinthe, F. Lalot, A. Kasper, E. Manunta, and G. Brown, “Collective Action hinders the increase in post-election trust among election losers: Longitudinal evidence from the 2024 UK election,” </w:t>
       </w:r>
       <w:r>
         <w:rPr>
@@ -16434,25 +13272,7 @@
           <w:sz w:val="20"/>
           <w:szCs w:val="20"/>
         </w:rPr>
-        <w:t xml:space="preserve">, vol. 1, no. 1, p. e411811, 2026, </w:t>
-      </w:r>
-      <w:proofErr w:type="spellStart"/>
-      <w:r>
-        <w:rPr>
-          <w:rFonts w:ascii="Times New Roman" w:hAnsi="Times New Roman" w:cs="Times New Roman"/>
-          <w:sz w:val="20"/>
-          <w:szCs w:val="20"/>
-        </w:rPr>
-        <w:t>doi</w:t>
-      </w:r>
-      <w:proofErr w:type="spellEnd"/>
-      <w:r>
-        <w:rPr>
-          <w:rFonts w:ascii="Times New Roman" w:hAnsi="Times New Roman" w:cs="Times New Roman"/>
-          <w:sz w:val="20"/>
-          <w:szCs w:val="20"/>
-        </w:rPr>
-        <w:t>: https://doi.org/10.56296/aip00048.</w:t>
+        <w:t>, vol. 1, no. 1, p. e411811, 2026, doi: https://doi.org/10.56296/aip00048.</w:t>
       </w:r>
     </w:p>
     <w:p>
@@ -16486,25 +13306,7 @@
           <w:sz w:val="20"/>
           <w:szCs w:val="20"/>
         </w:rPr>
-        <w:t xml:space="preserve">B. </w:t>
-      </w:r>
-      <w:proofErr w:type="spellStart"/>
-      <w:r>
-        <w:rPr>
-          <w:rFonts w:ascii="Times New Roman" w:hAnsi="Times New Roman" w:cs="Times New Roman"/>
-          <w:sz w:val="20"/>
-          <w:szCs w:val="20"/>
-        </w:rPr>
-        <w:t>Cunnie</w:t>
-      </w:r>
-      <w:proofErr w:type="spellEnd"/>
-      <w:r>
-        <w:rPr>
-          <w:rFonts w:ascii="Times New Roman" w:hAnsi="Times New Roman" w:cs="Times New Roman"/>
-          <w:sz w:val="20"/>
-          <w:szCs w:val="20"/>
-        </w:rPr>
-        <w:t xml:space="preserve">, “Welcome to nip.io / sslip.io,” </w:t>
+        <w:t xml:space="preserve">B. Cunnie, “Welcome to nip.io / sslip.io,” </w:t>
       </w:r>
       <w:r>
         <w:rPr>
@@ -16556,25 +13358,7 @@
           <w:sz w:val="20"/>
           <w:szCs w:val="20"/>
         </w:rPr>
-        <w:t xml:space="preserve">Sushil </w:t>
-      </w:r>
-      <w:proofErr w:type="spellStart"/>
-      <w:r>
-        <w:rPr>
-          <w:rFonts w:ascii="Times New Roman" w:hAnsi="Times New Roman" w:cs="Times New Roman"/>
-          <w:sz w:val="20"/>
-          <w:szCs w:val="20"/>
-        </w:rPr>
-        <w:t>Jajodia</w:t>
-      </w:r>
-      <w:proofErr w:type="spellEnd"/>
-      <w:r>
-        <w:rPr>
-          <w:rFonts w:ascii="Times New Roman" w:hAnsi="Times New Roman" w:cs="Times New Roman"/>
-          <w:sz w:val="20"/>
-          <w:szCs w:val="20"/>
-        </w:rPr>
-        <w:t xml:space="preserve"> and J. Zhou, </w:t>
+        <w:t xml:space="preserve">Sushil Jajodia and J. Zhou, </w:t>
       </w:r>
       <w:r>
         <w:rPr>
@@ -16626,25 +13410,7 @@
           <w:sz w:val="20"/>
           <w:szCs w:val="20"/>
         </w:rPr>
-        <w:t>R. A. Popa, C. M. S. Redfield, N. Zeldovich, and H. Balakrishnan, “</w:t>
-      </w:r>
-      <w:proofErr w:type="spellStart"/>
-      <w:r>
-        <w:rPr>
-          <w:rFonts w:ascii="Times New Roman" w:hAnsi="Times New Roman" w:cs="Times New Roman"/>
-          <w:sz w:val="20"/>
-          <w:szCs w:val="20"/>
-        </w:rPr>
-        <w:t>CryptDB</w:t>
-      </w:r>
-      <w:proofErr w:type="spellEnd"/>
-      <w:r>
-        <w:rPr>
-          <w:rFonts w:ascii="Times New Roman" w:hAnsi="Times New Roman" w:cs="Times New Roman"/>
-          <w:sz w:val="20"/>
-          <w:szCs w:val="20"/>
-        </w:rPr>
-        <w:t xml:space="preserve">,” </w:t>
+        <w:t xml:space="preserve">R. A. Popa, C. M. S. Redfield, N. Zeldovich, and H. Balakrishnan, “CryptDB,” </w:t>
       </w:r>
       <w:r>
         <w:rPr>
@@ -16662,25 +13428,7 @@
           <w:sz w:val="20"/>
           <w:szCs w:val="20"/>
         </w:rPr>
-        <w:t xml:space="preserve">, vol. 55, no. 9, pp. 103–111, Sep. 2012, </w:t>
-      </w:r>
-      <w:proofErr w:type="spellStart"/>
-      <w:r>
-        <w:rPr>
-          <w:rFonts w:ascii="Times New Roman" w:hAnsi="Times New Roman" w:cs="Times New Roman"/>
-          <w:sz w:val="20"/>
-          <w:szCs w:val="20"/>
-        </w:rPr>
-        <w:t>doi</w:t>
-      </w:r>
-      <w:proofErr w:type="spellEnd"/>
-      <w:r>
-        <w:rPr>
-          <w:rFonts w:ascii="Times New Roman" w:hAnsi="Times New Roman" w:cs="Times New Roman"/>
-          <w:sz w:val="20"/>
-          <w:szCs w:val="20"/>
-        </w:rPr>
-        <w:t>: https://doi.org/10.1145/2330667.2330691.</w:t>
+        <w:t>, vol. 55, no. 9, pp. 103–111, Sep. 2012, doi: https://doi.org/10.1145/2330667.2330691.</w:t>
       </w:r>
     </w:p>
     <w:p>
@@ -16714,43 +13462,7 @@
           <w:sz w:val="20"/>
           <w:szCs w:val="20"/>
         </w:rPr>
-        <w:t xml:space="preserve">S. Perez, J. L. Hernandex-Ramos, D. Pedone, D. Rotondi, L. Straniero, and A. F. </w:t>
-      </w:r>
-      <w:proofErr w:type="spellStart"/>
-      <w:r>
-        <w:rPr>
-          <w:rFonts w:ascii="Times New Roman" w:hAnsi="Times New Roman" w:cs="Times New Roman"/>
-          <w:sz w:val="20"/>
-          <w:szCs w:val="20"/>
-        </w:rPr>
-        <w:t>Skarmeta</w:t>
-      </w:r>
-      <w:proofErr w:type="spellEnd"/>
-      <w:r>
-        <w:rPr>
-          <w:rFonts w:ascii="Times New Roman" w:hAnsi="Times New Roman" w:cs="Times New Roman"/>
-          <w:sz w:val="20"/>
-          <w:szCs w:val="20"/>
-        </w:rPr>
-        <w:t>, “A digital envelope approach using attribute-based encryption for secure data exchange in IoT scenarios,” presented at the 2017 Global Internet of Things Summit (</w:t>
-      </w:r>
-      <w:proofErr w:type="spellStart"/>
-      <w:r>
-        <w:rPr>
-          <w:rFonts w:ascii="Times New Roman" w:hAnsi="Times New Roman" w:cs="Times New Roman"/>
-          <w:sz w:val="20"/>
-          <w:szCs w:val="20"/>
-        </w:rPr>
-        <w:t>GIoTS</w:t>
-      </w:r>
-      <w:proofErr w:type="spellEnd"/>
-      <w:r>
-        <w:rPr>
-          <w:rFonts w:ascii="Times New Roman" w:hAnsi="Times New Roman" w:cs="Times New Roman"/>
-          <w:sz w:val="20"/>
-          <w:szCs w:val="20"/>
-        </w:rPr>
-        <w:t>), pp. 1–6. Accessed: Jan. 16, 2026. [Online]. Available: https://ieeexplore.ieee.org/abstract/document/8016281</w:t>
+        <w:t>S. Perez, J. L. Hernandex-Ramos, D. Pedone, D. Rotondi, L. Straniero, and A. F. Skarmeta, “A digital envelope approach using attribute-based encryption for secure data exchange in IoT scenarios,” presented at the 2017 Global Internet of Things Summit (GIoTS), pp. 1–6. Accessed: Jan. 16, 2026. [Online]. Available: https://ieeexplore.ieee.org/abstract/document/8016281</w:t>
       </w:r>
     </w:p>
     <w:p>
@@ -17019,25 +13731,7 @@
           <w:sz w:val="20"/>
           <w:szCs w:val="20"/>
         </w:rPr>
-        <w:t xml:space="preserve">, vol. 5, no. 4, pp. 189–192, Dec. 2008, </w:t>
-      </w:r>
-      <w:proofErr w:type="spellStart"/>
-      <w:r>
-        <w:rPr>
-          <w:rFonts w:ascii="Times New Roman" w:hAnsi="Times New Roman" w:cs="Times New Roman"/>
-          <w:sz w:val="20"/>
-          <w:szCs w:val="20"/>
-        </w:rPr>
-        <w:t>doi</w:t>
-      </w:r>
-      <w:proofErr w:type="spellEnd"/>
-      <w:r>
-        <w:rPr>
-          <w:rFonts w:ascii="Times New Roman" w:hAnsi="Times New Roman" w:cs="Times New Roman"/>
-          <w:sz w:val="20"/>
-          <w:szCs w:val="20"/>
-        </w:rPr>
-        <w:t>: https://doi.org/10.1111/j.1740-9713.2008.00332.x.</w:t>
+        <w:t>, vol. 5, no. 4, pp. 189–192, Dec. 2008, doi: https://doi.org/10.1111/j.1740-9713.2008.00332.x.</w:t>
       </w:r>
     </w:p>
     <w:p>
@@ -17073,7 +13767,6 @@
         </w:rPr>
         <w:t xml:space="preserve">The Scottish Government, “Most popular names in Scotland,” </w:t>
       </w:r>
-      <w:proofErr w:type="spellStart"/>
       <w:r>
         <w:rPr>
           <w:rFonts w:ascii="Times New Roman" w:hAnsi="Times New Roman" w:cs="Times New Roman"/>
@@ -17084,7 +13777,6 @@
         </w:rPr>
         <w:t>Gov.scot</w:t>
       </w:r>
-      <w:proofErr w:type="spellEnd"/>
       <w:r>
         <w:rPr>
           <w:rFonts w:ascii="Times New Roman" w:hAnsi="Times New Roman" w:cs="Times New Roman"/>
@@ -17223,23 +13915,13 @@
           <w:szCs w:val="20"/>
         </w:rPr>
       </w:pPr>
-      <w:proofErr w:type="spellStart"/>
-      <w:r>
-        <w:rPr>
-          <w:rFonts w:ascii="Times New Roman" w:hAnsi="Times New Roman" w:cs="Times New Roman"/>
-          <w:sz w:val="20"/>
-          <w:szCs w:val="20"/>
-        </w:rPr>
-        <w:t>TownsList</w:t>
-      </w:r>
-      <w:proofErr w:type="spellEnd"/>
-      <w:r>
-        <w:rPr>
-          <w:rFonts w:ascii="Times New Roman" w:hAnsi="Times New Roman" w:cs="Times New Roman"/>
-          <w:sz w:val="20"/>
-          <w:szCs w:val="20"/>
-        </w:rPr>
-        <w:t xml:space="preserve">, “Complete list of UK towns (Excel, SQL &amp; CSV download),” </w:t>
+      <w:r>
+        <w:rPr>
+          <w:rFonts w:ascii="Times New Roman" w:hAnsi="Times New Roman" w:cs="Times New Roman"/>
+          <w:sz w:val="20"/>
+          <w:szCs w:val="20"/>
+        </w:rPr>
+        <w:t xml:space="preserve">TownsList, “Complete list of UK towns (Excel, SQL &amp; CSV download),” </w:t>
       </w:r>
       <w:r>
         <w:rPr>
@@ -17309,25 +13991,7 @@
           <w:sz w:val="20"/>
           <w:szCs w:val="20"/>
         </w:rPr>
-        <w:t xml:space="preserve">, vol. 37, no. 3, pp. 371–386, May 2011, </w:t>
-      </w:r>
-      <w:proofErr w:type="spellStart"/>
-      <w:r>
-        <w:rPr>
-          <w:rFonts w:ascii="Times New Roman" w:hAnsi="Times New Roman" w:cs="Times New Roman"/>
-          <w:sz w:val="20"/>
-          <w:szCs w:val="20"/>
-        </w:rPr>
-        <w:t>doi</w:t>
-      </w:r>
-      <w:proofErr w:type="spellEnd"/>
-      <w:r>
-        <w:rPr>
-          <w:rFonts w:ascii="Times New Roman" w:hAnsi="Times New Roman" w:cs="Times New Roman"/>
-          <w:sz w:val="20"/>
-          <w:szCs w:val="20"/>
-        </w:rPr>
-        <w:t>: https://doi.org/10.1109/tse.2010.60.</w:t>
+        <w:t>, vol. 37, no. 3, pp. 371–386, May 2011, doi: https://doi.org/10.1109/tse.2010.60.</w:t>
       </w:r>
     </w:p>
     <w:p>
@@ -17379,25 +14043,7 @@
           <w:sz w:val="20"/>
           <w:szCs w:val="20"/>
         </w:rPr>
-        <w:t xml:space="preserve">. </w:t>
-      </w:r>
-      <w:proofErr w:type="gramStart"/>
-      <w:r>
-        <w:rPr>
-          <w:rFonts w:ascii="Times New Roman" w:hAnsi="Times New Roman" w:cs="Times New Roman"/>
-          <w:sz w:val="20"/>
-          <w:szCs w:val="20"/>
-        </w:rPr>
-        <w:t>Oxford ;</w:t>
-      </w:r>
-      <w:proofErr w:type="gramEnd"/>
-      <w:r>
-        <w:rPr>
-          <w:rFonts w:ascii="Times New Roman" w:hAnsi="Times New Roman" w:cs="Times New Roman"/>
-          <w:sz w:val="20"/>
-          <w:szCs w:val="20"/>
-        </w:rPr>
-        <w:t xml:space="preserve"> New York: Oxford University Press, 2014.</w:t>
+        <w:t>. Oxford ; New York: Oxford University Press, 2014.</w:t>
       </w:r>
     </w:p>
     <w:p>
@@ -17431,43 +14077,7 @@
           <w:sz w:val="20"/>
           <w:szCs w:val="20"/>
         </w:rPr>
-        <w:t xml:space="preserve">R. </w:t>
-      </w:r>
-      <w:proofErr w:type="spellStart"/>
-      <w:r>
-        <w:rPr>
-          <w:rFonts w:ascii="Times New Roman" w:hAnsi="Times New Roman" w:cs="Times New Roman"/>
-          <w:sz w:val="20"/>
-          <w:szCs w:val="20"/>
-        </w:rPr>
-        <w:t>Važan</w:t>
-      </w:r>
-      <w:proofErr w:type="spellEnd"/>
-      <w:r>
-        <w:rPr>
-          <w:rFonts w:ascii="Times New Roman" w:hAnsi="Times New Roman" w:cs="Times New Roman"/>
-          <w:sz w:val="20"/>
-          <w:szCs w:val="20"/>
-        </w:rPr>
-        <w:t>, “</w:t>
-      </w:r>
-      <w:proofErr w:type="spellStart"/>
-      <w:r>
-        <w:rPr>
-          <w:rFonts w:ascii="Times New Roman" w:hAnsi="Times New Roman" w:cs="Times New Roman"/>
-          <w:sz w:val="20"/>
-          <w:szCs w:val="20"/>
-        </w:rPr>
-        <w:t>SourceAFIS</w:t>
-      </w:r>
-      <w:proofErr w:type="spellEnd"/>
-      <w:r>
-        <w:rPr>
-          <w:rFonts w:ascii="Times New Roman" w:hAnsi="Times New Roman" w:cs="Times New Roman"/>
-          <w:sz w:val="20"/>
-          <w:szCs w:val="20"/>
-        </w:rPr>
-        <w:t xml:space="preserve"> - Opensource fingerprint matcher,” </w:t>
+        <w:t xml:space="preserve">R. Važan, “SourceAFIS - Opensource fingerprint matcher,” </w:t>
       </w:r>
       <w:r>
         <w:rPr>
@@ -17519,43 +14129,7 @@
           <w:sz w:val="20"/>
           <w:szCs w:val="20"/>
         </w:rPr>
-        <w:t xml:space="preserve">A. Gualberto, I. Araujo, </w:t>
-      </w:r>
-      <w:proofErr w:type="spellStart"/>
-      <w:r>
-        <w:rPr>
-          <w:rFonts w:ascii="Times New Roman" w:hAnsi="Times New Roman" w:cs="Times New Roman"/>
-          <w:sz w:val="20"/>
-          <w:szCs w:val="20"/>
-        </w:rPr>
-        <w:t>Janduy</w:t>
-      </w:r>
-      <w:proofErr w:type="spellEnd"/>
-      <w:r>
-        <w:rPr>
-          <w:rFonts w:ascii="Times New Roman" w:hAnsi="Times New Roman" w:cs="Times New Roman"/>
-          <w:sz w:val="20"/>
-          <w:szCs w:val="20"/>
-        </w:rPr>
-        <w:t xml:space="preserve"> Brasileiro, and P. Alves, “Analysis of a Genetic Algorithm-based Approach in the Optimization of the </w:t>
-      </w:r>
-      <w:proofErr w:type="spellStart"/>
-      <w:r>
-        <w:rPr>
-          <w:rFonts w:ascii="Times New Roman" w:hAnsi="Times New Roman" w:cs="Times New Roman"/>
-          <w:sz w:val="20"/>
-          <w:szCs w:val="20"/>
-        </w:rPr>
-        <w:t>SourceAFIS’s</w:t>
-      </w:r>
-      <w:proofErr w:type="spellEnd"/>
-      <w:r>
-        <w:rPr>
-          <w:rFonts w:ascii="Times New Roman" w:hAnsi="Times New Roman" w:cs="Times New Roman"/>
-          <w:sz w:val="20"/>
-          <w:szCs w:val="20"/>
-        </w:rPr>
-        <w:t xml:space="preserve"> Matching Algorithm,” </w:t>
+        <w:t xml:space="preserve">A. Gualberto, I. Araujo, Janduy Brasileiro, and P. Alves, “Analysis of a Genetic Algorithm-based Approach in the Optimization of the SourceAFIS’s Matching Algorithm,” </w:t>
       </w:r>
       <w:r>
         <w:rPr>
@@ -17719,57 +14293,17 @@
           <w:sz w:val="20"/>
           <w:szCs w:val="20"/>
         </w:rPr>
-        <w:t xml:space="preserve">K. Salev, “HOW DOES THE FINGERPRINT DOOR LOCK </w:t>
-      </w:r>
-      <w:proofErr w:type="gramStart"/>
-      <w:r>
-        <w:rPr>
-          <w:rFonts w:ascii="Times New Roman" w:hAnsi="Times New Roman" w:cs="Times New Roman"/>
-          <w:sz w:val="20"/>
-          <w:szCs w:val="20"/>
-        </w:rPr>
-        <w:t>WORK?,</w:t>
-      </w:r>
-      <w:proofErr w:type="gramEnd"/>
-      <w:r>
-        <w:rPr>
-          <w:rFonts w:ascii="Times New Roman" w:hAnsi="Times New Roman" w:cs="Times New Roman"/>
-          <w:sz w:val="20"/>
-          <w:szCs w:val="20"/>
-        </w:rPr>
-        <w:t xml:space="preserve">” </w:t>
-      </w:r>
-      <w:r>
-        <w:rPr>
-          <w:rFonts w:ascii="Times New Roman" w:hAnsi="Times New Roman" w:cs="Times New Roman"/>
-          <w:i/>
-          <w:iCs/>
-          <w:sz w:val="20"/>
-          <w:szCs w:val="20"/>
-        </w:rPr>
-        <w:t xml:space="preserve">Science </w:t>
-      </w:r>
-      <w:proofErr w:type="gramStart"/>
-      <w:r>
-        <w:rPr>
-          <w:rFonts w:ascii="Times New Roman" w:hAnsi="Times New Roman" w:cs="Times New Roman"/>
-          <w:i/>
-          <w:iCs/>
-          <w:sz w:val="20"/>
-          <w:szCs w:val="20"/>
-        </w:rPr>
-        <w:t>Of</w:t>
-      </w:r>
-      <w:proofErr w:type="gramEnd"/>
-      <w:r>
-        <w:rPr>
-          <w:rFonts w:ascii="Times New Roman" w:hAnsi="Times New Roman" w:cs="Times New Roman"/>
-          <w:i/>
-          <w:iCs/>
-          <w:sz w:val="20"/>
-          <w:szCs w:val="20"/>
-        </w:rPr>
-        <w:t xml:space="preserve"> Gadgets</w:t>
+        <w:t xml:space="preserve">K. Salev, “HOW DOES THE FINGERPRINT DOOR LOCK WORK?,” </w:t>
+      </w:r>
+      <w:r>
+        <w:rPr>
+          <w:rFonts w:ascii="Times New Roman" w:hAnsi="Times New Roman" w:cs="Times New Roman"/>
+          <w:i/>
+          <w:iCs/>
+          <w:sz w:val="20"/>
+          <w:szCs w:val="20"/>
+        </w:rPr>
+        <w:t>Science Of Gadgets</w:t>
       </w:r>
       <w:r>
         <w:rPr>
@@ -17811,79 +14345,7 @@
           <w:sz w:val="20"/>
           <w:szCs w:val="20"/>
         </w:rPr>
-        <w:t xml:space="preserve">J. </w:t>
-      </w:r>
-      <w:proofErr w:type="spellStart"/>
-      <w:r>
-        <w:rPr>
-          <w:rFonts w:ascii="Times New Roman" w:hAnsi="Times New Roman" w:cs="Times New Roman"/>
-          <w:sz w:val="20"/>
-          <w:szCs w:val="20"/>
-        </w:rPr>
-        <w:t>Galbally</w:t>
-      </w:r>
-      <w:proofErr w:type="spellEnd"/>
-      <w:r>
-        <w:rPr>
-          <w:rFonts w:ascii="Times New Roman" w:hAnsi="Times New Roman" w:cs="Times New Roman"/>
-          <w:sz w:val="20"/>
-          <w:szCs w:val="20"/>
-        </w:rPr>
-        <w:t xml:space="preserve">, A. </w:t>
-      </w:r>
-      <w:proofErr w:type="spellStart"/>
-      <w:r>
-        <w:rPr>
-          <w:rFonts w:ascii="Times New Roman" w:hAnsi="Times New Roman" w:cs="Times New Roman"/>
-          <w:sz w:val="20"/>
-          <w:szCs w:val="20"/>
-        </w:rPr>
-        <w:t>Cepilovs</w:t>
-      </w:r>
-      <w:proofErr w:type="spellEnd"/>
-      <w:r>
-        <w:rPr>
-          <w:rFonts w:ascii="Times New Roman" w:hAnsi="Times New Roman" w:cs="Times New Roman"/>
-          <w:sz w:val="20"/>
-          <w:szCs w:val="20"/>
-        </w:rPr>
-        <w:t xml:space="preserve">, R. Blanco-Gonzalo, G. Ormiston, O. Miguel-Hurtado, and I. </w:t>
-      </w:r>
-      <w:proofErr w:type="spellStart"/>
-      <w:r>
-        <w:rPr>
-          <w:rFonts w:ascii="Times New Roman" w:hAnsi="Times New Roman" w:cs="Times New Roman"/>
-          <w:sz w:val="20"/>
-          <w:szCs w:val="20"/>
-        </w:rPr>
-        <w:t>Sz</w:t>
-      </w:r>
-      <w:proofErr w:type="spellEnd"/>
-      <w:r>
-        <w:rPr>
-          <w:rFonts w:ascii="Times New Roman" w:hAnsi="Times New Roman" w:cs="Times New Roman"/>
-          <w:sz w:val="20"/>
-          <w:szCs w:val="20"/>
-        </w:rPr>
-        <w:t xml:space="preserve">. Racz, “Fingerprint quality per individual finger type: A large-scale study on real operational data,” Apr. 2023, </w:t>
-      </w:r>
-      <w:proofErr w:type="spellStart"/>
-      <w:r>
-        <w:rPr>
-          <w:rFonts w:ascii="Times New Roman" w:hAnsi="Times New Roman" w:cs="Times New Roman"/>
-          <w:sz w:val="20"/>
-          <w:szCs w:val="20"/>
-        </w:rPr>
-        <w:t>doi</w:t>
-      </w:r>
-      <w:proofErr w:type="spellEnd"/>
-      <w:r>
-        <w:rPr>
-          <w:rFonts w:ascii="Times New Roman" w:hAnsi="Times New Roman" w:cs="Times New Roman"/>
-          <w:sz w:val="20"/>
-          <w:szCs w:val="20"/>
-        </w:rPr>
-        <w:t>: https://doi.org/10.1109/iwbf57495.2023.10157166.</w:t>
+        <w:t>J. Galbally, A. Cepilovs, R. Blanco-Gonzalo, G. Ormiston, O. Miguel-Hurtado, and I. Sz. Racz, “Fingerprint quality per individual finger type: A large-scale study on real operational data,” Apr. 2023, doi: https://doi.org/10.1109/iwbf57495.2023.10157166.</w:t>
       </w:r>
     </w:p>
     <w:p>
@@ -17935,25 +14397,7 @@
           <w:sz w:val="20"/>
           <w:szCs w:val="20"/>
         </w:rPr>
-        <w:t xml:space="preserve">, Jun. 2021, </w:t>
-      </w:r>
-      <w:proofErr w:type="spellStart"/>
-      <w:r>
-        <w:rPr>
-          <w:rFonts w:ascii="Times New Roman" w:hAnsi="Times New Roman" w:cs="Times New Roman"/>
-          <w:sz w:val="20"/>
-          <w:szCs w:val="20"/>
-        </w:rPr>
-        <w:t>doi</w:t>
-      </w:r>
-      <w:proofErr w:type="spellEnd"/>
-      <w:r>
-        <w:rPr>
-          <w:rFonts w:ascii="Times New Roman" w:hAnsi="Times New Roman" w:cs="Times New Roman"/>
-          <w:sz w:val="20"/>
-          <w:szCs w:val="20"/>
-        </w:rPr>
-        <w:t>: https://doi.org/10.13140/RG.2.2.17918.72001.</w:t>
+        <w:t>, Jun. 2021, doi: https://doi.org/10.13140/RG.2.2.17918.72001.</w:t>
       </w:r>
     </w:p>
     <w:p>
@@ -17987,43 +14431,7 @@
           <w:sz w:val="20"/>
           <w:szCs w:val="20"/>
         </w:rPr>
-        <w:t xml:space="preserve">N. S. Vijayakumar, K. Prasad, and </w:t>
-      </w:r>
-      <w:proofErr w:type="spellStart"/>
-      <w:r>
-        <w:rPr>
-          <w:rFonts w:ascii="Times New Roman" w:hAnsi="Times New Roman" w:cs="Times New Roman"/>
-          <w:sz w:val="20"/>
-          <w:szCs w:val="20"/>
-        </w:rPr>
-        <w:t>Raviraja</w:t>
-      </w:r>
-      <w:proofErr w:type="spellEnd"/>
-      <w:r>
-        <w:rPr>
-          <w:rFonts w:ascii="Times New Roman" w:hAnsi="Times New Roman" w:cs="Times New Roman"/>
-          <w:sz w:val="20"/>
-          <w:szCs w:val="20"/>
-        </w:rPr>
-        <w:t xml:space="preserve"> Holla M, “Assessing the Effectiveness of </w:t>
-      </w:r>
-      <w:proofErr w:type="spellStart"/>
-      <w:r>
-        <w:rPr>
-          <w:rFonts w:ascii="Times New Roman" w:hAnsi="Times New Roman" w:cs="Times New Roman"/>
-          <w:sz w:val="20"/>
-          <w:szCs w:val="20"/>
-        </w:rPr>
-        <w:t>MoSCoW</w:t>
-      </w:r>
-      <w:proofErr w:type="spellEnd"/>
-      <w:r>
-        <w:rPr>
-          <w:rFonts w:ascii="Times New Roman" w:hAnsi="Times New Roman" w:cs="Times New Roman"/>
-          <w:sz w:val="20"/>
-          <w:szCs w:val="20"/>
-        </w:rPr>
-        <w:t xml:space="preserve"> Prioritization in Software Development: A Holistic Analysis across Methodologies,” </w:t>
+        <w:t xml:space="preserve">N. S. Vijayakumar, K. Prasad, and Raviraja Holla M, “Assessing the Effectiveness of MoSCoW Prioritization in Software Development: A Holistic Analysis across Methodologies,” </w:t>
       </w:r>
       <w:r>
         <w:rPr>
@@ -18041,25 +14449,7 @@
           <w:sz w:val="20"/>
           <w:szCs w:val="20"/>
         </w:rPr>
-        <w:t xml:space="preserve">, vol. 10, Oct. 2024, </w:t>
-      </w:r>
-      <w:proofErr w:type="spellStart"/>
-      <w:r>
-        <w:rPr>
-          <w:rFonts w:ascii="Times New Roman" w:hAnsi="Times New Roman" w:cs="Times New Roman"/>
-          <w:sz w:val="20"/>
-          <w:szCs w:val="20"/>
-        </w:rPr>
-        <w:t>doi</w:t>
-      </w:r>
-      <w:proofErr w:type="spellEnd"/>
-      <w:r>
-        <w:rPr>
-          <w:rFonts w:ascii="Times New Roman" w:hAnsi="Times New Roman" w:cs="Times New Roman"/>
-          <w:sz w:val="20"/>
-          <w:szCs w:val="20"/>
-        </w:rPr>
-        <w:t>: https://doi.org/10.4108/eetiot.6515.</w:t>
+        <w:t>, vol. 10, Oct. 2024, doi: https://doi.org/10.4108/eetiot.6515.</w:t>
       </w:r>
     </w:p>
     <w:p>
@@ -18111,25 +14501,7 @@
           <w:sz w:val="20"/>
           <w:szCs w:val="20"/>
         </w:rPr>
-        <w:t xml:space="preserve">, vol. 49, no. 7, Feb. 2025, </w:t>
-      </w:r>
-      <w:proofErr w:type="spellStart"/>
-      <w:r>
-        <w:rPr>
-          <w:rFonts w:ascii="Times New Roman" w:hAnsi="Times New Roman" w:cs="Times New Roman"/>
-          <w:sz w:val="20"/>
-          <w:szCs w:val="20"/>
-        </w:rPr>
-        <w:t>doi</w:t>
-      </w:r>
-      <w:proofErr w:type="spellEnd"/>
-      <w:r>
-        <w:rPr>
-          <w:rFonts w:ascii="Times New Roman" w:hAnsi="Times New Roman" w:cs="Times New Roman"/>
-          <w:sz w:val="20"/>
-          <w:szCs w:val="20"/>
-        </w:rPr>
-        <w:t>: https://doi.org/10.31449/inf.v49i7.5925.</w:t>
+        <w:t>, vol. 49, no. 7, Feb. 2025, doi: https://doi.org/10.31449/inf.v49i7.5925.</w:t>
       </w:r>
     </w:p>
     <w:p>
@@ -18157,7 +14529,6 @@
           <w:szCs w:val="20"/>
         </w:rPr>
       </w:pPr>
-      <w:proofErr w:type="spellStart"/>
       <w:r>
         <w:rPr>
           <w:rFonts w:ascii="Times New Roman" w:hAnsi="Times New Roman" w:cs="Times New Roman"/>
@@ -18165,34 +14536,7 @@
           <w:szCs w:val="20"/>
         </w:rPr>
         <w:lastRenderedPageBreak/>
-        <w:t>ruizgara</w:t>
-      </w:r>
-      <w:proofErr w:type="spellEnd"/>
-      <w:r>
-        <w:rPr>
-          <w:rFonts w:ascii="Times New Roman" w:hAnsi="Times New Roman" w:cs="Times New Roman"/>
-          <w:sz w:val="20"/>
-          <w:szCs w:val="20"/>
-        </w:rPr>
-        <w:t>, “Sokoto Coventry Fingerprint Dataset (</w:t>
-      </w:r>
-      <w:proofErr w:type="spellStart"/>
-      <w:r>
-        <w:rPr>
-          <w:rFonts w:ascii="Times New Roman" w:hAnsi="Times New Roman" w:cs="Times New Roman"/>
-          <w:sz w:val="20"/>
-          <w:szCs w:val="20"/>
-        </w:rPr>
-        <w:t>SOCOFing</w:t>
-      </w:r>
-      <w:proofErr w:type="spellEnd"/>
-      <w:r>
-        <w:rPr>
-          <w:rFonts w:ascii="Times New Roman" w:hAnsi="Times New Roman" w:cs="Times New Roman"/>
-          <w:sz w:val="20"/>
-          <w:szCs w:val="20"/>
-        </w:rPr>
-        <w:t xml:space="preserve">),” </w:t>
+        <w:t xml:space="preserve">ruizgara, “Sokoto Coventry Fingerprint Dataset (SOCOFing),” </w:t>
       </w:r>
       <w:r>
         <w:rPr>
@@ -18375,18 +14719,257 @@
           <w:sz w:val="20"/>
           <w:szCs w:val="20"/>
         </w:rPr>
-        <w:t xml:space="preserve">Appendix A - High </w:t>
-      </w:r>
-      <w:proofErr w:type="spellStart"/>
-      <w:r>
-        <w:rPr>
-          <w:rFonts w:ascii="Times New Roman" w:hAnsi="Times New Roman" w:cs="Times New Roman"/>
-          <w:sz w:val="20"/>
-          <w:szCs w:val="20"/>
-        </w:rPr>
-        <w:t>Fedelity</w:t>
-      </w:r>
-      <w:proofErr w:type="spellEnd"/>
+        <w:t>Appendix A - High Fedelity Mockups</w:t>
+      </w:r>
+    </w:p>
+    <w:p>
+      <w:pPr>
+        <w:rPr>
+          <w:rFonts w:ascii="Times New Roman" w:hAnsi="Times New Roman" w:cs="Times New Roman"/>
+          <w:sz w:val="20"/>
+          <w:szCs w:val="20"/>
+        </w:rPr>
+      </w:pPr>
+      <w:r>
+        <w:rPr>
+          <w:rFonts w:ascii="Times New Roman" w:hAnsi="Times New Roman" w:cs="Times New Roman"/>
+          <w:sz w:val="20"/>
+          <w:szCs w:val="20"/>
+        </w:rPr>
+        <w:t xml:space="preserve">Appendix B </w:t>
+      </w:r>
+      <w:r>
+        <w:rPr>
+          <w:rFonts w:ascii="Times New Roman" w:hAnsi="Times New Roman" w:cs="Times New Roman"/>
+          <w:sz w:val="20"/>
+          <w:szCs w:val="20"/>
+        </w:rPr>
+        <w:t>-</w:t>
+      </w:r>
+      <w:r>
+        <w:rPr>
+          <w:rFonts w:ascii="Times New Roman" w:hAnsi="Times New Roman" w:cs="Times New Roman"/>
+          <w:sz w:val="20"/>
+          <w:szCs w:val="20"/>
+        </w:rPr>
+        <w:t xml:space="preserve"> MoSCoW Requirements</w:t>
+      </w:r>
+    </w:p>
+    <w:p>
+      <w:pPr>
+        <w:rPr>
+          <w:rFonts w:ascii="Times New Roman" w:hAnsi="Times New Roman" w:cs="Times New Roman"/>
+          <w:sz w:val="20"/>
+          <w:szCs w:val="20"/>
+        </w:rPr>
+      </w:pPr>
+      <w:r>
+        <w:rPr>
+          <w:rFonts w:ascii="Times New Roman" w:hAnsi="Times New Roman" w:cs="Times New Roman"/>
+          <w:sz w:val="20"/>
+          <w:szCs w:val="20"/>
+        </w:rPr>
+        <w:t>Appendix C - User Stories</w:t>
+      </w:r>
+    </w:p>
+    <w:p>
+      <w:pPr>
+        <w:rPr>
+          <w:rFonts w:ascii="Times New Roman" w:hAnsi="Times New Roman" w:cs="Times New Roman"/>
+          <w:sz w:val="20"/>
+          <w:szCs w:val="20"/>
+        </w:rPr>
+      </w:pPr>
+      <w:r>
+        <w:rPr>
+          <w:rFonts w:ascii="Times New Roman" w:hAnsi="Times New Roman" w:cs="Times New Roman"/>
+          <w:sz w:val="20"/>
+          <w:szCs w:val="20"/>
+        </w:rPr>
+        <w:t xml:space="preserve">Appendix D </w:t>
+      </w:r>
+      <w:r>
+        <w:rPr>
+          <w:rFonts w:ascii="Times New Roman" w:hAnsi="Times New Roman" w:cs="Times New Roman"/>
+          <w:sz w:val="20"/>
+          <w:szCs w:val="20"/>
+        </w:rPr>
+        <w:t>-</w:t>
+      </w:r>
+      <w:r>
+        <w:rPr>
+          <w:rFonts w:ascii="Times New Roman" w:hAnsi="Times New Roman" w:cs="Times New Roman"/>
+          <w:sz w:val="20"/>
+          <w:szCs w:val="20"/>
+        </w:rPr>
+        <w:t xml:space="preserve"> Project Gannt chart </w:t>
+      </w:r>
+    </w:p>
+    <w:p>
+      <w:pPr>
+        <w:rPr>
+          <w:rFonts w:ascii="Times New Roman" w:hAnsi="Times New Roman" w:cs="Times New Roman"/>
+          <w:sz w:val="20"/>
+          <w:szCs w:val="20"/>
+        </w:rPr>
+      </w:pPr>
+      <w:r>
+        <w:rPr>
+          <w:rFonts w:ascii="Times New Roman" w:hAnsi="Times New Roman" w:cs="Times New Roman"/>
+          <w:sz w:val="20"/>
+          <w:szCs w:val="20"/>
+        </w:rPr>
+        <w:t>Appendix E - Individual project Meeting minu</w:t>
+      </w:r>
+      <w:r>
+        <w:rPr>
+          <w:rFonts w:ascii="Times New Roman" w:hAnsi="Times New Roman" w:cs="Times New Roman"/>
+          <w:sz w:val="20"/>
+          <w:szCs w:val="20"/>
+        </w:rPr>
+        <w:t>te</w:t>
+      </w:r>
+      <w:r>
+        <w:rPr>
+          <w:rFonts w:ascii="Times New Roman" w:hAnsi="Times New Roman" w:cs="Times New Roman"/>
+          <w:sz w:val="20"/>
+          <w:szCs w:val="20"/>
+        </w:rPr>
+        <w:t>s</w:t>
+      </w:r>
+    </w:p>
+    <w:p>
+      <w:pPr>
+        <w:rPr>
+          <w:rFonts w:ascii="Times New Roman" w:hAnsi="Times New Roman" w:cs="Times New Roman"/>
+          <w:sz w:val="20"/>
+          <w:szCs w:val="20"/>
+        </w:rPr>
+      </w:pPr>
+      <w:r>
+        <w:rPr>
+          <w:rFonts w:ascii="Times New Roman" w:hAnsi="Times New Roman" w:cs="Times New Roman"/>
+          <w:sz w:val="20"/>
+          <w:szCs w:val="20"/>
+        </w:rPr>
+        <w:t xml:space="preserve">Appendix F </w:t>
+      </w:r>
+      <w:r>
+        <w:rPr>
+          <w:rFonts w:ascii="Times New Roman" w:hAnsi="Times New Roman" w:cs="Times New Roman"/>
+          <w:sz w:val="20"/>
+          <w:szCs w:val="20"/>
+        </w:rPr>
+        <w:t>-</w:t>
+      </w:r>
+      <w:r>
+        <w:rPr>
+          <w:rFonts w:ascii="Times New Roman" w:hAnsi="Times New Roman" w:cs="Times New Roman"/>
+          <w:sz w:val="20"/>
+          <w:szCs w:val="20"/>
+        </w:rPr>
+        <w:t xml:space="preserve"> Sequence Diagrams</w:t>
+      </w:r>
+    </w:p>
+    <w:p>
+      <w:pPr>
+        <w:rPr>
+          <w:rFonts w:ascii="Times New Roman" w:hAnsi="Times New Roman" w:cs="Times New Roman"/>
+          <w:sz w:val="20"/>
+          <w:szCs w:val="20"/>
+        </w:rPr>
+      </w:pPr>
+      <w:r>
+        <w:rPr>
+          <w:rFonts w:ascii="Times New Roman" w:hAnsi="Times New Roman" w:cs="Times New Roman"/>
+          <w:sz w:val="20"/>
+          <w:szCs w:val="20"/>
+        </w:rPr>
+        <w:t>Appendix G - Research Questionnaire</w:t>
+      </w:r>
+      <w:r>
+        <w:rPr>
+          <w:rFonts w:ascii="Times New Roman" w:hAnsi="Times New Roman" w:cs="Times New Roman"/>
+          <w:sz w:val="20"/>
+          <w:szCs w:val="20"/>
+        </w:rPr>
+        <w:t xml:space="preserve"> Results </w:t>
+      </w:r>
+    </w:p>
+    <w:p>
+      <w:pPr>
+        <w:rPr>
+          <w:rFonts w:ascii="Times New Roman" w:hAnsi="Times New Roman" w:cs="Times New Roman"/>
+          <w:sz w:val="20"/>
+          <w:szCs w:val="20"/>
+        </w:rPr>
+      </w:pPr>
+      <w:r>
+        <w:rPr>
+          <w:rFonts w:ascii="Times New Roman" w:hAnsi="Times New Roman" w:cs="Times New Roman"/>
+          <w:sz w:val="20"/>
+          <w:szCs w:val="20"/>
+        </w:rPr>
+        <w:t xml:space="preserve">Appendix H </w:t>
+      </w:r>
+      <w:r>
+        <w:rPr>
+          <w:rFonts w:ascii="Times New Roman" w:hAnsi="Times New Roman" w:cs="Times New Roman"/>
+          <w:sz w:val="20"/>
+          <w:szCs w:val="20"/>
+        </w:rPr>
+        <w:t>-</w:t>
+      </w:r>
+      <w:r>
+        <w:rPr>
+          <w:rFonts w:ascii="Times New Roman" w:hAnsi="Times New Roman" w:cs="Times New Roman"/>
+          <w:sz w:val="20"/>
+          <w:szCs w:val="20"/>
+        </w:rPr>
+        <w:t xml:space="preserve"> benchmark_FVC2002_Combined</w:t>
+      </w:r>
+    </w:p>
+    <w:p>
+      <w:pPr>
+        <w:rPr>
+          <w:rFonts w:ascii="Times New Roman" w:hAnsi="Times New Roman" w:cs="Times New Roman"/>
+          <w:sz w:val="20"/>
+          <w:szCs w:val="20"/>
+        </w:rPr>
+      </w:pPr>
+      <w:r>
+        <w:rPr>
+          <w:rFonts w:ascii="Times New Roman" w:hAnsi="Times New Roman" w:cs="Times New Roman"/>
+          <w:sz w:val="20"/>
+          <w:szCs w:val="20"/>
+        </w:rPr>
+        <w:t>Appendix I - benchmark_SOCOFing</w:t>
+      </w:r>
+    </w:p>
+    <w:p>
+      <w:pPr>
+        <w:rPr>
+          <w:rFonts w:ascii="Times New Roman" w:hAnsi="Times New Roman" w:cs="Times New Roman"/>
+          <w:sz w:val="20"/>
+          <w:szCs w:val="20"/>
+        </w:rPr>
+      </w:pPr>
+      <w:r>
+        <w:rPr>
+          <w:rFonts w:ascii="Times New Roman" w:hAnsi="Times New Roman" w:cs="Times New Roman"/>
+          <w:sz w:val="20"/>
+          <w:szCs w:val="20"/>
+        </w:rPr>
+        <w:t xml:space="preserve">Appendix J </w:t>
+      </w:r>
+      <w:r>
+        <w:rPr>
+          <w:rFonts w:ascii="Times New Roman" w:hAnsi="Times New Roman" w:cs="Times New Roman"/>
+          <w:sz w:val="20"/>
+          <w:szCs w:val="20"/>
+        </w:rPr>
+        <w:t>-</w:t>
+      </w:r>
       <w:r>
         <w:rPr>
           <w:rFonts w:ascii="Times New Roman" w:hAnsi="Times New Roman" w:cs="Times New Roman"/>
@@ -18395,32 +14978,46 @@
         </w:rPr>
         <w:t xml:space="preserve"> </w:t>
       </w:r>
-      <w:proofErr w:type="spellStart"/>
-      <w:r>
-        <w:rPr>
-          <w:rFonts w:ascii="Times New Roman" w:hAnsi="Times New Roman" w:cs="Times New Roman"/>
-          <w:sz w:val="20"/>
-          <w:szCs w:val="20"/>
-        </w:rPr>
-        <w:t>Mockups</w:t>
-      </w:r>
-      <w:proofErr w:type="spellEnd"/>
-    </w:p>
-    <w:p>
-      <w:pPr>
-        <w:rPr>
-          <w:rFonts w:ascii="Times New Roman" w:hAnsi="Times New Roman" w:cs="Times New Roman"/>
-          <w:sz w:val="20"/>
-          <w:szCs w:val="20"/>
-        </w:rPr>
-      </w:pPr>
-      <w:r>
-        <w:rPr>
-          <w:rFonts w:ascii="Times New Roman" w:hAnsi="Times New Roman" w:cs="Times New Roman"/>
-          <w:sz w:val="20"/>
-          <w:szCs w:val="20"/>
-        </w:rPr>
-        <w:t xml:space="preserve">Appendix B </w:t>
+      <w:r>
+        <w:rPr>
+          <w:rFonts w:ascii="Times New Roman" w:hAnsi="Times New Roman" w:cs="Times New Roman"/>
+          <w:sz w:val="20"/>
+          <w:szCs w:val="20"/>
+        </w:rPr>
+        <w:t>Tasks and Questionnaire.docx</w:t>
+      </w:r>
+    </w:p>
+    <w:p>
+      <w:pPr>
+        <w:rPr>
+          <w:rFonts w:ascii="Times New Roman" w:hAnsi="Times New Roman" w:cs="Times New Roman"/>
+          <w:sz w:val="20"/>
+          <w:szCs w:val="20"/>
+        </w:rPr>
+      </w:pPr>
+      <w:r>
+        <w:rPr>
+          <w:rFonts w:ascii="Times New Roman" w:hAnsi="Times New Roman" w:cs="Times New Roman"/>
+          <w:sz w:val="20"/>
+          <w:szCs w:val="20"/>
+        </w:rPr>
+        <w:t xml:space="preserve">Appendix </w:t>
+      </w:r>
+      <w:r>
+        <w:rPr>
+          <w:rFonts w:ascii="Times New Roman" w:hAnsi="Times New Roman" w:cs="Times New Roman"/>
+          <w:sz w:val="20"/>
+          <w:szCs w:val="20"/>
+        </w:rPr>
+        <w:t>K</w:t>
+      </w:r>
+      <w:r>
+        <w:rPr>
+          <w:rFonts w:ascii="Times New Roman" w:hAnsi="Times New Roman" w:cs="Times New Roman"/>
+          <w:sz w:val="20"/>
+          <w:szCs w:val="20"/>
+        </w:rPr>
+        <w:t xml:space="preserve"> </w:t>
       </w:r>
       <w:r>
         <w:rPr>
@@ -18436,458 +15033,131 @@
           <w:sz w:val="20"/>
           <w:szCs w:val="20"/>
         </w:rPr>
+        <w:t xml:space="preserve"> Load Test Results </w:t>
+      </w:r>
+    </w:p>
+    <w:p>
+      <w:pPr>
+        <w:rPr>
+          <w:rFonts w:ascii="Times New Roman" w:hAnsi="Times New Roman" w:cs="Times New Roman"/>
+          <w:sz w:val="20"/>
+          <w:szCs w:val="20"/>
+        </w:rPr>
+      </w:pPr>
+      <w:r>
+        <w:rPr>
+          <w:rFonts w:ascii="Times New Roman" w:hAnsi="Times New Roman" w:cs="Times New Roman"/>
+          <w:sz w:val="20"/>
+          <w:szCs w:val="20"/>
+        </w:rPr>
+        <w:t xml:space="preserve">Appendix L </w:t>
+      </w:r>
+      <w:r>
+        <w:rPr>
+          <w:rFonts w:ascii="Times New Roman" w:hAnsi="Times New Roman" w:cs="Times New Roman"/>
+          <w:sz w:val="20"/>
+          <w:szCs w:val="20"/>
+        </w:rPr>
+        <w:t>-</w:t>
+      </w:r>
+      <w:r>
+        <w:rPr>
+          <w:rFonts w:ascii="Times New Roman" w:hAnsi="Times New Roman" w:cs="Times New Roman"/>
+          <w:sz w:val="20"/>
+          <w:szCs w:val="20"/>
+        </w:rPr>
+        <w:t xml:space="preserve"> Informed Consent Form</w:t>
+      </w:r>
+    </w:p>
+    <w:p>
+      <w:pPr>
+        <w:rPr>
+          <w:rFonts w:ascii="Times New Roman" w:hAnsi="Times New Roman" w:cs="Times New Roman"/>
+          <w:sz w:val="20"/>
+          <w:szCs w:val="20"/>
+        </w:rPr>
+      </w:pPr>
+      <w:r>
+        <w:rPr>
+          <w:rFonts w:ascii="Times New Roman" w:hAnsi="Times New Roman" w:cs="Times New Roman"/>
+          <w:sz w:val="20"/>
+          <w:szCs w:val="20"/>
+        </w:rPr>
+        <w:t>Appendix M - Source Code</w:t>
+      </w:r>
+    </w:p>
+    <w:p>
+      <w:pPr>
+        <w:rPr>
+          <w:rFonts w:ascii="Times New Roman" w:hAnsi="Times New Roman" w:cs="Times New Roman"/>
+          <w:sz w:val="20"/>
+          <w:szCs w:val="20"/>
+        </w:rPr>
+      </w:pPr>
+      <w:r>
+        <w:rPr>
+          <w:rFonts w:ascii="Times New Roman" w:hAnsi="Times New Roman" w:cs="Times New Roman"/>
+          <w:sz w:val="20"/>
+          <w:szCs w:val="20"/>
+        </w:rPr>
+        <w:t xml:space="preserve">Appendix N </w:t>
+      </w:r>
+      <w:r>
+        <w:rPr>
+          <w:rFonts w:ascii="Times New Roman" w:hAnsi="Times New Roman" w:cs="Times New Roman"/>
+          <w:sz w:val="20"/>
+          <w:szCs w:val="20"/>
+        </w:rPr>
+        <w:t>-</w:t>
+      </w:r>
+      <w:r>
+        <w:rPr>
+          <w:rFonts w:ascii="Times New Roman" w:hAnsi="Times New Roman" w:cs="Times New Roman"/>
+          <w:sz w:val="20"/>
+          <w:szCs w:val="20"/>
+        </w:rPr>
+        <w:t xml:space="preserve"> Ethics Documents</w:t>
+      </w:r>
+    </w:p>
+    <w:p>
+      <w:pPr>
+        <w:rPr>
+          <w:rFonts w:ascii="Times New Roman" w:hAnsi="Times New Roman" w:cs="Times New Roman"/>
+          <w:sz w:val="20"/>
+          <w:szCs w:val="20"/>
+        </w:rPr>
+      </w:pPr>
+      <w:r>
+        <w:rPr>
+          <w:rFonts w:ascii="Times New Roman" w:hAnsi="Times New Roman" w:cs="Times New Roman"/>
+          <w:sz w:val="20"/>
+          <w:szCs w:val="20"/>
+        </w:rPr>
+        <w:t xml:space="preserve">Appendix O </w:t>
+      </w:r>
+      <w:r>
+        <w:rPr>
+          <w:rFonts w:ascii="Times New Roman" w:hAnsi="Times New Roman" w:cs="Times New Roman"/>
+          <w:sz w:val="20"/>
+          <w:szCs w:val="20"/>
+        </w:rPr>
+        <w:t>-</w:t>
+      </w:r>
+      <w:r>
+        <w:rPr>
+          <w:rFonts w:ascii="Times New Roman" w:hAnsi="Times New Roman" w:cs="Times New Roman"/>
+          <w:sz w:val="20"/>
+          <w:szCs w:val="20"/>
+        </w:rPr>
         <w:t xml:space="preserve"> </w:t>
       </w:r>
-      <w:proofErr w:type="spellStart"/>
-      <w:r>
-        <w:rPr>
-          <w:rFonts w:ascii="Times New Roman" w:hAnsi="Times New Roman" w:cs="Times New Roman"/>
-          <w:sz w:val="20"/>
-          <w:szCs w:val="20"/>
-        </w:rPr>
-        <w:t>MoSCoW</w:t>
-      </w:r>
-      <w:proofErr w:type="spellEnd"/>
-      <w:r>
-        <w:rPr>
-          <w:rFonts w:ascii="Times New Roman" w:hAnsi="Times New Roman" w:cs="Times New Roman"/>
-          <w:sz w:val="20"/>
-          <w:szCs w:val="20"/>
-        </w:rPr>
-        <w:t xml:space="preserve"> Requirements</w:t>
-      </w:r>
-    </w:p>
-    <w:p>
-      <w:pPr>
-        <w:rPr>
-          <w:rFonts w:ascii="Times New Roman" w:hAnsi="Times New Roman" w:cs="Times New Roman"/>
-          <w:sz w:val="20"/>
-          <w:szCs w:val="20"/>
-        </w:rPr>
-      </w:pPr>
-      <w:r>
-        <w:rPr>
-          <w:rFonts w:ascii="Times New Roman" w:hAnsi="Times New Roman" w:cs="Times New Roman"/>
-          <w:sz w:val="20"/>
-          <w:szCs w:val="20"/>
-        </w:rPr>
-        <w:t>Appendix C - User Stories</w:t>
-      </w:r>
-    </w:p>
-    <w:p>
-      <w:pPr>
-        <w:rPr>
-          <w:rFonts w:ascii="Times New Roman" w:hAnsi="Times New Roman" w:cs="Times New Roman"/>
-          <w:sz w:val="20"/>
-          <w:szCs w:val="20"/>
-        </w:rPr>
-      </w:pPr>
-      <w:r>
-        <w:rPr>
-          <w:rFonts w:ascii="Times New Roman" w:hAnsi="Times New Roman" w:cs="Times New Roman"/>
-          <w:sz w:val="20"/>
-          <w:szCs w:val="20"/>
-        </w:rPr>
-        <w:t xml:space="preserve">Appendix D </w:t>
-      </w:r>
-      <w:r>
-        <w:rPr>
-          <w:rFonts w:ascii="Times New Roman" w:hAnsi="Times New Roman" w:cs="Times New Roman"/>
-          <w:sz w:val="20"/>
-          <w:szCs w:val="20"/>
-        </w:rPr>
-        <w:t>-</w:t>
-      </w:r>
-      <w:r>
-        <w:rPr>
-          <w:rFonts w:ascii="Times New Roman" w:hAnsi="Times New Roman" w:cs="Times New Roman"/>
-          <w:sz w:val="20"/>
-          <w:szCs w:val="20"/>
-        </w:rPr>
-        <w:t xml:space="preserve"> Project Gannt chart </w:t>
-      </w:r>
-    </w:p>
-    <w:p>
-      <w:pPr>
-        <w:rPr>
-          <w:rFonts w:ascii="Times New Roman" w:hAnsi="Times New Roman" w:cs="Times New Roman"/>
-          <w:sz w:val="20"/>
-          <w:szCs w:val="20"/>
-        </w:rPr>
-      </w:pPr>
-      <w:r>
-        <w:rPr>
-          <w:rFonts w:ascii="Times New Roman" w:hAnsi="Times New Roman" w:cs="Times New Roman"/>
-          <w:sz w:val="20"/>
-          <w:szCs w:val="20"/>
-        </w:rPr>
-        <w:t>Appendix E - Individual project Meeting minu</w:t>
-      </w:r>
-      <w:r>
-        <w:rPr>
-          <w:rFonts w:ascii="Times New Roman" w:hAnsi="Times New Roman" w:cs="Times New Roman"/>
-          <w:sz w:val="20"/>
-          <w:szCs w:val="20"/>
-        </w:rPr>
-        <w:t>te</w:t>
-      </w:r>
-      <w:r>
-        <w:rPr>
-          <w:rFonts w:ascii="Times New Roman" w:hAnsi="Times New Roman" w:cs="Times New Roman"/>
-          <w:sz w:val="20"/>
-          <w:szCs w:val="20"/>
-        </w:rPr>
-        <w:t>s</w:t>
-      </w:r>
-    </w:p>
-    <w:p>
-      <w:pPr>
-        <w:rPr>
-          <w:rFonts w:ascii="Times New Roman" w:hAnsi="Times New Roman" w:cs="Times New Roman"/>
-          <w:sz w:val="20"/>
-          <w:szCs w:val="20"/>
-        </w:rPr>
-      </w:pPr>
-      <w:r>
-        <w:rPr>
-          <w:rFonts w:ascii="Times New Roman" w:hAnsi="Times New Roman" w:cs="Times New Roman"/>
-          <w:sz w:val="20"/>
-          <w:szCs w:val="20"/>
-        </w:rPr>
-        <w:t xml:space="preserve">Appendix F </w:t>
-      </w:r>
-      <w:r>
-        <w:rPr>
-          <w:rFonts w:ascii="Times New Roman" w:hAnsi="Times New Roman" w:cs="Times New Roman"/>
-          <w:sz w:val="20"/>
-          <w:szCs w:val="20"/>
-        </w:rPr>
-        <w:t>-</w:t>
-      </w:r>
-      <w:r>
-        <w:rPr>
-          <w:rFonts w:ascii="Times New Roman" w:hAnsi="Times New Roman" w:cs="Times New Roman"/>
-          <w:sz w:val="20"/>
-          <w:szCs w:val="20"/>
-        </w:rPr>
-        <w:t xml:space="preserve"> Sequence Diagrams</w:t>
-      </w:r>
-    </w:p>
-    <w:p>
-      <w:pPr>
-        <w:rPr>
-          <w:rFonts w:ascii="Times New Roman" w:hAnsi="Times New Roman" w:cs="Times New Roman"/>
-          <w:sz w:val="20"/>
-          <w:szCs w:val="20"/>
-        </w:rPr>
-      </w:pPr>
-      <w:r>
-        <w:rPr>
-          <w:rFonts w:ascii="Times New Roman" w:hAnsi="Times New Roman" w:cs="Times New Roman"/>
-          <w:sz w:val="20"/>
-          <w:szCs w:val="20"/>
-        </w:rPr>
-        <w:t>Appendix G - Research Questionnaire</w:t>
-      </w:r>
-      <w:r>
-        <w:rPr>
-          <w:rFonts w:ascii="Times New Roman" w:hAnsi="Times New Roman" w:cs="Times New Roman"/>
-          <w:sz w:val="20"/>
-          <w:szCs w:val="20"/>
-        </w:rPr>
-        <w:t xml:space="preserve"> Results </w:t>
-      </w:r>
-    </w:p>
-    <w:p>
-      <w:pPr>
-        <w:rPr>
-          <w:rFonts w:ascii="Times New Roman" w:hAnsi="Times New Roman" w:cs="Times New Roman"/>
-          <w:sz w:val="20"/>
-          <w:szCs w:val="20"/>
-        </w:rPr>
-      </w:pPr>
-      <w:r>
-        <w:rPr>
-          <w:rFonts w:ascii="Times New Roman" w:hAnsi="Times New Roman" w:cs="Times New Roman"/>
-          <w:sz w:val="20"/>
-          <w:szCs w:val="20"/>
-        </w:rPr>
-        <w:t xml:space="preserve">Appendix H </w:t>
-      </w:r>
-      <w:r>
-        <w:rPr>
-          <w:rFonts w:ascii="Times New Roman" w:hAnsi="Times New Roman" w:cs="Times New Roman"/>
-          <w:sz w:val="20"/>
-          <w:szCs w:val="20"/>
-        </w:rPr>
-        <w:t>-</w:t>
-      </w:r>
-      <w:r>
-        <w:rPr>
-          <w:rFonts w:ascii="Times New Roman" w:hAnsi="Times New Roman" w:cs="Times New Roman"/>
-          <w:sz w:val="20"/>
-          <w:szCs w:val="20"/>
-        </w:rPr>
-        <w:t xml:space="preserve"> benchmark_FVC2002_Combined</w:t>
-      </w:r>
-    </w:p>
-    <w:p>
-      <w:pPr>
-        <w:rPr>
-          <w:rFonts w:ascii="Times New Roman" w:hAnsi="Times New Roman" w:cs="Times New Roman"/>
-          <w:sz w:val="20"/>
-          <w:szCs w:val="20"/>
-        </w:rPr>
-      </w:pPr>
-      <w:r>
-        <w:rPr>
-          <w:rFonts w:ascii="Times New Roman" w:hAnsi="Times New Roman" w:cs="Times New Roman"/>
-          <w:sz w:val="20"/>
-          <w:szCs w:val="20"/>
-        </w:rPr>
-        <w:t xml:space="preserve">Appendix I - </w:t>
-      </w:r>
-      <w:proofErr w:type="spellStart"/>
-      <w:r>
-        <w:rPr>
-          <w:rFonts w:ascii="Times New Roman" w:hAnsi="Times New Roman" w:cs="Times New Roman"/>
-          <w:sz w:val="20"/>
-          <w:szCs w:val="20"/>
-        </w:rPr>
-        <w:t>benchmark_SOCOFing</w:t>
-      </w:r>
-      <w:proofErr w:type="spellEnd"/>
-    </w:p>
-    <w:p>
-      <w:pPr>
-        <w:rPr>
-          <w:rFonts w:ascii="Times New Roman" w:hAnsi="Times New Roman" w:cs="Times New Roman"/>
-          <w:sz w:val="20"/>
-          <w:szCs w:val="20"/>
-        </w:rPr>
-      </w:pPr>
-      <w:r>
-        <w:rPr>
-          <w:rFonts w:ascii="Times New Roman" w:hAnsi="Times New Roman" w:cs="Times New Roman"/>
-          <w:sz w:val="20"/>
-          <w:szCs w:val="20"/>
-        </w:rPr>
-        <w:t xml:space="preserve">Appendix J </w:t>
-      </w:r>
-      <w:r>
-        <w:rPr>
-          <w:rFonts w:ascii="Times New Roman" w:hAnsi="Times New Roman" w:cs="Times New Roman"/>
-          <w:sz w:val="20"/>
-          <w:szCs w:val="20"/>
-        </w:rPr>
-        <w:t>-</w:t>
-      </w:r>
-      <w:r>
-        <w:rPr>
-          <w:rFonts w:ascii="Times New Roman" w:hAnsi="Times New Roman" w:cs="Times New Roman"/>
-          <w:sz w:val="20"/>
-          <w:szCs w:val="20"/>
-        </w:rPr>
-        <w:t xml:space="preserve"> </w:t>
-      </w:r>
-      <w:r>
-        <w:rPr>
-          <w:rFonts w:ascii="Times New Roman" w:hAnsi="Times New Roman" w:cs="Times New Roman"/>
-          <w:sz w:val="20"/>
-          <w:szCs w:val="20"/>
-        </w:rPr>
-        <w:t>Tasks and Questionnaire.docx</w:t>
-      </w:r>
-    </w:p>
-    <w:p>
-      <w:pPr>
-        <w:rPr>
-          <w:rFonts w:ascii="Times New Roman" w:hAnsi="Times New Roman" w:cs="Times New Roman"/>
-          <w:sz w:val="20"/>
-          <w:szCs w:val="20"/>
-        </w:rPr>
-      </w:pPr>
-      <w:r>
-        <w:rPr>
-          <w:rFonts w:ascii="Times New Roman" w:hAnsi="Times New Roman" w:cs="Times New Roman"/>
-          <w:sz w:val="20"/>
-          <w:szCs w:val="20"/>
-        </w:rPr>
-        <w:t xml:space="preserve">Appendix </w:t>
-      </w:r>
-      <w:r>
-        <w:rPr>
-          <w:rFonts w:ascii="Times New Roman" w:hAnsi="Times New Roman" w:cs="Times New Roman"/>
-          <w:sz w:val="20"/>
-          <w:szCs w:val="20"/>
-        </w:rPr>
-        <w:t>K</w:t>
-      </w:r>
-      <w:r>
-        <w:rPr>
-          <w:rFonts w:ascii="Times New Roman" w:hAnsi="Times New Roman" w:cs="Times New Roman"/>
-          <w:sz w:val="20"/>
-          <w:szCs w:val="20"/>
-        </w:rPr>
-        <w:t xml:space="preserve"> </w:t>
-      </w:r>
-      <w:r>
-        <w:rPr>
-          <w:rFonts w:ascii="Times New Roman" w:hAnsi="Times New Roman" w:cs="Times New Roman"/>
-          <w:sz w:val="20"/>
-          <w:szCs w:val="20"/>
-        </w:rPr>
-        <w:t>-</w:t>
-      </w:r>
-      <w:r>
-        <w:rPr>
-          <w:rFonts w:ascii="Times New Roman" w:hAnsi="Times New Roman" w:cs="Times New Roman"/>
-          <w:sz w:val="20"/>
-          <w:szCs w:val="20"/>
-        </w:rPr>
-        <w:t xml:space="preserve"> Load Test Results </w:t>
-      </w:r>
-    </w:p>
-    <w:p>
-      <w:pPr>
-        <w:rPr>
-          <w:rFonts w:ascii="Times New Roman" w:hAnsi="Times New Roman" w:cs="Times New Roman"/>
-          <w:sz w:val="20"/>
-          <w:szCs w:val="20"/>
-        </w:rPr>
-      </w:pPr>
-      <w:r>
-        <w:rPr>
-          <w:rFonts w:ascii="Times New Roman" w:hAnsi="Times New Roman" w:cs="Times New Roman"/>
-          <w:sz w:val="20"/>
-          <w:szCs w:val="20"/>
-        </w:rPr>
-        <w:t xml:space="preserve">Appendix L </w:t>
-      </w:r>
-      <w:r>
-        <w:rPr>
-          <w:rFonts w:ascii="Times New Roman" w:hAnsi="Times New Roman" w:cs="Times New Roman"/>
-          <w:sz w:val="20"/>
-          <w:szCs w:val="20"/>
-        </w:rPr>
-        <w:t>-</w:t>
-      </w:r>
-      <w:r>
-        <w:rPr>
-          <w:rFonts w:ascii="Times New Roman" w:hAnsi="Times New Roman" w:cs="Times New Roman"/>
-          <w:sz w:val="20"/>
-          <w:szCs w:val="20"/>
-        </w:rPr>
-        <w:t xml:space="preserve"> Informed Consent Form</w:t>
-      </w:r>
-    </w:p>
-    <w:p>
-      <w:pPr>
-        <w:rPr>
-          <w:rFonts w:ascii="Times New Roman" w:hAnsi="Times New Roman" w:cs="Times New Roman"/>
-          <w:sz w:val="20"/>
-          <w:szCs w:val="20"/>
-        </w:rPr>
-      </w:pPr>
-      <w:r>
-        <w:rPr>
-          <w:rFonts w:ascii="Times New Roman" w:hAnsi="Times New Roman" w:cs="Times New Roman"/>
-          <w:sz w:val="20"/>
-          <w:szCs w:val="20"/>
-        </w:rPr>
-        <w:t>Appendix M - Source Code</w:t>
-      </w:r>
-    </w:p>
-    <w:p>
-      <w:pPr>
-        <w:rPr>
-          <w:rFonts w:ascii="Times New Roman" w:hAnsi="Times New Roman" w:cs="Times New Roman"/>
-          <w:sz w:val="20"/>
-          <w:szCs w:val="20"/>
-        </w:rPr>
-      </w:pPr>
-      <w:r>
-        <w:rPr>
-          <w:rFonts w:ascii="Times New Roman" w:hAnsi="Times New Roman" w:cs="Times New Roman"/>
-          <w:sz w:val="20"/>
-          <w:szCs w:val="20"/>
-        </w:rPr>
-        <w:t xml:space="preserve">Appendix N </w:t>
-      </w:r>
-      <w:r>
-        <w:rPr>
-          <w:rFonts w:ascii="Times New Roman" w:hAnsi="Times New Roman" w:cs="Times New Roman"/>
-          <w:sz w:val="20"/>
-          <w:szCs w:val="20"/>
-        </w:rPr>
-        <w:t>-</w:t>
-      </w:r>
-      <w:r>
-        <w:rPr>
-          <w:rFonts w:ascii="Times New Roman" w:hAnsi="Times New Roman" w:cs="Times New Roman"/>
-          <w:sz w:val="20"/>
-          <w:szCs w:val="20"/>
-        </w:rPr>
-        <w:t xml:space="preserve"> Ethics Documents</w:t>
-      </w:r>
-    </w:p>
-    <w:p>
-      <w:pPr>
-        <w:rPr>
-          <w:rFonts w:ascii="Times New Roman" w:hAnsi="Times New Roman" w:cs="Times New Roman"/>
-          <w:sz w:val="20"/>
-          <w:szCs w:val="20"/>
-        </w:rPr>
-      </w:pPr>
-      <w:r>
-        <w:rPr>
-          <w:rFonts w:ascii="Times New Roman" w:hAnsi="Times New Roman" w:cs="Times New Roman"/>
-          <w:sz w:val="20"/>
-          <w:szCs w:val="20"/>
-        </w:rPr>
-        <w:t xml:space="preserve">Appendix O </w:t>
-      </w:r>
-      <w:r>
-        <w:rPr>
-          <w:rFonts w:ascii="Times New Roman" w:hAnsi="Times New Roman" w:cs="Times New Roman"/>
-          <w:sz w:val="20"/>
-          <w:szCs w:val="20"/>
-        </w:rPr>
-        <w:t>-</w:t>
-      </w:r>
-      <w:r>
-        <w:rPr>
-          <w:rFonts w:ascii="Times New Roman" w:hAnsi="Times New Roman" w:cs="Times New Roman"/>
-          <w:sz w:val="20"/>
-          <w:szCs w:val="20"/>
-        </w:rPr>
-        <w:t xml:space="preserve"> </w:t>
-      </w:r>
-      <w:r>
-        <w:rPr>
-          <w:rFonts w:ascii="Times New Roman" w:hAnsi="Times New Roman" w:cs="Times New Roman"/>
-          <w:sz w:val="20"/>
-          <w:szCs w:val="20"/>
-        </w:rPr>
-        <w:t xml:space="preserve">Pictures </w:t>
-      </w:r>
-      <w:proofErr w:type="gramStart"/>
-      <w:r>
-        <w:rPr>
-          <w:rFonts w:ascii="Times New Roman" w:hAnsi="Times New Roman" w:cs="Times New Roman"/>
-          <w:sz w:val="20"/>
-          <w:szCs w:val="20"/>
-        </w:rPr>
-        <w:t>In</w:t>
-      </w:r>
-      <w:proofErr w:type="gramEnd"/>
-      <w:r>
-        <w:rPr>
-          <w:rFonts w:ascii="Times New Roman" w:hAnsi="Times New Roman" w:cs="Times New Roman"/>
-          <w:sz w:val="20"/>
-          <w:szCs w:val="20"/>
-        </w:rPr>
-        <w:t xml:space="preserve"> Reports</w:t>
+      <w:r>
+        <w:rPr>
+          <w:rFonts w:ascii="Times New Roman" w:hAnsi="Times New Roman" w:cs="Times New Roman"/>
+          <w:sz w:val="20"/>
+          <w:szCs w:val="20"/>
+        </w:rPr>
+        <w:t>Pictures In Reports</w:t>
       </w:r>
     </w:p>
     <w:p>
@@ -18922,6 +15192,23 @@
           <w:szCs w:val="20"/>
         </w:rPr>
         <w:t xml:space="preserve">Appendix Q – User Guid </w:t>
+      </w:r>
+    </w:p>
+    <w:p>
+      <w:pPr>
+        <w:rPr>
+          <w:rFonts w:ascii="Times New Roman" w:hAnsi="Times New Roman" w:cs="Times New Roman"/>
+          <w:sz w:val="20"/>
+          <w:szCs w:val="20"/>
+        </w:rPr>
+      </w:pPr>
+      <w:r>
+        <w:rPr>
+          <w:rFonts w:ascii="Times New Roman" w:hAnsi="Times New Roman" w:cs="Times New Roman"/>
+          <w:sz w:val="20"/>
+          <w:szCs w:val="20"/>
+        </w:rPr>
+        <w:t>Appendix R – Presentation Poster</w:t>
       </w:r>
     </w:p>
     <w:p>

--- a/Report/reformatting Experament.docx
+++ b/Report/reformatting Experament.docx
@@ -240,88 +240,51 @@
       </w:pPr>
       <w:r>
         <w:rPr>
-          <w:rFonts w:ascii="Times New Roman" w:hAnsi="Times New Roman" w:cs="Times New Roman"/>
-          <w:sz w:val="20"/>
-          <w:szCs w:val="20"/>
-        </w:rPr>
-        <w:t>Voting in the United Kingdom has developed from a restricted, property</w:t>
-      </w:r>
-      <w:r>
-        <w:rPr>
-          <w:rFonts w:ascii="Times New Roman" w:hAnsi="Times New Roman" w:cs="Times New Roman"/>
-          <w:sz w:val="20"/>
-          <w:szCs w:val="20"/>
-        </w:rPr>
-        <w:noBreakHyphen/>
-        <w:t>based franchise into a universal suffrage system shaped by successive Reform Acts and the introduction of the secret ballot in 1872</w:t>
-      </w:r>
-      <w:r>
-        <w:rPr>
-          <w:rFonts w:ascii="Times New Roman" w:hAnsi="Times New Roman" w:cs="Times New Roman"/>
-          <w:sz w:val="20"/>
-          <w:szCs w:val="20"/>
-        </w:rPr>
-        <w:t xml:space="preserve"> [10]</w:t>
-      </w:r>
-      <w:r>
-        <w:rPr>
-          <w:rFonts w:ascii="Times New Roman" w:hAnsi="Times New Roman" w:cs="Times New Roman"/>
-          <w:sz w:val="20"/>
-          <w:szCs w:val="20"/>
-        </w:rPr>
-        <w:t xml:space="preserve">. Despite this long history of democratic expansion, UK elections still rely on paper ballots and manual counting, a process that carries several structural vulnerabilities. Voter impersonation remains difficult to detect under the current identification model, manual counting introduces delays and opportunities for human error, and postal voting presents documented risks </w:t>
-      </w:r>
-    </w:p>
-    <w:p>
-      <w:pPr>
-        <w:rPr>
-          <w:rFonts w:ascii="Times New Roman" w:hAnsi="Times New Roman" w:cs="Times New Roman"/>
-          <w:sz w:val="20"/>
-          <w:szCs w:val="20"/>
-        </w:rPr>
-      </w:pPr>
-    </w:p>
-    <w:p>
-      <w:pPr>
-        <w:rPr>
-          <w:rFonts w:ascii="Times New Roman" w:hAnsi="Times New Roman" w:cs="Times New Roman"/>
-          <w:sz w:val="20"/>
-          <w:szCs w:val="20"/>
-        </w:rPr>
-      </w:pPr>
-      <w:r>
-        <w:rPr>
-          <w:rFonts w:ascii="Times New Roman" w:hAnsi="Times New Roman" w:cs="Times New Roman"/>
-          <w:sz w:val="20"/>
-          <w:szCs w:val="20"/>
-        </w:rPr>
-        <w:t xml:space="preserve">of undue influence and misrepresentation. These limitations highlight the need for a more secure and </w:t>
-      </w:r>
-    </w:p>
-    <w:p>
-      <w:pPr>
-        <w:rPr>
-          <w:rFonts w:ascii="Times New Roman" w:hAnsi="Times New Roman" w:cs="Times New Roman"/>
-          <w:sz w:val="20"/>
-          <w:szCs w:val="20"/>
-        </w:rPr>
-      </w:pPr>
-    </w:p>
-    <w:p>
-      <w:pPr>
-        <w:rPr>
-          <w:rFonts w:ascii="Times New Roman" w:hAnsi="Times New Roman" w:cs="Times New Roman"/>
-          <w:sz w:val="20"/>
-          <w:szCs w:val="20"/>
-        </w:rPr>
-      </w:pPr>
-      <w:r>
-        <w:rPr>
-          <w:rFonts w:ascii="Times New Roman" w:hAnsi="Times New Roman" w:cs="Times New Roman"/>
-          <w:sz w:val="20"/>
-          <w:szCs w:val="20"/>
-        </w:rPr>
-        <w:t>efficient approach to voter authentication and ballot handling.</w:t>
+          <w:sz w:val="20"/>
+          <w:szCs w:val="20"/>
+        </w:rPr>
+        <w:t>The UK voting system has changed little since the introduction of the secret ballot in 1872, with elections still relying on paper ballots and manual counting, a process that carries several structural vulnerabilities.</w:t>
+      </w:r>
+      <w:r>
+        <w:rPr>
+          <w:sz w:val="20"/>
+          <w:szCs w:val="20"/>
+        </w:rPr>
+        <w:t xml:space="preserve"> </w:t>
+      </w:r>
+      <w:r>
+        <w:rPr>
+          <w:rFonts w:ascii="Times New Roman" w:hAnsi="Times New Roman" w:cs="Times New Roman"/>
+          <w:sz w:val="20"/>
+          <w:szCs w:val="20"/>
+        </w:rPr>
+        <w:t xml:space="preserve">Despite this </w:t>
+      </w:r>
+      <w:proofErr w:type="gramStart"/>
+      <w:r>
+        <w:rPr>
+          <w:rFonts w:ascii="Times New Roman" w:hAnsi="Times New Roman" w:cs="Times New Roman"/>
+          <w:sz w:val="20"/>
+          <w:szCs w:val="20"/>
+        </w:rPr>
+        <w:t>long ,</w:t>
+      </w:r>
+      <w:proofErr w:type="gramEnd"/>
+      <w:r>
+        <w:rPr>
+          <w:rFonts w:ascii="Times New Roman" w:hAnsi="Times New Roman" w:cs="Times New Roman"/>
+          <w:sz w:val="20"/>
+          <w:szCs w:val="20"/>
+        </w:rPr>
+        <w:t xml:space="preserve"> UK elections still rely on paper ballots and manual counting, a process that carries several structural vulnerabilities. Voter impersonation remains difficult to detect under the current identification model, manual counting introduces delays and opportunities for human error, and postal voting </w:t>
+      </w:r>
+      <w:r>
+        <w:rPr>
+          <w:rFonts w:ascii="Times New Roman" w:hAnsi="Times New Roman" w:cs="Times New Roman"/>
+          <w:sz w:val="20"/>
+          <w:szCs w:val="20"/>
+        </w:rPr>
+        <w:t>presents documented risks of undue influence and misrepresentation. These limitations highlight the need for a more secure and efficient approach to voter authentication and ballot handling.</w:t>
       </w:r>
     </w:p>
     <w:p>
@@ -390,7 +353,25 @@
           <w:szCs w:val="20"/>
         </w:rPr>
         <w:noBreakHyphen/>
-        <w:t>time monitoring of station activity. The SecureVote App is used by voters at the polling terminal to authenticate via fingerprint and cast their ballot. A cloud</w:t>
+        <w:t xml:space="preserve">time monitoring of station activity. The </w:t>
+      </w:r>
+      <w:proofErr w:type="spellStart"/>
+      <w:r>
+        <w:rPr>
+          <w:rFonts w:ascii="Times New Roman" w:hAnsi="Times New Roman" w:cs="Times New Roman"/>
+          <w:sz w:val="20"/>
+          <w:szCs w:val="20"/>
+        </w:rPr>
+        <w:t>SecureVote</w:t>
+      </w:r>
+      <w:proofErr w:type="spellEnd"/>
+      <w:r>
+        <w:rPr>
+          <w:rFonts w:ascii="Times New Roman" w:hAnsi="Times New Roman" w:cs="Times New Roman"/>
+          <w:sz w:val="20"/>
+          <w:szCs w:val="20"/>
+        </w:rPr>
+        <w:t xml:space="preserve"> App is used by voters at the polling terminal to authenticate via fingerprint and cast their ballot. A cloud</w:t>
       </w:r>
       <w:r>
         <w:rPr>
@@ -416,24 +397,32 @@
           <w:sz w:val="20"/>
           <w:szCs w:val="20"/>
         </w:rPr>
+        <w:t>The Research and Background stage</w:t>
+      </w:r>
+      <w:r>
+        <w:rPr>
+          <w:rFonts w:ascii="Times New Roman" w:hAnsi="Times New Roman" w:cs="Times New Roman"/>
+          <w:sz w:val="20"/>
+          <w:szCs w:val="20"/>
+        </w:rPr>
+        <w:t xml:space="preserve"> of this project</w:t>
+      </w:r>
+      <w:r>
+        <w:rPr>
+          <w:rFonts w:ascii="Times New Roman" w:hAnsi="Times New Roman" w:cs="Times New Roman"/>
+          <w:sz w:val="20"/>
+          <w:szCs w:val="20"/>
+        </w:rPr>
+        <w:t xml:space="preserve"> established the limitations of the current UK voting system and examined international precedents in electronic and biometric voting, with particular </w:t>
+      </w:r>
+      <w:r>
+        <w:rPr>
+          <w:rFonts w:ascii="Times New Roman" w:hAnsi="Times New Roman" w:cs="Times New Roman"/>
+          <w:sz w:val="20"/>
+          <w:szCs w:val="20"/>
+        </w:rPr>
         <w:lastRenderedPageBreak/>
-        <w:t>The Research and Background stage</w:t>
-      </w:r>
-      <w:r>
-        <w:rPr>
-          <w:rFonts w:ascii="Times New Roman" w:hAnsi="Times New Roman" w:cs="Times New Roman"/>
-          <w:sz w:val="20"/>
-          <w:szCs w:val="20"/>
-        </w:rPr>
-        <w:t xml:space="preserve"> of this project</w:t>
-      </w:r>
-      <w:r>
-        <w:rPr>
-          <w:rFonts w:ascii="Times New Roman" w:hAnsi="Times New Roman" w:cs="Times New Roman"/>
-          <w:sz w:val="20"/>
-          <w:szCs w:val="20"/>
-        </w:rPr>
-        <w:t xml:space="preserve"> established the limitations of the current UK voting system and examined international precedents in electronic and biometric voting, with particular attention to the systems implemented in Brazil and India</w:t>
+        <w:t>attention to the systems implemented in Brazil and India</w:t>
       </w:r>
       <w:r>
         <w:rPr>
@@ -484,7 +473,25 @@
           <w:szCs w:val="20"/>
         </w:rPr>
         <w:noBreakHyphen/>
-        <w:t>functional requirements using a MoSCoW prioritisation framework. High</w:t>
+        <w:t xml:space="preserve">functional requirements using a </w:t>
+      </w:r>
+      <w:proofErr w:type="spellStart"/>
+      <w:r>
+        <w:rPr>
+          <w:rFonts w:ascii="Times New Roman" w:hAnsi="Times New Roman" w:cs="Times New Roman"/>
+          <w:sz w:val="20"/>
+          <w:szCs w:val="20"/>
+        </w:rPr>
+        <w:t>MoSCoW</w:t>
+      </w:r>
+      <w:proofErr w:type="spellEnd"/>
+      <w:r>
+        <w:rPr>
+          <w:rFonts w:ascii="Times New Roman" w:hAnsi="Times New Roman" w:cs="Times New Roman"/>
+          <w:sz w:val="20"/>
+          <w:szCs w:val="20"/>
+        </w:rPr>
+        <w:t xml:space="preserve"> prioritisation framework. High</w:t>
       </w:r>
       <w:r>
         <w:rPr>
@@ -588,18 +595,105 @@
     <w:p>
       <w:pPr>
         <w:rPr>
-          <w:rFonts w:ascii="Times New Roman" w:hAnsi="Times New Roman" w:cs="Times New Roman"/>
-          <w:b/>
-          <w:bCs/>
-        </w:rPr>
-      </w:pPr>
-      <w:r>
-        <w:rPr>
           <w:rFonts w:ascii="Times New Roman" w:eastAsiaTheme="majorEastAsia" w:hAnsi="Times New Roman" w:cs="Times New Roman"/>
           <w:b/>
           <w:bCs/>
         </w:rPr>
+      </w:pPr>
+      <w:r>
+        <w:rPr>
+          <w:rFonts w:ascii="Times New Roman" w:eastAsiaTheme="majorEastAsia" w:hAnsi="Times New Roman" w:cs="Times New Roman"/>
+          <w:b/>
+          <w:bCs/>
+        </w:rPr>
         <w:t>2 Background</w:t>
+      </w:r>
+    </w:p>
+    <w:p>
+      <w:pPr>
+        <w:rPr>
+          <w:rFonts w:ascii="Times New Roman" w:eastAsiaTheme="majorEastAsia" w:hAnsi="Times New Roman" w:cs="Times New Roman"/>
+          <w:b/>
+          <w:bCs/>
+          <w:sz w:val="21"/>
+          <w:szCs w:val="21"/>
+        </w:rPr>
+      </w:pPr>
+      <w:r>
+        <w:rPr>
+          <w:rFonts w:ascii="Times New Roman" w:hAnsi="Times New Roman" w:cs="Times New Roman"/>
+          <w:color w:val="000000" w:themeColor="text1"/>
+          <w:sz w:val="20"/>
+          <w:szCs w:val="20"/>
+        </w:rPr>
+        <w:t xml:space="preserve">To establish the need for such a system, background research was conducted across several key areas: the current UK electoral process, the limitations of paper-based voting, existing </w:t>
+      </w:r>
+      <w:r>
+        <w:rPr>
+          <w:rFonts w:ascii="Times New Roman" w:hAnsi="Times New Roman" w:cs="Times New Roman"/>
+          <w:color w:val="000000" w:themeColor="text1"/>
+          <w:sz w:val="20"/>
+          <w:szCs w:val="20"/>
+        </w:rPr>
+        <w:t>biometric voting systems</w:t>
+      </w:r>
+      <w:r>
+        <w:rPr>
+          <w:rFonts w:ascii="Times New Roman" w:hAnsi="Times New Roman" w:cs="Times New Roman"/>
+          <w:color w:val="000000" w:themeColor="text1"/>
+          <w:sz w:val="20"/>
+          <w:szCs w:val="20"/>
+        </w:rPr>
+        <w:t xml:space="preserve">, the biometric technologies </w:t>
+      </w:r>
+      <w:proofErr w:type="spellStart"/>
+      <w:proofErr w:type="gramStart"/>
+      <w:r>
+        <w:rPr>
+          <w:rFonts w:ascii="Times New Roman" w:hAnsi="Times New Roman" w:cs="Times New Roman"/>
+          <w:color w:val="000000" w:themeColor="text1"/>
+          <w:sz w:val="20"/>
+          <w:szCs w:val="20"/>
+        </w:rPr>
+        <w:t>availabl</w:t>
+      </w:r>
+      <w:r>
+        <w:rPr>
+          <w:rFonts w:ascii="Times New Roman" w:hAnsi="Times New Roman" w:cs="Times New Roman"/>
+          <w:color w:val="000000" w:themeColor="text1"/>
+          <w:sz w:val="20"/>
+          <w:szCs w:val="20"/>
+        </w:rPr>
+        <w:t>e</w:t>
+      </w:r>
+      <w:r>
+        <w:rPr>
+          <w:rFonts w:ascii="Times New Roman" w:hAnsi="Times New Roman" w:cs="Times New Roman"/>
+          <w:color w:val="000000" w:themeColor="text1"/>
+          <w:sz w:val="20"/>
+          <w:szCs w:val="20"/>
+        </w:rPr>
+        <w:t>,and</w:t>
+      </w:r>
+      <w:proofErr w:type="spellEnd"/>
+      <w:proofErr w:type="gramEnd"/>
+      <w:r>
+        <w:rPr>
+          <w:rFonts w:ascii="Times New Roman" w:hAnsi="Times New Roman" w:cs="Times New Roman"/>
+          <w:color w:val="000000" w:themeColor="text1"/>
+          <w:sz w:val="20"/>
+          <w:szCs w:val="20"/>
+        </w:rPr>
+        <w:t xml:space="preserve"> the ethical and accessibility considerations</w:t>
+      </w:r>
+      <w:r>
+        <w:rPr>
+          <w:rFonts w:ascii="Times New Roman" w:hAnsi="Times New Roman" w:cs="Times New Roman"/>
+          <w:color w:val="000000" w:themeColor="text1"/>
+          <w:sz w:val="20"/>
+          <w:szCs w:val="20"/>
+        </w:rPr>
+        <w:t>.</w:t>
       </w:r>
     </w:p>
     <w:p>
@@ -644,7 +738,16 @@
           <w:sz w:val="20"/>
           <w:szCs w:val="20"/>
         </w:rPr>
-        <w:t>A general election in the UK is a process by which the public elects the 650 Members of Parliament [9]. Elections are typically held every five years and involve around 48.21 million voters [9]. Before anyone can vote, they must be registered on the electoral roll, be aged 18 or over on polling day, and be a British, Irish, or qualifying Commonwealth citizen [9]. Since 2023, voters are also required to bring accepted photographic identification to their polling station [9].</w:t>
+        <w:t xml:space="preserve">A general election in the UK is a process by which the public elects the 650 Members of Parliament [9]. Elections are typically held every five years and involve around 48.21 million voters [9]. Before anyone can vote, they must be registered on the electoral roll, be aged 18 or over on polling day, and be a British, Irish, or qualifying Commonwealth citizen [9]. Since 2023, voters are </w:t>
+      </w:r>
+      <w:r>
+        <w:rPr>
+          <w:rFonts w:ascii="Times New Roman" w:hAnsi="Times New Roman" w:cs="Times New Roman"/>
+          <w:color w:val="000000" w:themeColor="text1"/>
+          <w:sz w:val="20"/>
+          <w:szCs w:val="20"/>
+        </w:rPr>
+        <w:t>also required to bring accepted photographic identification to their polling station [9].</w:t>
       </w:r>
     </w:p>
     <w:p>
@@ -664,16 +767,7 @@
           <w:sz w:val="20"/>
           <w:szCs w:val="20"/>
         </w:rPr>
-        <w:t xml:space="preserve">The UK is divided into 650 constituencies, each representing a geographic area [9]. Each </w:t>
-      </w:r>
-      <w:r>
-        <w:rPr>
-          <w:rFonts w:ascii="Times New Roman" w:hAnsi="Times New Roman" w:cs="Times New Roman"/>
-          <w:color w:val="000000" w:themeColor="text1"/>
-          <w:sz w:val="20"/>
-          <w:szCs w:val="20"/>
-        </w:rPr>
-        <w:t>constituency elects one Member of Parliament (MP) [9]. Voters do not vote directly for a Prime Minister or party, but for a single candidate in their local constituency [9]. The candidate who receives the most votes wins the seat [9]. This is known as the First Past the Post (FPTP) system [9]. The party winning the most seats across all 650 constituencies forms the government, with its leader becoming Prime Minister [9].</w:t>
+        <w:t>The UK is divided into 650 constituencies, each representing a geographic area [9]. Each constituency elects one Member of Parliament (MP) [9]. Voters do not vote directly for a Prime Minister or party, but for a single candidate in their local constituency [9]. The candidate who receives the most votes wins the seat [9]. This is known as the First Past the Post (FPTP) system [9]. The party winning the most seats across all 650 constituencies forms the government, with its leader becoming Prime Minister [9].</w:t>
       </w:r>
     </w:p>
     <w:p>
@@ -871,7 +965,16 @@
           <w:sz w:val="20"/>
           <w:szCs w:val="20"/>
         </w:rPr>
-        <w:t xml:space="preserve"> voter impersonation, ballot tampering and slow vote counting [15] [6]. The UK continues to rely heavily on paper ballots and manual counting, a voting system that has changed very little since 1888 (Electoral Commission, 2025; Open Rights Group, 2025) [7]. While confirmed cases of postal vote impersonation are reported to be very low, with under 1000 being convicted between 2008 to 2013, the current system makes impersonation difficult to detect or prove [6]. This is due to voters typically being identified only by name, address and signature [6].  An additional concern with postal voting relates to language barriers, whereby voters who require assistance may depend on third parties for interpretation, thereby increasing the risk of undue influence or misrepresentation in the casting of the ballot [6]. Furthermore, family pressure can heavily influence a voter’s choice when the family are able to see each other’s ballots [6]. All these factors make it impossible </w:t>
+        <w:t xml:space="preserve"> voter impersonation, ballot tampering and slow vote counting [15] [6]. The UK continues to rely heavily on paper ballots and manual counting, a voting system that has changed very little since 1888 (Electoral Commission, 2025; Open Rights Group, 2025) [7]. While confirmed cases of postal vote impersonation are reported to be very low, with under 1000 being convicted between 2008 to 2013, the current system makes impersonation difficult to detect or prove [6]. This is due to voters typically being identified only by name, address and signature [6].  An additional concern with postal voting relates to language barriers, whereby voters who require assistance may depend on third parties for interpretation, thereby increasing the risk of undue influence or misrepresentation in the casting of the ballot [6]. Furthermore, family pressure can heavily influence a voter’s choice when the family </w:t>
+      </w:r>
+      <w:r>
+        <w:rPr>
+          <w:rFonts w:ascii="Times New Roman" w:hAnsi="Times New Roman" w:cs="Times New Roman"/>
+          <w:sz w:val="20"/>
+          <w:szCs w:val="20"/>
+        </w:rPr>
+        <w:lastRenderedPageBreak/>
+        <w:t xml:space="preserve">are able to see each other’s ballots [6]. All these factors make it impossible </w:t>
       </w:r>
       <w:r>
         <w:rPr>
@@ -921,7 +1024,6 @@
           <w:sz w:val="20"/>
           <w:szCs w:val="20"/>
         </w:rPr>
-        <w:lastRenderedPageBreak/>
         <w:t>Ballot tampering is also a concern due to the physical handling of paper ballots, particularly during transportation and counting [6]. Although safeguards exist, reliance on human handling introduces the possibility of error or misconduct [6]. Additionally, manual counting of millions of ballots is</w:t>
       </w:r>
       <w:r>
@@ -1100,7 +1202,27 @@
           <w:sz w:val="20"/>
           <w:szCs w:val="20"/>
         </w:rPr>
-        <w:t>India currently uses an electronic voting system without biometric authentication, choosing not to integrate the Aadhaar system alongside it [3]. Aadhaar is India’s national biometric identification programme, which holds fingerprint, iris, and facial data for over one billion citizens linked to a unique 12 digit identification number. However, the Aadhaar system was excluded from consideration due to its reliance on a centralised database, which creates the potential to link an individual voter to their ballot, thereby compromising the anonymity of the electoral process [3]. A further vulnerability of this centralised architecture is its susceptibility to linkage attacks, in which information from multiple datasets can be combined to re</w:t>
+        <w:t xml:space="preserve">India currently uses an electronic voting system without biometric authentication, choosing not to integrate the Aadhaar system alongside it [3]. Aadhaar is India’s national biometric identification programme, which holds fingerprint, iris, and facial data for over one billion citizens linked to a unique </w:t>
+      </w:r>
+      <w:proofErr w:type="gramStart"/>
+      <w:r>
+        <w:rPr>
+          <w:rFonts w:ascii="Times New Roman" w:hAnsi="Times New Roman" w:cs="Times New Roman"/>
+          <w:color w:val="000000" w:themeColor="text1"/>
+          <w:sz w:val="20"/>
+          <w:szCs w:val="20"/>
+        </w:rPr>
+        <w:t>12 digit</w:t>
+      </w:r>
+      <w:proofErr w:type="gramEnd"/>
+      <w:r>
+        <w:rPr>
+          <w:rFonts w:ascii="Times New Roman" w:hAnsi="Times New Roman" w:cs="Times New Roman"/>
+          <w:color w:val="000000" w:themeColor="text1"/>
+          <w:sz w:val="20"/>
+          <w:szCs w:val="20"/>
+        </w:rPr>
+        <w:t xml:space="preserve"> identification number. However, the Aadhaar system was excluded from consideration due to its reliance on a centralised database, which creates the potential to link an individual voter to their ballot, thereby compromising the anonymity of the electoral process [3]. A further vulnerability of this centralised architecture is its susceptibility to linkage attacks, in which information from multiple datasets can be combined to re</w:t>
       </w:r>
       <w:r>
         <w:rPr>
@@ -1110,7 +1232,16 @@
           <w:szCs w:val="20"/>
         </w:rPr>
         <w:noBreakHyphen/>
-        <w:t>identify individuals within anonymised records [3]. Owing to these risks, particularly the threat to constitutional privacy protections and the possibility that biometric linkage could undermine the secrecy of the ballot, the Indian government determined that Aadhaar was too insecure to be fully integrated into the national voting system [3]. In addition to rejecting its use in elections, the government subsequently imposed restrictions on the scope of Aadhaar’s application in other domains [3].</w:t>
+        <w:t xml:space="preserve">identify individuals within anonymised records [3]. Owing to these risks, particularly the threat to constitutional privacy protections and the possibility that biometric linkage could undermine the secrecy of the ballot, the Indian government determined that Aadhaar was too insecure to be fully integrated into the national voting system [3]. In addition to rejecting its use in elections, the government subsequently imposed restrictions on </w:t>
+      </w:r>
+      <w:r>
+        <w:rPr>
+          <w:rFonts w:ascii="Times New Roman" w:hAnsi="Times New Roman" w:cs="Times New Roman"/>
+          <w:color w:val="000000" w:themeColor="text1"/>
+          <w:sz w:val="20"/>
+          <w:szCs w:val="20"/>
+        </w:rPr>
+        <w:t>the scope of Aadhaar’s application in other domains [3].</w:t>
       </w:r>
     </w:p>
     <w:p>
@@ -1168,8 +1299,21 @@
           <w:sz w:val="20"/>
           <w:szCs w:val="20"/>
         </w:rPr>
-        <w:t>Urna Eletrônica</w:t>
-      </w:r>
+        <w:t xml:space="preserve">Urna </w:t>
+      </w:r>
+      <w:proofErr w:type="spellStart"/>
+      <w:r>
+        <w:rPr>
+          <w:rFonts w:ascii="Times New Roman" w:hAnsi="Times New Roman" w:cs="Times New Roman"/>
+          <w:i/>
+          <w:iCs/>
+          <w:color w:val="000000" w:themeColor="text1"/>
+          <w:sz w:val="20"/>
+          <w:szCs w:val="20"/>
+        </w:rPr>
+        <w:t>Eletrônica</w:t>
+      </w:r>
+      <w:proofErr w:type="spellEnd"/>
       <w:r>
         <w:rPr>
           <w:rFonts w:ascii="Times New Roman" w:hAnsi="Times New Roman" w:cs="Times New Roman"/>
@@ -1301,7 +1445,16 @@
           <w:sz w:val="20"/>
           <w:szCs w:val="20"/>
         </w:rPr>
-        <w:t>The literature identifies three biometric methods as the most widely researched and deployed options for identity verification in electronic voting systems: fingerprint scanning, facial recognition, and iris scanning [12]. Evaluations of these technologies typically focus on performance metrics such as the False Acceptance Rate (FAR), which is central to assessing system reliability. In addition to the FAR, the analysis also considers the financial implications of each modality, as nationwide deployment necessitates substantial investment in specialised hardware and supporting infrastructure.</w:t>
+        <w:t xml:space="preserve">The literature identifies three biometric methods as the most widely researched and deployed options for identity verification in electronic voting systems: fingerprint scanning, facial recognition, and iris scanning [12]. Evaluations of these technologies typically focus on performance metrics such as the False Acceptance Rate (FAR), which is central to assessing system reliability. In addition to the FAR, the analysis also considers the financial implications of each modality, as </w:t>
+      </w:r>
+      <w:r>
+        <w:rPr>
+          <w:rFonts w:ascii="Times New Roman" w:hAnsi="Times New Roman" w:cs="Times New Roman"/>
+          <w:sz w:val="20"/>
+          <w:szCs w:val="20"/>
+        </w:rPr>
+        <w:lastRenderedPageBreak/>
+        <w:t>nationwide deployment necessitates substantial investment in specialised hardware and supporting infrastructure.</w:t>
       </w:r>
     </w:p>
     <w:p>
@@ -1319,7 +1472,6 @@
           <w:sz w:val="20"/>
           <w:szCs w:val="20"/>
         </w:rPr>
-        <w:lastRenderedPageBreak/>
         <w:t>Biometric scanners themselves do not perform the comparison between a captured biometric and a stored reference. Instead, the scanner captures the biometric data and converts it into a digital template, with the comparison carried out by external matching software. Research therefore emphasises that evaluating a biometric system requires assessing both the quality of the scanner and the performance of the matching software [12].</w:t>
       </w:r>
     </w:p>
@@ -1768,15 +1920,15 @@
           <w:sz w:val="20"/>
           <w:szCs w:val="20"/>
         </w:rPr>
-        <w:t xml:space="preserve">Fingerprint scanning occupies a middle ground in the literature. At a cost of 200 USD to 1500 USD per unit [19], it is substantially cheaper than both alternatives. Matching software achieves FAR values of between 0.01% and 0.1% [12], and while environmental factors such as moisture can affect scan quality, research suggests these issues are manageable rather than fundamental limitations </w:t>
-      </w:r>
-      <w:r>
-        <w:rPr>
-          <w:rFonts w:ascii="Times New Roman" w:hAnsi="Times New Roman" w:cs="Times New Roman"/>
-          <w:sz w:val="20"/>
-          <w:szCs w:val="20"/>
-        </w:rPr>
-        <w:t>[16]. Capacitive scanners are noted as being considerably more resistant to spoofing than optical alternatives, due to detecting electrical conductivity rather than simply capturing an image [17]. However, recognition accuracy has been found to be unreliable for elderly voters and those in manual occupations, due to natural fingerprint degradation [1].</w:t>
+        <w:t xml:space="preserve">Fingerprint scanning occupies a middle ground in the literature. At a cost of 200 USD to 1500 USD per unit [19], it is substantially cheaper than both alternatives. Matching software achieves FAR values of between 0.01% and 0.1% [12], and while </w:t>
+      </w:r>
+      <w:r>
+        <w:rPr>
+          <w:rFonts w:ascii="Times New Roman" w:hAnsi="Times New Roman" w:cs="Times New Roman"/>
+          <w:sz w:val="20"/>
+          <w:szCs w:val="20"/>
+        </w:rPr>
+        <w:t>environmental factors such as moisture can affect scan quality, research suggests these issues are manageable rather than fundamental limitations [16]. Capacitive scanners are noted as being considerably more resistant to spoofing than optical alternatives, due to detecting electrical conductivity rather than simply capturing an image [17]. However, recognition accuracy has been found to be unreliable for elderly voters and those in manual occupations, due to natural fingerprint degradation [1].</w:t>
       </w:r>
     </w:p>
     <w:p>
@@ -1794,7 +1946,25 @@
           <w:sz w:val="20"/>
           <w:szCs w:val="20"/>
         </w:rPr>
-        <w:t xml:space="preserve">Brazil's large scale deployment of fingerprint biometrics within the </w:t>
+        <w:t xml:space="preserve">Brazil's </w:t>
+      </w:r>
+      <w:proofErr w:type="gramStart"/>
+      <w:r>
+        <w:rPr>
+          <w:rFonts w:ascii="Times New Roman" w:hAnsi="Times New Roman" w:cs="Times New Roman"/>
+          <w:sz w:val="20"/>
+          <w:szCs w:val="20"/>
+        </w:rPr>
+        <w:t>large scale</w:t>
+      </w:r>
+      <w:proofErr w:type="gramEnd"/>
+      <w:r>
+        <w:rPr>
+          <w:rFonts w:ascii="Times New Roman" w:hAnsi="Times New Roman" w:cs="Times New Roman"/>
+          <w:sz w:val="20"/>
+          <w:szCs w:val="20"/>
+        </w:rPr>
+        <w:t xml:space="preserve"> deployment of fingerprint biometrics within the </w:t>
       </w:r>
       <w:r>
         <w:rPr>
@@ -1804,8 +1974,20 @@
           <w:sz w:val="20"/>
           <w:szCs w:val="20"/>
         </w:rPr>
-        <w:t>Urna Eletrônica</w:t>
-      </w:r>
+        <w:t xml:space="preserve">Urna </w:t>
+      </w:r>
+      <w:proofErr w:type="spellStart"/>
+      <w:r>
+        <w:rPr>
+          <w:rFonts w:ascii="Times New Roman" w:hAnsi="Times New Roman" w:cs="Times New Roman"/>
+          <w:i/>
+          <w:iCs/>
+          <w:sz w:val="20"/>
+          <w:szCs w:val="20"/>
+        </w:rPr>
+        <w:t>Eletrônica</w:t>
+      </w:r>
+      <w:proofErr w:type="spellEnd"/>
       <w:r>
         <w:rPr>
           <w:rFonts w:ascii="Times New Roman" w:hAnsi="Times New Roman" w:cs="Times New Roman"/>
@@ -1931,7 +2113,7 @@
           <w:sz w:val="20"/>
           <w:szCs w:val="20"/>
         </w:rPr>
-        <w:t xml:space="preserve"> biometric voting systems are distrusted. The literature identifies the centralised storage of biometric templates as a particular concern, as large, centralised databases present high value targets for attackers, and a successful breach would expose the biometric data of the entire electorate [32]. A further ethical concern identified relates to function creep, where biometric data collected for voting could be reused for surveillance or law enforcement without consent from the individual [32]. The Indian government's decision to reject the use of its Aadhaar biometric database in elections </w:t>
+        <w:t xml:space="preserve"> biometric voting systems are distrusted. The literature identifies the centralised storage of biometric templates as a particular concern, as large, centralised databases present high value targets for attackers, and a successful breach would expose the biometric data of the entire electorate [32]. A further ethical concern identified relates to function creep, where biometric data collected for voting could be reused for surveillance or law enforcement without consent from the individual </w:t>
       </w:r>
       <w:r>
         <w:rPr>
@@ -1940,7 +2122,7 @@
           <w:szCs w:val="20"/>
         </w:rPr>
         <w:lastRenderedPageBreak/>
-        <w:t>reflects these concerns [3][32]. The literature therefore suggests that any biometric voting system must incorporate strict data minimisation principles, clear limits of biometric use and strong legal safeguards to be considered.</w:t>
+        <w:t>[32]. The Indian government's decision to reject the use of its Aadhaar biometric database in elections reflects these concerns [3][32]. The literature therefore suggests that any biometric voting system must incorporate strict data minimisation principles, clear limits of biometric use and strong legal safeguards to be considered.</w:t>
       </w:r>
     </w:p>
     <w:p>
@@ -1992,8 +2174,20 @@
           <w:sz w:val="20"/>
           <w:szCs w:val="20"/>
         </w:rPr>
-        <w:t>Urna Eletrônica</w:t>
-      </w:r>
+        <w:t xml:space="preserve">Urna </w:t>
+      </w:r>
+      <w:proofErr w:type="spellStart"/>
+      <w:r>
+        <w:rPr>
+          <w:rFonts w:ascii="Times New Roman" w:hAnsi="Times New Roman" w:cs="Times New Roman"/>
+          <w:i/>
+          <w:iCs/>
+          <w:sz w:val="20"/>
+          <w:szCs w:val="20"/>
+        </w:rPr>
+        <w:t>Eletrônica</w:t>
+      </w:r>
+      <w:proofErr w:type="spellEnd"/>
       <w:r>
         <w:rPr>
           <w:rFonts w:ascii="Times New Roman" w:hAnsi="Times New Roman" w:cs="Times New Roman"/>
@@ -2118,16 +2312,16 @@
           <w:sz w:val="20"/>
           <w:szCs w:val="20"/>
         </w:rPr>
-        <w:t xml:space="preserve">The limitations outlined in Section 2.2 highlight several structural weaknesses in the UK’s current voting process. Reliance on paper ballots and manual counting creates vulnerabilities to voter impersonation, ballot tampering, and delays in producing results. These issues, combined with security concerns surrounding postal voting and the risk of declining public trust, form the foundation for the system requirements addressed in this </w:t>
-      </w:r>
-      <w:r>
-        <w:rPr>
-          <w:rFonts w:ascii="Times New Roman" w:hAnsi="Times New Roman" w:cs="Times New Roman"/>
-          <w:color w:val="000000" w:themeColor="text1"/>
-          <w:sz w:val="20"/>
-          <w:szCs w:val="20"/>
-        </w:rPr>
-        <w:t>project.</w:t>
+        <w:t xml:space="preserve">The limitations outlined in Section 2.2 highlight several structural weaknesses in the UK’s current voting process. Reliance on paper ballots and manual counting creates vulnerabilities to voter impersonation, ballot tampering, and delays in producing results. These issues, combined with security concerns surrounding postal voting and the </w:t>
+      </w:r>
+      <w:r>
+        <w:rPr>
+          <w:rFonts w:ascii="Times New Roman" w:hAnsi="Times New Roman" w:cs="Times New Roman"/>
+          <w:color w:val="000000" w:themeColor="text1"/>
+          <w:sz w:val="20"/>
+          <w:szCs w:val="20"/>
+        </w:rPr>
+        <w:t>risk of declining public trust, form the foundation for the system requirements addressed in this project.</w:t>
       </w:r>
       <w:r>
         <w:rPr>
@@ -2213,26 +2407,46 @@
           <w:sz w:val="20"/>
           <w:szCs w:val="20"/>
         </w:rPr>
-        <w:t>The methodology chosen for development of the project was a loose Agile approach [57]. The methodology had to be adapted to allow for solo development within an academic setting. The Waterfall methodology was considered as an alternative but was rejected due to its phase locked structure, which makes it poorly suited to projects where requirements are likely to evolve during development [57]. In a Waterfall model, changes identified during implementation require returning to earlier phases, introducing significant delays if a new requirement is identified [57]. Given that design decisions around biometric integration and system security were almost guaranteed to change during development, Agile's iterative and flexible nature was deemed more appropriate, allowing changes to be incorporated without disrupting overall progress [57].</w:t>
-      </w:r>
-    </w:p>
-    <w:p>
-      <w:pPr>
-        <w:rPr>
-          <w:rFonts w:ascii="Times New Roman" w:hAnsi="Times New Roman" w:cs="Times New Roman"/>
-          <w:color w:val="000000" w:themeColor="text1"/>
-          <w:sz w:val="20"/>
-          <w:szCs w:val="20"/>
-        </w:rPr>
-      </w:pPr>
-      <w:r>
-        <w:rPr>
-          <w:rFonts w:ascii="Times New Roman" w:hAnsi="Times New Roman" w:cs="Times New Roman"/>
-          <w:color w:val="000000" w:themeColor="text1"/>
-          <w:sz w:val="20"/>
-          <w:szCs w:val="20"/>
-        </w:rPr>
-        <w:t xml:space="preserve">As the project was an individual effort, certain Agile practices were not applicable. Team activities such as retrospectives and story point were therefore omitted [57]. Instead, the functional and non-functional requirements were used to produce a set of user stories that acted as the development backlog. These were prioritised using the MoSCoW method, which categorises requirements into Must </w:t>
+        <w:t xml:space="preserve">The methodology chosen for development of the project was a loose Agile approach [57]. The methodology had to be adapted to allow for solo development within an academic setting. The Waterfall methodology was considered as an alternative but was rejected due to its phase locked structure, which makes it poorly suited to projects where requirements are likely to evolve during development [57]. In a Waterfall model, changes identified during implementation require returning to earlier phases, introducing significant delays if a new requirement is identified [57]. Given that design decisions around biometric integration and system security were almost guaranteed to change during development, </w:t>
+      </w:r>
+      <w:proofErr w:type="spellStart"/>
+      <w:r>
+        <w:rPr>
+          <w:rFonts w:ascii="Times New Roman" w:hAnsi="Times New Roman" w:cs="Times New Roman"/>
+          <w:color w:val="000000" w:themeColor="text1"/>
+          <w:sz w:val="20"/>
+          <w:szCs w:val="20"/>
+        </w:rPr>
+        <w:t>Agile's</w:t>
+      </w:r>
+      <w:proofErr w:type="spellEnd"/>
+      <w:r>
+        <w:rPr>
+          <w:rFonts w:ascii="Times New Roman" w:hAnsi="Times New Roman" w:cs="Times New Roman"/>
+          <w:color w:val="000000" w:themeColor="text1"/>
+          <w:sz w:val="20"/>
+          <w:szCs w:val="20"/>
+        </w:rPr>
+        <w:t xml:space="preserve"> iterative and flexible nature was deemed more appropriate, allowing changes to be incorporated without disrupting overall progress [57].</w:t>
+      </w:r>
+    </w:p>
+    <w:p>
+      <w:pPr>
+        <w:rPr>
+          <w:rFonts w:ascii="Times New Roman" w:hAnsi="Times New Roman" w:cs="Times New Roman"/>
+          <w:color w:val="000000" w:themeColor="text1"/>
+          <w:sz w:val="20"/>
+          <w:szCs w:val="20"/>
+        </w:rPr>
+      </w:pPr>
+      <w:r>
+        <w:rPr>
+          <w:rFonts w:ascii="Times New Roman" w:hAnsi="Times New Roman" w:cs="Times New Roman"/>
+          <w:color w:val="000000" w:themeColor="text1"/>
+          <w:sz w:val="20"/>
+          <w:szCs w:val="20"/>
+        </w:rPr>
+        <w:t xml:space="preserve">As the project was an individual effort, certain Agile practices were not applicable. Team activities such as retrospectives and story point were therefore omitted [57]. Instead, the functional and non-functional requirements were used to produce a set of user stories that acted as the development </w:t>
       </w:r>
       <w:r>
         <w:rPr>
@@ -2242,7 +2456,27 @@
           <w:szCs w:val="20"/>
         </w:rPr>
         <w:lastRenderedPageBreak/>
-        <w:t>Have, Should Have, Could Have, and Won't Have, establishing a clear minimum viable product early in the development phase and ensuring core features were delivered before additional functionality was considered [58]. The full list of prioritised requirements can be found in Appendix B.</w:t>
+        <w:t xml:space="preserve">backlog. These were prioritised using the </w:t>
+      </w:r>
+      <w:proofErr w:type="spellStart"/>
+      <w:r>
+        <w:rPr>
+          <w:rFonts w:ascii="Times New Roman" w:hAnsi="Times New Roman" w:cs="Times New Roman"/>
+          <w:color w:val="000000" w:themeColor="text1"/>
+          <w:sz w:val="20"/>
+          <w:szCs w:val="20"/>
+        </w:rPr>
+        <w:t>MoSCoW</w:t>
+      </w:r>
+      <w:proofErr w:type="spellEnd"/>
+      <w:r>
+        <w:rPr>
+          <w:rFonts w:ascii="Times New Roman" w:hAnsi="Times New Roman" w:cs="Times New Roman"/>
+          <w:color w:val="000000" w:themeColor="text1"/>
+          <w:sz w:val="20"/>
+          <w:szCs w:val="20"/>
+        </w:rPr>
+        <w:t xml:space="preserve"> method, which categorises requirements into Must Have, Should Have, Could Have, and Won't Have, establishing a clear minimum viable product early in the development phase and ensuring core features were delivered before additional functionality was considered [58]. The full list of prioritised requirements can be found in Appendix B.</w:t>
       </w:r>
     </w:p>
     <w:p>
@@ -2299,7 +2533,27 @@
           <w:sz w:val="20"/>
           <w:szCs w:val="20"/>
         </w:rPr>
-        <w:t>User stories were created from the functional and non-functional requirements with the purpose of keeping development focused on what was required. The user stories focused on the two main user types: Officials and Voters, and detailed what they expected the system to function. The user stories below are an example of key interactions each user must be able to complete. A full list is included in Appendix C.</w:t>
+        <w:t xml:space="preserve">User stories were created from the functional and non-functional requirements with the purpose of keeping development focused on what was required. The user stories focused on the two main user types: Officials and </w:t>
+      </w:r>
+      <w:proofErr w:type="gramStart"/>
+      <w:r>
+        <w:rPr>
+          <w:rFonts w:ascii="Times New Roman" w:hAnsi="Times New Roman" w:cs="Times New Roman"/>
+          <w:color w:val="000000" w:themeColor="text1"/>
+          <w:sz w:val="20"/>
+          <w:szCs w:val="20"/>
+        </w:rPr>
+        <w:t>Voters, and</w:t>
+      </w:r>
+      <w:proofErr w:type="gramEnd"/>
+      <w:r>
+        <w:rPr>
+          <w:rFonts w:ascii="Times New Roman" w:hAnsi="Times New Roman" w:cs="Times New Roman"/>
+          <w:color w:val="000000" w:themeColor="text1"/>
+          <w:sz w:val="20"/>
+          <w:szCs w:val="20"/>
+        </w:rPr>
+        <w:t xml:space="preserve"> detailed what they expected the system to function. The user stories below are an example of key interactions each user must be able to complete. A full list is included in Appendix C.</w:t>
       </w:r>
     </w:p>
     <w:p>
@@ -2463,16 +2717,7 @@
           <w:sz w:val="20"/>
           <w:szCs w:val="20"/>
         </w:rPr>
-        <w:t xml:space="preserve">As an official, I want to log in with my username and password and verify my </w:t>
-      </w:r>
-      <w:r>
-        <w:rPr>
-          <w:rFonts w:ascii="Times New Roman" w:hAnsi="Times New Roman" w:cs="Times New Roman"/>
-          <w:color w:val="000000" w:themeColor="text1"/>
-          <w:sz w:val="20"/>
-          <w:szCs w:val="20"/>
-        </w:rPr>
-        <w:t>identity with my fingerprint, so that only authorised officials can access and manage the polling station system.</w:t>
+        <w:t>As an official, I want to log in with my username and password and verify my identity with my fingerprint, so that only authorised officials can access and manage the polling station system.</w:t>
       </w:r>
     </w:p>
     <w:p>
@@ -2666,18 +2911,8 @@
           <w:sz w:val="20"/>
           <w:szCs w:val="20"/>
         </w:rPr>
-        <w:t>The project ran from January to April 2026. January began with a focused research phase covering the two core technical areas underpinning the system, biometric authentication and encryption. These were prioritised at this stage because a significant number of the system's functional requirements could not be met without a thorough understanding of both. Running alongside this, an interim report was completed in January to present early findings and justify the initial design decisions made.</w:t>
-      </w:r>
-    </w:p>
-    <w:p>
-      <w:pPr>
-        <w:rPr>
-          <w:rFonts w:ascii="Times New Roman" w:hAnsi="Times New Roman" w:cs="Times New Roman"/>
-          <w:color w:val="000000" w:themeColor="text1"/>
-          <w:sz w:val="20"/>
-          <w:szCs w:val="20"/>
-        </w:rPr>
-      </w:pPr>
+        <w:t xml:space="preserve">The project ran from January to April 2026. January began with a focused research phase covering the two core technical areas underpinning the system, biometric authentication and encryption. These were prioritised at this stage because a significant number of the system's functional requirements could not be met without a thorough understanding of both. Running alongside this, an interim report was completed in January to </w:t>
+      </w:r>
       <w:r>
         <w:rPr>
           <w:rFonts w:ascii="Times New Roman" w:hAnsi="Times New Roman" w:cs="Times New Roman"/>
@@ -2686,7 +2921,66 @@
           <w:szCs w:val="20"/>
         </w:rPr>
         <w:lastRenderedPageBreak/>
-        <w:t>Following the interim report, the design phase began in late January and ran into February. This phase established the key architectural decisions for the system, including the three component structure of the Official App, Secure Vote App, and Server, and the selection of SourceAFIS as the fingerprint matching library. The design phase overlapped with the start of implementation to maintain development momentum.</w:t>
+        <w:t>present early findings and justify the initial design decisions made.</w:t>
+      </w:r>
+    </w:p>
+    <w:p>
+      <w:pPr>
+        <w:rPr>
+          <w:rFonts w:ascii="Times New Roman" w:hAnsi="Times New Roman" w:cs="Times New Roman"/>
+          <w:color w:val="000000" w:themeColor="text1"/>
+          <w:sz w:val="20"/>
+          <w:szCs w:val="20"/>
+        </w:rPr>
+      </w:pPr>
+      <w:r>
+        <w:rPr>
+          <w:rFonts w:ascii="Times New Roman" w:hAnsi="Times New Roman" w:cs="Times New Roman"/>
+          <w:color w:val="000000" w:themeColor="text1"/>
+          <w:sz w:val="20"/>
+          <w:szCs w:val="20"/>
+        </w:rPr>
+        <w:t xml:space="preserve">Following the interim report, the design phase began in late January and ran into February. This phase established the key architectural decisions for the system, including the </w:t>
+      </w:r>
+      <w:proofErr w:type="gramStart"/>
+      <w:r>
+        <w:rPr>
+          <w:rFonts w:ascii="Times New Roman" w:hAnsi="Times New Roman" w:cs="Times New Roman"/>
+          <w:color w:val="000000" w:themeColor="text1"/>
+          <w:sz w:val="20"/>
+          <w:szCs w:val="20"/>
+        </w:rPr>
+        <w:t>three component</w:t>
+      </w:r>
+      <w:proofErr w:type="gramEnd"/>
+      <w:r>
+        <w:rPr>
+          <w:rFonts w:ascii="Times New Roman" w:hAnsi="Times New Roman" w:cs="Times New Roman"/>
+          <w:color w:val="000000" w:themeColor="text1"/>
+          <w:sz w:val="20"/>
+          <w:szCs w:val="20"/>
+        </w:rPr>
+        <w:t xml:space="preserve"> structure of the Official App, Secure Vote App, and Server, and the selection of </w:t>
+      </w:r>
+      <w:proofErr w:type="spellStart"/>
+      <w:r>
+        <w:rPr>
+          <w:rFonts w:ascii="Times New Roman" w:hAnsi="Times New Roman" w:cs="Times New Roman"/>
+          <w:color w:val="000000" w:themeColor="text1"/>
+          <w:sz w:val="20"/>
+          <w:szCs w:val="20"/>
+        </w:rPr>
+        <w:t>SourceAFIS</w:t>
+      </w:r>
+      <w:proofErr w:type="spellEnd"/>
+      <w:r>
+        <w:rPr>
+          <w:rFonts w:ascii="Times New Roman" w:hAnsi="Times New Roman" w:cs="Times New Roman"/>
+          <w:color w:val="000000" w:themeColor="text1"/>
+          <w:sz w:val="20"/>
+          <w:szCs w:val="20"/>
+        </w:rPr>
+        <w:t xml:space="preserve"> as the fingerprint matching library. The design phase overlapped with the start of implementation to maintain development momentum.</w:t>
       </w:r>
     </w:p>
     <w:p>
@@ -2745,6 +3039,36 @@
         </w:rPr>
         <w:t>The final report was written progressively throughout the project, with the final two weeks of April reserved for completing and reviewing the full submission.</w:t>
       </w:r>
+    </w:p>
+    <w:p>
+      <w:pPr>
+        <w:rPr>
+          <w:rFonts w:ascii="Times New Roman" w:hAnsi="Times New Roman" w:cs="Times New Roman"/>
+          <w:color w:val="000000" w:themeColor="text1"/>
+          <w:sz w:val="20"/>
+          <w:szCs w:val="20"/>
+        </w:rPr>
+      </w:pPr>
+    </w:p>
+    <w:p>
+      <w:pPr>
+        <w:rPr>
+          <w:rFonts w:ascii="Times New Roman" w:hAnsi="Times New Roman" w:cs="Times New Roman"/>
+          <w:color w:val="000000" w:themeColor="text1"/>
+          <w:sz w:val="20"/>
+          <w:szCs w:val="20"/>
+        </w:rPr>
+      </w:pPr>
+    </w:p>
+    <w:p>
+      <w:pPr>
+        <w:rPr>
+          <w:rFonts w:ascii="Times New Roman" w:hAnsi="Times New Roman" w:cs="Times New Roman"/>
+          <w:color w:val="000000" w:themeColor="text1"/>
+          <w:sz w:val="20"/>
+          <w:szCs w:val="20"/>
+        </w:rPr>
+      </w:pPr>
     </w:p>
     <w:p>
       <w:pPr>
@@ -2782,64 +3106,76 @@
           <w:b/>
           <w:bCs/>
           <w:color w:val="000000" w:themeColor="text1"/>
-        </w:rPr>
-      </w:pPr>
-      <w:r>
+          <w:sz w:val="20"/>
+          <w:szCs w:val="20"/>
+        </w:rPr>
+      </w:pPr>
+      <w:r>
+        <w:rPr>
+          <w:rFonts w:ascii="Times New Roman" w:hAnsi="Times New Roman" w:cs="Times New Roman"/>
+          <w:sz w:val="20"/>
+          <w:szCs w:val="20"/>
+        </w:rPr>
+        <w:t xml:space="preserve">This section details the design decisions made throughout the development of the biometric </w:t>
+      </w:r>
+      <w:r>
+        <w:rPr>
+          <w:rFonts w:ascii="Times New Roman" w:hAnsi="Times New Roman" w:cs="Times New Roman"/>
+          <w:sz w:val="20"/>
+          <w:szCs w:val="20"/>
+        </w:rPr>
+        <w:t>E</w:t>
+      </w:r>
+      <w:r>
+        <w:rPr>
+          <w:rFonts w:ascii="Times New Roman" w:hAnsi="Times New Roman" w:cs="Times New Roman"/>
+          <w:sz w:val="20"/>
+          <w:szCs w:val="20"/>
+        </w:rPr>
+        <w:t xml:space="preserve">-voting system, covering security architecture, system structure, and accessibility considerations. Each decision is </w:t>
+      </w:r>
+      <w:r>
+        <w:rPr>
+          <w:rFonts w:ascii="Times New Roman" w:hAnsi="Times New Roman" w:cs="Times New Roman"/>
+          <w:sz w:val="20"/>
+          <w:szCs w:val="20"/>
+        </w:rPr>
+        <w:t>guided by the</w:t>
+      </w:r>
+      <w:r>
+        <w:rPr>
+          <w:rFonts w:ascii="Times New Roman" w:hAnsi="Times New Roman" w:cs="Times New Roman"/>
+          <w:sz w:val="20"/>
+          <w:szCs w:val="20"/>
+        </w:rPr>
+        <w:t xml:space="preserve"> limitations</w:t>
+      </w:r>
+      <w:r>
+        <w:rPr>
+          <w:rFonts w:ascii="Times New Roman" w:hAnsi="Times New Roman" w:cs="Times New Roman"/>
+          <w:sz w:val="20"/>
+          <w:szCs w:val="20"/>
+        </w:rPr>
+        <w:t xml:space="preserve"> </w:t>
+      </w:r>
+      <w:r>
+        <w:rPr>
+          <w:rFonts w:ascii="Times New Roman" w:hAnsi="Times New Roman" w:cs="Times New Roman"/>
+          <w:sz w:val="20"/>
+          <w:szCs w:val="20"/>
+        </w:rPr>
+        <w:t>identified during the background research, with the aim of producing a system that is secure, practical, and appropriate for deployment at national scale.</w:t>
+      </w:r>
+    </w:p>
+    <w:p>
+      <w:pPr>
         <w:rPr>
           <w:rFonts w:ascii="Times New Roman" w:hAnsi="Times New Roman" w:cs="Times New Roman"/>
           <w:b/>
           <w:bCs/>
           <w:color w:val="000000" w:themeColor="text1"/>
         </w:rPr>
-        <w:t>4.1.1 Transport Layer Security</w:t>
-      </w:r>
-    </w:p>
-    <w:p>
-      <w:pPr>
-        <w:rPr>
-          <w:rFonts w:ascii="Times New Roman" w:hAnsi="Times New Roman" w:cs="Times New Roman"/>
-          <w:color w:val="000000" w:themeColor="text1"/>
-          <w:sz w:val="20"/>
-          <w:szCs w:val="20"/>
-        </w:rPr>
-      </w:pPr>
-      <w:r>
-        <w:rPr>
-          <w:rFonts w:ascii="Times New Roman" w:hAnsi="Times New Roman" w:cs="Times New Roman"/>
-          <w:color w:val="000000" w:themeColor="text1"/>
-          <w:sz w:val="20"/>
-          <w:szCs w:val="20"/>
-        </w:rPr>
-        <w:t>The first area of security the researcher explored was transport layer security (TLS). TLS ensures that information sent over the internet is encrypted rather than transmitted in plaintext [20]. This is essential for securely transmitting biometric templates and other sensitive data between client and server in a biometric e-voting system.</w:t>
-      </w:r>
-    </w:p>
-    <w:p>
-      <w:pPr>
-        <w:rPr>
-          <w:rFonts w:ascii="Times New Roman" w:hAnsi="Times New Roman" w:cs="Times New Roman"/>
-          <w:color w:val="000000" w:themeColor="text1"/>
-          <w:sz w:val="20"/>
-          <w:szCs w:val="20"/>
-        </w:rPr>
-      </w:pPr>
-      <w:r>
-        <w:rPr>
-          <w:rFonts w:ascii="Times New Roman" w:hAnsi="Times New Roman" w:cs="Times New Roman"/>
-          <w:color w:val="000000" w:themeColor="text1"/>
-          <w:sz w:val="20"/>
-          <w:szCs w:val="20"/>
-        </w:rPr>
-        <w:t xml:space="preserve">Enabling HTTPS within the project presented a practical challenge, as obtaining a signed TLS certificate typically requires purchasing a registered </w:t>
-      </w:r>
-      <w:r>
-        <w:rPr>
-          <w:rFonts w:ascii="Times New Roman" w:hAnsi="Times New Roman" w:cs="Times New Roman"/>
-          <w:color w:val="000000" w:themeColor="text1"/>
-          <w:sz w:val="20"/>
-          <w:szCs w:val="20"/>
-        </w:rPr>
-        <w:t>domain name. After investigating alternatives, the researcher identified the use of nip.io, a wildcard DNS service that maps IP addresses to hostnames, combined with Nginx as a reverse proxy to handle TLS termination [36]. This approach allowed HTTPS to be configured without purchasing a domain, satisfying the transport security requirement within the constraints of the project. It is important to note that nip.io does not support wildcard certificates, thus the domain isn’t owned or validated by the system [36]. If the system was to be used at the intended scale across the UK, an officially owned domain with wildcard TLS certificate support is required to enable scalable and manageable service exposure [37].</w:t>
-      </w:r>
+      </w:pPr>
     </w:p>
     <w:p>
       <w:pPr>
@@ -2857,74 +3193,17 @@
           <w:bCs/>
           <w:color w:val="000000" w:themeColor="text1"/>
         </w:rPr>
-        <w:t>4.1.2 Application Layer Encryption</w:t>
-      </w:r>
-    </w:p>
-    <w:p>
-      <w:pPr>
-        <w:rPr>
-          <w:rFonts w:ascii="Times New Roman" w:hAnsi="Times New Roman" w:cs="Times New Roman"/>
-          <w:color w:val="000000" w:themeColor="text1"/>
-          <w:sz w:val="20"/>
-          <w:szCs w:val="20"/>
-        </w:rPr>
-      </w:pPr>
-      <w:r>
-        <w:rPr>
-          <w:rFonts w:ascii="Times New Roman" w:hAnsi="Times New Roman" w:cs="Times New Roman"/>
-          <w:color w:val="000000" w:themeColor="text1"/>
-          <w:sz w:val="20"/>
-          <w:szCs w:val="20"/>
-        </w:rPr>
-        <w:t>It was identified that TLS alone is insufficient for a system handling highly sensitive biometric and personal data. While TLS protects data in transit, it does not protect the payload if the server itself is compromised. To address this, envelope encryption was explored as an additional layer of application level protection [26].</w:t>
-      </w:r>
-    </w:p>
-    <w:p>
-      <w:pPr>
-        <w:rPr>
-          <w:rFonts w:ascii="Times New Roman" w:hAnsi="Times New Roman" w:cs="Times New Roman"/>
-          <w:color w:val="000000" w:themeColor="text1"/>
-          <w:sz w:val="20"/>
-          <w:szCs w:val="20"/>
-        </w:rPr>
-      </w:pPr>
-      <w:r>
-        <w:rPr>
-          <w:rFonts w:ascii="Times New Roman" w:hAnsi="Times New Roman" w:cs="Times New Roman"/>
-          <w:color w:val="000000" w:themeColor="text1"/>
-          <w:sz w:val="20"/>
-          <w:szCs w:val="20"/>
-        </w:rPr>
-        <w:t xml:space="preserve">This approach encrypts the data before transmission and ensures that only the intended server can decrypt it, meaning sensitive data such as fingerprint </w:t>
-      </w:r>
-      <w:r>
-        <w:rPr>
-          <w:rFonts w:ascii="Times New Roman" w:hAnsi="Times New Roman" w:cs="Times New Roman"/>
-          <w:color w:val="000000" w:themeColor="text1"/>
-          <w:sz w:val="20"/>
-          <w:szCs w:val="20"/>
-        </w:rPr>
-        <w:t>PNG’s</w:t>
-      </w:r>
-      <w:r>
-        <w:rPr>
-          <w:rFonts w:ascii="Times New Roman" w:hAnsi="Times New Roman" w:cs="Times New Roman"/>
-          <w:color w:val="000000" w:themeColor="text1"/>
-          <w:sz w:val="20"/>
-          <w:szCs w:val="20"/>
-        </w:rPr>
-        <w:t>, voter lookups, and login credentials remain protected beyond the transport layer [26]. This significantly reduces the potential of data being exposed during transport and is essential when biometric data is being transported.</w:t>
-      </w:r>
-    </w:p>
-    <w:p>
-      <w:pPr>
+        <w:t xml:space="preserve">4.1.1 </w:t>
+      </w:r>
+      <w:r>
         <w:rPr>
           <w:rFonts w:ascii="Times New Roman" w:hAnsi="Times New Roman" w:cs="Times New Roman"/>
           <w:b/>
           <w:bCs/>
           <w:color w:val="000000" w:themeColor="text1"/>
         </w:rPr>
-      </w:pPr>
+        <w:t>Transport</w:t>
+      </w:r>
       <w:r>
         <w:rPr>
           <w:rFonts w:ascii="Times New Roman" w:hAnsi="Times New Roman" w:cs="Times New Roman"/>
@@ -2932,7 +3211,45 @@
           <w:bCs/>
           <w:color w:val="000000" w:themeColor="text1"/>
         </w:rPr>
-        <w:t>4.1.3 Data at Rest</w:t>
+        <w:t xml:space="preserve"> Layer Security</w:t>
+      </w:r>
+    </w:p>
+    <w:p>
+      <w:pPr>
+        <w:rPr>
+          <w:rFonts w:ascii="Times New Roman" w:hAnsi="Times New Roman" w:cs="Times New Roman"/>
+          <w:color w:val="000000" w:themeColor="text1"/>
+          <w:sz w:val="20"/>
+          <w:szCs w:val="20"/>
+        </w:rPr>
+      </w:pPr>
+      <w:r>
+        <w:rPr>
+          <w:rFonts w:ascii="Times New Roman" w:hAnsi="Times New Roman" w:cs="Times New Roman"/>
+          <w:color w:val="000000" w:themeColor="text1"/>
+          <w:sz w:val="20"/>
+          <w:szCs w:val="20"/>
+        </w:rPr>
+        <w:t>The first area of security the researcher explored was transport layer security (TLS). TLS ensures that information sent over the internet is encrypted rather than transmitted in plaintext [20]. This is essential for securely transmitting biometric templates and other sensitive data between client and server in a biometric e-voting system.</w:t>
+      </w:r>
+    </w:p>
+    <w:p>
+      <w:pPr>
+        <w:rPr>
+          <w:rFonts w:ascii="Times New Roman" w:hAnsi="Times New Roman" w:cs="Times New Roman"/>
+          <w:color w:val="000000" w:themeColor="text1"/>
+          <w:sz w:val="20"/>
+          <w:szCs w:val="20"/>
+        </w:rPr>
+      </w:pPr>
+      <w:r>
+        <w:rPr>
+          <w:rFonts w:ascii="Times New Roman" w:hAnsi="Times New Roman" w:cs="Times New Roman"/>
+          <w:color w:val="000000" w:themeColor="text1"/>
+          <w:sz w:val="20"/>
+          <w:szCs w:val="20"/>
+        </w:rPr>
+        <w:t>Enabling HTTPS within the project presented a practical challenge, as obtaining a signed TLS certificate typically requires purchasing a registered domain name. After investigating alternatives, the researcher identified the use of nip.io, a wildcard DNS service that maps IP addresses to hostnames, combined with Nginx as a reverse proxy to handle TLS termination [36]. This approach allowed HTTPS to be configured without purchasing a domain, satisfying the transport security requirement within the constraints of the project. It is important to note that nip.io does not support wildcard certificates, thus the domain isn’t owned or validated by the system [36]. If the system was to be used at the intended scale across the UK, an officially owned domain with wildcard TLS certificate support is required to enable scalable and manageable service exposure [37].</w:t>
       </w:r>
     </w:p>
     <w:p>
@@ -2947,11 +3264,135 @@
       <w:r>
         <w:rPr>
           <w:rFonts w:ascii="Times New Roman" w:hAnsi="Times New Roman" w:cs="Times New Roman"/>
-          <w:color w:val="000000" w:themeColor="text1"/>
-          <w:sz w:val="20"/>
-          <w:szCs w:val="20"/>
-        </w:rPr>
-        <w:t xml:space="preserve">The researcher then investigated how personal voter data should be securely stored within the database. Storing data such as names, dates of birth, postcode as a searchable index and biometric information in plaintext represents a critical vulnerability, as a database breach would expose all voter information directly [38]. A further risk of databases being stored in plaintext is that developers working on the database would have access to the raw voter information, increasing the risk of a data leak. </w:t>
+          <w:b/>
+          <w:bCs/>
+          <w:color w:val="000000" w:themeColor="text1"/>
+        </w:rPr>
+        <w:t>4.1.2 Application Layer Encryption</w:t>
+      </w:r>
+    </w:p>
+    <w:p>
+      <w:pPr>
+        <w:rPr>
+          <w:rFonts w:ascii="Times New Roman" w:hAnsi="Times New Roman" w:cs="Times New Roman"/>
+          <w:color w:val="000000" w:themeColor="text1"/>
+          <w:sz w:val="20"/>
+          <w:szCs w:val="20"/>
+        </w:rPr>
+      </w:pPr>
+      <w:r>
+        <w:rPr>
+          <w:rFonts w:ascii="Times New Roman" w:hAnsi="Times New Roman" w:cs="Times New Roman"/>
+          <w:color w:val="000000" w:themeColor="text1"/>
+          <w:sz w:val="20"/>
+          <w:szCs w:val="20"/>
+        </w:rPr>
+        <w:t xml:space="preserve">It was identified that TLS alone is insufficient for a system handling highly sensitive biometric and personal data. While TLS protects data in transit, it does not protect the payload if the server itself is compromised. To address this, envelope encryption was explored as an additional layer of </w:t>
+      </w:r>
+      <w:proofErr w:type="gramStart"/>
+      <w:r>
+        <w:rPr>
+          <w:rFonts w:ascii="Times New Roman" w:hAnsi="Times New Roman" w:cs="Times New Roman"/>
+          <w:color w:val="000000" w:themeColor="text1"/>
+          <w:sz w:val="20"/>
+          <w:szCs w:val="20"/>
+        </w:rPr>
+        <w:t>application level</w:t>
+      </w:r>
+      <w:proofErr w:type="gramEnd"/>
+      <w:r>
+        <w:rPr>
+          <w:rFonts w:ascii="Times New Roman" w:hAnsi="Times New Roman" w:cs="Times New Roman"/>
+          <w:color w:val="000000" w:themeColor="text1"/>
+          <w:sz w:val="20"/>
+          <w:szCs w:val="20"/>
+        </w:rPr>
+        <w:t xml:space="preserve"> protection [26].</w:t>
+      </w:r>
+    </w:p>
+    <w:p>
+      <w:pPr>
+        <w:rPr>
+          <w:rFonts w:ascii="Times New Roman" w:hAnsi="Times New Roman" w:cs="Times New Roman"/>
+          <w:color w:val="000000" w:themeColor="text1"/>
+          <w:sz w:val="20"/>
+          <w:szCs w:val="20"/>
+        </w:rPr>
+      </w:pPr>
+      <w:r>
+        <w:rPr>
+          <w:rFonts w:ascii="Times New Roman" w:hAnsi="Times New Roman" w:cs="Times New Roman"/>
+          <w:color w:val="000000" w:themeColor="text1"/>
+          <w:sz w:val="20"/>
+          <w:szCs w:val="20"/>
+        </w:rPr>
+        <w:t xml:space="preserve">This approach encrypts the data before transmission and ensures that only the intended server can decrypt it, meaning sensitive data such as fingerprint </w:t>
+      </w:r>
+      <w:r>
+        <w:rPr>
+          <w:rFonts w:ascii="Times New Roman" w:hAnsi="Times New Roman" w:cs="Times New Roman"/>
+          <w:color w:val="000000" w:themeColor="text1"/>
+          <w:sz w:val="20"/>
+          <w:szCs w:val="20"/>
+        </w:rPr>
+        <w:t>PNG’s</w:t>
+      </w:r>
+      <w:r>
+        <w:rPr>
+          <w:rFonts w:ascii="Times New Roman" w:hAnsi="Times New Roman" w:cs="Times New Roman"/>
+          <w:color w:val="000000" w:themeColor="text1"/>
+          <w:sz w:val="20"/>
+          <w:szCs w:val="20"/>
+        </w:rPr>
+        <w:t>, voter lookups, and login credentials remain protected beyond the transport layer [26]. This significantly reduces the potential of data being exposed during transport and is essential when biometric data is being transported.</w:t>
+      </w:r>
+    </w:p>
+    <w:p>
+      <w:pPr>
+        <w:rPr>
+          <w:rFonts w:ascii="Times New Roman" w:hAnsi="Times New Roman" w:cs="Times New Roman"/>
+          <w:b/>
+          <w:bCs/>
+          <w:color w:val="000000" w:themeColor="text1"/>
+        </w:rPr>
+      </w:pPr>
+      <w:r>
+        <w:rPr>
+          <w:rFonts w:ascii="Times New Roman" w:hAnsi="Times New Roman" w:cs="Times New Roman"/>
+          <w:b/>
+          <w:bCs/>
+          <w:color w:val="000000" w:themeColor="text1"/>
+        </w:rPr>
+        <w:t>4.1.3 Data at Rest</w:t>
+      </w:r>
+    </w:p>
+    <w:p>
+      <w:pPr>
+        <w:rPr>
+          <w:rFonts w:ascii="Times New Roman" w:hAnsi="Times New Roman" w:cs="Times New Roman"/>
+          <w:b/>
+          <w:bCs/>
+          <w:color w:val="000000" w:themeColor="text1"/>
+        </w:rPr>
+      </w:pPr>
+      <w:r>
+        <w:rPr>
+          <w:rFonts w:ascii="Times New Roman" w:hAnsi="Times New Roman" w:cs="Times New Roman"/>
+          <w:color w:val="000000" w:themeColor="text1"/>
+          <w:sz w:val="20"/>
+          <w:szCs w:val="20"/>
+        </w:rPr>
+        <w:t xml:space="preserve">The researcher then investigated how personal voter data should be securely stored within the database. Storing data such as names, dates of </w:t>
+      </w:r>
+      <w:r>
+        <w:rPr>
+          <w:rFonts w:ascii="Times New Roman" w:hAnsi="Times New Roman" w:cs="Times New Roman"/>
+          <w:color w:val="000000" w:themeColor="text1"/>
+          <w:sz w:val="20"/>
+          <w:szCs w:val="20"/>
+        </w:rPr>
+        <w:lastRenderedPageBreak/>
+        <w:t xml:space="preserve">birth, postcode as a searchable index and biometric information in plaintext represents a critical vulnerability, as a database breach would expose all voter information directly [38]. A further risk of databases being stored in plaintext is that developers working on the database would have access to the raw voter information, increasing the risk of a data leak. </w:t>
       </w:r>
     </w:p>
     <w:p>
@@ -2989,7 +3430,6 @@
           <w:sz w:val="20"/>
           <w:szCs w:val="20"/>
         </w:rPr>
-        <w:lastRenderedPageBreak/>
         <w:t>Key management was identified as a critical consideration security. Best practice dictates that encryption keys should be stored separately from the data they protect, typically using a dedicated secrets management service [21][40]. This requirement influenced the database design, requiring additional fields to accommodate encrypted data with its corresponding keys.</w:t>
       </w:r>
     </w:p>
@@ -3020,7 +3460,31 @@
           <w:sz w:val="20"/>
           <w:szCs w:val="20"/>
         </w:rPr>
-        <w:t>“HasVoted”</w:t>
+        <w:t>“</w:t>
+      </w:r>
+      <w:proofErr w:type="spellStart"/>
+      <w:r>
+        <w:rPr>
+          <w:rFonts w:ascii="Times New Roman" w:hAnsi="Times New Roman" w:cs="Times New Roman"/>
+          <w:i/>
+          <w:iCs/>
+          <w:color w:val="000000" w:themeColor="text1"/>
+          <w:sz w:val="20"/>
+          <w:szCs w:val="20"/>
+        </w:rPr>
+        <w:t>HasVoted</w:t>
+      </w:r>
+      <w:proofErr w:type="spellEnd"/>
+      <w:r>
+        <w:rPr>
+          <w:rFonts w:ascii="Times New Roman" w:hAnsi="Times New Roman" w:cs="Times New Roman"/>
+          <w:i/>
+          <w:iCs/>
+          <w:color w:val="000000" w:themeColor="text1"/>
+          <w:sz w:val="20"/>
+          <w:szCs w:val="20"/>
+        </w:rPr>
+        <w:t>”</w:t>
       </w:r>
       <w:r>
         <w:rPr>
@@ -3123,7 +3587,16 @@
           <w:sz w:val="20"/>
           <w:szCs w:val="20"/>
         </w:rPr>
-        <w:t xml:space="preserve"> Avoiding session state is beneficial because it removes the need for the server to store and manage user session data, allowing each request to be independently verified using a JWT, which reduces strain on the server. </w:t>
+        <w:t xml:space="preserve"> Avoiding </w:t>
+      </w:r>
+      <w:r>
+        <w:rPr>
+          <w:rFonts w:ascii="Times New Roman" w:hAnsi="Times New Roman" w:cs="Times New Roman"/>
+          <w:color w:val="000000" w:themeColor="text1"/>
+          <w:sz w:val="20"/>
+          <w:szCs w:val="20"/>
+        </w:rPr>
+        <w:t xml:space="preserve">session state is beneficial because it removes the need for the server to store and manage user session data, allowing each request to be independently verified using a JWT, which reduces strain on the server. </w:t>
       </w:r>
     </w:p>
     <w:p>
@@ -3180,16 +3653,7 @@
           <w:sz w:val="20"/>
           <w:szCs w:val="20"/>
         </w:rPr>
-        <w:t xml:space="preserve">For polling officials, secure password storage is required. The researcher investigated modern </w:t>
-      </w:r>
-      <w:r>
-        <w:rPr>
-          <w:rFonts w:ascii="Times New Roman" w:hAnsi="Times New Roman" w:cs="Times New Roman"/>
-          <w:color w:val="000000" w:themeColor="text1"/>
-          <w:sz w:val="20"/>
-          <w:szCs w:val="20"/>
-        </w:rPr>
-        <w:t>password hashing algorithms and identified Argon2 as the most suitable due to the salt [24]. Argon2 was selected due to its resistance to brute force and hardware accelerated attacks, making it suitable for protecting user credentials in a security critical system [24].</w:t>
+        <w:t>For polling officials, secure password storage is required. The researcher investigated modern password hashing algorithms and identified Argon2 as the most suitable due to the salt [24]. Argon2 was selected due to its resistance to brute force and hardware accelerated attacks, making it suitable for protecting user credentials in a security critical system [24].</w:t>
       </w:r>
     </w:p>
     <w:p>
@@ -3638,7 +4102,27 @@
                 <w:sz w:val="20"/>
                 <w:szCs w:val="20"/>
               </w:rPr>
-              <w:t>P(DoB)</w:t>
+              <w:t>P(</w:t>
+            </w:r>
+            <w:proofErr w:type="spellStart"/>
+            <w:r>
+              <w:rPr>
+                <w:rFonts w:ascii="Times New Roman" w:hAnsi="Times New Roman" w:cs="Times New Roman"/>
+                <w:color w:val="000000" w:themeColor="text1"/>
+                <w:sz w:val="20"/>
+                <w:szCs w:val="20"/>
+              </w:rPr>
+              <w:t>DoB</w:t>
+            </w:r>
+            <w:proofErr w:type="spellEnd"/>
+            <w:r>
+              <w:rPr>
+                <w:rFonts w:ascii="Times New Roman" w:hAnsi="Times New Roman" w:cs="Times New Roman"/>
+                <w:color w:val="000000" w:themeColor="text1"/>
+                <w:sz w:val="20"/>
+                <w:szCs w:val="20"/>
+              </w:rPr>
+              <w:t>)</w:t>
             </w:r>
           </w:p>
         </w:tc>
@@ -3860,7 +4344,27 @@
                 <w:sz w:val="20"/>
                 <w:szCs w:val="20"/>
               </w:rPr>
-              <w:t>P(ToB)</w:t>
+              <w:t>P(</w:t>
+            </w:r>
+            <w:proofErr w:type="spellStart"/>
+            <w:r>
+              <w:rPr>
+                <w:rFonts w:ascii="Times New Roman" w:hAnsi="Times New Roman" w:cs="Times New Roman"/>
+                <w:color w:val="000000" w:themeColor="text1"/>
+                <w:sz w:val="20"/>
+                <w:szCs w:val="20"/>
+              </w:rPr>
+              <w:t>ToB</w:t>
+            </w:r>
+            <w:proofErr w:type="spellEnd"/>
+            <w:r>
+              <w:rPr>
+                <w:rFonts w:ascii="Times New Roman" w:hAnsi="Times New Roman" w:cs="Times New Roman"/>
+                <w:color w:val="000000" w:themeColor="text1"/>
+                <w:sz w:val="20"/>
+                <w:szCs w:val="20"/>
+              </w:rPr>
+              <w:t>)</w:t>
             </w:r>
           </w:p>
         </w:tc>
@@ -3973,6 +4477,7 @@
           <w:sz w:val="20"/>
           <w:szCs w:val="20"/>
         </w:rPr>
+        <w:lastRenderedPageBreak/>
         <w:t xml:space="preserve">Table </w:t>
       </w:r>
       <w:r>
@@ -4189,7 +4694,6 @@
           <w:sz w:val="20"/>
           <w:szCs w:val="20"/>
         </w:rPr>
-        <w:lastRenderedPageBreak/>
         <w:t>An alternative approach would be to query using plaintext or directly encrypted fields; however, this was rejected due to the increased risk of sensitive data exposure during processing.</w:t>
       </w:r>
     </w:p>
@@ -4248,7 +4752,7 @@
           <w:szCs w:val="20"/>
         </w:rPr>
         <w:drawing>
-          <wp:inline distT="0" distB="0" distL="0" distR="0" wp14:anchorId="7F3D7928" wp14:editId="731E415D">
+          <wp:inline distT="0" distB="0" distL="0" distR="0" wp14:anchorId="7F3D7928" wp14:editId="744E69F8">
             <wp:extent cx="3213735" cy="6993264"/>
             <wp:effectExtent l="0" t="0" r="5715" b="0"/>
             <wp:docPr id="610082170" name="Picture 4"/>
@@ -4650,35 +5154,115 @@
           <w:sz w:val="20"/>
           <w:szCs w:val="20"/>
         </w:rPr>
-        <w:t>ASP.NET Core on .NET 8 was selected due to its cross platform compatibility and ability to support both API and application development within a single ecosystem [27]. As a long term support release, it benefits from ongoing security updates, making it suitable for a security critical system such as an e-voting platform.</w:t>
-      </w:r>
-    </w:p>
-    <w:p>
-      <w:pPr>
-        <w:rPr>
-          <w:rFonts w:ascii="Times New Roman" w:hAnsi="Times New Roman" w:cs="Times New Roman"/>
-          <w:color w:val="000000" w:themeColor="text1"/>
-          <w:sz w:val="20"/>
-          <w:szCs w:val="20"/>
-        </w:rPr>
-      </w:pPr>
-      <w:r>
-        <w:rPr>
-          <w:rFonts w:ascii="Times New Roman" w:hAnsi="Times New Roman" w:cs="Times New Roman"/>
-          <w:color w:val="000000" w:themeColor="text1"/>
-          <w:sz w:val="20"/>
-          <w:szCs w:val="20"/>
-        </w:rPr>
-        <w:t xml:space="preserve">Methods for communication between the server and clients were evaluated next. Initially, HTTP polling was considered due to its simplicity. However, it introduced latency and unnecessary network overhead. SignalR was selected instead, as </w:t>
-      </w:r>
-      <w:r>
-        <w:rPr>
-          <w:rFonts w:ascii="Times New Roman" w:hAnsi="Times New Roman" w:cs="Times New Roman"/>
-          <w:color w:val="000000" w:themeColor="text1"/>
-          <w:sz w:val="20"/>
-          <w:szCs w:val="20"/>
-        </w:rPr>
-        <w:t>it enables persistent, two way communication, allowing the server to push updates to clients in real time [28].</w:t>
+        <w:t xml:space="preserve">ASP.NET Core on .NET 8 was selected due to its </w:t>
+      </w:r>
+      <w:proofErr w:type="gramStart"/>
+      <w:r>
+        <w:rPr>
+          <w:rFonts w:ascii="Times New Roman" w:hAnsi="Times New Roman" w:cs="Times New Roman"/>
+          <w:color w:val="000000" w:themeColor="text1"/>
+          <w:sz w:val="20"/>
+          <w:szCs w:val="20"/>
+        </w:rPr>
+        <w:t>cross platform</w:t>
+      </w:r>
+      <w:proofErr w:type="gramEnd"/>
+      <w:r>
+        <w:rPr>
+          <w:rFonts w:ascii="Times New Roman" w:hAnsi="Times New Roman" w:cs="Times New Roman"/>
+          <w:color w:val="000000" w:themeColor="text1"/>
+          <w:sz w:val="20"/>
+          <w:szCs w:val="20"/>
+        </w:rPr>
+        <w:t xml:space="preserve"> compatibility and ability to support both API and application development within a single ecosystem [27]. As a </w:t>
+      </w:r>
+      <w:proofErr w:type="gramStart"/>
+      <w:r>
+        <w:rPr>
+          <w:rFonts w:ascii="Times New Roman" w:hAnsi="Times New Roman" w:cs="Times New Roman"/>
+          <w:color w:val="000000" w:themeColor="text1"/>
+          <w:sz w:val="20"/>
+          <w:szCs w:val="20"/>
+        </w:rPr>
+        <w:t>long term</w:t>
+      </w:r>
+      <w:proofErr w:type="gramEnd"/>
+      <w:r>
+        <w:rPr>
+          <w:rFonts w:ascii="Times New Roman" w:hAnsi="Times New Roman" w:cs="Times New Roman"/>
+          <w:color w:val="000000" w:themeColor="text1"/>
+          <w:sz w:val="20"/>
+          <w:szCs w:val="20"/>
+        </w:rPr>
+        <w:t xml:space="preserve"> support release, it benefits from ongoing security updates, making it suitable for a security critical system such as an e-voting platform.</w:t>
+      </w:r>
+    </w:p>
+    <w:p>
+      <w:pPr>
+        <w:rPr>
+          <w:rFonts w:ascii="Times New Roman" w:hAnsi="Times New Roman" w:cs="Times New Roman"/>
+          <w:color w:val="000000" w:themeColor="text1"/>
+          <w:sz w:val="20"/>
+          <w:szCs w:val="20"/>
+        </w:rPr>
+      </w:pPr>
+      <w:r>
+        <w:rPr>
+          <w:rFonts w:ascii="Times New Roman" w:hAnsi="Times New Roman" w:cs="Times New Roman"/>
+          <w:color w:val="000000" w:themeColor="text1"/>
+          <w:sz w:val="20"/>
+          <w:szCs w:val="20"/>
+        </w:rPr>
+        <w:t xml:space="preserve">Methods for communication between the server and clients were evaluated next. Initially, HTTP polling was considered due to its simplicity. However, it introduced latency and unnecessary network overhead. </w:t>
+      </w:r>
+      <w:proofErr w:type="spellStart"/>
+      <w:r>
+        <w:rPr>
+          <w:rFonts w:ascii="Times New Roman" w:hAnsi="Times New Roman" w:cs="Times New Roman"/>
+          <w:color w:val="000000" w:themeColor="text1"/>
+          <w:sz w:val="20"/>
+          <w:szCs w:val="20"/>
+        </w:rPr>
+        <w:t>SignalR</w:t>
+      </w:r>
+      <w:proofErr w:type="spellEnd"/>
+      <w:r>
+        <w:rPr>
+          <w:rFonts w:ascii="Times New Roman" w:hAnsi="Times New Roman" w:cs="Times New Roman"/>
+          <w:color w:val="000000" w:themeColor="text1"/>
+          <w:sz w:val="20"/>
+          <w:szCs w:val="20"/>
+        </w:rPr>
+        <w:t xml:space="preserve"> was selected instead, as </w:t>
+      </w:r>
+      <w:r>
+        <w:rPr>
+          <w:rFonts w:ascii="Times New Roman" w:hAnsi="Times New Roman" w:cs="Times New Roman"/>
+          <w:color w:val="000000" w:themeColor="text1"/>
+          <w:sz w:val="20"/>
+          <w:szCs w:val="20"/>
+        </w:rPr>
+        <w:t xml:space="preserve">it enables persistent, </w:t>
+      </w:r>
+      <w:proofErr w:type="gramStart"/>
+      <w:r>
+        <w:rPr>
+          <w:rFonts w:ascii="Times New Roman" w:hAnsi="Times New Roman" w:cs="Times New Roman"/>
+          <w:color w:val="000000" w:themeColor="text1"/>
+          <w:sz w:val="20"/>
+          <w:szCs w:val="20"/>
+        </w:rPr>
+        <w:t>two way</w:t>
+      </w:r>
+      <w:proofErr w:type="gramEnd"/>
+      <w:r>
+        <w:rPr>
+          <w:rFonts w:ascii="Times New Roman" w:hAnsi="Times New Roman" w:cs="Times New Roman"/>
+          <w:color w:val="000000" w:themeColor="text1"/>
+          <w:sz w:val="20"/>
+          <w:szCs w:val="20"/>
+        </w:rPr>
+        <w:t xml:space="preserve"> communication, allowing the server to push updates to clients in real time [28].</w:t>
       </w:r>
     </w:p>
     <w:p>
@@ -4724,26 +5308,66 @@
           <w:sz w:val="20"/>
           <w:szCs w:val="20"/>
         </w:rPr>
-        <w:t xml:space="preserve"> This encouraged the use of SignalR and its persistent connection to maintain the functionality of status updates. </w:t>
-      </w:r>
-    </w:p>
-    <w:p>
-      <w:pPr>
-        <w:rPr>
-          <w:rFonts w:ascii="Times New Roman" w:hAnsi="Times New Roman" w:cs="Times New Roman"/>
-          <w:color w:val="000000" w:themeColor="text1"/>
-          <w:sz w:val="20"/>
-          <w:szCs w:val="20"/>
-        </w:rPr>
-      </w:pPr>
-      <w:r>
-        <w:rPr>
-          <w:rFonts w:ascii="Times New Roman" w:hAnsi="Times New Roman" w:cs="Times New Roman"/>
-          <w:color w:val="000000" w:themeColor="text1"/>
-          <w:sz w:val="20"/>
-          <w:szCs w:val="20"/>
-        </w:rPr>
-        <w:t>A key design feature of the server is its channels. The SignalR channels are organised firstly by county and then by constituency. This channel structure is designed to speed up finding a channel, making connections faster. This organisation also can be used to assign more server power to certain counties with a high number of connections, as a higher population a county might need more polling stations than others. This supports scalability, as system load can be distributed geographically without requiring architectural changes.</w:t>
+        <w:t xml:space="preserve"> This encouraged the use of </w:t>
+      </w:r>
+      <w:proofErr w:type="spellStart"/>
+      <w:r>
+        <w:rPr>
+          <w:rFonts w:ascii="Times New Roman" w:hAnsi="Times New Roman" w:cs="Times New Roman"/>
+          <w:color w:val="000000" w:themeColor="text1"/>
+          <w:sz w:val="20"/>
+          <w:szCs w:val="20"/>
+        </w:rPr>
+        <w:t>SignalR</w:t>
+      </w:r>
+      <w:proofErr w:type="spellEnd"/>
+      <w:r>
+        <w:rPr>
+          <w:rFonts w:ascii="Times New Roman" w:hAnsi="Times New Roman" w:cs="Times New Roman"/>
+          <w:color w:val="000000" w:themeColor="text1"/>
+          <w:sz w:val="20"/>
+          <w:szCs w:val="20"/>
+        </w:rPr>
+        <w:t xml:space="preserve"> and its persistent connection to maintain the functionality of status updates. </w:t>
+      </w:r>
+    </w:p>
+    <w:p>
+      <w:pPr>
+        <w:rPr>
+          <w:rFonts w:ascii="Times New Roman" w:hAnsi="Times New Roman" w:cs="Times New Roman"/>
+          <w:color w:val="000000" w:themeColor="text1"/>
+          <w:sz w:val="20"/>
+          <w:szCs w:val="20"/>
+        </w:rPr>
+      </w:pPr>
+      <w:r>
+        <w:rPr>
+          <w:rFonts w:ascii="Times New Roman" w:hAnsi="Times New Roman" w:cs="Times New Roman"/>
+          <w:color w:val="000000" w:themeColor="text1"/>
+          <w:sz w:val="20"/>
+          <w:szCs w:val="20"/>
+        </w:rPr>
+        <w:t xml:space="preserve">A key design feature of the server is its channels. The </w:t>
+      </w:r>
+      <w:proofErr w:type="spellStart"/>
+      <w:r>
+        <w:rPr>
+          <w:rFonts w:ascii="Times New Roman" w:hAnsi="Times New Roman" w:cs="Times New Roman"/>
+          <w:color w:val="000000" w:themeColor="text1"/>
+          <w:sz w:val="20"/>
+          <w:szCs w:val="20"/>
+        </w:rPr>
+        <w:t>SignalR</w:t>
+      </w:r>
+      <w:proofErr w:type="spellEnd"/>
+      <w:r>
+        <w:rPr>
+          <w:rFonts w:ascii="Times New Roman" w:hAnsi="Times New Roman" w:cs="Times New Roman"/>
+          <w:color w:val="000000" w:themeColor="text1"/>
+          <w:sz w:val="20"/>
+          <w:szCs w:val="20"/>
+        </w:rPr>
+        <w:t xml:space="preserve"> channels are organised firstly by county and then by constituency. This channel structure is designed to speed up finding a channel, making connections faster. This organisation also can be used to assign more server power to certain counties with a high number of connections, as a higher population a county might need more polling stations than others. This supports scalability, as system load can be distributed geographically without requiring architectural changes.</w:t>
       </w:r>
     </w:p>
     <w:p>
@@ -4800,26 +5424,126 @@
           <w:sz w:val="20"/>
           <w:szCs w:val="20"/>
         </w:rPr>
-        <w:t>Several front end frameworks were evaluated for this system. WPF was rejected due to it only being compatible with Windows, and MAUI was discounted as its Linux desktop support was not production ready at the time of development. Avalonia was elected as the framework in this project. Avalonia is a cross platform User Interface (UI) framework for .NET that supports multiple operating systems from a single codebase, reducing development complexity and ensuring compatibility with the chosen backend technologies [29].</w:t>
-      </w:r>
-    </w:p>
-    <w:p>
-      <w:pPr>
-        <w:rPr>
-          <w:rFonts w:ascii="Times New Roman" w:hAnsi="Times New Roman" w:cs="Times New Roman"/>
-          <w:color w:val="000000" w:themeColor="text1"/>
-          <w:sz w:val="20"/>
-          <w:szCs w:val="20"/>
-        </w:rPr>
-      </w:pPr>
-      <w:r>
-        <w:rPr>
-          <w:rFonts w:ascii="Times New Roman" w:hAnsi="Times New Roman" w:cs="Times New Roman"/>
-          <w:color w:val="000000" w:themeColor="text1"/>
-          <w:sz w:val="20"/>
-          <w:szCs w:val="20"/>
-        </w:rPr>
-        <w:t xml:space="preserve">Alongside Avalonia, the researcher adopted the Model-View-ViewModel (MVVM) architectural pattern to structure the front end codebase. MVVM enforces a clear separation between the user interface (View), the application logic (ViewModel), and the underlying data (Model). This separation was particularly beneficial in this </w:t>
+        <w:t xml:space="preserve">Several </w:t>
+      </w:r>
+      <w:proofErr w:type="gramStart"/>
+      <w:r>
+        <w:rPr>
+          <w:rFonts w:ascii="Times New Roman" w:hAnsi="Times New Roman" w:cs="Times New Roman"/>
+          <w:color w:val="000000" w:themeColor="text1"/>
+          <w:sz w:val="20"/>
+          <w:szCs w:val="20"/>
+        </w:rPr>
+        <w:t>front end</w:t>
+      </w:r>
+      <w:proofErr w:type="gramEnd"/>
+      <w:r>
+        <w:rPr>
+          <w:rFonts w:ascii="Times New Roman" w:hAnsi="Times New Roman" w:cs="Times New Roman"/>
+          <w:color w:val="000000" w:themeColor="text1"/>
+          <w:sz w:val="20"/>
+          <w:szCs w:val="20"/>
+        </w:rPr>
+        <w:t xml:space="preserve"> frameworks were evaluated for this system. WPF was rejected due to it only being compatible with Windows, and MAUI was discounted as its Linux desktop support was not production ready at the time of development. Avalonia was elected as the framework in this project. Avalonia is a </w:t>
+      </w:r>
+      <w:proofErr w:type="gramStart"/>
+      <w:r>
+        <w:rPr>
+          <w:rFonts w:ascii="Times New Roman" w:hAnsi="Times New Roman" w:cs="Times New Roman"/>
+          <w:color w:val="000000" w:themeColor="text1"/>
+          <w:sz w:val="20"/>
+          <w:szCs w:val="20"/>
+        </w:rPr>
+        <w:t>cross platform</w:t>
+      </w:r>
+      <w:proofErr w:type="gramEnd"/>
+      <w:r>
+        <w:rPr>
+          <w:rFonts w:ascii="Times New Roman" w:hAnsi="Times New Roman" w:cs="Times New Roman"/>
+          <w:color w:val="000000" w:themeColor="text1"/>
+          <w:sz w:val="20"/>
+          <w:szCs w:val="20"/>
+        </w:rPr>
+        <w:t xml:space="preserve"> User Interface (UI) framework for .NET that supports multiple operating systems from a single codebase, reducing development complexity and ensuring compatibility with the chosen backend technologies [29].</w:t>
+      </w:r>
+    </w:p>
+    <w:p>
+      <w:pPr>
+        <w:rPr>
+          <w:rFonts w:ascii="Times New Roman" w:hAnsi="Times New Roman" w:cs="Times New Roman"/>
+          <w:color w:val="000000" w:themeColor="text1"/>
+          <w:sz w:val="20"/>
+          <w:szCs w:val="20"/>
+        </w:rPr>
+      </w:pPr>
+      <w:r>
+        <w:rPr>
+          <w:rFonts w:ascii="Times New Roman" w:hAnsi="Times New Roman" w:cs="Times New Roman"/>
+          <w:color w:val="000000" w:themeColor="text1"/>
+          <w:sz w:val="20"/>
+          <w:szCs w:val="20"/>
+        </w:rPr>
+        <w:t>Alongside Avalonia, the researcher adopted the Model-View-</w:t>
+      </w:r>
+      <w:proofErr w:type="spellStart"/>
+      <w:r>
+        <w:rPr>
+          <w:rFonts w:ascii="Times New Roman" w:hAnsi="Times New Roman" w:cs="Times New Roman"/>
+          <w:color w:val="000000" w:themeColor="text1"/>
+          <w:sz w:val="20"/>
+          <w:szCs w:val="20"/>
+        </w:rPr>
+        <w:t>ViewModel</w:t>
+      </w:r>
+      <w:proofErr w:type="spellEnd"/>
+      <w:r>
+        <w:rPr>
+          <w:rFonts w:ascii="Times New Roman" w:hAnsi="Times New Roman" w:cs="Times New Roman"/>
+          <w:color w:val="000000" w:themeColor="text1"/>
+          <w:sz w:val="20"/>
+          <w:szCs w:val="20"/>
+        </w:rPr>
+        <w:t xml:space="preserve"> (MVVM) architectural pattern to structure the </w:t>
+      </w:r>
+      <w:proofErr w:type="gramStart"/>
+      <w:r>
+        <w:rPr>
+          <w:rFonts w:ascii="Times New Roman" w:hAnsi="Times New Roman" w:cs="Times New Roman"/>
+          <w:color w:val="000000" w:themeColor="text1"/>
+          <w:sz w:val="20"/>
+          <w:szCs w:val="20"/>
+        </w:rPr>
+        <w:t>front end</w:t>
+      </w:r>
+      <w:proofErr w:type="gramEnd"/>
+      <w:r>
+        <w:rPr>
+          <w:rFonts w:ascii="Times New Roman" w:hAnsi="Times New Roman" w:cs="Times New Roman"/>
+          <w:color w:val="000000" w:themeColor="text1"/>
+          <w:sz w:val="20"/>
+          <w:szCs w:val="20"/>
+        </w:rPr>
+        <w:t xml:space="preserve"> codebase. MVVM enforces a clear separation between the user interface (View), the application logic (</w:t>
+      </w:r>
+      <w:proofErr w:type="spellStart"/>
+      <w:r>
+        <w:rPr>
+          <w:rFonts w:ascii="Times New Roman" w:hAnsi="Times New Roman" w:cs="Times New Roman"/>
+          <w:color w:val="000000" w:themeColor="text1"/>
+          <w:sz w:val="20"/>
+          <w:szCs w:val="20"/>
+        </w:rPr>
+        <w:t>ViewModel</w:t>
+      </w:r>
+      <w:proofErr w:type="spellEnd"/>
+      <w:r>
+        <w:rPr>
+          <w:rFonts w:ascii="Times New Roman" w:hAnsi="Times New Roman" w:cs="Times New Roman"/>
+          <w:color w:val="000000" w:themeColor="text1"/>
+          <w:sz w:val="20"/>
+          <w:szCs w:val="20"/>
+        </w:rPr>
+        <w:t xml:space="preserve">), and the underlying data (Model). This separation was particularly beneficial in this </w:t>
       </w:r>
       <w:r>
         <w:rPr>
@@ -4829,7 +5553,27 @@
           <w:szCs w:val="20"/>
         </w:rPr>
         <w:lastRenderedPageBreak/>
-        <w:t>project as it allowed the UI to be developed and modified independently of the logic, which proved valuable during the redesign phases driven by user feedback. Avalonia's native support for data binding made MVVM a natural fit, as ViewModels could expose properties and commands that the View binds to directly, reducing the need for code behind and keeping the interface logic clean and testable.</w:t>
+        <w:t xml:space="preserve">project as it allowed the UI to be developed and modified independently of the logic, which proved valuable during the redesign phases driven by user feedback. Avalonia's native support for data binding made MVVM a natural fit, as </w:t>
+      </w:r>
+      <w:proofErr w:type="spellStart"/>
+      <w:r>
+        <w:rPr>
+          <w:rFonts w:ascii="Times New Roman" w:hAnsi="Times New Roman" w:cs="Times New Roman"/>
+          <w:color w:val="000000" w:themeColor="text1"/>
+          <w:sz w:val="20"/>
+          <w:szCs w:val="20"/>
+        </w:rPr>
+        <w:t>ViewModels</w:t>
+      </w:r>
+      <w:proofErr w:type="spellEnd"/>
+      <w:r>
+        <w:rPr>
+          <w:rFonts w:ascii="Times New Roman" w:hAnsi="Times New Roman" w:cs="Times New Roman"/>
+          <w:color w:val="000000" w:themeColor="text1"/>
+          <w:sz w:val="20"/>
+          <w:szCs w:val="20"/>
+        </w:rPr>
+        <w:t xml:space="preserve"> could expose properties and commands that the View binds to directly, reducing the need for code behind and keeping the interface logic clean and testable.</w:t>
       </w:r>
     </w:p>
     <w:p>
@@ -4886,7 +5630,27 @@
           <w:sz w:val="20"/>
           <w:szCs w:val="20"/>
         </w:rPr>
-        <w:t xml:space="preserve">The design of the mock ups followed the defined user stories (Appendix B), ensuring that the researcher remained focused on the system’s intended functionality while developing a user friendly interface. However, the first round of user surveys revealed several usability issues within the UI. In particular, the interface shown in Figure </w:t>
+        <w:t xml:space="preserve">The design of the mock ups followed the defined user stories (Appendix B), ensuring that the researcher remained focused on the system’s intended functionality while developing a </w:t>
+      </w:r>
+      <w:proofErr w:type="gramStart"/>
+      <w:r>
+        <w:rPr>
+          <w:rFonts w:ascii="Times New Roman" w:hAnsi="Times New Roman" w:cs="Times New Roman"/>
+          <w:color w:val="000000" w:themeColor="text1"/>
+          <w:sz w:val="20"/>
+          <w:szCs w:val="20"/>
+        </w:rPr>
+        <w:t>user friendly</w:t>
+      </w:r>
+      <w:proofErr w:type="gramEnd"/>
+      <w:r>
+        <w:rPr>
+          <w:rFonts w:ascii="Times New Roman" w:hAnsi="Times New Roman" w:cs="Times New Roman"/>
+          <w:color w:val="000000" w:themeColor="text1"/>
+          <w:sz w:val="20"/>
+          <w:szCs w:val="20"/>
+        </w:rPr>
+        <w:t xml:space="preserve"> interface. However, the first round of user surveys revealed several usability issues within the UI. In particular, the interface shown in Figure </w:t>
       </w:r>
       <w:r>
         <w:rPr>
@@ -5111,7 +5875,27 @@
           <w:sz w:val="20"/>
           <w:szCs w:val="20"/>
         </w:rPr>
-        <w:t>Entity Framework Core (EF Core) was used as the Object Relational Mapper, allowing interaction with the database through object oriented code rather than raw SQL queries [30]. This improves development efficiency and supports parameterised queries, reducing the risk of SQL injection. [30]</w:t>
+        <w:t xml:space="preserve">Entity Framework Core (EF Core) was used as the Object Relational Mapper, allowing interaction with the database through </w:t>
+      </w:r>
+      <w:proofErr w:type="gramStart"/>
+      <w:r>
+        <w:rPr>
+          <w:rFonts w:ascii="Times New Roman" w:hAnsi="Times New Roman" w:cs="Times New Roman"/>
+          <w:color w:val="000000" w:themeColor="text1"/>
+          <w:sz w:val="20"/>
+          <w:szCs w:val="20"/>
+        </w:rPr>
+        <w:t>object oriented</w:t>
+      </w:r>
+      <w:proofErr w:type="gramEnd"/>
+      <w:r>
+        <w:rPr>
+          <w:rFonts w:ascii="Times New Roman" w:hAnsi="Times New Roman" w:cs="Times New Roman"/>
+          <w:color w:val="000000" w:themeColor="text1"/>
+          <w:sz w:val="20"/>
+          <w:szCs w:val="20"/>
+        </w:rPr>
+        <w:t xml:space="preserve"> code rather than raw SQL queries [30]. This improves development efficiency and supports parameterised queries, reducing the risk of SQL injection. [30]</w:t>
       </w:r>
     </w:p>
     <w:p>
@@ -5568,13 +6352,23 @@
           <w:szCs w:val="20"/>
         </w:rPr>
       </w:pPr>
-      <w:r>
-        <w:rPr>
-          <w:rFonts w:ascii="Times New Roman" w:hAnsi="Times New Roman" w:cs="Times New Roman"/>
-          <w:sz w:val="20"/>
-          <w:szCs w:val="20"/>
-        </w:rPr>
-        <w:t>SourceAFIS (AFIS) was chosen as the fingerprint matching library for this system. It is implemented in C# making it a native fit within the existing .NET ecosystem. It was also chosen for its ability to compare PNG templates due to the Columbos restrictions. AFIS accepts fingerprint images directly as input, meaning no format conversion was required [51]. AFIS operates on extracted minutiae points rather than raw images, comparing ridge endings and bifurcations between a probe template and a candidate template to produce a similarity score [51]. This approach is well established in identity verification and is significantly more robust to image variation than pixel level comparison [16]. Academic evaluation of AFIS on the FVC 2006 benchmark database achieved an Equal Error Rate (EER) of 0.379%, demonstrating strong matching precision under controlled conditions [52]. The library supports both one-to-one verification and one-to-many search, both of which are required by this system. Being open source was a practical advantage within the budget constraints of the project, though the primary justification for its selection remains its low equal error rate, its .NET native implementation, and its transparent, auditable algorithm design [5].</w:t>
+      <w:proofErr w:type="spellStart"/>
+      <w:r>
+        <w:rPr>
+          <w:rFonts w:ascii="Times New Roman" w:hAnsi="Times New Roman" w:cs="Times New Roman"/>
+          <w:sz w:val="20"/>
+          <w:szCs w:val="20"/>
+        </w:rPr>
+        <w:t>SourceAFIS</w:t>
+      </w:r>
+      <w:proofErr w:type="spellEnd"/>
+      <w:r>
+        <w:rPr>
+          <w:rFonts w:ascii="Times New Roman" w:hAnsi="Times New Roman" w:cs="Times New Roman"/>
+          <w:sz w:val="20"/>
+          <w:szCs w:val="20"/>
+        </w:rPr>
+        <w:t xml:space="preserve"> (AFIS) was chosen as the fingerprint matching library for this system. It is implemented in C# making it a native fit within the existing .NET ecosystem. It was also chosen for its ability to compare PNG templates due to the Columbos restrictions. AFIS accepts fingerprint images directly as input, meaning no format conversion was required [51]. AFIS operates on extracted minutiae points rather than raw images, comparing ridge endings and bifurcations between a probe template and a candidate template to produce a similarity score [51]. This approach is well established in identity verification and is significantly more robust to image variation than pixel level comparison [16]. Academic evaluation of AFIS on the FVC 2006 benchmark database achieved an Equal Error Rate (EER) of 0.379%, demonstrating strong matching precision under controlled conditions [52]. The library supports both one-to-one verification and one-to-many search, both of which are required by this system. Being open source was a practical advantage within the budget constraints of the project, though the primary justification for its selection remains its low equal error rate, its .NET native implementation, and its transparent, auditable algorithm design [5].</w:t>
       </w:r>
       <w:r>
         <w:rPr>
@@ -5857,110 +6651,141 @@
       <w:pPr>
         <w:rPr>
           <w:rFonts w:ascii="Times New Roman" w:hAnsi="Times New Roman" w:cs="Times New Roman"/>
-          <w:color w:val="000000" w:themeColor="text1"/>
-        </w:rPr>
-      </w:pPr>
-      <w:r>
-        <w:rPr>
-          <w:rFonts w:ascii="Times New Roman" w:hAnsi="Times New Roman" w:cs="Times New Roman"/>
           <w:b/>
           <w:bCs/>
           <w:color w:val="000000" w:themeColor="text1"/>
-        </w:rPr>
-        <w:t>5.1 Legal</w:t>
-      </w:r>
-    </w:p>
-    <w:p>
-      <w:pPr>
-        <w:rPr>
-          <w:rFonts w:ascii="Times New Roman" w:hAnsi="Times New Roman" w:cs="Times New Roman"/>
-          <w:color w:val="000000" w:themeColor="text1"/>
-          <w:sz w:val="20"/>
-          <w:szCs w:val="20"/>
-        </w:rPr>
-      </w:pPr>
-      <w:r>
-        <w:rPr>
-          <w:rFonts w:ascii="Times New Roman" w:hAnsi="Times New Roman" w:cs="Times New Roman"/>
-          <w:color w:val="000000" w:themeColor="text1"/>
-          <w:sz w:val="20"/>
-          <w:szCs w:val="20"/>
-        </w:rPr>
-        <w:t xml:space="preserve">The most significant legal framework this system has to follow is the UK General Data Protection Regulation (UK GDPR) and the Data Protection Act 2018. Processing of biometric data under these regulations used for the purpose of uniquely identifying a person is classified as special category data, requiring the highest standard of legal protection and explicit justification for its processing. </w:t>
-      </w:r>
-    </w:p>
-    <w:p>
-      <w:pPr>
-        <w:rPr>
-          <w:rFonts w:ascii="Times New Roman" w:hAnsi="Times New Roman" w:cs="Times New Roman"/>
-          <w:color w:val="000000" w:themeColor="text1"/>
-          <w:sz w:val="20"/>
-          <w:szCs w:val="20"/>
-        </w:rPr>
-      </w:pPr>
-      <w:r>
-        <w:rPr>
-          <w:rFonts w:ascii="Times New Roman" w:hAnsi="Times New Roman" w:cs="Times New Roman"/>
-          <w:color w:val="000000" w:themeColor="text1"/>
-          <w:sz w:val="20"/>
-          <w:szCs w:val="20"/>
-        </w:rPr>
-        <w:t xml:space="preserve">To comply with this standard of protection, the researcher implemented a range of technical safeguards, including AES-256-GCM encryption of voter data at rest, envelope encryption during transmission, and strict data minimisation principles. The system stores only the information </w:t>
-      </w:r>
-      <w:r>
-        <w:rPr>
-          <w:rFonts w:ascii="Times New Roman" w:hAnsi="Times New Roman" w:cs="Times New Roman"/>
-          <w:color w:val="000000" w:themeColor="text1"/>
-          <w:sz w:val="20"/>
-          <w:szCs w:val="20"/>
-        </w:rPr>
-        <w:t>necessary for identity verification, reducing legal exposure associated with unnecessary data retention. Key management practices, including the use of AWS Secrets Manager and Key Management Service, further ensure that encryption keys are handled in accordance with best practice guidance on securing special category data.</w:t>
-      </w:r>
-    </w:p>
-    <w:p>
-      <w:pPr>
+          <w:sz w:val="20"/>
+          <w:szCs w:val="20"/>
+        </w:rPr>
+      </w:pPr>
+      <w:r>
+        <w:rPr>
+          <w:rFonts w:ascii="Times New Roman" w:hAnsi="Times New Roman" w:cs="Times New Roman"/>
+          <w:sz w:val="20"/>
+          <w:szCs w:val="20"/>
+        </w:rPr>
+        <w:t xml:space="preserve">This section </w:t>
+      </w:r>
+      <w:r>
+        <w:rPr>
+          <w:rFonts w:ascii="Times New Roman" w:hAnsi="Times New Roman" w:cs="Times New Roman"/>
+          <w:sz w:val="20"/>
+          <w:szCs w:val="20"/>
+        </w:rPr>
+        <w:t>focuses</w:t>
+      </w:r>
+      <w:r>
+        <w:rPr>
+          <w:rFonts w:ascii="Times New Roman" w:hAnsi="Times New Roman" w:cs="Times New Roman"/>
+          <w:sz w:val="20"/>
+          <w:szCs w:val="20"/>
+        </w:rPr>
+        <w:t xml:space="preserve"> on the</w:t>
+      </w:r>
+      <w:r>
+        <w:rPr>
+          <w:rFonts w:ascii="Times New Roman" w:hAnsi="Times New Roman" w:cs="Times New Roman"/>
+          <w:sz w:val="20"/>
+          <w:szCs w:val="20"/>
+        </w:rPr>
+        <w:t xml:space="preserve"> </w:t>
+      </w:r>
+      <w:r>
+        <w:rPr>
+          <w:rFonts w:ascii="Times New Roman" w:hAnsi="Times New Roman" w:cs="Times New Roman"/>
+          <w:sz w:val="20"/>
+          <w:szCs w:val="20"/>
+        </w:rPr>
+        <w:t xml:space="preserve">implications of developing and deploying a biometric e-voting system, examined across four key </w:t>
+      </w:r>
+      <w:r>
+        <w:rPr>
+          <w:rFonts w:ascii="Times New Roman" w:hAnsi="Times New Roman" w:cs="Times New Roman"/>
+          <w:sz w:val="20"/>
+          <w:szCs w:val="20"/>
+        </w:rPr>
+        <w:t>areas</w:t>
+      </w:r>
+      <w:r>
+        <w:rPr>
+          <w:rFonts w:ascii="Times New Roman" w:hAnsi="Times New Roman" w:cs="Times New Roman"/>
+          <w:sz w:val="20"/>
+          <w:szCs w:val="20"/>
+        </w:rPr>
+        <w:t xml:space="preserve">: legal compliance, social impact, ethical responsibility, and professional conduct. Each area was considered throughout the development process with the aim of </w:t>
+      </w:r>
+      <w:r>
+        <w:rPr>
+          <w:rFonts w:ascii="Times New Roman" w:hAnsi="Times New Roman" w:cs="Times New Roman"/>
+          <w:sz w:val="20"/>
+          <w:szCs w:val="20"/>
+        </w:rPr>
+        <w:t xml:space="preserve">ensuring the system considers a wider range of problems. </w:t>
+      </w:r>
+    </w:p>
+    <w:p>
+      <w:pPr>
+        <w:rPr>
+          <w:rFonts w:ascii="Times New Roman" w:hAnsi="Times New Roman" w:cs="Times New Roman"/>
+          <w:color w:val="000000" w:themeColor="text1"/>
+        </w:rPr>
+      </w:pPr>
+      <w:r>
         <w:rPr>
           <w:rFonts w:ascii="Times New Roman" w:hAnsi="Times New Roman" w:cs="Times New Roman"/>
           <w:b/>
           <w:bCs/>
           <w:color w:val="000000" w:themeColor="text1"/>
         </w:rPr>
-      </w:pPr>
-      <w:r>
+        <w:t>5.1 Legal</w:t>
+      </w:r>
+    </w:p>
+    <w:p>
+      <w:pPr>
+        <w:rPr>
+          <w:rFonts w:ascii="Times New Roman" w:hAnsi="Times New Roman" w:cs="Times New Roman"/>
+          <w:color w:val="000000" w:themeColor="text1"/>
+          <w:sz w:val="20"/>
+          <w:szCs w:val="20"/>
+        </w:rPr>
+      </w:pPr>
+      <w:r>
+        <w:rPr>
+          <w:rFonts w:ascii="Times New Roman" w:hAnsi="Times New Roman" w:cs="Times New Roman"/>
+          <w:color w:val="000000" w:themeColor="text1"/>
+          <w:sz w:val="20"/>
+          <w:szCs w:val="20"/>
+        </w:rPr>
+        <w:t xml:space="preserve">The most significant legal framework this system has to follow is the UK General Data Protection Regulation (UK GDPR) and the Data Protection Act 2018. Processing of biometric data under these regulations used for the purpose of uniquely identifying a person is classified as special category data, requiring the highest standard of legal protection and explicit justification for its processing. </w:t>
+      </w:r>
+    </w:p>
+    <w:p>
+      <w:pPr>
+        <w:rPr>
+          <w:rFonts w:ascii="Times New Roman" w:hAnsi="Times New Roman" w:cs="Times New Roman"/>
+          <w:color w:val="000000" w:themeColor="text1"/>
+          <w:sz w:val="20"/>
+          <w:szCs w:val="20"/>
+        </w:rPr>
+      </w:pPr>
+      <w:r>
+        <w:rPr>
+          <w:rFonts w:ascii="Times New Roman" w:hAnsi="Times New Roman" w:cs="Times New Roman"/>
+          <w:color w:val="000000" w:themeColor="text1"/>
+          <w:sz w:val="20"/>
+          <w:szCs w:val="20"/>
+        </w:rPr>
+        <w:t>To comply with this standard of protection, the researcher implemented a range of technical safeguards, including AES-256-GCM encryption of voter data at rest, envelope encryption during transmission, and strict data minimisation principles. The system stores only the information necessary for identity verification, reducing legal exposure associated with unnecessary data retention. Key management practices, including the use of AWS Secrets Manager and Key Management Service, further ensure that encryption keys are handled in accordance with best practice guidance on securing special category data.</w:t>
+      </w:r>
+    </w:p>
+    <w:p>
+      <w:pPr>
         <w:rPr>
           <w:rFonts w:ascii="Times New Roman" w:hAnsi="Times New Roman" w:cs="Times New Roman"/>
           <w:b/>
           <w:bCs/>
           <w:color w:val="000000" w:themeColor="text1"/>
         </w:rPr>
-        <w:t>5.2 Social</w:t>
-      </w:r>
-    </w:p>
-    <w:p>
-      <w:pPr>
-        <w:rPr>
-          <w:rFonts w:ascii="Times New Roman" w:hAnsi="Times New Roman" w:cs="Times New Roman"/>
-          <w:color w:val="000000" w:themeColor="text1"/>
-          <w:sz w:val="20"/>
-          <w:szCs w:val="20"/>
-        </w:rPr>
-      </w:pPr>
-      <w:r>
-        <w:rPr>
-          <w:rFonts w:ascii="Times New Roman" w:hAnsi="Times New Roman" w:cs="Times New Roman"/>
-          <w:color w:val="000000" w:themeColor="text1"/>
-          <w:sz w:val="20"/>
-          <w:szCs w:val="20"/>
-        </w:rPr>
-        <w:t>The introduction of biometric authentication has the potential to discriminate certain groups within the electorate, particularly elderly voters or those in manual occupations, where fingerprint quality degrades naturally over time. This limitation could be solved with a phased, voluntary rollout of the system alongside the existing paper-based method, thereby ensuring no voter is immediately excluded from participation. The potential removal of the postal vote also presents a social concern for voters with limited mobility, a challenge identified as requiring further development before the system could be considered a complete replacement.</w:t>
-      </w:r>
-    </w:p>
-    <w:p>
-      <w:pPr>
-        <w:rPr>
-          <w:rFonts w:ascii="Times New Roman" w:hAnsi="Times New Roman" w:cs="Times New Roman"/>
-          <w:color w:val="000000" w:themeColor="text1"/>
-        </w:rPr>
       </w:pPr>
       <w:r>
         <w:rPr>
@@ -5969,6 +6794,42 @@
           <w:bCs/>
           <w:color w:val="000000" w:themeColor="text1"/>
         </w:rPr>
+        <w:t>5.2 Social</w:t>
+      </w:r>
+    </w:p>
+    <w:p>
+      <w:pPr>
+        <w:rPr>
+          <w:rFonts w:ascii="Times New Roman" w:hAnsi="Times New Roman" w:cs="Times New Roman"/>
+          <w:color w:val="000000" w:themeColor="text1"/>
+          <w:sz w:val="20"/>
+          <w:szCs w:val="20"/>
+        </w:rPr>
+      </w:pPr>
+      <w:r>
+        <w:rPr>
+          <w:rFonts w:ascii="Times New Roman" w:hAnsi="Times New Roman" w:cs="Times New Roman"/>
+          <w:color w:val="000000" w:themeColor="text1"/>
+          <w:sz w:val="20"/>
+          <w:szCs w:val="20"/>
+        </w:rPr>
+        <w:t>The introduction of biometric authentication has the potential to discriminate certain groups within the electorate, particularly elderly voters or those in manual occupations, where fingerprint quality degrades naturally over time. This limitation could be solved with a phased, voluntary rollout of the system alongside the existing paper-based method, thereby ensuring no voter is immediately excluded from participation. The potential removal of the postal vote also presents a social concern for voters with limited mobility, a challenge identified as requiring further development before the system could be considered a complete replacement.</w:t>
+      </w:r>
+    </w:p>
+    <w:p>
+      <w:pPr>
+        <w:rPr>
+          <w:rFonts w:ascii="Times New Roman" w:hAnsi="Times New Roman" w:cs="Times New Roman"/>
+          <w:color w:val="000000" w:themeColor="text1"/>
+        </w:rPr>
+      </w:pPr>
+      <w:r>
+        <w:rPr>
+          <w:rFonts w:ascii="Times New Roman" w:hAnsi="Times New Roman" w:cs="Times New Roman"/>
+          <w:b/>
+          <w:bCs/>
+          <w:color w:val="000000" w:themeColor="text1"/>
+        </w:rPr>
         <w:t>5.3 Ethical</w:t>
       </w:r>
     </w:p>
@@ -5988,7 +6849,27 @@
           <w:sz w:val="20"/>
           <w:szCs w:val="20"/>
         </w:rPr>
-        <w:t>Biometric traits are permanent and cannot be altered in the event of a data breach, meaning any compromise carries irreversible consequences for individuals. The researcher addressed this through decentralised storage design, per-voter encryption, and ensuring biometric templates are only decrypted temporarily within server memory during comparison. The risk of function creep, whereby biometric data collected for voting could be repurposed for surveillance or law enforcement, was also considered. The system's architecture deliberately limits the scope of data use, and the conclusion made highlighted the need for strong legal safeguards to accompany any real world deployment.</w:t>
+        <w:t xml:space="preserve">Biometric traits are permanent and cannot be altered in the event of a data breach, meaning any compromise carries irreversible consequences for individuals. The researcher addressed this through decentralised storage design, per-voter encryption, and ensuring biometric templates are only decrypted temporarily within server memory during comparison. The risk of function creep, whereby biometric data collected for voting could be repurposed for surveillance or law enforcement, was also considered. The system's architecture deliberately limits the scope of data use, and the conclusion made highlighted the need for strong legal safeguards to accompany any </w:t>
+      </w:r>
+      <w:proofErr w:type="gramStart"/>
+      <w:r>
+        <w:rPr>
+          <w:rFonts w:ascii="Times New Roman" w:hAnsi="Times New Roman" w:cs="Times New Roman"/>
+          <w:color w:val="000000" w:themeColor="text1"/>
+          <w:sz w:val="20"/>
+          <w:szCs w:val="20"/>
+        </w:rPr>
+        <w:t>real world</w:t>
+      </w:r>
+      <w:proofErr w:type="gramEnd"/>
+      <w:r>
+        <w:rPr>
+          <w:rFonts w:ascii="Times New Roman" w:hAnsi="Times New Roman" w:cs="Times New Roman"/>
+          <w:color w:val="000000" w:themeColor="text1"/>
+          <w:sz w:val="20"/>
+          <w:szCs w:val="20"/>
+        </w:rPr>
+        <w:t xml:space="preserve"> deployment.</w:t>
       </w:r>
     </w:p>
     <w:p>
@@ -6031,7 +6912,17 @@
           <w:sz w:val="20"/>
           <w:szCs w:val="20"/>
         </w:rPr>
-        <w:t>Throughout the project, the researcher conducted development in alignment with professional standards expected of a computing scientist. This included grounding design decisions in academic literature, acknowledging the limitations of the system honestly, and following established security practices rather than implementing novel, untested solutions. The researcher also engaged in structured supervisor meetings and maintained a documented development process, reflecting a professional approach to project management and accountability</w:t>
+        <w:t xml:space="preserve">Throughout the project, the researcher conducted development in alignment with professional standards expected of a computing scientist. This included grounding design decisions in academic literature, acknowledging the limitations of the system honestly, and following established security practices rather than implementing novel, untested solutions. The researcher also engaged in structured </w:t>
+      </w:r>
+      <w:r>
+        <w:rPr>
+          <w:rFonts w:ascii="Times New Roman" w:hAnsi="Times New Roman" w:cs="Times New Roman"/>
+          <w:color w:val="000000" w:themeColor="text1"/>
+          <w:sz w:val="20"/>
+          <w:szCs w:val="20"/>
+        </w:rPr>
+        <w:lastRenderedPageBreak/>
+        <w:t>supervisor meetings and maintained a documented development process, reflecting a professional approach to project management and accountability</w:t>
       </w:r>
     </w:p>
     <w:p>
@@ -6068,7 +6959,6 @@
           <w:bCs/>
           <w:color w:val="000000" w:themeColor="text1"/>
         </w:rPr>
-        <w:lastRenderedPageBreak/>
         <w:t>6. Implementation</w:t>
       </w:r>
       <w:r>
@@ -6135,7 +7025,78 @@
           <w:sz w:val="20"/>
           <w:szCs w:val="20"/>
         </w:rPr>
-        <w:t>The Voter table is the most security critical component of the schema. All fields containing Personally Identifiable information (PII) are stored as bytea[], mapping directly to PostgreSQL’s bytea type. This decision was necessary because AES-256-GCM encryption produces raw binary ciphertext, and bytea ensures this data is stored without loss or transformation.</w:t>
+        <w:t xml:space="preserve">The Voter table is the most security critical component of the schema. All fields containing Personally Identifiable information (PII) are stored as </w:t>
+      </w:r>
+      <w:proofErr w:type="spellStart"/>
+      <w:proofErr w:type="gramStart"/>
+      <w:r>
+        <w:rPr>
+          <w:rFonts w:ascii="Times New Roman" w:hAnsi="Times New Roman" w:cs="Times New Roman"/>
+          <w:color w:val="000000" w:themeColor="text1"/>
+          <w:sz w:val="20"/>
+          <w:szCs w:val="20"/>
+        </w:rPr>
+        <w:t>bytea</w:t>
+      </w:r>
+      <w:proofErr w:type="spellEnd"/>
+      <w:r>
+        <w:rPr>
+          <w:rFonts w:ascii="Times New Roman" w:hAnsi="Times New Roman" w:cs="Times New Roman"/>
+          <w:color w:val="000000" w:themeColor="text1"/>
+          <w:sz w:val="20"/>
+          <w:szCs w:val="20"/>
+        </w:rPr>
+        <w:t>[</w:t>
+      </w:r>
+      <w:proofErr w:type="gramEnd"/>
+      <w:r>
+        <w:rPr>
+          <w:rFonts w:ascii="Times New Roman" w:hAnsi="Times New Roman" w:cs="Times New Roman"/>
+          <w:color w:val="000000" w:themeColor="text1"/>
+          <w:sz w:val="20"/>
+          <w:szCs w:val="20"/>
+        </w:rPr>
+        <w:t xml:space="preserve">], mapping directly to PostgreSQL’s </w:t>
+      </w:r>
+      <w:proofErr w:type="spellStart"/>
+      <w:r>
+        <w:rPr>
+          <w:rFonts w:ascii="Times New Roman" w:hAnsi="Times New Roman" w:cs="Times New Roman"/>
+          <w:color w:val="000000" w:themeColor="text1"/>
+          <w:sz w:val="20"/>
+          <w:szCs w:val="20"/>
+        </w:rPr>
+        <w:t>bytea</w:t>
+      </w:r>
+      <w:proofErr w:type="spellEnd"/>
+      <w:r>
+        <w:rPr>
+          <w:rFonts w:ascii="Times New Roman" w:hAnsi="Times New Roman" w:cs="Times New Roman"/>
+          <w:color w:val="000000" w:themeColor="text1"/>
+          <w:sz w:val="20"/>
+          <w:szCs w:val="20"/>
+        </w:rPr>
+        <w:t xml:space="preserve"> type. This decision was necessary because AES-256-GCM encryption produces raw binary ciphertext, and </w:t>
+      </w:r>
+      <w:proofErr w:type="spellStart"/>
+      <w:r>
+        <w:rPr>
+          <w:rFonts w:ascii="Times New Roman" w:hAnsi="Times New Roman" w:cs="Times New Roman"/>
+          <w:color w:val="000000" w:themeColor="text1"/>
+          <w:sz w:val="20"/>
+          <w:szCs w:val="20"/>
+        </w:rPr>
+        <w:t>bytea</w:t>
+      </w:r>
+      <w:proofErr w:type="spellEnd"/>
+      <w:r>
+        <w:rPr>
+          <w:rFonts w:ascii="Times New Roman" w:hAnsi="Times New Roman" w:cs="Times New Roman"/>
+          <w:color w:val="000000" w:themeColor="text1"/>
+          <w:sz w:val="20"/>
+          <w:szCs w:val="20"/>
+        </w:rPr>
+        <w:t xml:space="preserve"> ensures this data is stored without loss or transformation.</w:t>
       </w:r>
     </w:p>
     <w:p>
@@ -6155,7 +7116,27 @@
           <w:sz w:val="20"/>
           <w:szCs w:val="20"/>
         </w:rPr>
-        <w:t>Each voter’s data is encrypted using a unique Data Encryption Key (DEK). This DEK is then encrypted (wrapped) using RSA-OAEP with the server’s public key and stored alongside the ciphertext as WrappedDEK. This envelope encryption pattern ensures that, even in the event of database exfiltration, no voter data can be decrypted without access to the server’s RSA private key. This private key is securely stored in AWS Secrets Manager and is only accessible by a designated instance within the Learner Lab environment.</w:t>
+        <w:t xml:space="preserve">Each voter’s data is encrypted using a unique Data Encryption Key (DEK). This DEK is then encrypted (wrapped) using RSA-OAEP with the server’s public key and stored alongside the ciphertext as </w:t>
+      </w:r>
+      <w:proofErr w:type="spellStart"/>
+      <w:r>
+        <w:rPr>
+          <w:rFonts w:ascii="Times New Roman" w:hAnsi="Times New Roman" w:cs="Times New Roman"/>
+          <w:color w:val="000000" w:themeColor="text1"/>
+          <w:sz w:val="20"/>
+          <w:szCs w:val="20"/>
+        </w:rPr>
+        <w:t>WrappedDEK</w:t>
+      </w:r>
+      <w:proofErr w:type="spellEnd"/>
+      <w:r>
+        <w:rPr>
+          <w:rFonts w:ascii="Times New Roman" w:hAnsi="Times New Roman" w:cs="Times New Roman"/>
+          <w:color w:val="000000" w:themeColor="text1"/>
+          <w:sz w:val="20"/>
+          <w:szCs w:val="20"/>
+        </w:rPr>
+        <w:t>. This envelope encryption pattern ensures that, even in the event of database exfiltration, no voter data can be decrypted without access to the server’s RSA private key. This private key is securely stored in AWS Secrets Manager and is only accessible by a designated instance within the Learner Lab environment.</w:t>
       </w:r>
     </w:p>
     <w:p>
@@ -6346,7 +7327,27 @@
           <w:sz w:val="20"/>
           <w:szCs w:val="20"/>
         </w:rPr>
-        <w:t>To support proxy voting, a ProxySDI field is included in the Voter table. This allows a proxy voter record to be securely associated with a primary voter, in accordance with current proxy voting regulations.</w:t>
+        <w:t xml:space="preserve">To support proxy voting, a </w:t>
+      </w:r>
+      <w:proofErr w:type="spellStart"/>
+      <w:r>
+        <w:rPr>
+          <w:rFonts w:ascii="Times New Roman" w:hAnsi="Times New Roman" w:cs="Times New Roman"/>
+          <w:color w:val="000000" w:themeColor="text1"/>
+          <w:sz w:val="20"/>
+          <w:szCs w:val="20"/>
+        </w:rPr>
+        <w:t>ProxySDI</w:t>
+      </w:r>
+      <w:proofErr w:type="spellEnd"/>
+      <w:r>
+        <w:rPr>
+          <w:rFonts w:ascii="Times New Roman" w:hAnsi="Times New Roman" w:cs="Times New Roman"/>
+          <w:color w:val="000000" w:themeColor="text1"/>
+          <w:sz w:val="20"/>
+          <w:szCs w:val="20"/>
+        </w:rPr>
+        <w:t xml:space="preserve"> field is included in the Voter table. This allows a proxy voter record to be securely associated with a primary voter, in accordance with current proxy voting regulations.</w:t>
       </w:r>
     </w:p>
     <w:p>
@@ -6386,6 +7387,7 @@
         </w:rPr>
         <w:t xml:space="preserve">Ballot anonymity is enforced structurally within the </w:t>
       </w:r>
+      <w:proofErr w:type="spellStart"/>
       <w:r>
         <w:rPr>
           <w:rFonts w:ascii="Times New Roman" w:hAnsi="Times New Roman" w:cs="Times New Roman"/>
@@ -6397,33 +7399,154 @@
         </w:rPr>
         <w:t>VoteRecord</w:t>
       </w:r>
-      <w:r>
-        <w:rPr>
-          <w:rFonts w:ascii="Times New Roman" w:hAnsi="Times New Roman" w:cs="Times New Roman"/>
-          <w:color w:val="000000" w:themeColor="text1"/>
-          <w:sz w:val="20"/>
-          <w:szCs w:val="20"/>
-        </w:rPr>
-        <w:t xml:space="preserve"> table, which contains no reference to the Voter table. Instead, it only links to election-related entities such as CandidateID, ConstituencyID, and PollingStationID. As a result, even with full database access, it is not possible to associate a cast ballot with a specific voter.</w:t>
-      </w:r>
-    </w:p>
-    <w:p>
-      <w:pPr>
-        <w:rPr>
-          <w:rFonts w:ascii="Times New Roman" w:hAnsi="Times New Roman" w:cs="Times New Roman"/>
-          <w:color w:val="000000" w:themeColor="text1"/>
-          <w:sz w:val="20"/>
-          <w:szCs w:val="20"/>
-        </w:rPr>
-      </w:pPr>
-      <w:r>
-        <w:rPr>
-          <w:rFonts w:ascii="Times New Roman" w:hAnsi="Times New Roman" w:cs="Times New Roman"/>
-          <w:color w:val="000000" w:themeColor="text1"/>
-          <w:sz w:val="20"/>
-          <w:szCs w:val="20"/>
-        </w:rPr>
-        <w:t>Voter participation is tracked using a HasVoted boolean field in the Voter table. This field is updated within the same Entity Framework Core transaction as the insertion of a corresponding VoteRecord, ensuring anonymity and preventing race conditions.</w:t>
+      <w:proofErr w:type="spellEnd"/>
+      <w:r>
+        <w:rPr>
+          <w:rFonts w:ascii="Times New Roman" w:hAnsi="Times New Roman" w:cs="Times New Roman"/>
+          <w:color w:val="000000" w:themeColor="text1"/>
+          <w:sz w:val="20"/>
+          <w:szCs w:val="20"/>
+        </w:rPr>
+        <w:t xml:space="preserve"> table, which contains no reference to the Voter table. Instead, it only links to election-related entities such as </w:t>
+      </w:r>
+      <w:proofErr w:type="spellStart"/>
+      <w:r>
+        <w:rPr>
+          <w:rFonts w:ascii="Times New Roman" w:hAnsi="Times New Roman" w:cs="Times New Roman"/>
+          <w:color w:val="000000" w:themeColor="text1"/>
+          <w:sz w:val="20"/>
+          <w:szCs w:val="20"/>
+        </w:rPr>
+        <w:t>CandidateID</w:t>
+      </w:r>
+      <w:proofErr w:type="spellEnd"/>
+      <w:r>
+        <w:rPr>
+          <w:rFonts w:ascii="Times New Roman" w:hAnsi="Times New Roman" w:cs="Times New Roman"/>
+          <w:color w:val="000000" w:themeColor="text1"/>
+          <w:sz w:val="20"/>
+          <w:szCs w:val="20"/>
+        </w:rPr>
+        <w:t xml:space="preserve">, </w:t>
+      </w:r>
+      <w:proofErr w:type="spellStart"/>
+      <w:r>
+        <w:rPr>
+          <w:rFonts w:ascii="Times New Roman" w:hAnsi="Times New Roman" w:cs="Times New Roman"/>
+          <w:color w:val="000000" w:themeColor="text1"/>
+          <w:sz w:val="20"/>
+          <w:szCs w:val="20"/>
+        </w:rPr>
+        <w:t>ConstituencyID</w:t>
+      </w:r>
+      <w:proofErr w:type="spellEnd"/>
+      <w:r>
+        <w:rPr>
+          <w:rFonts w:ascii="Times New Roman" w:hAnsi="Times New Roman" w:cs="Times New Roman"/>
+          <w:color w:val="000000" w:themeColor="text1"/>
+          <w:sz w:val="20"/>
+          <w:szCs w:val="20"/>
+        </w:rPr>
+        <w:t xml:space="preserve">, and </w:t>
+      </w:r>
+      <w:proofErr w:type="spellStart"/>
+      <w:r>
+        <w:rPr>
+          <w:rFonts w:ascii="Times New Roman" w:hAnsi="Times New Roman" w:cs="Times New Roman"/>
+          <w:color w:val="000000" w:themeColor="text1"/>
+          <w:sz w:val="20"/>
+          <w:szCs w:val="20"/>
+        </w:rPr>
+        <w:t>PollingStationID</w:t>
+      </w:r>
+      <w:proofErr w:type="spellEnd"/>
+      <w:r>
+        <w:rPr>
+          <w:rFonts w:ascii="Times New Roman" w:hAnsi="Times New Roman" w:cs="Times New Roman"/>
+          <w:color w:val="000000" w:themeColor="text1"/>
+          <w:sz w:val="20"/>
+          <w:szCs w:val="20"/>
+        </w:rPr>
+        <w:t>. As a result, even with full database access, it is not possible to associate a cast ballot with a specific voter.</w:t>
+      </w:r>
+    </w:p>
+    <w:p>
+      <w:pPr>
+        <w:rPr>
+          <w:rFonts w:ascii="Times New Roman" w:hAnsi="Times New Roman" w:cs="Times New Roman"/>
+          <w:color w:val="000000" w:themeColor="text1"/>
+          <w:sz w:val="20"/>
+          <w:szCs w:val="20"/>
+        </w:rPr>
+      </w:pPr>
+      <w:r>
+        <w:rPr>
+          <w:rFonts w:ascii="Times New Roman" w:hAnsi="Times New Roman" w:cs="Times New Roman"/>
+          <w:color w:val="000000" w:themeColor="text1"/>
+          <w:sz w:val="20"/>
+          <w:szCs w:val="20"/>
+        </w:rPr>
+        <w:t xml:space="preserve">Voter participation is tracked using a </w:t>
+      </w:r>
+      <w:proofErr w:type="spellStart"/>
+      <w:r>
+        <w:rPr>
+          <w:rFonts w:ascii="Times New Roman" w:hAnsi="Times New Roman" w:cs="Times New Roman"/>
+          <w:color w:val="000000" w:themeColor="text1"/>
+          <w:sz w:val="20"/>
+          <w:szCs w:val="20"/>
+        </w:rPr>
+        <w:t>HasVoted</w:t>
+      </w:r>
+      <w:proofErr w:type="spellEnd"/>
+      <w:r>
+        <w:rPr>
+          <w:rFonts w:ascii="Times New Roman" w:hAnsi="Times New Roman" w:cs="Times New Roman"/>
+          <w:color w:val="000000" w:themeColor="text1"/>
+          <w:sz w:val="20"/>
+          <w:szCs w:val="20"/>
+        </w:rPr>
+        <w:t xml:space="preserve"> </w:t>
+      </w:r>
+      <w:proofErr w:type="spellStart"/>
+      <w:r>
+        <w:rPr>
+          <w:rFonts w:ascii="Times New Roman" w:hAnsi="Times New Roman" w:cs="Times New Roman"/>
+          <w:color w:val="000000" w:themeColor="text1"/>
+          <w:sz w:val="20"/>
+          <w:szCs w:val="20"/>
+        </w:rPr>
+        <w:t>boolean</w:t>
+      </w:r>
+      <w:proofErr w:type="spellEnd"/>
+      <w:r>
+        <w:rPr>
+          <w:rFonts w:ascii="Times New Roman" w:hAnsi="Times New Roman" w:cs="Times New Roman"/>
+          <w:color w:val="000000" w:themeColor="text1"/>
+          <w:sz w:val="20"/>
+          <w:szCs w:val="20"/>
+        </w:rPr>
+        <w:t xml:space="preserve"> field in the Voter table. This field is updated within the same Entity Framework Core transaction as the insertion of a corresponding </w:t>
+      </w:r>
+      <w:proofErr w:type="spellStart"/>
+      <w:r>
+        <w:rPr>
+          <w:rFonts w:ascii="Times New Roman" w:hAnsi="Times New Roman" w:cs="Times New Roman"/>
+          <w:color w:val="000000" w:themeColor="text1"/>
+          <w:sz w:val="20"/>
+          <w:szCs w:val="20"/>
+        </w:rPr>
+        <w:t>VoteRecord</w:t>
+      </w:r>
+      <w:proofErr w:type="spellEnd"/>
+      <w:r>
+        <w:rPr>
+          <w:rFonts w:ascii="Times New Roman" w:hAnsi="Times New Roman" w:cs="Times New Roman"/>
+          <w:color w:val="000000" w:themeColor="text1"/>
+          <w:sz w:val="20"/>
+          <w:szCs w:val="20"/>
+        </w:rPr>
+        <w:t>, ensuring anonymity and preventing race conditions.</w:t>
       </w:r>
     </w:p>
     <w:p>
@@ -6523,7 +7646,31 @@
           <w:sz w:val="18"/>
           <w:szCs w:val="18"/>
         </w:rPr>
-        <w:t xml:space="preserve"> VoteRecord Table </w:t>
+        <w:t xml:space="preserve"> </w:t>
+      </w:r>
+      <w:proofErr w:type="spellStart"/>
+      <w:r>
+        <w:rPr>
+          <w:rFonts w:ascii="Times New Roman" w:hAnsi="Times New Roman" w:cs="Times New Roman"/>
+          <w:i/>
+          <w:iCs/>
+          <w:color w:val="000000" w:themeColor="text1"/>
+          <w:sz w:val="18"/>
+          <w:szCs w:val="18"/>
+        </w:rPr>
+        <w:t>VoteRecord</w:t>
+      </w:r>
+      <w:proofErr w:type="spellEnd"/>
+      <w:r>
+        <w:rPr>
+          <w:rFonts w:ascii="Times New Roman" w:hAnsi="Times New Roman" w:cs="Times New Roman"/>
+          <w:i/>
+          <w:iCs/>
+          <w:color w:val="000000" w:themeColor="text1"/>
+          <w:sz w:val="18"/>
+          <w:szCs w:val="18"/>
+        </w:rPr>
+        <w:t xml:space="preserve"> Table </w:t>
       </w:r>
     </w:p>
     <w:p>
@@ -6735,35 +7882,175 @@
           <w:sz w:val="20"/>
           <w:szCs w:val="20"/>
         </w:rPr>
-        <w:t xml:space="preserve">The server is built using ASP.NET Core's minimal API pattern, where each route is registered as a lambda directly in Program.cs rather than through controller classes. This keeps endpoint logic explicit and co-located, which was well suited to a project of this scale. The endpoints are organised into three logical route groups: /auth/ for session management, /api/official/ for Official App operations, and /api/voter/ for Secure Vote App </w:t>
-      </w:r>
-      <w:r>
-        <w:rPr>
-          <w:rFonts w:ascii="Times New Roman" w:hAnsi="Times New Roman" w:cs="Times New Roman"/>
-          <w:color w:val="000000" w:themeColor="text1"/>
-          <w:sz w:val="20"/>
-          <w:szCs w:val="20"/>
-        </w:rPr>
-        <w:t>operations. An /api/crypto/ endpoint exposes the server's RSA public key to clients on request, and /hubs/voting hosts the SignalR real-time hub.</w:t>
-      </w:r>
-    </w:p>
-    <w:p>
-      <w:pPr>
-        <w:rPr>
-          <w:rFonts w:ascii="Times New Roman" w:hAnsi="Times New Roman" w:cs="Times New Roman"/>
-          <w:color w:val="000000" w:themeColor="text1"/>
-          <w:sz w:val="20"/>
-          <w:szCs w:val="20"/>
-        </w:rPr>
-      </w:pPr>
-      <w:r>
-        <w:rPr>
-          <w:rFonts w:ascii="Times New Roman" w:hAnsi="Times New Roman" w:cs="Times New Roman"/>
-          <w:color w:val="000000" w:themeColor="text1"/>
-          <w:sz w:val="20"/>
-          <w:szCs w:val="20"/>
-        </w:rPr>
-        <w:t>Access control is enforced uniformly through JWT role based authorisation. Every sensitive endpoint is decorated with a RequireAuthorisation policy limiting access to either the official or voter role. Roles are embedded in the token at the point of login and validated on every subsequent request. Sensitive contextual information such as polling station, county, and constituency is never read from the client request body, it is derived exclusively from the JWT claims. This ensures that an authenticated official cannot query another station's data by modifying a request parameter.</w:t>
+        <w:t xml:space="preserve">The server is built using ASP.NET Core's minimal API pattern, where each route is registered as a lambda directly in </w:t>
+      </w:r>
+      <w:proofErr w:type="spellStart"/>
+      <w:r>
+        <w:rPr>
+          <w:rFonts w:ascii="Times New Roman" w:hAnsi="Times New Roman" w:cs="Times New Roman"/>
+          <w:color w:val="000000" w:themeColor="text1"/>
+          <w:sz w:val="20"/>
+          <w:szCs w:val="20"/>
+        </w:rPr>
+        <w:t>Program.cs</w:t>
+      </w:r>
+      <w:proofErr w:type="spellEnd"/>
+      <w:r>
+        <w:rPr>
+          <w:rFonts w:ascii="Times New Roman" w:hAnsi="Times New Roman" w:cs="Times New Roman"/>
+          <w:color w:val="000000" w:themeColor="text1"/>
+          <w:sz w:val="20"/>
+          <w:szCs w:val="20"/>
+        </w:rPr>
+        <w:t xml:space="preserve"> rather than through controller classes. This keeps endpoint logic explicit and co-located, which was well suited to a project of this scale. The endpoints are organised into three logical route groups: /auth/ for session management, /</w:t>
+      </w:r>
+      <w:proofErr w:type="spellStart"/>
+      <w:r>
+        <w:rPr>
+          <w:rFonts w:ascii="Times New Roman" w:hAnsi="Times New Roman" w:cs="Times New Roman"/>
+          <w:color w:val="000000" w:themeColor="text1"/>
+          <w:sz w:val="20"/>
+          <w:szCs w:val="20"/>
+        </w:rPr>
+        <w:t>api</w:t>
+      </w:r>
+      <w:proofErr w:type="spellEnd"/>
+      <w:r>
+        <w:rPr>
+          <w:rFonts w:ascii="Times New Roman" w:hAnsi="Times New Roman" w:cs="Times New Roman"/>
+          <w:color w:val="000000" w:themeColor="text1"/>
+          <w:sz w:val="20"/>
+          <w:szCs w:val="20"/>
+        </w:rPr>
+        <w:t>/official/ for Official App operations, and /</w:t>
+      </w:r>
+      <w:proofErr w:type="spellStart"/>
+      <w:r>
+        <w:rPr>
+          <w:rFonts w:ascii="Times New Roman" w:hAnsi="Times New Roman" w:cs="Times New Roman"/>
+          <w:color w:val="000000" w:themeColor="text1"/>
+          <w:sz w:val="20"/>
+          <w:szCs w:val="20"/>
+        </w:rPr>
+        <w:t>api</w:t>
+      </w:r>
+      <w:proofErr w:type="spellEnd"/>
+      <w:r>
+        <w:rPr>
+          <w:rFonts w:ascii="Times New Roman" w:hAnsi="Times New Roman" w:cs="Times New Roman"/>
+          <w:color w:val="000000" w:themeColor="text1"/>
+          <w:sz w:val="20"/>
+          <w:szCs w:val="20"/>
+        </w:rPr>
+        <w:t xml:space="preserve">/voter/ for Secure Vote App </w:t>
+      </w:r>
+      <w:r>
+        <w:rPr>
+          <w:rFonts w:ascii="Times New Roman" w:hAnsi="Times New Roman" w:cs="Times New Roman"/>
+          <w:color w:val="000000" w:themeColor="text1"/>
+          <w:sz w:val="20"/>
+          <w:szCs w:val="20"/>
+        </w:rPr>
+        <w:t>operations. An /</w:t>
+      </w:r>
+      <w:proofErr w:type="spellStart"/>
+      <w:r>
+        <w:rPr>
+          <w:rFonts w:ascii="Times New Roman" w:hAnsi="Times New Roman" w:cs="Times New Roman"/>
+          <w:color w:val="000000" w:themeColor="text1"/>
+          <w:sz w:val="20"/>
+          <w:szCs w:val="20"/>
+        </w:rPr>
+        <w:t>api</w:t>
+      </w:r>
+      <w:proofErr w:type="spellEnd"/>
+      <w:r>
+        <w:rPr>
+          <w:rFonts w:ascii="Times New Roman" w:hAnsi="Times New Roman" w:cs="Times New Roman"/>
+          <w:color w:val="000000" w:themeColor="text1"/>
+          <w:sz w:val="20"/>
+          <w:szCs w:val="20"/>
+        </w:rPr>
+        <w:t xml:space="preserve">/crypto/ endpoint exposes the server's RSA public key to clients on request, and /hubs/voting hosts the </w:t>
+      </w:r>
+      <w:proofErr w:type="spellStart"/>
+      <w:r>
+        <w:rPr>
+          <w:rFonts w:ascii="Times New Roman" w:hAnsi="Times New Roman" w:cs="Times New Roman"/>
+          <w:color w:val="000000" w:themeColor="text1"/>
+          <w:sz w:val="20"/>
+          <w:szCs w:val="20"/>
+        </w:rPr>
+        <w:t>SignalR</w:t>
+      </w:r>
+      <w:proofErr w:type="spellEnd"/>
+      <w:r>
+        <w:rPr>
+          <w:rFonts w:ascii="Times New Roman" w:hAnsi="Times New Roman" w:cs="Times New Roman"/>
+          <w:color w:val="000000" w:themeColor="text1"/>
+          <w:sz w:val="20"/>
+          <w:szCs w:val="20"/>
+        </w:rPr>
+        <w:t xml:space="preserve"> real-time hub.</w:t>
+      </w:r>
+    </w:p>
+    <w:p>
+      <w:pPr>
+        <w:rPr>
+          <w:rFonts w:ascii="Times New Roman" w:hAnsi="Times New Roman" w:cs="Times New Roman"/>
+          <w:color w:val="000000" w:themeColor="text1"/>
+          <w:sz w:val="20"/>
+          <w:szCs w:val="20"/>
+        </w:rPr>
+      </w:pPr>
+      <w:r>
+        <w:rPr>
+          <w:rFonts w:ascii="Times New Roman" w:hAnsi="Times New Roman" w:cs="Times New Roman"/>
+          <w:color w:val="000000" w:themeColor="text1"/>
+          <w:sz w:val="20"/>
+          <w:szCs w:val="20"/>
+        </w:rPr>
+        <w:t xml:space="preserve">Access control is enforced uniformly through JWT </w:t>
+      </w:r>
+      <w:proofErr w:type="gramStart"/>
+      <w:r>
+        <w:rPr>
+          <w:rFonts w:ascii="Times New Roman" w:hAnsi="Times New Roman" w:cs="Times New Roman"/>
+          <w:color w:val="000000" w:themeColor="text1"/>
+          <w:sz w:val="20"/>
+          <w:szCs w:val="20"/>
+        </w:rPr>
+        <w:t>role based</w:t>
+      </w:r>
+      <w:proofErr w:type="gramEnd"/>
+      <w:r>
+        <w:rPr>
+          <w:rFonts w:ascii="Times New Roman" w:hAnsi="Times New Roman" w:cs="Times New Roman"/>
+          <w:color w:val="000000" w:themeColor="text1"/>
+          <w:sz w:val="20"/>
+          <w:szCs w:val="20"/>
+        </w:rPr>
+        <w:t xml:space="preserve"> authorisation. Every sensitive endpoint is decorated with a </w:t>
+      </w:r>
+      <w:proofErr w:type="spellStart"/>
+      <w:r>
+        <w:rPr>
+          <w:rFonts w:ascii="Times New Roman" w:hAnsi="Times New Roman" w:cs="Times New Roman"/>
+          <w:color w:val="000000" w:themeColor="text1"/>
+          <w:sz w:val="20"/>
+          <w:szCs w:val="20"/>
+        </w:rPr>
+        <w:t>RequireAuthorisation</w:t>
+      </w:r>
+      <w:proofErr w:type="spellEnd"/>
+      <w:r>
+        <w:rPr>
+          <w:rFonts w:ascii="Times New Roman" w:hAnsi="Times New Roman" w:cs="Times New Roman"/>
+          <w:color w:val="000000" w:themeColor="text1"/>
+          <w:sz w:val="20"/>
+          <w:szCs w:val="20"/>
+        </w:rPr>
+        <w:t xml:space="preserve"> policy limiting access to either the official or voter role. Roles are embedded in the token at the point of login and validated on every subsequent request. Sensitive contextual information such as polling station, county, and constituency is never read from the client request body, it is derived exclusively from the JWT claims. This ensures that an authenticated official cannot query another station's data by modifying a request parameter.</w:t>
       </w:r>
     </w:p>
     <w:p>
@@ -6900,7 +8187,27 @@
           <w:sz w:val="20"/>
           <w:szCs w:val="20"/>
         </w:rPr>
-        <w:t>, the polling station identity is extracted from the ClaimsPrincipal object on line 3. The endpoint validates that the claim is present and well-formed before proceeding, returning a structured error response if not. Two asynchronous database calls then retrieve the total votes cast and the expected turnout for that station, which feeds the live dashboard in the Official App. This pattern of claim derived context is applied consistently across all protected endpoints in the system.</w:t>
+        <w:t xml:space="preserve">, the polling station identity is extracted from the </w:t>
+      </w:r>
+      <w:proofErr w:type="spellStart"/>
+      <w:r>
+        <w:rPr>
+          <w:rFonts w:ascii="Times New Roman" w:hAnsi="Times New Roman" w:cs="Times New Roman"/>
+          <w:color w:val="000000" w:themeColor="text1"/>
+          <w:sz w:val="20"/>
+          <w:szCs w:val="20"/>
+        </w:rPr>
+        <w:t>ClaimsPrincipal</w:t>
+      </w:r>
+      <w:proofErr w:type="spellEnd"/>
+      <w:r>
+        <w:rPr>
+          <w:rFonts w:ascii="Times New Roman" w:hAnsi="Times New Roman" w:cs="Times New Roman"/>
+          <w:color w:val="000000" w:themeColor="text1"/>
+          <w:sz w:val="20"/>
+          <w:szCs w:val="20"/>
+        </w:rPr>
+        <w:t xml:space="preserve"> object on line 3. The endpoint validates that the claim is present and well-formed before proceeding, returning a structured error response if not. Two asynchronous database calls then retrieve the total votes cast and the expected turnout for that station, which feeds the live dashboard in the Official App. This pattern of claim derived context is applied consistently across all protected endpoints in the system.</w:t>
       </w:r>
     </w:p>
     <w:p>
@@ -6960,26 +8267,106 @@
           <w:szCs w:val="20"/>
         </w:rPr>
         <w:lastRenderedPageBreak/>
-        <w:t xml:space="preserve">wrong app or an outside attacker. The signing secret for the JWT is not stored in configuration files nor environment variables but is retrieved at startup from AWS secrets manager under the jwt-secret and cached in memory for the lifetime of the process. The SecretsHelper enforces a minimum length of 32 bytes on the retrieved secret, failing fast if the value is absent or short. This prevents the server from starting in a misconfigured state. </w:t>
-      </w:r>
-    </w:p>
-    <w:p>
-      <w:pPr>
-        <w:rPr>
-          <w:rFonts w:ascii="Times New Roman" w:hAnsi="Times New Roman" w:cs="Times New Roman"/>
-          <w:color w:val="000000" w:themeColor="text1"/>
-          <w:sz w:val="20"/>
-          <w:szCs w:val="20"/>
-        </w:rPr>
-      </w:pPr>
-      <w:r>
-        <w:rPr>
-          <w:rFonts w:ascii="Times New Roman" w:hAnsi="Times New Roman" w:cs="Times New Roman"/>
-          <w:color w:val="000000" w:themeColor="text1"/>
-          <w:sz w:val="20"/>
-          <w:szCs w:val="20"/>
-        </w:rPr>
-        <w:t xml:space="preserve">The validation parameters are configured with zero tolerance. ClockSkew is set to TimeSpan.Zero, meaning a token that has expired by even a second is rejected, allowing for no accidental permission granting nor an attack using a time gap to exploit permissions. The Issuer and audience are both validated, so tokens issued by any other authority or intended for any other consumer are refused. </w:t>
+        <w:t xml:space="preserve">wrong app or an outside attacker. The signing secret for the JWT is not stored in configuration files nor environment variables but is retrieved at startup from AWS secrets manager under the </w:t>
+      </w:r>
+      <w:proofErr w:type="spellStart"/>
+      <w:r>
+        <w:rPr>
+          <w:rFonts w:ascii="Times New Roman" w:hAnsi="Times New Roman" w:cs="Times New Roman"/>
+          <w:color w:val="000000" w:themeColor="text1"/>
+          <w:sz w:val="20"/>
+          <w:szCs w:val="20"/>
+        </w:rPr>
+        <w:t>jwt</w:t>
+      </w:r>
+      <w:proofErr w:type="spellEnd"/>
+      <w:r>
+        <w:rPr>
+          <w:rFonts w:ascii="Times New Roman" w:hAnsi="Times New Roman" w:cs="Times New Roman"/>
+          <w:color w:val="000000" w:themeColor="text1"/>
+          <w:sz w:val="20"/>
+          <w:szCs w:val="20"/>
+        </w:rPr>
+        <w:t xml:space="preserve">-secret and cached in memory for the lifetime of the process. The </w:t>
+      </w:r>
+      <w:proofErr w:type="spellStart"/>
+      <w:r>
+        <w:rPr>
+          <w:rFonts w:ascii="Times New Roman" w:hAnsi="Times New Roman" w:cs="Times New Roman"/>
+          <w:color w:val="000000" w:themeColor="text1"/>
+          <w:sz w:val="20"/>
+          <w:szCs w:val="20"/>
+        </w:rPr>
+        <w:t>SecretsHelper</w:t>
+      </w:r>
+      <w:proofErr w:type="spellEnd"/>
+      <w:r>
+        <w:rPr>
+          <w:rFonts w:ascii="Times New Roman" w:hAnsi="Times New Roman" w:cs="Times New Roman"/>
+          <w:color w:val="000000" w:themeColor="text1"/>
+          <w:sz w:val="20"/>
+          <w:szCs w:val="20"/>
+        </w:rPr>
+        <w:t xml:space="preserve"> enforces a minimum length of 32 bytes on the retrieved secret, failing fast if the value is absent or short. This prevents the server from starting in a misconfigured state. </w:t>
+      </w:r>
+    </w:p>
+    <w:p>
+      <w:pPr>
+        <w:rPr>
+          <w:rFonts w:ascii="Times New Roman" w:hAnsi="Times New Roman" w:cs="Times New Roman"/>
+          <w:color w:val="000000" w:themeColor="text1"/>
+          <w:sz w:val="20"/>
+          <w:szCs w:val="20"/>
+        </w:rPr>
+      </w:pPr>
+      <w:r>
+        <w:rPr>
+          <w:rFonts w:ascii="Times New Roman" w:hAnsi="Times New Roman" w:cs="Times New Roman"/>
+          <w:color w:val="000000" w:themeColor="text1"/>
+          <w:sz w:val="20"/>
+          <w:szCs w:val="20"/>
+        </w:rPr>
+        <w:t xml:space="preserve">The validation parameters are configured with zero tolerance. </w:t>
+      </w:r>
+      <w:proofErr w:type="spellStart"/>
+      <w:r>
+        <w:rPr>
+          <w:rFonts w:ascii="Times New Roman" w:hAnsi="Times New Roman" w:cs="Times New Roman"/>
+          <w:color w:val="000000" w:themeColor="text1"/>
+          <w:sz w:val="20"/>
+          <w:szCs w:val="20"/>
+        </w:rPr>
+        <w:t>ClockSkew</w:t>
+      </w:r>
+      <w:proofErr w:type="spellEnd"/>
+      <w:r>
+        <w:rPr>
+          <w:rFonts w:ascii="Times New Roman" w:hAnsi="Times New Roman" w:cs="Times New Roman"/>
+          <w:color w:val="000000" w:themeColor="text1"/>
+          <w:sz w:val="20"/>
+          <w:szCs w:val="20"/>
+        </w:rPr>
+        <w:t xml:space="preserve"> is set to </w:t>
+      </w:r>
+      <w:proofErr w:type="spellStart"/>
+      <w:r>
+        <w:rPr>
+          <w:rFonts w:ascii="Times New Roman" w:hAnsi="Times New Roman" w:cs="Times New Roman"/>
+          <w:color w:val="000000" w:themeColor="text1"/>
+          <w:sz w:val="20"/>
+          <w:szCs w:val="20"/>
+        </w:rPr>
+        <w:t>TimeSpan.Zero</w:t>
+      </w:r>
+      <w:proofErr w:type="spellEnd"/>
+      <w:r>
+        <w:rPr>
+          <w:rFonts w:ascii="Times New Roman" w:hAnsi="Times New Roman" w:cs="Times New Roman"/>
+          <w:color w:val="000000" w:themeColor="text1"/>
+          <w:sz w:val="20"/>
+          <w:szCs w:val="20"/>
+        </w:rPr>
+        <w:t xml:space="preserve">, meaning a token that has expired by even a second is rejected, allowing for no accidental permission granting nor an attack using a time gap to exploit permissions. The Issuer and audience are both validated, so tokens issued by any other authority or intended for any other consumer are refused. </w:t>
       </w:r>
     </w:p>
     <w:p>
@@ -7097,7 +8484,67 @@
           <w:sz w:val="20"/>
           <w:szCs w:val="20"/>
         </w:rPr>
-        <w:t xml:space="preserve">Tokens carry a rich claim payload beyond the standard subject and role fields. At official login, claims for polling station, county, constituency, systemCode and a monotonically incrementing tokenId are embedded. These claims are then read server side on every protected request. StationId is never trusted from the request body, only from the JWT. Tokens also expire after eight hours, which aligns with the voting period and prevents any requests from being submitted once official voting hours have ended. The JWT tokens county and constituency claims are used in the navigation of the channels in the server, defined by database records these cannot be changed by the user. This maintains a strict assigned channel use and allows for predictable use of the channels. </w:t>
+        <w:t xml:space="preserve">Tokens carry a rich claim payload beyond the standard subject and role fields. At official login, claims for polling station, county, constituency, </w:t>
+      </w:r>
+      <w:proofErr w:type="spellStart"/>
+      <w:r>
+        <w:rPr>
+          <w:rFonts w:ascii="Times New Roman" w:hAnsi="Times New Roman" w:cs="Times New Roman"/>
+          <w:color w:val="000000" w:themeColor="text1"/>
+          <w:sz w:val="20"/>
+          <w:szCs w:val="20"/>
+        </w:rPr>
+        <w:t>systemCode</w:t>
+      </w:r>
+      <w:proofErr w:type="spellEnd"/>
+      <w:r>
+        <w:rPr>
+          <w:rFonts w:ascii="Times New Roman" w:hAnsi="Times New Roman" w:cs="Times New Roman"/>
+          <w:color w:val="000000" w:themeColor="text1"/>
+          <w:sz w:val="20"/>
+          <w:szCs w:val="20"/>
+        </w:rPr>
+        <w:t xml:space="preserve"> and a monotonically incrementing </w:t>
+      </w:r>
+      <w:proofErr w:type="spellStart"/>
+      <w:r>
+        <w:rPr>
+          <w:rFonts w:ascii="Times New Roman" w:hAnsi="Times New Roman" w:cs="Times New Roman"/>
+          <w:color w:val="000000" w:themeColor="text1"/>
+          <w:sz w:val="20"/>
+          <w:szCs w:val="20"/>
+        </w:rPr>
+        <w:t>tokenId</w:t>
+      </w:r>
+      <w:proofErr w:type="spellEnd"/>
+      <w:r>
+        <w:rPr>
+          <w:rFonts w:ascii="Times New Roman" w:hAnsi="Times New Roman" w:cs="Times New Roman"/>
+          <w:color w:val="000000" w:themeColor="text1"/>
+          <w:sz w:val="20"/>
+          <w:szCs w:val="20"/>
+        </w:rPr>
+        <w:t xml:space="preserve"> are embedded. These claims are then read server side on every protected request. </w:t>
+      </w:r>
+      <w:proofErr w:type="spellStart"/>
+      <w:r>
+        <w:rPr>
+          <w:rFonts w:ascii="Times New Roman" w:hAnsi="Times New Roman" w:cs="Times New Roman"/>
+          <w:color w:val="000000" w:themeColor="text1"/>
+          <w:sz w:val="20"/>
+          <w:szCs w:val="20"/>
+        </w:rPr>
+        <w:t>StationId</w:t>
+      </w:r>
+      <w:proofErr w:type="spellEnd"/>
+      <w:r>
+        <w:rPr>
+          <w:rFonts w:ascii="Times New Roman" w:hAnsi="Times New Roman" w:cs="Times New Roman"/>
+          <w:color w:val="000000" w:themeColor="text1"/>
+          <w:sz w:val="20"/>
+          <w:szCs w:val="20"/>
+        </w:rPr>
+        <w:t xml:space="preserve"> is never trusted from the request body, only from the JWT. Tokens also expire after eight hours, which aligns with the voting period and prevents any requests from being submitted once official voting hours have ended. The JWT tokens county and constituency claims are used in the navigation of the channels in the server, defined by database records these cannot be changed by the user. This maintains a strict assigned channel use and allows for predictable use of the channels. </w:t>
       </w:r>
     </w:p>
     <w:p>
@@ -7192,7 +8639,27 @@
           <w:sz w:val="20"/>
           <w:szCs w:val="20"/>
         </w:rPr>
-        <w:t xml:space="preserve">The initial approach used HTTP polling, whereby the Official App made repeated timed requests to the server to check for new events such as a voter casting a ballot. In practice this proved problematic. Response latency was noticeable even at short polling intervals, and the server was fielding a constant stream of requests regardless of whether any activity had occurred. The deciding factor against this approach was the delay in delivering voter device status updates, a feature used to notify the Official App when a connected device was experiencing a problem or when there was suspicion of electoral fraud. Late delivery of these updates carried a direct security cost. The polling approach was replaced entirely with SignalR, which maintains a persistent WebSocket connection and allows the server to push events to clients the moment they occur. This decision was made midway through the </w:t>
+        <w:t xml:space="preserve">The initial approach used HTTP polling, whereby the Official App made repeated timed requests to the server to check for new events such as a voter casting a ballot. In practice this proved problematic. Response latency was noticeable even at short polling intervals, and the server was fielding a constant stream of requests regardless of whether any activity had occurred. The deciding factor against this approach was the delay in delivering voter device status updates, a feature used to notify the Official App when a connected device was experiencing a problem or when there was suspicion of electoral fraud. Late delivery of these updates carried a direct security cost. The polling approach was replaced entirely with </w:t>
+      </w:r>
+      <w:proofErr w:type="spellStart"/>
+      <w:r>
+        <w:rPr>
+          <w:rFonts w:ascii="Times New Roman" w:hAnsi="Times New Roman" w:cs="Times New Roman"/>
+          <w:color w:val="000000" w:themeColor="text1"/>
+          <w:sz w:val="20"/>
+          <w:szCs w:val="20"/>
+        </w:rPr>
+        <w:t>SignalR</w:t>
+      </w:r>
+      <w:proofErr w:type="spellEnd"/>
+      <w:r>
+        <w:rPr>
+          <w:rFonts w:ascii="Times New Roman" w:hAnsi="Times New Roman" w:cs="Times New Roman"/>
+          <w:color w:val="000000" w:themeColor="text1"/>
+          <w:sz w:val="20"/>
+          <w:szCs w:val="20"/>
+        </w:rPr>
+        <w:t xml:space="preserve">, which maintains a persistent WebSocket connection and allows the server to push events to clients the moment they occur. This decision was made midway through the </w:t>
       </w:r>
       <w:r>
         <w:rPr>
@@ -7229,26 +8696,86 @@
           <w:sz w:val="20"/>
           <w:szCs w:val="20"/>
         </w:rPr>
-        <w:t>The channel structure is organised first by county and then by constituency. All stateful in memory dictionaries follow the same nested pattern, keyed by county, then constituency, then connection. Vote notifications, device statuses, device commands, and voter access codes are all structured this way using thread safe ConcurrentDictionary collections, ensuring no official ever receives events intended for another constituency.</w:t>
-      </w:r>
-    </w:p>
-    <w:p>
-      <w:pPr>
-        <w:rPr>
-          <w:rFonts w:ascii="Times New Roman" w:hAnsi="Times New Roman" w:cs="Times New Roman"/>
-          <w:color w:val="000000" w:themeColor="text1"/>
-          <w:sz w:val="20"/>
-          <w:szCs w:val="20"/>
-        </w:rPr>
-      </w:pPr>
-      <w:r>
-        <w:rPr>
-          <w:rFonts w:ascii="Times New Roman" w:hAnsi="Times New Roman" w:cs="Times New Roman"/>
-          <w:color w:val="000000" w:themeColor="text1"/>
-          <w:sz w:val="20"/>
-          <w:szCs w:val="20"/>
-        </w:rPr>
-        <w:t xml:space="preserve">On connection to the VotingHub, every client is assigned to a set of named SignalR groups derived directly from their JWT claims, as shown in Figure </w:t>
+        <w:t xml:space="preserve">The channel structure is organised first by county and then by constituency. All stateful in memory dictionaries follow the same nested pattern, keyed by county, then constituency, then connection. Vote notifications, device statuses, device commands, and voter access codes are all structured this way using thread safe </w:t>
+      </w:r>
+      <w:proofErr w:type="spellStart"/>
+      <w:r>
+        <w:rPr>
+          <w:rFonts w:ascii="Times New Roman" w:hAnsi="Times New Roman" w:cs="Times New Roman"/>
+          <w:color w:val="000000" w:themeColor="text1"/>
+          <w:sz w:val="20"/>
+          <w:szCs w:val="20"/>
+        </w:rPr>
+        <w:t>ConcurrentDictionary</w:t>
+      </w:r>
+      <w:proofErr w:type="spellEnd"/>
+      <w:r>
+        <w:rPr>
+          <w:rFonts w:ascii="Times New Roman" w:hAnsi="Times New Roman" w:cs="Times New Roman"/>
+          <w:color w:val="000000" w:themeColor="text1"/>
+          <w:sz w:val="20"/>
+          <w:szCs w:val="20"/>
+        </w:rPr>
+        <w:t xml:space="preserve"> collections, ensuring no official ever receives events intended for another constituency.</w:t>
+      </w:r>
+    </w:p>
+    <w:p>
+      <w:pPr>
+        <w:rPr>
+          <w:rFonts w:ascii="Times New Roman" w:hAnsi="Times New Roman" w:cs="Times New Roman"/>
+          <w:color w:val="000000" w:themeColor="text1"/>
+          <w:sz w:val="20"/>
+          <w:szCs w:val="20"/>
+        </w:rPr>
+      </w:pPr>
+      <w:r>
+        <w:rPr>
+          <w:rFonts w:ascii="Times New Roman" w:hAnsi="Times New Roman" w:cs="Times New Roman"/>
+          <w:color w:val="000000" w:themeColor="text1"/>
+          <w:sz w:val="20"/>
+          <w:szCs w:val="20"/>
+        </w:rPr>
+        <w:t xml:space="preserve">On connection to the </w:t>
+      </w:r>
+      <w:proofErr w:type="spellStart"/>
+      <w:r>
+        <w:rPr>
+          <w:rFonts w:ascii="Times New Roman" w:hAnsi="Times New Roman" w:cs="Times New Roman"/>
+          <w:color w:val="000000" w:themeColor="text1"/>
+          <w:sz w:val="20"/>
+          <w:szCs w:val="20"/>
+        </w:rPr>
+        <w:t>VotingHub</w:t>
+      </w:r>
+      <w:proofErr w:type="spellEnd"/>
+      <w:r>
+        <w:rPr>
+          <w:rFonts w:ascii="Times New Roman" w:hAnsi="Times New Roman" w:cs="Times New Roman"/>
+          <w:color w:val="000000" w:themeColor="text1"/>
+          <w:sz w:val="20"/>
+          <w:szCs w:val="20"/>
+        </w:rPr>
+        <w:t xml:space="preserve">, every client is assigned to a set of named </w:t>
+      </w:r>
+      <w:proofErr w:type="spellStart"/>
+      <w:r>
+        <w:rPr>
+          <w:rFonts w:ascii="Times New Roman" w:hAnsi="Times New Roman" w:cs="Times New Roman"/>
+          <w:color w:val="000000" w:themeColor="text1"/>
+          <w:sz w:val="20"/>
+          <w:szCs w:val="20"/>
+        </w:rPr>
+        <w:t>SignalR</w:t>
+      </w:r>
+      <w:proofErr w:type="spellEnd"/>
+      <w:r>
+        <w:rPr>
+          <w:rFonts w:ascii="Times New Roman" w:hAnsi="Times New Roman" w:cs="Times New Roman"/>
+          <w:color w:val="000000" w:themeColor="text1"/>
+          <w:sz w:val="20"/>
+          <w:szCs w:val="20"/>
+        </w:rPr>
+        <w:t xml:space="preserve"> groups derived directly from their JWT claims, as shown in Figure </w:t>
       </w:r>
       <w:r>
         <w:rPr>
@@ -7367,36 +8894,228 @@
           <w:sz w:val="18"/>
           <w:szCs w:val="18"/>
         </w:rPr>
-        <w:t xml:space="preserve"> – SignalR group assignments made on client connection to VotingHub</w:t>
-      </w:r>
-    </w:p>
-    <w:p>
-      <w:pPr>
-        <w:rPr>
-          <w:rFonts w:ascii="Times New Roman" w:hAnsi="Times New Roman" w:cs="Times New Roman"/>
-          <w:color w:val="000000" w:themeColor="text1"/>
-          <w:sz w:val="20"/>
-          <w:szCs w:val="20"/>
-        </w:rPr>
-      </w:pPr>
-    </w:p>
-    <w:p>
-      <w:pPr>
-        <w:rPr>
-          <w:rFonts w:ascii="Times New Roman" w:hAnsi="Times New Roman" w:cs="Times New Roman"/>
-          <w:color w:val="000000" w:themeColor="text1"/>
-          <w:sz w:val="20"/>
-          <w:szCs w:val="20"/>
-        </w:rPr>
-      </w:pPr>
-      <w:r>
-        <w:rPr>
-          <w:rFonts w:ascii="Times New Roman" w:hAnsi="Times New Roman" w:cs="Times New Roman"/>
-          <w:color w:val="000000" w:themeColor="text1"/>
-          <w:sz w:val="20"/>
-          <w:szCs w:val="20"/>
-        </w:rPr>
-        <w:t xml:space="preserve">Group names are generated by the RealTimeGroups static class, producing deterministic keys such as County:Kent:Constituency:Ashford. A vote cast in Ashford is pushed only to the official:{officialId} group of the linked official rather than being broadcast county wide. Device lock commands target voter:{voterId}:device:{deviceId} directly. If county or constituency claims are absent from the token, the connection is aborted server side, </w:t>
+        <w:t xml:space="preserve"> – </w:t>
+      </w:r>
+      <w:proofErr w:type="spellStart"/>
+      <w:r>
+        <w:rPr>
+          <w:rFonts w:ascii="Times New Roman" w:hAnsi="Times New Roman" w:cs="Times New Roman"/>
+          <w:i/>
+          <w:iCs/>
+          <w:color w:val="000000" w:themeColor="text1"/>
+          <w:sz w:val="18"/>
+          <w:szCs w:val="18"/>
+        </w:rPr>
+        <w:t>SignalR</w:t>
+      </w:r>
+      <w:proofErr w:type="spellEnd"/>
+      <w:r>
+        <w:rPr>
+          <w:rFonts w:ascii="Times New Roman" w:hAnsi="Times New Roman" w:cs="Times New Roman"/>
+          <w:i/>
+          <w:iCs/>
+          <w:color w:val="000000" w:themeColor="text1"/>
+          <w:sz w:val="18"/>
+          <w:szCs w:val="18"/>
+        </w:rPr>
+        <w:t xml:space="preserve"> group assignments made on client connection to </w:t>
+      </w:r>
+      <w:proofErr w:type="spellStart"/>
+      <w:r>
+        <w:rPr>
+          <w:rFonts w:ascii="Times New Roman" w:hAnsi="Times New Roman" w:cs="Times New Roman"/>
+          <w:i/>
+          <w:iCs/>
+          <w:color w:val="000000" w:themeColor="text1"/>
+          <w:sz w:val="18"/>
+          <w:szCs w:val="18"/>
+        </w:rPr>
+        <w:t>VotingHub</w:t>
+      </w:r>
+      <w:proofErr w:type="spellEnd"/>
+    </w:p>
+    <w:p>
+      <w:pPr>
+        <w:rPr>
+          <w:rFonts w:ascii="Times New Roman" w:hAnsi="Times New Roman" w:cs="Times New Roman"/>
+          <w:color w:val="000000" w:themeColor="text1"/>
+          <w:sz w:val="20"/>
+          <w:szCs w:val="20"/>
+        </w:rPr>
+      </w:pPr>
+    </w:p>
+    <w:p>
+      <w:pPr>
+        <w:rPr>
+          <w:rFonts w:ascii="Times New Roman" w:hAnsi="Times New Roman" w:cs="Times New Roman"/>
+          <w:color w:val="000000" w:themeColor="text1"/>
+          <w:sz w:val="20"/>
+          <w:szCs w:val="20"/>
+        </w:rPr>
+      </w:pPr>
+      <w:r>
+        <w:rPr>
+          <w:rFonts w:ascii="Times New Roman" w:hAnsi="Times New Roman" w:cs="Times New Roman"/>
+          <w:color w:val="000000" w:themeColor="text1"/>
+          <w:sz w:val="20"/>
+          <w:szCs w:val="20"/>
+        </w:rPr>
+        <w:t xml:space="preserve">Group names are generated by the </w:t>
+      </w:r>
+      <w:proofErr w:type="spellStart"/>
+      <w:r>
+        <w:rPr>
+          <w:rFonts w:ascii="Times New Roman" w:hAnsi="Times New Roman" w:cs="Times New Roman"/>
+          <w:color w:val="000000" w:themeColor="text1"/>
+          <w:sz w:val="20"/>
+          <w:szCs w:val="20"/>
+        </w:rPr>
+        <w:t>RealTimeGroups</w:t>
+      </w:r>
+      <w:proofErr w:type="spellEnd"/>
+      <w:r>
+        <w:rPr>
+          <w:rFonts w:ascii="Times New Roman" w:hAnsi="Times New Roman" w:cs="Times New Roman"/>
+          <w:color w:val="000000" w:themeColor="text1"/>
+          <w:sz w:val="20"/>
+          <w:szCs w:val="20"/>
+        </w:rPr>
+        <w:t xml:space="preserve"> static class, producing deterministic keys such as </w:t>
+      </w:r>
+      <w:proofErr w:type="spellStart"/>
+      <w:proofErr w:type="gramStart"/>
+      <w:r>
+        <w:rPr>
+          <w:rFonts w:ascii="Times New Roman" w:hAnsi="Times New Roman" w:cs="Times New Roman"/>
+          <w:color w:val="000000" w:themeColor="text1"/>
+          <w:sz w:val="20"/>
+          <w:szCs w:val="20"/>
+        </w:rPr>
+        <w:t>County:Kent</w:t>
+      </w:r>
+      <w:proofErr w:type="gramEnd"/>
+      <w:r>
+        <w:rPr>
+          <w:rFonts w:ascii="Times New Roman" w:hAnsi="Times New Roman" w:cs="Times New Roman"/>
+          <w:color w:val="000000" w:themeColor="text1"/>
+          <w:sz w:val="20"/>
+          <w:szCs w:val="20"/>
+        </w:rPr>
+        <w:t>:</w:t>
+      </w:r>
+      <w:proofErr w:type="gramStart"/>
+      <w:r>
+        <w:rPr>
+          <w:rFonts w:ascii="Times New Roman" w:hAnsi="Times New Roman" w:cs="Times New Roman"/>
+          <w:color w:val="000000" w:themeColor="text1"/>
+          <w:sz w:val="20"/>
+          <w:szCs w:val="20"/>
+        </w:rPr>
+        <w:t>Constituency:Ashford</w:t>
+      </w:r>
+      <w:proofErr w:type="spellEnd"/>
+      <w:proofErr w:type="gramEnd"/>
+      <w:r>
+        <w:rPr>
+          <w:rFonts w:ascii="Times New Roman" w:hAnsi="Times New Roman" w:cs="Times New Roman"/>
+          <w:color w:val="000000" w:themeColor="text1"/>
+          <w:sz w:val="20"/>
+          <w:szCs w:val="20"/>
+        </w:rPr>
+        <w:t xml:space="preserve">. A vote cast in Ashford is pushed only to the </w:t>
+      </w:r>
+      <w:proofErr w:type="gramStart"/>
+      <w:r>
+        <w:rPr>
+          <w:rFonts w:ascii="Times New Roman" w:hAnsi="Times New Roman" w:cs="Times New Roman"/>
+          <w:color w:val="000000" w:themeColor="text1"/>
+          <w:sz w:val="20"/>
+          <w:szCs w:val="20"/>
+        </w:rPr>
+        <w:t>official:{</w:t>
+      </w:r>
+      <w:proofErr w:type="spellStart"/>
+      <w:proofErr w:type="gramEnd"/>
+      <w:r>
+        <w:rPr>
+          <w:rFonts w:ascii="Times New Roman" w:hAnsi="Times New Roman" w:cs="Times New Roman"/>
+          <w:color w:val="000000" w:themeColor="text1"/>
+          <w:sz w:val="20"/>
+          <w:szCs w:val="20"/>
+        </w:rPr>
+        <w:t>officialId</w:t>
+      </w:r>
+      <w:proofErr w:type="spellEnd"/>
+      <w:r>
+        <w:rPr>
+          <w:rFonts w:ascii="Times New Roman" w:hAnsi="Times New Roman" w:cs="Times New Roman"/>
+          <w:color w:val="000000" w:themeColor="text1"/>
+          <w:sz w:val="20"/>
+          <w:szCs w:val="20"/>
+        </w:rPr>
+        <w:t xml:space="preserve">} group of the linked official rather than being broadcast county wide. Device lock commands target </w:t>
+      </w:r>
+      <w:proofErr w:type="gramStart"/>
+      <w:r>
+        <w:rPr>
+          <w:rFonts w:ascii="Times New Roman" w:hAnsi="Times New Roman" w:cs="Times New Roman"/>
+          <w:color w:val="000000" w:themeColor="text1"/>
+          <w:sz w:val="20"/>
+          <w:szCs w:val="20"/>
+        </w:rPr>
+        <w:t>voter:{</w:t>
+      </w:r>
+      <w:proofErr w:type="spellStart"/>
+      <w:proofErr w:type="gramEnd"/>
+      <w:r>
+        <w:rPr>
+          <w:rFonts w:ascii="Times New Roman" w:hAnsi="Times New Roman" w:cs="Times New Roman"/>
+          <w:color w:val="000000" w:themeColor="text1"/>
+          <w:sz w:val="20"/>
+          <w:szCs w:val="20"/>
+        </w:rPr>
+        <w:t>voterId</w:t>
+      </w:r>
+      <w:proofErr w:type="spellEnd"/>
+      <w:proofErr w:type="gramStart"/>
+      <w:r>
+        <w:rPr>
+          <w:rFonts w:ascii="Times New Roman" w:hAnsi="Times New Roman" w:cs="Times New Roman"/>
+          <w:color w:val="000000" w:themeColor="text1"/>
+          <w:sz w:val="20"/>
+          <w:szCs w:val="20"/>
+        </w:rPr>
+        <w:t>}:device</w:t>
+      </w:r>
+      <w:proofErr w:type="gramEnd"/>
+      <w:r>
+        <w:rPr>
+          <w:rFonts w:ascii="Times New Roman" w:hAnsi="Times New Roman" w:cs="Times New Roman"/>
+          <w:color w:val="000000" w:themeColor="text1"/>
+          <w:sz w:val="20"/>
+          <w:szCs w:val="20"/>
+        </w:rPr>
+        <w:t>:{</w:t>
+      </w:r>
+      <w:proofErr w:type="spellStart"/>
+      <w:r>
+        <w:rPr>
+          <w:rFonts w:ascii="Times New Roman" w:hAnsi="Times New Roman" w:cs="Times New Roman"/>
+          <w:color w:val="000000" w:themeColor="text1"/>
+          <w:sz w:val="20"/>
+          <w:szCs w:val="20"/>
+        </w:rPr>
+        <w:t>deviceId</w:t>
+      </w:r>
+      <w:proofErr w:type="spellEnd"/>
+      <w:r>
+        <w:rPr>
+          <w:rFonts w:ascii="Times New Roman" w:hAnsi="Times New Roman" w:cs="Times New Roman"/>
+          <w:color w:val="000000" w:themeColor="text1"/>
+          <w:sz w:val="20"/>
+          <w:szCs w:val="20"/>
+        </w:rPr>
+        <w:t xml:space="preserve">} directly. If county or constituency claims are absent from the token, the connection is aborted server side, </w:t>
       </w:r>
       <w:r>
         <w:rPr>
@@ -7444,7 +9163,67 @@
           <w:sz w:val="20"/>
           <w:szCs w:val="20"/>
         </w:rPr>
-        <w:t xml:space="preserve">To evaluate the scalability of the SignalR hub, a concurrent connection load test was conducted against the live EC2 hosted server. The test established connections in ramped levels of 100, 250, 500, 1,000, and 2,000, with each level held open for 30 seconds before disconnection. All connections authenticated via JWT and connected through the production Nginx reverse proxy over HTTPS using the Long Polling transport. The server handled the first three levels without any failures, sustaining 100, 250, and 500 simultaneous connections with average connect times of approximately 880–925 ms. At 1,000 connections, 964 succeeded with 36 failures, indicating the server was approaching its practical concurrency limit under the current EC2 instance configuration. At 2,000 connections, only 989 succeeded, with 1,011 failing, suggesting that resource exhaustion becomes a significant factor beyond 1,000 concurrent connections. Notably, average connect times remained stable across all levels at around 900 ms, indicating that latency degradation was not the bottleneck. </w:t>
+        <w:t xml:space="preserve">To evaluate the scalability of the </w:t>
+      </w:r>
+      <w:proofErr w:type="spellStart"/>
+      <w:r>
+        <w:rPr>
+          <w:rFonts w:ascii="Times New Roman" w:hAnsi="Times New Roman" w:cs="Times New Roman"/>
+          <w:color w:val="000000" w:themeColor="text1"/>
+          <w:sz w:val="20"/>
+          <w:szCs w:val="20"/>
+        </w:rPr>
+        <w:t>SignalR</w:t>
+      </w:r>
+      <w:proofErr w:type="spellEnd"/>
+      <w:r>
+        <w:rPr>
+          <w:rFonts w:ascii="Times New Roman" w:hAnsi="Times New Roman" w:cs="Times New Roman"/>
+          <w:color w:val="000000" w:themeColor="text1"/>
+          <w:sz w:val="20"/>
+          <w:szCs w:val="20"/>
+        </w:rPr>
+        <w:t xml:space="preserve"> hub, a concurrent connection load test was conducted against the live EC2 hosted server. The test established connections in ramped levels of 100, 250, 500, 1,000, and 2,000, with each level held open for 30 seconds before disconnection. All connections authenticated via JWT and connected through the production Nginx reverse proxy over HTTPS using the Long Polling transport. The server handled the first three levels without any failures, sustaining 100, 250, and 500 simultaneous connections with average connect times of approximately 880–925 </w:t>
+      </w:r>
+      <w:proofErr w:type="spellStart"/>
+      <w:r>
+        <w:rPr>
+          <w:rFonts w:ascii="Times New Roman" w:hAnsi="Times New Roman" w:cs="Times New Roman"/>
+          <w:color w:val="000000" w:themeColor="text1"/>
+          <w:sz w:val="20"/>
+          <w:szCs w:val="20"/>
+        </w:rPr>
+        <w:t>ms</w:t>
+      </w:r>
+      <w:proofErr w:type="spellEnd"/>
+      <w:r>
+        <w:rPr>
+          <w:rFonts w:ascii="Times New Roman" w:hAnsi="Times New Roman" w:cs="Times New Roman"/>
+          <w:color w:val="000000" w:themeColor="text1"/>
+          <w:sz w:val="20"/>
+          <w:szCs w:val="20"/>
+        </w:rPr>
+        <w:t xml:space="preserve">. At 1,000 connections, 964 succeeded with 36 failures, indicating the server was approaching its practical concurrency limit under the current EC2 instance configuration. At 2,000 connections, only 989 succeeded, with 1,011 failing, suggesting that resource exhaustion becomes a significant factor beyond 1,000 concurrent connections. Notably, average connect times remained stable across all levels at around 900 </w:t>
+      </w:r>
+      <w:proofErr w:type="spellStart"/>
+      <w:r>
+        <w:rPr>
+          <w:rFonts w:ascii="Times New Roman" w:hAnsi="Times New Roman" w:cs="Times New Roman"/>
+          <w:color w:val="000000" w:themeColor="text1"/>
+          <w:sz w:val="20"/>
+          <w:szCs w:val="20"/>
+        </w:rPr>
+        <w:t>ms</w:t>
+      </w:r>
+      <w:proofErr w:type="spellEnd"/>
+      <w:r>
+        <w:rPr>
+          <w:rFonts w:ascii="Times New Roman" w:hAnsi="Times New Roman" w:cs="Times New Roman"/>
+          <w:color w:val="000000" w:themeColor="text1"/>
+          <w:sz w:val="20"/>
+          <w:szCs w:val="20"/>
+        </w:rPr>
+        <w:t xml:space="preserve">, indicating that latency degradation was not the bottleneck. </w:t>
       </w:r>
     </w:p>
     <w:p>
@@ -7471,24 +9250,88 @@
           <w:b/>
           <w:bCs/>
         </w:rPr>
-        <w:t xml:space="preserve">6.3.4 SourceAFIS – Fingerprint Matching </w:t>
-      </w:r>
-    </w:p>
-    <w:p>
-      <w:pPr>
-        <w:rPr>
-          <w:rFonts w:ascii="Times New Roman" w:hAnsi="Times New Roman" w:cs="Times New Roman"/>
-          <w:sz w:val="20"/>
-          <w:szCs w:val="20"/>
-        </w:rPr>
-      </w:pPr>
-      <w:r>
-        <w:rPr>
-          <w:rFonts w:ascii="Times New Roman" w:hAnsi="Times New Roman" w:cs="Times New Roman"/>
-          <w:sz w:val="20"/>
-          <w:szCs w:val="20"/>
-        </w:rPr>
-        <w:t xml:space="preserve">SourceAFIS 3.14.0 is the fingerprint matching library integrated into the server. It uses a minutiae based approach, converting a raw fingerprint image into a template through image processing and feature extraction, encoding ridge endings and bifurcations as discrete points. Two templates are then compared using a matcher that evaluates the spatial relationships between minutiae points, returning a floating point similarity score. This score is compared against a predefined threshold to determine whether a match has occurred, as illustrated in Figure </w:t>
+        <w:t xml:space="preserve">6.3.4 </w:t>
+      </w:r>
+      <w:proofErr w:type="spellStart"/>
+      <w:r>
+        <w:rPr>
+          <w:rFonts w:ascii="Times New Roman" w:hAnsi="Times New Roman" w:cs="Times New Roman"/>
+          <w:b/>
+          <w:bCs/>
+        </w:rPr>
+        <w:t>SourceAFIS</w:t>
+      </w:r>
+      <w:proofErr w:type="spellEnd"/>
+      <w:r>
+        <w:rPr>
+          <w:rFonts w:ascii="Times New Roman" w:hAnsi="Times New Roman" w:cs="Times New Roman"/>
+          <w:b/>
+          <w:bCs/>
+        </w:rPr>
+        <w:t xml:space="preserve"> – Fingerprint Matching </w:t>
+      </w:r>
+    </w:p>
+    <w:p>
+      <w:pPr>
+        <w:rPr>
+          <w:rFonts w:ascii="Times New Roman" w:hAnsi="Times New Roman" w:cs="Times New Roman"/>
+          <w:sz w:val="20"/>
+          <w:szCs w:val="20"/>
+        </w:rPr>
+      </w:pPr>
+      <w:proofErr w:type="spellStart"/>
+      <w:r>
+        <w:rPr>
+          <w:rFonts w:ascii="Times New Roman" w:hAnsi="Times New Roman" w:cs="Times New Roman"/>
+          <w:sz w:val="20"/>
+          <w:szCs w:val="20"/>
+        </w:rPr>
+        <w:t>SourceAFIS</w:t>
+      </w:r>
+      <w:proofErr w:type="spellEnd"/>
+      <w:r>
+        <w:rPr>
+          <w:rFonts w:ascii="Times New Roman" w:hAnsi="Times New Roman" w:cs="Times New Roman"/>
+          <w:sz w:val="20"/>
+          <w:szCs w:val="20"/>
+        </w:rPr>
+        <w:t xml:space="preserve"> 3.14.0 is the fingerprint matching library integrated into the server. It uses a </w:t>
+      </w:r>
+      <w:proofErr w:type="gramStart"/>
+      <w:r>
+        <w:rPr>
+          <w:rFonts w:ascii="Times New Roman" w:hAnsi="Times New Roman" w:cs="Times New Roman"/>
+          <w:sz w:val="20"/>
+          <w:szCs w:val="20"/>
+        </w:rPr>
+        <w:t>minutiae based</w:t>
+      </w:r>
+      <w:proofErr w:type="gramEnd"/>
+      <w:r>
+        <w:rPr>
+          <w:rFonts w:ascii="Times New Roman" w:hAnsi="Times New Roman" w:cs="Times New Roman"/>
+          <w:sz w:val="20"/>
+          <w:szCs w:val="20"/>
+        </w:rPr>
+        <w:t xml:space="preserve"> approach, converting a raw fingerprint image into a template through image processing and feature extraction, encoding ridge endings and bifurcations as discrete points. Two templates are then compared using a matcher that evaluates the spatial relationships between minutiae points, returning a </w:t>
+      </w:r>
+      <w:proofErr w:type="gramStart"/>
+      <w:r>
+        <w:rPr>
+          <w:rFonts w:ascii="Times New Roman" w:hAnsi="Times New Roman" w:cs="Times New Roman"/>
+          <w:sz w:val="20"/>
+          <w:szCs w:val="20"/>
+        </w:rPr>
+        <w:t>floating point</w:t>
+      </w:r>
+      <w:proofErr w:type="gramEnd"/>
+      <w:r>
+        <w:rPr>
+          <w:rFonts w:ascii="Times New Roman" w:hAnsi="Times New Roman" w:cs="Times New Roman"/>
+          <w:sz w:val="20"/>
+          <w:szCs w:val="20"/>
+        </w:rPr>
+        <w:t xml:space="preserve"> similarity score. This score is compared against a predefined threshold to determine whether a match has occurred, as illustrated in Figure </w:t>
       </w:r>
       <w:r>
         <w:rPr>
@@ -7602,24 +9445,96 @@
           <w:sz w:val="20"/>
           <w:szCs w:val="20"/>
         </w:rPr>
-        <w:t>selecting SourceAFIS given the hardware constraints of the Columbo scanner. The matching threshold was set to 40.0, a value verified against two open source fingerprint datasets, each testing a distinct aspect of the algorithm's performance.</w:t>
-      </w:r>
-    </w:p>
-    <w:p>
-      <w:pPr>
-        <w:rPr>
-          <w:rFonts w:ascii="Times New Roman" w:hAnsi="Times New Roman" w:cs="Times New Roman"/>
-          <w:sz w:val="20"/>
-          <w:szCs w:val="20"/>
-        </w:rPr>
-      </w:pPr>
-      <w:r>
-        <w:rPr>
-          <w:rFonts w:ascii="Times New Roman" w:hAnsi="Times New Roman" w:cs="Times New Roman"/>
-          <w:sz w:val="20"/>
-          <w:szCs w:val="20"/>
-        </w:rPr>
-        <w:t>To validate the chosen threshold, a dedicated test program was developed. The program references SourceAFIS 3.14.0, the same version used by the server, and uses the same operating threshold of 40.0. For each dataset, the program loads all fingerprint images and constructs the full set of genuine pairs (same finger, different scan) and impostor pairs (different fingers). Each pair is scored using SourceAFIS. A 500-step threshold sweep is then applied across the full score range to find the Equal Error Rate (EER), which is the threshold at which the False Acceptance Rate (FAR) and False Rejection Rate (FRR) are closest. The results of each test run were written to a CSV file, found in Appendices H and I.</w:t>
+        <w:t xml:space="preserve">selecting </w:t>
+      </w:r>
+      <w:proofErr w:type="spellStart"/>
+      <w:r>
+        <w:rPr>
+          <w:rFonts w:ascii="Times New Roman" w:hAnsi="Times New Roman" w:cs="Times New Roman"/>
+          <w:sz w:val="20"/>
+          <w:szCs w:val="20"/>
+        </w:rPr>
+        <w:t>SourceAFIS</w:t>
+      </w:r>
+      <w:proofErr w:type="spellEnd"/>
+      <w:r>
+        <w:rPr>
+          <w:rFonts w:ascii="Times New Roman" w:hAnsi="Times New Roman" w:cs="Times New Roman"/>
+          <w:sz w:val="20"/>
+          <w:szCs w:val="20"/>
+        </w:rPr>
+        <w:t xml:space="preserve"> given the hardware constraints of the Columbo scanner. The matching threshold was set to 40.0, a value verified against two </w:t>
+      </w:r>
+      <w:proofErr w:type="gramStart"/>
+      <w:r>
+        <w:rPr>
+          <w:rFonts w:ascii="Times New Roman" w:hAnsi="Times New Roman" w:cs="Times New Roman"/>
+          <w:sz w:val="20"/>
+          <w:szCs w:val="20"/>
+        </w:rPr>
+        <w:t>open source</w:t>
+      </w:r>
+      <w:proofErr w:type="gramEnd"/>
+      <w:r>
+        <w:rPr>
+          <w:rFonts w:ascii="Times New Roman" w:hAnsi="Times New Roman" w:cs="Times New Roman"/>
+          <w:sz w:val="20"/>
+          <w:szCs w:val="20"/>
+        </w:rPr>
+        <w:t xml:space="preserve"> fingerprint datasets, each testing a distinct aspect of the algorithm's performance.</w:t>
+      </w:r>
+    </w:p>
+    <w:p>
+      <w:pPr>
+        <w:rPr>
+          <w:rFonts w:ascii="Times New Roman" w:hAnsi="Times New Roman" w:cs="Times New Roman"/>
+          <w:sz w:val="20"/>
+          <w:szCs w:val="20"/>
+        </w:rPr>
+      </w:pPr>
+      <w:r>
+        <w:rPr>
+          <w:rFonts w:ascii="Times New Roman" w:hAnsi="Times New Roman" w:cs="Times New Roman"/>
+          <w:sz w:val="20"/>
+          <w:szCs w:val="20"/>
+        </w:rPr>
+        <w:t xml:space="preserve">To validate the chosen threshold, a dedicated test program was developed. The program references </w:t>
+      </w:r>
+      <w:proofErr w:type="spellStart"/>
+      <w:r>
+        <w:rPr>
+          <w:rFonts w:ascii="Times New Roman" w:hAnsi="Times New Roman" w:cs="Times New Roman"/>
+          <w:sz w:val="20"/>
+          <w:szCs w:val="20"/>
+        </w:rPr>
+        <w:t>SourceAFIS</w:t>
+      </w:r>
+      <w:proofErr w:type="spellEnd"/>
+      <w:r>
+        <w:rPr>
+          <w:rFonts w:ascii="Times New Roman" w:hAnsi="Times New Roman" w:cs="Times New Roman"/>
+          <w:sz w:val="20"/>
+          <w:szCs w:val="20"/>
+        </w:rPr>
+        <w:t xml:space="preserve"> 3.14.0, the same version used by the server, and uses the same operating threshold of 40.0. For each dataset, the program loads all fingerprint images and constructs the full set of genuine pairs (same finger, different scan) and impostor pairs (different fingers). Each pair is scored using </w:t>
+      </w:r>
+      <w:proofErr w:type="spellStart"/>
+      <w:r>
+        <w:rPr>
+          <w:rFonts w:ascii="Times New Roman" w:hAnsi="Times New Roman" w:cs="Times New Roman"/>
+          <w:sz w:val="20"/>
+          <w:szCs w:val="20"/>
+        </w:rPr>
+        <w:t>SourceAFIS</w:t>
+      </w:r>
+      <w:proofErr w:type="spellEnd"/>
+      <w:r>
+        <w:rPr>
+          <w:rFonts w:ascii="Times New Roman" w:hAnsi="Times New Roman" w:cs="Times New Roman"/>
+          <w:sz w:val="20"/>
+          <w:szCs w:val="20"/>
+        </w:rPr>
+        <w:t>. A 500-step threshold sweep is then applied across the full score range to find the Equal Error Rate (EER), which is the threshold at which the False Acceptance Rate (FAR) and False Rejection Rate (FRR) are closest. The results of each test run were written to a CSV file, found in Appendices H and I.</w:t>
       </w:r>
     </w:p>
     <w:tbl>
@@ -7711,6 +9626,7 @@
                 <w:szCs w:val="20"/>
               </w:rPr>
             </w:pPr>
+            <w:proofErr w:type="spellStart"/>
             <w:r>
               <w:rPr>
                 <w:rFonts w:ascii="Times New Roman" w:eastAsia="Times New Roman" w:hAnsi="Times New Roman" w:cs="Times New Roman"/>
@@ -7725,6 +9641,7 @@
               </w:rPr>
               <w:t>SOCOFing</w:t>
             </w:r>
+            <w:proofErr w:type="spellEnd"/>
           </w:p>
         </w:tc>
       </w:tr>
@@ -8053,7 +9970,29 @@
           <w:sz w:val="18"/>
           <w:szCs w:val="18"/>
         </w:rPr>
-        <w:t xml:space="preserve"> – Performance table of SourceAFIS on Different Datasets</w:t>
+        <w:t xml:space="preserve"> – Performance table of </w:t>
+      </w:r>
+      <w:proofErr w:type="spellStart"/>
+      <w:r>
+        <w:rPr>
+          <w:rFonts w:ascii="Times New Roman" w:hAnsi="Times New Roman" w:cs="Times New Roman"/>
+          <w:i/>
+          <w:iCs/>
+          <w:sz w:val="18"/>
+          <w:szCs w:val="18"/>
+        </w:rPr>
+        <w:t>SourceAFIS</w:t>
+      </w:r>
+      <w:proofErr w:type="spellEnd"/>
+      <w:r>
+        <w:rPr>
+          <w:rFonts w:ascii="Times New Roman" w:hAnsi="Times New Roman" w:cs="Times New Roman"/>
+          <w:i/>
+          <w:iCs/>
+          <w:sz w:val="18"/>
+          <w:szCs w:val="18"/>
+        </w:rPr>
+        <w:t xml:space="preserve"> on Different Datasets</w:t>
       </w:r>
     </w:p>
     <w:p>
@@ -8086,24 +10025,88 @@
           <w:sz w:val="20"/>
           <w:szCs w:val="20"/>
         </w:rPr>
-        <w:t>, FVC2002 consists of repeated scans of the same fingers captured on real hardware and provides the primary performance benchmark for the system [61]. The 5.11% Equal Error Rate sits within SourceAFIS's published range for that dataset, and the large separation between genuine and impostor score averages confirms strong discrimination under normal scan variation. At the chosen threshold of 40.0, the FAR is 0%, which is the critical security property for a voting system where no unauthorised individual should be able to authenticate as another voter. The False Rejection Rate of 18.21% indicates that approximately one in five legitimate authentication attempts would require a retry, which is mitigated in the system by the three attempt policy and the accessible fallback mechanism described in the specification.</w:t>
-      </w:r>
-    </w:p>
-    <w:p>
-      <w:pPr>
-        <w:rPr>
-          <w:rFonts w:ascii="Times New Roman" w:hAnsi="Times New Roman" w:cs="Times New Roman"/>
-          <w:sz w:val="20"/>
-          <w:szCs w:val="20"/>
-        </w:rPr>
-      </w:pPr>
-      <w:r>
-        <w:rPr>
-          <w:rFonts w:ascii="Times New Roman" w:hAnsi="Times New Roman" w:cs="Times New Roman"/>
-          <w:sz w:val="20"/>
-          <w:szCs w:val="20"/>
-        </w:rPr>
-        <w:t xml:space="preserve">SOCOFing tests a different scenario. Its altered images simulate physical attack on the fingerprint itself, with cuts and deliberate damage applied to a significant proportion of subjects [60]. This </w:t>
+        <w:t xml:space="preserve">, FVC2002 consists of repeated scans of the same fingers captured on real hardware and provides the primary performance benchmark for the system [61]. The 5.11% Equal Error Rate sits within </w:t>
+      </w:r>
+      <w:proofErr w:type="spellStart"/>
+      <w:r>
+        <w:rPr>
+          <w:rFonts w:ascii="Times New Roman" w:hAnsi="Times New Roman" w:cs="Times New Roman"/>
+          <w:sz w:val="20"/>
+          <w:szCs w:val="20"/>
+        </w:rPr>
+        <w:t>SourceAFIS's</w:t>
+      </w:r>
+      <w:proofErr w:type="spellEnd"/>
+      <w:r>
+        <w:rPr>
+          <w:rFonts w:ascii="Times New Roman" w:hAnsi="Times New Roman" w:cs="Times New Roman"/>
+          <w:sz w:val="20"/>
+          <w:szCs w:val="20"/>
+        </w:rPr>
+        <w:t xml:space="preserve"> published range for that dataset, and the large separation between genuine and impostor score averages </w:t>
+      </w:r>
+      <w:proofErr w:type="gramStart"/>
+      <w:r>
+        <w:rPr>
+          <w:rFonts w:ascii="Times New Roman" w:hAnsi="Times New Roman" w:cs="Times New Roman"/>
+          <w:sz w:val="20"/>
+          <w:szCs w:val="20"/>
+        </w:rPr>
+        <w:t>confirms</w:t>
+      </w:r>
+      <w:proofErr w:type="gramEnd"/>
+      <w:r>
+        <w:rPr>
+          <w:rFonts w:ascii="Times New Roman" w:hAnsi="Times New Roman" w:cs="Times New Roman"/>
+          <w:sz w:val="20"/>
+          <w:szCs w:val="20"/>
+        </w:rPr>
+        <w:t xml:space="preserve"> strong discrimination under normal scan variation. At the chosen threshold of 40.0, the FAR is 0%, which is the critical security property for a voting system where no unauthorised individual should be able to authenticate as another voter. The False Rejection Rate of 18.21% indicates that approximately one in five legitimate authentication attempts would require a retry, which is mitigated in the system by the </w:t>
+      </w:r>
+      <w:proofErr w:type="gramStart"/>
+      <w:r>
+        <w:rPr>
+          <w:rFonts w:ascii="Times New Roman" w:hAnsi="Times New Roman" w:cs="Times New Roman"/>
+          <w:sz w:val="20"/>
+          <w:szCs w:val="20"/>
+        </w:rPr>
+        <w:t>three attempt</w:t>
+      </w:r>
+      <w:proofErr w:type="gramEnd"/>
+      <w:r>
+        <w:rPr>
+          <w:rFonts w:ascii="Times New Roman" w:hAnsi="Times New Roman" w:cs="Times New Roman"/>
+          <w:sz w:val="20"/>
+          <w:szCs w:val="20"/>
+        </w:rPr>
+        <w:t xml:space="preserve"> policy and the accessible fallback mechanism described in the specification.</w:t>
+      </w:r>
+    </w:p>
+    <w:p>
+      <w:pPr>
+        <w:rPr>
+          <w:rFonts w:ascii="Times New Roman" w:hAnsi="Times New Roman" w:cs="Times New Roman"/>
+          <w:sz w:val="20"/>
+          <w:szCs w:val="20"/>
+        </w:rPr>
+      </w:pPr>
+      <w:proofErr w:type="spellStart"/>
+      <w:r>
+        <w:rPr>
+          <w:rFonts w:ascii="Times New Roman" w:hAnsi="Times New Roman" w:cs="Times New Roman"/>
+          <w:sz w:val="20"/>
+          <w:szCs w:val="20"/>
+        </w:rPr>
+        <w:t>SOCOFing</w:t>
+      </w:r>
+      <w:proofErr w:type="spellEnd"/>
+      <w:r>
+        <w:rPr>
+          <w:rFonts w:ascii="Times New Roman" w:hAnsi="Times New Roman" w:cs="Times New Roman"/>
+          <w:sz w:val="20"/>
+          <w:szCs w:val="20"/>
+        </w:rPr>
+        <w:t xml:space="preserve"> tests a different scenario. Its altered images simulate physical attack on the fingerprint itself, with cuts and deliberate damage applied to a significant proportion of subjects [60]. This </w:t>
       </w:r>
       <w:r>
         <w:rPr>
@@ -8146,7 +10149,43 @@
           <w:sz w:val="20"/>
           <w:szCs w:val="20"/>
         </w:rPr>
-        <w:t>The Searchable Deterministic Index (SDI) is an HMAC-SHA-256 hash of a normalised string derived from five fields: first name, last name, date of birth, postcode, and town of birth. By design, two individuals who share all five values will produce an identical SDI and therefore insert into the database with the same SDI. In practice this edge case is most likely to occur with twins sharing the same surname and address. When a lookup returns more than one candidate record, the server sets RequiresDisambiguation to true in the response and returns the list of candidate voter IDs to the client. The client presents the voter with a fingerprint scan prompt as usual, then resubmits the authentication request with CandiateVoterIds populated.</w:t>
+        <w:t xml:space="preserve">The Searchable Deterministic Index (SDI) is an HMAC-SHA-256 hash of a normalised string derived from five fields: first name, last name, date of birth, postcode, and town of birth. By design, two individuals who share all five values will produce an identical SDI and therefore insert into the database with the same SDI. In practice this edge case is most likely to occur with twins sharing the same surname and address. When a lookup returns more than one candidate record, the server sets </w:t>
+      </w:r>
+      <w:proofErr w:type="spellStart"/>
+      <w:r>
+        <w:rPr>
+          <w:rFonts w:ascii="Times New Roman" w:hAnsi="Times New Roman" w:cs="Times New Roman"/>
+          <w:sz w:val="20"/>
+          <w:szCs w:val="20"/>
+        </w:rPr>
+        <w:t>RequiresDisambiguation</w:t>
+      </w:r>
+      <w:proofErr w:type="spellEnd"/>
+      <w:r>
+        <w:rPr>
+          <w:rFonts w:ascii="Times New Roman" w:hAnsi="Times New Roman" w:cs="Times New Roman"/>
+          <w:sz w:val="20"/>
+          <w:szCs w:val="20"/>
+        </w:rPr>
+        <w:t xml:space="preserve"> to true in the response and returns the list of candidate voter IDs to the client. The client presents the voter with a fingerprint scan prompt as usual, then resubmits the authentication request with </w:t>
+      </w:r>
+      <w:proofErr w:type="spellStart"/>
+      <w:r>
+        <w:rPr>
+          <w:rFonts w:ascii="Times New Roman" w:hAnsi="Times New Roman" w:cs="Times New Roman"/>
+          <w:sz w:val="20"/>
+          <w:szCs w:val="20"/>
+        </w:rPr>
+        <w:t>CandiateVoterIds</w:t>
+      </w:r>
+      <w:proofErr w:type="spellEnd"/>
+      <w:r>
+        <w:rPr>
+          <w:rFonts w:ascii="Times New Roman" w:hAnsi="Times New Roman" w:cs="Times New Roman"/>
+          <w:sz w:val="20"/>
+          <w:szCs w:val="20"/>
+        </w:rPr>
+        <w:t xml:space="preserve"> populated.</w:t>
       </w:r>
     </w:p>
     <w:p>
@@ -8755,7 +10794,43 @@
           <w:sz w:val="20"/>
           <w:szCs w:val="20"/>
         </w:rPr>
-        <w:t>Every template is compared against every other using SourceAFIS. When a duplicate is detected, the corresponding voters are grouped together and the UnderSuspicion field for all affected records is set to true within the database. Once all comparisons are complete, the groups of suspected duplicates are returned to the Official App. The information returned includes the names and National Insurance numbers of the flagged voters, allowing the official to investigate and resolve each case before polling day.</w:t>
+        <w:t xml:space="preserve">Every template is compared against every other using </w:t>
+      </w:r>
+      <w:proofErr w:type="spellStart"/>
+      <w:r>
+        <w:rPr>
+          <w:rFonts w:ascii="Times New Roman" w:hAnsi="Times New Roman" w:cs="Times New Roman"/>
+          <w:sz w:val="20"/>
+          <w:szCs w:val="20"/>
+        </w:rPr>
+        <w:t>SourceAFIS</w:t>
+      </w:r>
+      <w:proofErr w:type="spellEnd"/>
+      <w:r>
+        <w:rPr>
+          <w:rFonts w:ascii="Times New Roman" w:hAnsi="Times New Roman" w:cs="Times New Roman"/>
+          <w:sz w:val="20"/>
+          <w:szCs w:val="20"/>
+        </w:rPr>
+        <w:t xml:space="preserve">. When a duplicate is detected, the corresponding voters are grouped together and the </w:t>
+      </w:r>
+      <w:proofErr w:type="spellStart"/>
+      <w:r>
+        <w:rPr>
+          <w:rFonts w:ascii="Times New Roman" w:hAnsi="Times New Roman" w:cs="Times New Roman"/>
+          <w:sz w:val="20"/>
+          <w:szCs w:val="20"/>
+        </w:rPr>
+        <w:t>UnderSuspicion</w:t>
+      </w:r>
+      <w:proofErr w:type="spellEnd"/>
+      <w:r>
+        <w:rPr>
+          <w:rFonts w:ascii="Times New Roman" w:hAnsi="Times New Roman" w:cs="Times New Roman"/>
+          <w:sz w:val="20"/>
+          <w:szCs w:val="20"/>
+        </w:rPr>
+        <w:t xml:space="preserve"> field for all affected records is set to true within the database. Once all comparisons are complete, the groups of suspected duplicates are returned to the Official App. The information returned includes the names and National Insurance numbers of the flagged voters, allowing the official to investigate and resolve each case before polling day.</w:t>
       </w:r>
     </w:p>
     <w:p>
@@ -8823,7 +10898,79 @@
           <w:sz w:val="20"/>
           <w:szCs w:val="20"/>
         </w:rPr>
-        <w:t>The official application is a desktop system built using Avalonia UI, a cross platform .NET framework, and follows the Model View ViewModel (MVVM) architectural pattern implemented via the CommunityToolkit.Mvvm library. Neither Avalonia nor MVVM had been used by the researcher prior to this project. The selection was based on Avalonia’s suitability for cross platform desktop development in C#, and MVVM’s ability to clearly separate user interface concerns from business logic. Each screen consists of a View, responsible for the UI, and a corresponding ViewModel, which handles the underlying logic.</w:t>
+        <w:t xml:space="preserve">The official application is a desktop system built using Avalonia UI, a </w:t>
+      </w:r>
+      <w:proofErr w:type="gramStart"/>
+      <w:r>
+        <w:rPr>
+          <w:rFonts w:ascii="Times New Roman" w:hAnsi="Times New Roman" w:cs="Times New Roman"/>
+          <w:sz w:val="20"/>
+          <w:szCs w:val="20"/>
+        </w:rPr>
+        <w:t>cross platform</w:t>
+      </w:r>
+      <w:proofErr w:type="gramEnd"/>
+      <w:r>
+        <w:rPr>
+          <w:rFonts w:ascii="Times New Roman" w:hAnsi="Times New Roman" w:cs="Times New Roman"/>
+          <w:sz w:val="20"/>
+          <w:szCs w:val="20"/>
+        </w:rPr>
+        <w:t xml:space="preserve"> .NET framework, and follows the Model View </w:t>
+      </w:r>
+      <w:proofErr w:type="spellStart"/>
+      <w:r>
+        <w:rPr>
+          <w:rFonts w:ascii="Times New Roman" w:hAnsi="Times New Roman" w:cs="Times New Roman"/>
+          <w:sz w:val="20"/>
+          <w:szCs w:val="20"/>
+        </w:rPr>
+        <w:t>ViewModel</w:t>
+      </w:r>
+      <w:proofErr w:type="spellEnd"/>
+      <w:r>
+        <w:rPr>
+          <w:rFonts w:ascii="Times New Roman" w:hAnsi="Times New Roman" w:cs="Times New Roman"/>
+          <w:sz w:val="20"/>
+          <w:szCs w:val="20"/>
+        </w:rPr>
+        <w:t xml:space="preserve"> (MVVM) architectural pattern implemented via the </w:t>
+      </w:r>
+      <w:proofErr w:type="spellStart"/>
+      <w:r>
+        <w:rPr>
+          <w:rFonts w:ascii="Times New Roman" w:hAnsi="Times New Roman" w:cs="Times New Roman"/>
+          <w:sz w:val="20"/>
+          <w:szCs w:val="20"/>
+        </w:rPr>
+        <w:t>CommunityToolkit.Mvvm</w:t>
+      </w:r>
+      <w:proofErr w:type="spellEnd"/>
+      <w:r>
+        <w:rPr>
+          <w:rFonts w:ascii="Times New Roman" w:hAnsi="Times New Roman" w:cs="Times New Roman"/>
+          <w:sz w:val="20"/>
+          <w:szCs w:val="20"/>
+        </w:rPr>
+        <w:t xml:space="preserve"> library. Neither Avalonia nor MVVM had been used by the researcher prior to this project. The selection was based on Avalonia’s suitability for cross platform desktop development in C#, and MVVM’s ability to clearly separate user interface concerns from business logic. Each screen consists of a View, responsible for the UI, and a corresponding </w:t>
+      </w:r>
+      <w:proofErr w:type="spellStart"/>
+      <w:r>
+        <w:rPr>
+          <w:rFonts w:ascii="Times New Roman" w:hAnsi="Times New Roman" w:cs="Times New Roman"/>
+          <w:sz w:val="20"/>
+          <w:szCs w:val="20"/>
+        </w:rPr>
+        <w:t>ViewModel</w:t>
+      </w:r>
+      <w:proofErr w:type="spellEnd"/>
+      <w:r>
+        <w:rPr>
+          <w:rFonts w:ascii="Times New Roman" w:hAnsi="Times New Roman" w:cs="Times New Roman"/>
+          <w:sz w:val="20"/>
+          <w:szCs w:val="20"/>
+        </w:rPr>
+        <w:t>, which handles the underlying logic.</w:t>
       </w:r>
     </w:p>
     <w:p>
@@ -9136,7 +11283,25 @@
           <w:sz w:val="20"/>
           <w:szCs w:val="20"/>
         </w:rPr>
-        <w:t xml:space="preserve">, incorporates feedback from both surveys. The layout was simplified into two distinct sections with connected devices on the left and polling station statistics on the right. The device interface was redesigned, replacing the previous colour based health indicators with clearly labelled status text. Additionally, explicit lock and unlock buttons were added to each device template, making these controls immediately visible and accessible. </w:t>
+        <w:t xml:space="preserve">, incorporates feedback from both surveys. The layout was simplified into two distinct sections with connected devices on the left and polling station statistics on the right. The device interface was redesigned, replacing the previous </w:t>
+      </w:r>
+      <w:proofErr w:type="gramStart"/>
+      <w:r>
+        <w:rPr>
+          <w:rFonts w:ascii="Times New Roman" w:hAnsi="Times New Roman" w:cs="Times New Roman"/>
+          <w:sz w:val="20"/>
+          <w:szCs w:val="20"/>
+        </w:rPr>
+        <w:t>colour based</w:t>
+      </w:r>
+      <w:proofErr w:type="gramEnd"/>
+      <w:r>
+        <w:rPr>
+          <w:rFonts w:ascii="Times New Roman" w:hAnsi="Times New Roman" w:cs="Times New Roman"/>
+          <w:sz w:val="20"/>
+          <w:szCs w:val="20"/>
+        </w:rPr>
+        <w:t xml:space="preserve"> health indicators with clearly labelled status text. Additionally, explicit lock and unlock buttons were added to each device template, making these controls immediately visible and accessible. </w:t>
       </w:r>
     </w:p>
     <w:p>
@@ -9170,32 +11335,158 @@
           <w:sz w:val="20"/>
           <w:szCs w:val="20"/>
         </w:rPr>
-        <w:t xml:space="preserve">Each voter device connects to the server via SignalR and joins a group scoped to the voter's identity. When the connection is established or its status changes the server pushes a presence event to the official's client. This was not always the mechanism used; the original implementation relied on HTTP polling where the official app requested device statuses on a fixed interval. When tested, the intervals created a gap between status </w:t>
-      </w:r>
-      <w:r>
-        <w:rPr>
-          <w:rFonts w:ascii="Times New Roman" w:hAnsi="Times New Roman" w:cs="Times New Roman"/>
-          <w:sz w:val="20"/>
-          <w:szCs w:val="20"/>
-        </w:rPr>
-        <w:t>updates of up to 20–30 seconds, which was unacceptable for a lock command when an official needed immediate action against an attacker. The migration to SignalR reduced this to near instant delivery and was the primary driver for adopting the persistent connection architecture.</w:t>
-      </w:r>
-    </w:p>
-    <w:p>
-      <w:pPr>
-        <w:rPr>
-          <w:rFonts w:ascii="Times New Roman" w:hAnsi="Times New Roman" w:cs="Times New Roman"/>
-          <w:sz w:val="20"/>
-          <w:szCs w:val="20"/>
-        </w:rPr>
-      </w:pPr>
-      <w:r>
-        <w:rPr>
-          <w:rFonts w:ascii="Times New Roman" w:hAnsi="Times New Roman" w:cs="Times New Roman"/>
-          <w:sz w:val="20"/>
-          <w:szCs w:val="20"/>
-        </w:rPr>
-        <w:t xml:space="preserve">The lock command itself follows a three step flow, the officials viewmodel sends a lock_device command to the server via the API, the server then forwards it through signalR directly to the target device’s group. Then the devices status is reflected back to all subscribers including the official’s screen. The viewmodel then updates the device status to locked before any confirmation is sent. </w:t>
+        <w:t xml:space="preserve">Each voter device connects to the server via </w:t>
+      </w:r>
+      <w:proofErr w:type="spellStart"/>
+      <w:r>
+        <w:rPr>
+          <w:rFonts w:ascii="Times New Roman" w:hAnsi="Times New Roman" w:cs="Times New Roman"/>
+          <w:sz w:val="20"/>
+          <w:szCs w:val="20"/>
+        </w:rPr>
+        <w:t>SignalR</w:t>
+      </w:r>
+      <w:proofErr w:type="spellEnd"/>
+      <w:r>
+        <w:rPr>
+          <w:rFonts w:ascii="Times New Roman" w:hAnsi="Times New Roman" w:cs="Times New Roman"/>
+          <w:sz w:val="20"/>
+          <w:szCs w:val="20"/>
+        </w:rPr>
+        <w:t xml:space="preserve"> and joins a group scoped to the voter's identity. When the connection is established or its status changes the server pushes a presence event to the official's client. This was not always the mechanism used; the original implementation relied on HTTP polling where the official app requested device statuses on a fixed interval. When tested, the intervals created a gap between status </w:t>
+      </w:r>
+      <w:r>
+        <w:rPr>
+          <w:rFonts w:ascii="Times New Roman" w:hAnsi="Times New Roman" w:cs="Times New Roman"/>
+          <w:sz w:val="20"/>
+          <w:szCs w:val="20"/>
+        </w:rPr>
+        <w:t xml:space="preserve">updates of up to 20–30 seconds, which was unacceptable for a lock command when an official needed immediate action against an attacker. The migration to </w:t>
+      </w:r>
+      <w:proofErr w:type="spellStart"/>
+      <w:r>
+        <w:rPr>
+          <w:rFonts w:ascii="Times New Roman" w:hAnsi="Times New Roman" w:cs="Times New Roman"/>
+          <w:sz w:val="20"/>
+          <w:szCs w:val="20"/>
+        </w:rPr>
+        <w:t>SignalR</w:t>
+      </w:r>
+      <w:proofErr w:type="spellEnd"/>
+      <w:r>
+        <w:rPr>
+          <w:rFonts w:ascii="Times New Roman" w:hAnsi="Times New Roman" w:cs="Times New Roman"/>
+          <w:sz w:val="20"/>
+          <w:szCs w:val="20"/>
+        </w:rPr>
+        <w:t xml:space="preserve"> reduced this to near instant delivery and was the primary driver for adopting the persistent connection architecture.</w:t>
+      </w:r>
+    </w:p>
+    <w:p>
+      <w:pPr>
+        <w:rPr>
+          <w:rFonts w:ascii="Times New Roman" w:hAnsi="Times New Roman" w:cs="Times New Roman"/>
+          <w:sz w:val="20"/>
+          <w:szCs w:val="20"/>
+        </w:rPr>
+      </w:pPr>
+      <w:r>
+        <w:rPr>
+          <w:rFonts w:ascii="Times New Roman" w:hAnsi="Times New Roman" w:cs="Times New Roman"/>
+          <w:sz w:val="20"/>
+          <w:szCs w:val="20"/>
+        </w:rPr>
+        <w:t xml:space="preserve">The lock command itself follows a </w:t>
+      </w:r>
+      <w:proofErr w:type="gramStart"/>
+      <w:r>
+        <w:rPr>
+          <w:rFonts w:ascii="Times New Roman" w:hAnsi="Times New Roman" w:cs="Times New Roman"/>
+          <w:sz w:val="20"/>
+          <w:szCs w:val="20"/>
+        </w:rPr>
+        <w:t>three step</w:t>
+      </w:r>
+      <w:proofErr w:type="gramEnd"/>
+      <w:r>
+        <w:rPr>
+          <w:rFonts w:ascii="Times New Roman" w:hAnsi="Times New Roman" w:cs="Times New Roman"/>
+          <w:sz w:val="20"/>
+          <w:szCs w:val="20"/>
+        </w:rPr>
+        <w:t xml:space="preserve"> flow, the officials </w:t>
+      </w:r>
+      <w:proofErr w:type="spellStart"/>
+      <w:r>
+        <w:rPr>
+          <w:rFonts w:ascii="Times New Roman" w:hAnsi="Times New Roman" w:cs="Times New Roman"/>
+          <w:sz w:val="20"/>
+          <w:szCs w:val="20"/>
+        </w:rPr>
+        <w:t>viewmodel</w:t>
+      </w:r>
+      <w:proofErr w:type="spellEnd"/>
+      <w:r>
+        <w:rPr>
+          <w:rFonts w:ascii="Times New Roman" w:hAnsi="Times New Roman" w:cs="Times New Roman"/>
+          <w:sz w:val="20"/>
+          <w:szCs w:val="20"/>
+        </w:rPr>
+        <w:t xml:space="preserve"> sends a </w:t>
+      </w:r>
+      <w:proofErr w:type="spellStart"/>
+      <w:r>
+        <w:rPr>
+          <w:rFonts w:ascii="Times New Roman" w:hAnsi="Times New Roman" w:cs="Times New Roman"/>
+          <w:sz w:val="20"/>
+          <w:szCs w:val="20"/>
+        </w:rPr>
+        <w:t>lock_device</w:t>
+      </w:r>
+      <w:proofErr w:type="spellEnd"/>
+      <w:r>
+        <w:rPr>
+          <w:rFonts w:ascii="Times New Roman" w:hAnsi="Times New Roman" w:cs="Times New Roman"/>
+          <w:sz w:val="20"/>
+          <w:szCs w:val="20"/>
+        </w:rPr>
+        <w:t xml:space="preserve"> command to the server via the API, the server then forwards it through </w:t>
+      </w:r>
+      <w:proofErr w:type="spellStart"/>
+      <w:r>
+        <w:rPr>
+          <w:rFonts w:ascii="Times New Roman" w:hAnsi="Times New Roman" w:cs="Times New Roman"/>
+          <w:sz w:val="20"/>
+          <w:szCs w:val="20"/>
+        </w:rPr>
+        <w:t>signalR</w:t>
+      </w:r>
+      <w:proofErr w:type="spellEnd"/>
+      <w:r>
+        <w:rPr>
+          <w:rFonts w:ascii="Times New Roman" w:hAnsi="Times New Roman" w:cs="Times New Roman"/>
+          <w:sz w:val="20"/>
+          <w:szCs w:val="20"/>
+        </w:rPr>
+        <w:t xml:space="preserve"> directly to the target device’s group. Then the devices status is reflected back to all subscribers including the official’s screen. The </w:t>
+      </w:r>
+      <w:proofErr w:type="spellStart"/>
+      <w:r>
+        <w:rPr>
+          <w:rFonts w:ascii="Times New Roman" w:hAnsi="Times New Roman" w:cs="Times New Roman"/>
+          <w:sz w:val="20"/>
+          <w:szCs w:val="20"/>
+        </w:rPr>
+        <w:t>viewmodel</w:t>
+      </w:r>
+      <w:proofErr w:type="spellEnd"/>
+      <w:r>
+        <w:rPr>
+          <w:rFonts w:ascii="Times New Roman" w:hAnsi="Times New Roman" w:cs="Times New Roman"/>
+          <w:sz w:val="20"/>
+          <w:szCs w:val="20"/>
+        </w:rPr>
+        <w:t xml:space="preserve"> then updates the device status to locked before any confirmation is sent. </w:t>
       </w:r>
     </w:p>
     <w:p>
@@ -9305,7 +11596,25 @@
           <w:sz w:val="20"/>
           <w:szCs w:val="20"/>
         </w:rPr>
-        <w:t>If the command to lock fails the status rolls back to its previous value on the official’s screen, this is so the official is not misled into thinking that the device is secured. When the lock is sent successfully the voter device receives it via its own SignalR subscription and disables the voter interface, preventing further interaction until the unlock command is sent.</w:t>
+        <w:t xml:space="preserve">If the command to lock fails the status rolls back to its previous value on the official’s screen, this is so the official is not misled into thinking that the device is secured. When the lock is sent successfully the voter device receives it via its own </w:t>
+      </w:r>
+      <w:proofErr w:type="spellStart"/>
+      <w:r>
+        <w:rPr>
+          <w:rFonts w:ascii="Times New Roman" w:hAnsi="Times New Roman" w:cs="Times New Roman"/>
+          <w:sz w:val="20"/>
+          <w:szCs w:val="20"/>
+        </w:rPr>
+        <w:t>SignalR</w:t>
+      </w:r>
+      <w:proofErr w:type="spellEnd"/>
+      <w:r>
+        <w:rPr>
+          <w:rFonts w:ascii="Times New Roman" w:hAnsi="Times New Roman" w:cs="Times New Roman"/>
+          <w:sz w:val="20"/>
+          <w:szCs w:val="20"/>
+        </w:rPr>
+        <w:t xml:space="preserve"> subscription and disables the voter interface, preventing further interaction until the unlock command is sent.</w:t>
       </w:r>
     </w:p>
     <w:p>
@@ -9497,7 +11806,25 @@
           <w:sz w:val="20"/>
           <w:szCs w:val="20"/>
         </w:rPr>
-        <w:t xml:space="preserve">Integrating the IBScanUltimate Columbo scanner was one of the most time-consuming challenges in the project. The researcher had no prior experience integrating hardware into a software project, making each stage a learning experience that slowed development. The first step was contacting the SDK provider directly by email to obtain the </w:t>
+        <w:t xml:space="preserve">Integrating the </w:t>
+      </w:r>
+      <w:proofErr w:type="spellStart"/>
+      <w:r>
+        <w:rPr>
+          <w:rFonts w:ascii="Times New Roman" w:hAnsi="Times New Roman" w:cs="Times New Roman"/>
+          <w:sz w:val="20"/>
+          <w:szCs w:val="20"/>
+        </w:rPr>
+        <w:t>IBScanUltimate</w:t>
+      </w:r>
+      <w:proofErr w:type="spellEnd"/>
+      <w:r>
+        <w:rPr>
+          <w:rFonts w:ascii="Times New Roman" w:hAnsi="Times New Roman" w:cs="Times New Roman"/>
+          <w:sz w:val="20"/>
+          <w:szCs w:val="20"/>
+        </w:rPr>
+        <w:t xml:space="preserve"> Columbo scanner was one of the most time-consuming challenges in the project. The researcher had no prior experience integrating hardware into a software project, making each stage a learning experience that slowed development. The first step was contacting the SDK provider directly by email to obtain the </w:t>
       </w:r>
       <w:r>
         <w:rPr>
@@ -9547,24 +11874,78 @@
           <w:sz w:val="20"/>
           <w:szCs w:val="20"/>
         </w:rPr>
-        <w:t xml:space="preserve"> A further limitation of the IBScan SDK is that it only provides drivers for Windows, Linux and Android, meaning the scanner integration is not functional on macOS despite both applications otherwise running cross-platform via Avalonia. This constrains the current deployment to Windows devices only if users wish to progress past authentication. </w:t>
-      </w:r>
-    </w:p>
-    <w:p>
-      <w:pPr>
-        <w:rPr>
-          <w:rFonts w:ascii="Times New Roman" w:hAnsi="Times New Roman" w:cs="Times New Roman"/>
-          <w:sz w:val="20"/>
-          <w:szCs w:val="20"/>
-        </w:rPr>
-      </w:pPr>
-      <w:r>
-        <w:rPr>
-          <w:rFonts w:ascii="Times New Roman" w:hAnsi="Times New Roman" w:cs="Times New Roman"/>
-          <w:sz w:val="20"/>
-          <w:szCs w:val="20"/>
-        </w:rPr>
-        <w:t xml:space="preserve">A second compatibility problem appeared between what the scanner produces and what SourceAFIS accepts. The SDK delivers a raw 8 bit grayscale pixel buffer with metadata attached. A conversion step was needed so that every scan returns a PNG. </w:t>
+        <w:t xml:space="preserve"> A further limitation of the </w:t>
+      </w:r>
+      <w:proofErr w:type="spellStart"/>
+      <w:r>
+        <w:rPr>
+          <w:rFonts w:ascii="Times New Roman" w:hAnsi="Times New Roman" w:cs="Times New Roman"/>
+          <w:sz w:val="20"/>
+          <w:szCs w:val="20"/>
+        </w:rPr>
+        <w:t>IBScan</w:t>
+      </w:r>
+      <w:proofErr w:type="spellEnd"/>
+      <w:r>
+        <w:rPr>
+          <w:rFonts w:ascii="Times New Roman" w:hAnsi="Times New Roman" w:cs="Times New Roman"/>
+          <w:sz w:val="20"/>
+          <w:szCs w:val="20"/>
+        </w:rPr>
+        <w:t xml:space="preserve"> SDK is that it only provides drivers for Windows, Linux and Android, meaning the scanner integration is not functional on macOS despite both applications otherwise running cross-platform via Avalonia. This constrains the current deployment to Windows devices only if users wish to progress past authentication. </w:t>
+      </w:r>
+    </w:p>
+    <w:p>
+      <w:pPr>
+        <w:rPr>
+          <w:rFonts w:ascii="Times New Roman" w:hAnsi="Times New Roman" w:cs="Times New Roman"/>
+          <w:sz w:val="20"/>
+          <w:szCs w:val="20"/>
+        </w:rPr>
+      </w:pPr>
+      <w:r>
+        <w:rPr>
+          <w:rFonts w:ascii="Times New Roman" w:hAnsi="Times New Roman" w:cs="Times New Roman"/>
+          <w:sz w:val="20"/>
+          <w:szCs w:val="20"/>
+        </w:rPr>
+        <w:t xml:space="preserve">A second compatibility problem appeared between what the scanner produces and what </w:t>
+      </w:r>
+      <w:proofErr w:type="spellStart"/>
+      <w:r>
+        <w:rPr>
+          <w:rFonts w:ascii="Times New Roman" w:hAnsi="Times New Roman" w:cs="Times New Roman"/>
+          <w:sz w:val="20"/>
+          <w:szCs w:val="20"/>
+        </w:rPr>
+        <w:t>SourceAFIS</w:t>
+      </w:r>
+      <w:proofErr w:type="spellEnd"/>
+      <w:r>
+        <w:rPr>
+          <w:rFonts w:ascii="Times New Roman" w:hAnsi="Times New Roman" w:cs="Times New Roman"/>
+          <w:sz w:val="20"/>
+          <w:szCs w:val="20"/>
+        </w:rPr>
+        <w:t xml:space="preserve"> accepts. The SDK delivers a raw </w:t>
+      </w:r>
+      <w:proofErr w:type="gramStart"/>
+      <w:r>
+        <w:rPr>
+          <w:rFonts w:ascii="Times New Roman" w:hAnsi="Times New Roman" w:cs="Times New Roman"/>
+          <w:sz w:val="20"/>
+          <w:szCs w:val="20"/>
+        </w:rPr>
+        <w:t>8 bit</w:t>
+      </w:r>
+      <w:proofErr w:type="gramEnd"/>
+      <w:r>
+        <w:rPr>
+          <w:rFonts w:ascii="Times New Roman" w:hAnsi="Times New Roman" w:cs="Times New Roman"/>
+          <w:sz w:val="20"/>
+          <w:szCs w:val="20"/>
+        </w:rPr>
+        <w:t xml:space="preserve"> grayscale pixel buffer with metadata attached. A conversion step was needed so that every scan returns a PNG. </w:t>
       </w:r>
     </w:p>
     <w:p>
@@ -9760,7 +12141,25 @@
           <w:sz w:val="20"/>
           <w:szCs w:val="20"/>
         </w:rPr>
-        <w:t xml:space="preserve">AWS was chosen as the hosting platform as it is the industry standard and provided the infrastructure needed to run the system as it was designed to operate. This was the researcher's first time deploying to a cloud environment. Two EC2 Linux instances were created, one running the ASP.NET Core server behind an Nginx reverse proxy, and a second hosting the PostgreSQL database. Elastic IPs were assigned to both instances to provide </w:t>
+        <w:t xml:space="preserve">AWS was chosen as the hosting platform as it is the industry standard and provided the infrastructure needed to run the system as it was designed to operate. This was the researcher's first time deploying to a cloud environment. Two EC2 Linux instances were created, one running the ASP.NET Core server behind </w:t>
+      </w:r>
+      <w:proofErr w:type="gramStart"/>
+      <w:r>
+        <w:rPr>
+          <w:rFonts w:ascii="Times New Roman" w:hAnsi="Times New Roman" w:cs="Times New Roman"/>
+          <w:sz w:val="20"/>
+          <w:szCs w:val="20"/>
+        </w:rPr>
+        <w:t>an</w:t>
+      </w:r>
+      <w:proofErr w:type="gramEnd"/>
+      <w:r>
+        <w:rPr>
+          <w:rFonts w:ascii="Times New Roman" w:hAnsi="Times New Roman" w:cs="Times New Roman"/>
+          <w:sz w:val="20"/>
+          <w:szCs w:val="20"/>
+        </w:rPr>
+        <w:t xml:space="preserve"> Nginx reverse proxy, and a second hosting the PostgreSQL database. Elastic IPs were assigned to both instances to provide </w:t>
       </w:r>
       <w:r>
         <w:rPr>
@@ -9845,7 +12244,25 @@
           <w:sz w:val="20"/>
           <w:szCs w:val="20"/>
         </w:rPr>
-        <w:t>During implementation, Artificial Intelligence tools were used to accelerate development and support the learning of unfamiliar technologies, including Avalonia, SignalR, and ASP.NET Core</w:t>
+        <w:t xml:space="preserve">During implementation, Artificial Intelligence tools were used to accelerate development and support the learning of unfamiliar technologies, including Avalonia, </w:t>
+      </w:r>
+      <w:proofErr w:type="spellStart"/>
+      <w:r>
+        <w:rPr>
+          <w:rFonts w:ascii="Times New Roman" w:hAnsi="Times New Roman" w:cs="Times New Roman"/>
+          <w:sz w:val="20"/>
+          <w:szCs w:val="20"/>
+        </w:rPr>
+        <w:t>SignalR</w:t>
+      </w:r>
+      <w:proofErr w:type="spellEnd"/>
+      <w:r>
+        <w:rPr>
+          <w:rFonts w:ascii="Times New Roman" w:hAnsi="Times New Roman" w:cs="Times New Roman"/>
+          <w:sz w:val="20"/>
+          <w:szCs w:val="20"/>
+        </w:rPr>
+        <w:t>, and ASP.NET Core</w:t>
       </w:r>
       <w:r>
         <w:rPr>
@@ -9869,7 +12286,7 @@
           <w:b/>
           <w:bCs/>
         </w:rPr>
-        <w:t>7. Evaluation</w:t>
+        <w:t xml:space="preserve">7. </w:t>
       </w:r>
     </w:p>
     <w:p>
@@ -9886,117 +12303,160 @@
           <w:b/>
           <w:bCs/>
         </w:rPr>
-        <w:t>7.1 User Evaluation Methodology</w:t>
-      </w:r>
-    </w:p>
-    <w:p>
-      <w:pPr>
-        <w:rPr>
-          <w:rFonts w:ascii="Times New Roman" w:hAnsi="Times New Roman" w:cs="Times New Roman"/>
-          <w:sz w:val="20"/>
-          <w:szCs w:val="20"/>
-        </w:rPr>
-      </w:pPr>
-      <w:r>
-        <w:rPr>
-          <w:rFonts w:ascii="Times New Roman" w:hAnsi="Times New Roman" w:cs="Times New Roman"/>
-          <w:sz w:val="20"/>
-          <w:szCs w:val="20"/>
-        </w:rPr>
-        <w:t>To evaluate the system, two surveys were conducted at different stages of development. The first was conducted on the high-fidelity mock-ups (Appendix A) to gather feedback on the interface design. The second was conducted after the redesign that resulted from the first survey's feedback. Both surveys used the same questionnaire (Appendix J), consisting of five point ratings and open-ended text responses. Participants were briefed on the anonymous nature of the data collection process and were given a consent form to review and sign (Appendix L). The full results of both surveys are available in Appendix G.</w:t>
-      </w:r>
-    </w:p>
-    <w:p>
-      <w:pPr>
+        <w:t xml:space="preserve">7 </w:t>
+      </w:r>
+      <w:r>
         <w:rPr>
           <w:rFonts w:ascii="Times New Roman" w:hAnsi="Times New Roman" w:cs="Times New Roman"/>
           <w:b/>
           <w:bCs/>
         </w:rPr>
-      </w:pPr>
-      <w:r>
+        <w:t>Evaluation</w:t>
+      </w:r>
+    </w:p>
+    <w:p>
+      <w:pPr>
         <w:rPr>
           <w:rFonts w:ascii="Times New Roman" w:hAnsi="Times New Roman" w:cs="Times New Roman"/>
           <w:b/>
           <w:bCs/>
         </w:rPr>
-        <w:t>7.2.1 Survey One</w:t>
-      </w:r>
-    </w:p>
-    <w:p>
-      <w:pPr>
-        <w:rPr>
-          <w:rFonts w:ascii="Times New Roman" w:hAnsi="Times New Roman" w:cs="Times New Roman"/>
-          <w:sz w:val="20"/>
-          <w:szCs w:val="20"/>
-        </w:rPr>
-      </w:pPr>
-      <w:r>
-        <w:rPr>
-          <w:rFonts w:ascii="Times New Roman" w:hAnsi="Times New Roman" w:cs="Times New Roman"/>
-          <w:sz w:val="20"/>
-          <w:szCs w:val="20"/>
-        </w:rPr>
-        <w:t>The first survey identified significant usability issues with the Official Polling Manager screen. When participants were asked to rate the difficulty of Task 4 (see Appendix J), which focuses on use of the Polling Manager screen, 64% of responses rated it as very difficult. The most common open-ended response cited the layout as unintuitive or overly complex. One participant noted that they would not have known device locking was possible had the task not specified it. These comments directly affected the redesign. Participants reported that the voter app was intuitive and that the overall flow was clear.</w:t>
-      </w:r>
-    </w:p>
-    <w:p>
-      <w:pPr>
-        <w:rPr>
-          <w:rFonts w:ascii="Times New Roman" w:hAnsi="Times New Roman" w:cs="Times New Roman"/>
-          <w:sz w:val="20"/>
-          <w:szCs w:val="20"/>
-        </w:rPr>
-      </w:pPr>
-    </w:p>
-    <w:p>
-      <w:pPr>
+      </w:pPr>
+      <w:r>
         <w:rPr>
           <w:rFonts w:ascii="Times New Roman" w:hAnsi="Times New Roman" w:cs="Times New Roman"/>
           <w:b/>
           <w:bCs/>
         </w:rPr>
-      </w:pPr>
-      <w:r>
+        <w:t>7.1 User Evaluation Methodology</w:t>
+      </w:r>
+    </w:p>
+    <w:p>
+      <w:pPr>
+        <w:rPr>
+          <w:rFonts w:ascii="Times New Roman" w:hAnsi="Times New Roman" w:cs="Times New Roman"/>
+          <w:sz w:val="20"/>
+          <w:szCs w:val="20"/>
+        </w:rPr>
+      </w:pPr>
+      <w:r>
+        <w:rPr>
+          <w:rFonts w:ascii="Times New Roman" w:hAnsi="Times New Roman" w:cs="Times New Roman"/>
+          <w:sz w:val="20"/>
+          <w:szCs w:val="20"/>
+        </w:rPr>
+        <w:t xml:space="preserve">To evaluate the system, two surveys were conducted at different stages of development. The first was conducted on the high-fidelity mock-ups (Appendix A) to gather feedback on the interface design. The second was conducted after the redesign that resulted from the first survey's feedback. Both surveys used the same questionnaire (Appendix J), consisting of </w:t>
+      </w:r>
+      <w:proofErr w:type="gramStart"/>
+      <w:r>
+        <w:rPr>
+          <w:rFonts w:ascii="Times New Roman" w:hAnsi="Times New Roman" w:cs="Times New Roman"/>
+          <w:sz w:val="20"/>
+          <w:szCs w:val="20"/>
+        </w:rPr>
+        <w:t>five point</w:t>
+      </w:r>
+      <w:proofErr w:type="gramEnd"/>
+      <w:r>
+        <w:rPr>
+          <w:rFonts w:ascii="Times New Roman" w:hAnsi="Times New Roman" w:cs="Times New Roman"/>
+          <w:sz w:val="20"/>
+          <w:szCs w:val="20"/>
+        </w:rPr>
+        <w:t xml:space="preserve"> ratings and open-ended text responses. Participants were briefed on the anonymous nature of the data collection process and were given a consent form to review and sign (Appendix L). The full results of both surveys are available in Appendix G.</w:t>
+      </w:r>
+    </w:p>
+    <w:p>
+      <w:pPr>
         <w:rPr>
           <w:rFonts w:ascii="Times New Roman" w:hAnsi="Times New Roman" w:cs="Times New Roman"/>
           <w:b/>
           <w:bCs/>
         </w:rPr>
-        <w:t>7.2.2 Survey Two</w:t>
-      </w:r>
-    </w:p>
-    <w:p>
-      <w:pPr>
-        <w:rPr>
-          <w:rFonts w:ascii="Times New Roman" w:hAnsi="Times New Roman" w:cs="Times New Roman"/>
-          <w:sz w:val="20"/>
-          <w:szCs w:val="20"/>
-        </w:rPr>
-      </w:pPr>
-      <w:r>
-        <w:rPr>
-          <w:rFonts w:ascii="Times New Roman" w:hAnsi="Times New Roman" w:cs="Times New Roman"/>
-          <w:sz w:val="20"/>
-          <w:szCs w:val="20"/>
-        </w:rPr>
-        <w:t>Following the redesign, the same questionnaire was repeated on the live system. The second survey shifted focus away from the Polling Manager screen, with responses raising new issues primarily around the user interface and fingerprint scanning. Feedback on the Official App indicated that the process of linking a voter device was unclear, and that an average user would be unlikely to complete this step without assistance. Across both apps, the most commonly cited difficulty was the requirement to press a start scan button to initiate fingerprint capture. Several participants left the open-ended difficulty questions blank, suggesting the redesign had successfully addressed the core usability concerns raised in the first survey.</w:t>
-      </w:r>
-    </w:p>
-    <w:p>
-      <w:pPr>
+      </w:pPr>
+      <w:r>
         <w:rPr>
           <w:rFonts w:ascii="Times New Roman" w:hAnsi="Times New Roman" w:cs="Times New Roman"/>
           <w:b/>
           <w:bCs/>
         </w:rPr>
-      </w:pPr>
-      <w:r>
+        <w:t>7.2.1 Survey One</w:t>
+      </w:r>
+    </w:p>
+    <w:p>
+      <w:pPr>
+        <w:rPr>
+          <w:rFonts w:ascii="Times New Roman" w:hAnsi="Times New Roman" w:cs="Times New Roman"/>
+          <w:sz w:val="20"/>
+          <w:szCs w:val="20"/>
+        </w:rPr>
+      </w:pPr>
+      <w:r>
+        <w:rPr>
+          <w:rFonts w:ascii="Times New Roman" w:hAnsi="Times New Roman" w:cs="Times New Roman"/>
+          <w:sz w:val="20"/>
+          <w:szCs w:val="20"/>
+        </w:rPr>
+        <w:t>The first survey identified significant usability issues with the Official Polling Manager screen. When participants were asked to rate the difficulty of Task 4 (see Appendix J), which focuses on use of the Polling Manager screen, 64% of responses rated it as very difficult. The most common open-ended response cited the layout as unintuitive or overly complex. One participant noted that they would not have known device locking was possible had the task not specified it. These comments directly affected the redesign. Participants reported that the voter app was intuitive and that the overall flow was clear.</w:t>
+      </w:r>
+    </w:p>
+    <w:p>
+      <w:pPr>
+        <w:rPr>
+          <w:rFonts w:ascii="Times New Roman" w:hAnsi="Times New Roman" w:cs="Times New Roman"/>
+          <w:sz w:val="20"/>
+          <w:szCs w:val="20"/>
+        </w:rPr>
+      </w:pPr>
+    </w:p>
+    <w:p>
+      <w:pPr>
         <w:rPr>
           <w:rFonts w:ascii="Times New Roman" w:hAnsi="Times New Roman" w:cs="Times New Roman"/>
           <w:b/>
           <w:bCs/>
         </w:rPr>
+      </w:pPr>
+      <w:r>
+        <w:rPr>
+          <w:rFonts w:ascii="Times New Roman" w:hAnsi="Times New Roman" w:cs="Times New Roman"/>
+          <w:b/>
+          <w:bCs/>
+        </w:rPr>
+        <w:t>7.2.2 Survey Two</w:t>
+      </w:r>
+    </w:p>
+    <w:p>
+      <w:pPr>
+        <w:rPr>
+          <w:rFonts w:ascii="Times New Roman" w:hAnsi="Times New Roman" w:cs="Times New Roman"/>
+          <w:sz w:val="20"/>
+          <w:szCs w:val="20"/>
+        </w:rPr>
+      </w:pPr>
+      <w:r>
+        <w:rPr>
+          <w:rFonts w:ascii="Times New Roman" w:hAnsi="Times New Roman" w:cs="Times New Roman"/>
+          <w:sz w:val="20"/>
+          <w:szCs w:val="20"/>
+        </w:rPr>
+        <w:t>Following the redesign, the same questionnaire was repeated on the live system. The second survey shifted focus away from the Polling Manager screen, with responses raising new issues primarily around the user interface and fingerprint scanning. Feedback on the Official App indicated that the process of linking a voter device was unclear, and that an average user would be unlikely to complete this step without assistance. Across both apps, the most commonly cited difficulty was the requirement to press a start scan button to initiate fingerprint capture. Several participants left the open-ended difficulty questions blank, suggesting the redesign had successfully addressed the core usability concerns raised in the first survey.</w:t>
+      </w:r>
+    </w:p>
+    <w:p>
+      <w:pPr>
+        <w:rPr>
+          <w:rFonts w:ascii="Times New Roman" w:hAnsi="Times New Roman" w:cs="Times New Roman"/>
+          <w:b/>
+          <w:bCs/>
+        </w:rPr>
+      </w:pPr>
+      <w:r>
+        <w:rPr>
+          <w:rFonts w:ascii="Times New Roman" w:hAnsi="Times New Roman" w:cs="Times New Roman"/>
+          <w:b/>
+          <w:bCs/>
+        </w:rPr>
         <w:t>7.2.3 Evaluation of Surveys</w:t>
       </w:r>
     </w:p>
@@ -10074,7 +12534,25 @@
           <w:sz w:val="20"/>
           <w:szCs w:val="20"/>
         </w:rPr>
-        <w:t xml:space="preserve">A strength of the agile methodology was demonstrated when the system was switched from HTTP polling to a persistent SignalR connection. The need for this change was identified during development of the client applications, outside the server's development sprints. The flexible nature of agile allowed this to be factored into the following sprint, enabling a fast response to a significant </w:t>
+        <w:t xml:space="preserve">A strength of the agile methodology was demonstrated when the system was switched from HTTP polling to a persistent </w:t>
+      </w:r>
+      <w:proofErr w:type="spellStart"/>
+      <w:r>
+        <w:rPr>
+          <w:rFonts w:ascii="Times New Roman" w:hAnsi="Times New Roman" w:cs="Times New Roman"/>
+          <w:sz w:val="20"/>
+          <w:szCs w:val="20"/>
+        </w:rPr>
+        <w:t>SignalR</w:t>
+      </w:r>
+      <w:proofErr w:type="spellEnd"/>
+      <w:r>
+        <w:rPr>
+          <w:rFonts w:ascii="Times New Roman" w:hAnsi="Times New Roman" w:cs="Times New Roman"/>
+          <w:sz w:val="20"/>
+          <w:szCs w:val="20"/>
+        </w:rPr>
+        <w:t xml:space="preserve"> connection. The need for this change was identified during development of the client applications, outside the server's development sprints. The flexible nature of agile allowed this to be factored into the following sprint, enabling a fast response to a significant </w:t>
       </w:r>
       <w:r>
         <w:rPr>
@@ -10152,7 +12630,43 @@
           <w:sz w:val="20"/>
           <w:szCs w:val="20"/>
         </w:rPr>
-        <w:t xml:space="preserve"> functional requirements across all three components were met. Both the Official App and Secure Vote App successfully encrypt all data in transit, authenticate via fingerprint, link to one another through a hashed access code, and communicate with the server through structured API endpoints over a persistent SignalR connection. The server correctly separates vote records from voter identity, verifies fingerprints against stored templates using SourceAFIS, and distributes lock and unlock commands to the correct linked voter devices. The duplicate fingerprint detection requirement was implemented and returns grouped results to the official on request. </w:t>
+        <w:t xml:space="preserve"> functional requirements across all three components were met. Both the Official App and Secure Vote App successfully encrypt all data in transit, authenticate via fingerprint, link to one another through a hashed access code, and communicate with the server through structured API endpoints over a persistent </w:t>
+      </w:r>
+      <w:proofErr w:type="spellStart"/>
+      <w:r>
+        <w:rPr>
+          <w:rFonts w:ascii="Times New Roman" w:hAnsi="Times New Roman" w:cs="Times New Roman"/>
+          <w:sz w:val="20"/>
+          <w:szCs w:val="20"/>
+        </w:rPr>
+        <w:t>SignalR</w:t>
+      </w:r>
+      <w:proofErr w:type="spellEnd"/>
+      <w:r>
+        <w:rPr>
+          <w:rFonts w:ascii="Times New Roman" w:hAnsi="Times New Roman" w:cs="Times New Roman"/>
+          <w:sz w:val="20"/>
+          <w:szCs w:val="20"/>
+        </w:rPr>
+        <w:t xml:space="preserve"> connection. The server correctly separates vote records from voter identity, verifies fingerprints against stored templates using </w:t>
+      </w:r>
+      <w:proofErr w:type="spellStart"/>
+      <w:r>
+        <w:rPr>
+          <w:rFonts w:ascii="Times New Roman" w:hAnsi="Times New Roman" w:cs="Times New Roman"/>
+          <w:sz w:val="20"/>
+          <w:szCs w:val="20"/>
+        </w:rPr>
+        <w:t>SourceAFIS</w:t>
+      </w:r>
+      <w:proofErr w:type="spellEnd"/>
+      <w:r>
+        <w:rPr>
+          <w:rFonts w:ascii="Times New Roman" w:hAnsi="Times New Roman" w:cs="Times New Roman"/>
+          <w:sz w:val="20"/>
+          <w:szCs w:val="20"/>
+        </w:rPr>
+        <w:t xml:space="preserve">, and distributes lock and unlock commands to the correct linked voter devices. The duplicate fingerprint detection requirement was implemented and returns grouped results to the official on request. </w:t>
       </w:r>
     </w:p>
     <w:p>
@@ -10240,7 +12754,25 @@
           <w:sz w:val="20"/>
           <w:szCs w:val="20"/>
         </w:rPr>
-        <w:t>Although both applications run on Windows and macOS via the Avalonia framework, the IBScan Columbo fingerprint scanner SDK only provides drivers for Windows, meaning fingerprint capture is not functional on macOS in the current deployment.</w:t>
+        <w:t xml:space="preserve">Although both applications run on Windows and macOS via the Avalonia framework, the </w:t>
+      </w:r>
+      <w:proofErr w:type="spellStart"/>
+      <w:r>
+        <w:rPr>
+          <w:rFonts w:ascii="Times New Roman" w:hAnsi="Times New Roman" w:cs="Times New Roman"/>
+          <w:sz w:val="20"/>
+          <w:szCs w:val="20"/>
+        </w:rPr>
+        <w:t>IBScan</w:t>
+      </w:r>
+      <w:proofErr w:type="spellEnd"/>
+      <w:r>
+        <w:rPr>
+          <w:rFonts w:ascii="Times New Roman" w:hAnsi="Times New Roman" w:cs="Times New Roman"/>
+          <w:sz w:val="20"/>
+          <w:szCs w:val="20"/>
+        </w:rPr>
+        <w:t xml:space="preserve"> Columbo fingerprint scanner SDK only provides drivers for Windows, meaning fingerprint capture is not functional on macOS in the current deployment.</w:t>
       </w:r>
     </w:p>
     <w:p>
@@ -10308,7 +12840,43 @@
           <w:sz w:val="20"/>
           <w:szCs w:val="20"/>
         </w:rPr>
-        <w:t xml:space="preserve">The final product is an Electronic Voting System that uses Biometric Authentication to verify a voter. The system consists of two desktop applications a cloud-hosted Server on AWS and a cloud-hosted database on AWS. The Official App is operated by polling station staff, and the SecureVote App is used by voters to cast their ballot. Both apps are built with Avalonia and run on Windows and macOS. The server runs as an ASP.NET Core API on an AWS EC2 instance, accessible to both applications over HTTPS via a persistent SignalR connection. </w:t>
+        <w:t xml:space="preserve">The final product is an Electronic Voting System that uses Biometric Authentication to verify a voter. The system consists of two desktop applications a cloud-hosted Server on AWS and a cloud-hosted database on AWS. The Official App is operated by polling station staff, and the </w:t>
+      </w:r>
+      <w:proofErr w:type="spellStart"/>
+      <w:r>
+        <w:rPr>
+          <w:rFonts w:ascii="Times New Roman" w:hAnsi="Times New Roman" w:cs="Times New Roman"/>
+          <w:sz w:val="20"/>
+          <w:szCs w:val="20"/>
+        </w:rPr>
+        <w:t>SecureVote</w:t>
+      </w:r>
+      <w:proofErr w:type="spellEnd"/>
+      <w:r>
+        <w:rPr>
+          <w:rFonts w:ascii="Times New Roman" w:hAnsi="Times New Roman" w:cs="Times New Roman"/>
+          <w:sz w:val="20"/>
+          <w:szCs w:val="20"/>
+        </w:rPr>
+        <w:t xml:space="preserve"> App is used by voters to cast their ballot. Both apps are built with Avalonia and run on Windows and macOS. The server runs as an ASP.NET Core API on an AWS EC2 instance, accessible to both applications over HTTPS via a persistent </w:t>
+      </w:r>
+      <w:proofErr w:type="spellStart"/>
+      <w:r>
+        <w:rPr>
+          <w:rFonts w:ascii="Times New Roman" w:hAnsi="Times New Roman" w:cs="Times New Roman"/>
+          <w:sz w:val="20"/>
+          <w:szCs w:val="20"/>
+        </w:rPr>
+        <w:t>SignalR</w:t>
+      </w:r>
+      <w:proofErr w:type="spellEnd"/>
+      <w:r>
+        <w:rPr>
+          <w:rFonts w:ascii="Times New Roman" w:hAnsi="Times New Roman" w:cs="Times New Roman"/>
+          <w:sz w:val="20"/>
+          <w:szCs w:val="20"/>
+        </w:rPr>
+        <w:t xml:space="preserve"> connection. </w:t>
       </w:r>
     </w:p>
     <w:p>
@@ -10342,7 +12910,25 @@
           <w:sz w:val="20"/>
           <w:szCs w:val="20"/>
         </w:rPr>
-        <w:t>Two key areas of functionality have been selected to demonstrate how the components interact: device linking and status updates. Together, these illustrate how the Official App and SecureVote App communicate through the server, and how actions taken by an official directly affect a connected voter device.</w:t>
+        <w:t xml:space="preserve">Two key areas of functionality have been selected to demonstrate how the components interact: device linking and status updates. Together, these illustrate how the Official App and </w:t>
+      </w:r>
+      <w:proofErr w:type="spellStart"/>
+      <w:r>
+        <w:rPr>
+          <w:rFonts w:ascii="Times New Roman" w:hAnsi="Times New Roman" w:cs="Times New Roman"/>
+          <w:sz w:val="20"/>
+          <w:szCs w:val="20"/>
+        </w:rPr>
+        <w:t>SecureVote</w:t>
+      </w:r>
+      <w:proofErr w:type="spellEnd"/>
+      <w:r>
+        <w:rPr>
+          <w:rFonts w:ascii="Times New Roman" w:hAnsi="Times New Roman" w:cs="Times New Roman"/>
+          <w:sz w:val="20"/>
+          <w:szCs w:val="20"/>
+        </w:rPr>
+        <w:t xml:space="preserve"> App communicate through the server, and how actions taken by an official directly affect a connected voter device.</w:t>
       </w:r>
     </w:p>
     <w:p>
@@ -10374,7 +12960,25 @@
           <w:sz w:val="20"/>
           <w:szCs w:val="20"/>
         </w:rPr>
-        <w:t xml:space="preserve">Before any ballot can be cast, the SecureVote App must be linked to the Official App. This is achieved through an access code generated by the official. As shown in Figure </w:t>
+        <w:t xml:space="preserve">Before any ballot can be cast, the </w:t>
+      </w:r>
+      <w:proofErr w:type="spellStart"/>
+      <w:r>
+        <w:rPr>
+          <w:rFonts w:ascii="Times New Roman" w:hAnsi="Times New Roman" w:cs="Times New Roman"/>
+          <w:sz w:val="20"/>
+          <w:szCs w:val="20"/>
+        </w:rPr>
+        <w:t>SecureVote</w:t>
+      </w:r>
+      <w:proofErr w:type="spellEnd"/>
+      <w:r>
+        <w:rPr>
+          <w:rFonts w:ascii="Times New Roman" w:hAnsi="Times New Roman" w:cs="Times New Roman"/>
+          <w:sz w:val="20"/>
+          <w:szCs w:val="20"/>
+        </w:rPr>
+        <w:t xml:space="preserve"> App must be linked to the Official App. This is achieved through an access code generated by the official. As shown in Figure </w:t>
       </w:r>
       <w:r>
         <w:rPr>
@@ -10519,7 +13123,25 @@
           <w:sz w:val="20"/>
           <w:szCs w:val="20"/>
         </w:rPr>
-        <w:t xml:space="preserve">When the generate button is pressed, the code is checked against the database. If an identical code already exists, the official is prompted to enter a different one. Once a unique code is confirmed, it is hashed and the corresponding polling station record is updated. The voter then launches the SecureVote App, which opens to the linking screen shown in Figure </w:t>
+        <w:t xml:space="preserve">When the generate button is pressed, the code is checked against the database. If an identical code already exists, the official is prompted to enter a different one. Once a unique code is confirmed, it is hashed and the corresponding polling station record is updated. The voter then launches the </w:t>
+      </w:r>
+      <w:proofErr w:type="spellStart"/>
+      <w:r>
+        <w:rPr>
+          <w:rFonts w:ascii="Times New Roman" w:hAnsi="Times New Roman" w:cs="Times New Roman"/>
+          <w:sz w:val="20"/>
+          <w:szCs w:val="20"/>
+        </w:rPr>
+        <w:t>SecureVote</w:t>
+      </w:r>
+      <w:proofErr w:type="spellEnd"/>
+      <w:r>
+        <w:rPr>
+          <w:rFonts w:ascii="Times New Roman" w:hAnsi="Times New Roman" w:cs="Times New Roman"/>
+          <w:sz w:val="20"/>
+          <w:szCs w:val="20"/>
+        </w:rPr>
+        <w:t xml:space="preserve"> App, which opens to the linking screen shown in Figure </w:t>
       </w:r>
       <w:r>
         <w:rPr>
@@ -10685,7 +13307,25 @@
           <w:sz w:val="20"/>
           <w:szCs w:val="20"/>
         </w:rPr>
-        <w:t xml:space="preserve"> illustrates the initial linking screen displayed upon launching the SecureVote App. Establishing a connection requires the user to input the county, constituency, and the unique code generated in Figure </w:t>
+        <w:t xml:space="preserve"> illustrates the initial linking screen displayed upon launching the </w:t>
+      </w:r>
+      <w:proofErr w:type="spellStart"/>
+      <w:r>
+        <w:rPr>
+          <w:rFonts w:ascii="Times New Roman" w:hAnsi="Times New Roman" w:cs="Times New Roman"/>
+          <w:sz w:val="20"/>
+          <w:szCs w:val="20"/>
+        </w:rPr>
+        <w:t>SecureVote</w:t>
+      </w:r>
+      <w:proofErr w:type="spellEnd"/>
+      <w:r>
+        <w:rPr>
+          <w:rFonts w:ascii="Times New Roman" w:hAnsi="Times New Roman" w:cs="Times New Roman"/>
+          <w:sz w:val="20"/>
+          <w:szCs w:val="20"/>
+        </w:rPr>
+        <w:t xml:space="preserve"> App. Establishing a connection requires the user to input the county, constituency, and the unique code generated in Figure </w:t>
       </w:r>
       <w:r>
         <w:rPr>
@@ -11003,7 +13643,25 @@
           <w:sz w:val="20"/>
           <w:szCs w:val="20"/>
         </w:rPr>
-        <w:t xml:space="preserve">When the lock command is issued, it is sent from the Official App to the server, which forwards it directly to the target device via SignalR. The voter device is then redirected to the linking screen, as shown in Figure </w:t>
+        <w:t xml:space="preserve">When the lock command is issued, it is sent from the Official App to the server, which forwards it directly to the target device via </w:t>
+      </w:r>
+      <w:proofErr w:type="spellStart"/>
+      <w:r>
+        <w:rPr>
+          <w:rFonts w:ascii="Times New Roman" w:hAnsi="Times New Roman" w:cs="Times New Roman"/>
+          <w:sz w:val="20"/>
+          <w:szCs w:val="20"/>
+        </w:rPr>
+        <w:t>SignalR</w:t>
+      </w:r>
+      <w:proofErr w:type="spellEnd"/>
+      <w:r>
+        <w:rPr>
+          <w:rFonts w:ascii="Times New Roman" w:hAnsi="Times New Roman" w:cs="Times New Roman"/>
+          <w:sz w:val="20"/>
+          <w:szCs w:val="20"/>
+        </w:rPr>
+        <w:t xml:space="preserve">. The voter device is then redirected to the linking screen, as shown in Figure </w:t>
       </w:r>
       <w:r>
         <w:rPr>
@@ -11303,7 +13961,25 @@
           <w:sz w:val="20"/>
           <w:szCs w:val="20"/>
         </w:rPr>
-        <w:t>Following an examination of international precedents, fingerprint scanning was selected as the most suitable biometric modality, balancing cost effectiveness with a FAR below 0.1%. The system was built across three integrated components: the Official App, the SecureVote App, and a cloud-hosted server, protected by multi-layered encryption, TLS transport security, and structural ballot anonymity enforced at the database level.</w:t>
+        <w:t xml:space="preserve">Following an examination of international precedents, fingerprint scanning was selected as the most suitable biometric modality, balancing cost effectiveness with a FAR below 0.1%. The system was built across three integrated components: the Official App, the </w:t>
+      </w:r>
+      <w:proofErr w:type="spellStart"/>
+      <w:r>
+        <w:rPr>
+          <w:rFonts w:ascii="Times New Roman" w:hAnsi="Times New Roman" w:cs="Times New Roman"/>
+          <w:sz w:val="20"/>
+          <w:szCs w:val="20"/>
+        </w:rPr>
+        <w:t>SecureVote</w:t>
+      </w:r>
+      <w:proofErr w:type="spellEnd"/>
+      <w:r>
+        <w:rPr>
+          <w:rFonts w:ascii="Times New Roman" w:hAnsi="Times New Roman" w:cs="Times New Roman"/>
+          <w:sz w:val="20"/>
+          <w:szCs w:val="20"/>
+        </w:rPr>
+        <w:t xml:space="preserve"> App, and a cloud-hosted server, protected by multi-layered encryption, TLS transport security, and structural ballot anonymity enforced at the database level.</w:t>
       </w:r>
     </w:p>
     <w:p>
@@ -11371,7 +14047,25 @@
           <w:sz w:val="20"/>
           <w:szCs w:val="20"/>
         </w:rPr>
-        <w:t>The second recommendation concerns the fingerprint scanner. The current implementation only functions on Windows, which represents a considerable limitation given the system's cross-platform requirements. A more robust solution would be to source and integrate a higher-quality fingerprint scanner with broader compatibility. In time, the system could even evolve to support dedicated hardware scanners, such as those Apple has built into a range of their laptops, offering both reliability and a more seamless user experience.</w:t>
+        <w:t xml:space="preserve">The second recommendation concerns the fingerprint scanner. The current implementation only functions on Windows, which represents a considerable limitation given the system's </w:t>
+      </w:r>
+      <w:proofErr w:type="gramStart"/>
+      <w:r>
+        <w:rPr>
+          <w:rFonts w:ascii="Times New Roman" w:hAnsi="Times New Roman" w:cs="Times New Roman"/>
+          <w:sz w:val="20"/>
+          <w:szCs w:val="20"/>
+        </w:rPr>
+        <w:t>cross-platform requirements</w:t>
+      </w:r>
+      <w:proofErr w:type="gramEnd"/>
+      <w:r>
+        <w:rPr>
+          <w:rFonts w:ascii="Times New Roman" w:hAnsi="Times New Roman" w:cs="Times New Roman"/>
+          <w:sz w:val="20"/>
+          <w:szCs w:val="20"/>
+        </w:rPr>
+        <w:t>. A more robust solution would be to source and integrate a higher-quality fingerprint scanner with broader compatibility. In time, the system could even evolve to support dedicated hardware scanners, such as those Apple has built into a range of their laptops, offering both reliability and a more seamless user experience.</w:t>
       </w:r>
     </w:p>
     <w:p>
@@ -11530,7 +14224,25 @@
           <w:sz w:val="20"/>
           <w:szCs w:val="20"/>
         </w:rPr>
-        <w:t xml:space="preserve">M. Da Costa-Abreu and S. Smith, “Using biometric-based identification systems in Brazil: A review on low cost fingerprint techniques on-the-go,” </w:t>
+        <w:t xml:space="preserve">M. Da Costa-Abreu and S. Smith, “Using biometric-based identification systems in Brazil: A review on </w:t>
+      </w:r>
+      <w:proofErr w:type="gramStart"/>
+      <w:r>
+        <w:rPr>
+          <w:rFonts w:ascii="Times New Roman" w:hAnsi="Times New Roman" w:cs="Times New Roman"/>
+          <w:sz w:val="20"/>
+          <w:szCs w:val="20"/>
+        </w:rPr>
+        <w:t>low cost</w:t>
+      </w:r>
+      <w:proofErr w:type="gramEnd"/>
+      <w:r>
+        <w:rPr>
+          <w:rFonts w:ascii="Times New Roman" w:hAnsi="Times New Roman" w:cs="Times New Roman"/>
+          <w:sz w:val="20"/>
+          <w:szCs w:val="20"/>
+        </w:rPr>
+        <w:t xml:space="preserve"> fingerprint techniques on-the-go,” </w:t>
       </w:r>
       <w:r>
         <w:rPr>
@@ -11548,7 +14260,25 @@
           <w:sz w:val="20"/>
           <w:szCs w:val="20"/>
         </w:rPr>
-        <w:t>, vol. 33, no. 5, pp. 629–634, Oct. 2017, doi: https://doi.org/10.1016/j.clsr.2017.03.003.</w:t>
+        <w:t xml:space="preserve">, vol. 33, no. 5, pp. 629–634, Oct. 2017, </w:t>
+      </w:r>
+      <w:proofErr w:type="spellStart"/>
+      <w:r>
+        <w:rPr>
+          <w:rFonts w:ascii="Times New Roman" w:hAnsi="Times New Roman" w:cs="Times New Roman"/>
+          <w:sz w:val="20"/>
+          <w:szCs w:val="20"/>
+        </w:rPr>
+        <w:t>doi</w:t>
+      </w:r>
+      <w:proofErr w:type="spellEnd"/>
+      <w:r>
+        <w:rPr>
+          <w:rFonts w:ascii="Times New Roman" w:hAnsi="Times New Roman" w:cs="Times New Roman"/>
+          <w:sz w:val="20"/>
+          <w:szCs w:val="20"/>
+        </w:rPr>
+        <w:t>: https://doi.org/10.1016/j.clsr.2017.03.003.</w:t>
       </w:r>
     </w:p>
     <w:p>
@@ -11600,7 +14330,25 @@
           <w:sz w:val="20"/>
           <w:szCs w:val="20"/>
         </w:rPr>
-        <w:t>, vol. 140, p. 103782, May 2024, doi: https://doi.org/10.1016/j.cose.2024.103782.</w:t>
+        <w:t xml:space="preserve">, vol. 140, p. 103782, May 2024, </w:t>
+      </w:r>
+      <w:proofErr w:type="spellStart"/>
+      <w:r>
+        <w:rPr>
+          <w:rFonts w:ascii="Times New Roman" w:hAnsi="Times New Roman" w:cs="Times New Roman"/>
+          <w:sz w:val="20"/>
+          <w:szCs w:val="20"/>
+        </w:rPr>
+        <w:t>doi</w:t>
+      </w:r>
+      <w:proofErr w:type="spellEnd"/>
+      <w:r>
+        <w:rPr>
+          <w:rFonts w:ascii="Times New Roman" w:hAnsi="Times New Roman" w:cs="Times New Roman"/>
+          <w:sz w:val="20"/>
+          <w:szCs w:val="20"/>
+        </w:rPr>
+        <w:t>: https://doi.org/10.1016/j.cose.2024.103782.</w:t>
       </w:r>
     </w:p>
     <w:p>
@@ -11652,7 +14400,25 @@
           <w:sz w:val="20"/>
           <w:szCs w:val="20"/>
         </w:rPr>
-        <w:t>, vol. 42, no. 2, Dec. 2020, doi: https://doi.org/10.35293/srsa.v42i2.80.</w:t>
+        <w:t xml:space="preserve">, vol. 42, no. 2, Dec. 2020, </w:t>
+      </w:r>
+      <w:proofErr w:type="spellStart"/>
+      <w:r>
+        <w:rPr>
+          <w:rFonts w:ascii="Times New Roman" w:hAnsi="Times New Roman" w:cs="Times New Roman"/>
+          <w:sz w:val="20"/>
+          <w:szCs w:val="20"/>
+        </w:rPr>
+        <w:t>doi</w:t>
+      </w:r>
+      <w:proofErr w:type="spellEnd"/>
+      <w:r>
+        <w:rPr>
+          <w:rFonts w:ascii="Times New Roman" w:hAnsi="Times New Roman" w:cs="Times New Roman"/>
+          <w:sz w:val="20"/>
+          <w:szCs w:val="20"/>
+        </w:rPr>
+        <w:t>: https://doi.org/10.35293/srsa.v42i2.80.</w:t>
       </w:r>
     </w:p>
     <w:p>
@@ -11704,7 +14470,25 @@
           <w:sz w:val="20"/>
           <w:szCs w:val="20"/>
         </w:rPr>
-        <w:t>, vol. 597, pp. 495–514, Nov. 2019, doi: https://doi.org/10.1007/978-3-030-29407-6_36.</w:t>
+        <w:t xml:space="preserve">, vol. 597, pp. 495–514, Nov. 2019, </w:t>
+      </w:r>
+      <w:proofErr w:type="spellStart"/>
+      <w:r>
+        <w:rPr>
+          <w:rFonts w:ascii="Times New Roman" w:hAnsi="Times New Roman" w:cs="Times New Roman"/>
+          <w:sz w:val="20"/>
+          <w:szCs w:val="20"/>
+        </w:rPr>
+        <w:t>doi</w:t>
+      </w:r>
+      <w:proofErr w:type="spellEnd"/>
+      <w:r>
+        <w:rPr>
+          <w:rFonts w:ascii="Times New Roman" w:hAnsi="Times New Roman" w:cs="Times New Roman"/>
+          <w:sz w:val="20"/>
+          <w:szCs w:val="20"/>
+        </w:rPr>
+        <w:t>: https://doi.org/10.1007/978-3-030-29407-6_36.</w:t>
       </w:r>
     </w:p>
     <w:p>
@@ -11790,7 +14574,25 @@
           <w:sz w:val="20"/>
           <w:szCs w:val="20"/>
         </w:rPr>
-        <w:t>, vol. 8, no. 1, p. 205316802098143, Jan. 2021, doi: https://doi.org/10.1177/2053168020981434.</w:t>
+        <w:t xml:space="preserve">, vol. 8, no. 1, p. 205316802098143, Jan. 2021, </w:t>
+      </w:r>
+      <w:proofErr w:type="spellStart"/>
+      <w:r>
+        <w:rPr>
+          <w:rFonts w:ascii="Times New Roman" w:hAnsi="Times New Roman" w:cs="Times New Roman"/>
+          <w:sz w:val="20"/>
+          <w:szCs w:val="20"/>
+        </w:rPr>
+        <w:t>doi</w:t>
+      </w:r>
+      <w:proofErr w:type="spellEnd"/>
+      <w:r>
+        <w:rPr>
+          <w:rFonts w:ascii="Times New Roman" w:hAnsi="Times New Roman" w:cs="Times New Roman"/>
+          <w:sz w:val="20"/>
+          <w:szCs w:val="20"/>
+        </w:rPr>
+        <w:t>: https://doi.org/10.1177/2053168020981434.</w:t>
       </w:r>
     </w:p>
     <w:p>
@@ -11842,7 +14644,25 @@
           <w:sz w:val="20"/>
           <w:szCs w:val="20"/>
         </w:rPr>
-        <w:t>, vol. 19, no. 4, pp. 772–789, Jun. 2017, doi: https://doi.org/10.1177/1369148117715222.</w:t>
+        <w:t xml:space="preserve">, vol. 19, no. 4, pp. 772–789, Jun. 2017, </w:t>
+      </w:r>
+      <w:proofErr w:type="spellStart"/>
+      <w:r>
+        <w:rPr>
+          <w:rFonts w:ascii="Times New Roman" w:hAnsi="Times New Roman" w:cs="Times New Roman"/>
+          <w:sz w:val="20"/>
+          <w:szCs w:val="20"/>
+        </w:rPr>
+        <w:t>doi</w:t>
+      </w:r>
+      <w:proofErr w:type="spellEnd"/>
+      <w:r>
+        <w:rPr>
+          <w:rFonts w:ascii="Times New Roman" w:hAnsi="Times New Roman" w:cs="Times New Roman"/>
+          <w:sz w:val="20"/>
+          <w:szCs w:val="20"/>
+        </w:rPr>
+        <w:t>: https://doi.org/10.1177/1369148117715222.</w:t>
       </w:r>
     </w:p>
     <w:p>
@@ -11876,7 +14696,25 @@
           <w:sz w:val="20"/>
           <w:szCs w:val="20"/>
         </w:rPr>
-        <w:t>P. Norris, “Will New Technology Boost Turnout? Evaluating Experiments in E-Voting v. All-Postal Voting Facilities in UK Local Elections,” Aug. 2003. doi: https://doi.org/10.2139/ssrn.437140.</w:t>
+        <w:t xml:space="preserve">P. Norris, “Will New Technology Boost Turnout? Evaluating Experiments in E-Voting v. All-Postal Voting Facilities in UK Local Elections,” Aug. 2003. </w:t>
+      </w:r>
+      <w:proofErr w:type="spellStart"/>
+      <w:r>
+        <w:rPr>
+          <w:rFonts w:ascii="Times New Roman" w:hAnsi="Times New Roman" w:cs="Times New Roman"/>
+          <w:sz w:val="20"/>
+          <w:szCs w:val="20"/>
+        </w:rPr>
+        <w:t>doi</w:t>
+      </w:r>
+      <w:proofErr w:type="spellEnd"/>
+      <w:r>
+        <w:rPr>
+          <w:rFonts w:ascii="Times New Roman" w:hAnsi="Times New Roman" w:cs="Times New Roman"/>
+          <w:sz w:val="20"/>
+          <w:szCs w:val="20"/>
+        </w:rPr>
+        <w:t>: https://doi.org/10.2139/ssrn.437140.</w:t>
       </w:r>
     </w:p>
     <w:p>
@@ -11944,7 +14782,25 @@
           <w:sz w:val="20"/>
           <w:szCs w:val="20"/>
         </w:rPr>
-        <w:t xml:space="preserve">UK Goverment, “Types of election, referendums, and who can vote,” </w:t>
+        <w:t xml:space="preserve">UK </w:t>
+      </w:r>
+      <w:proofErr w:type="spellStart"/>
+      <w:r>
+        <w:rPr>
+          <w:rFonts w:ascii="Times New Roman" w:hAnsi="Times New Roman" w:cs="Times New Roman"/>
+          <w:sz w:val="20"/>
+          <w:szCs w:val="20"/>
+        </w:rPr>
+        <w:t>Goverment</w:t>
+      </w:r>
+      <w:proofErr w:type="spellEnd"/>
+      <w:r>
+        <w:rPr>
+          <w:rFonts w:ascii="Times New Roman" w:hAnsi="Times New Roman" w:cs="Times New Roman"/>
+          <w:sz w:val="20"/>
+          <w:szCs w:val="20"/>
+        </w:rPr>
+        <w:t xml:space="preserve">, “Types of election, referendums, and who can vote,” </w:t>
       </w:r>
       <w:r>
         <w:rPr>
@@ -11996,7 +14852,61 @@
           <w:sz w:val="20"/>
           <w:szCs w:val="20"/>
         </w:rPr>
-        <w:t xml:space="preserve">K. K. Sadasivuni, M. T. Houkan, M. S. Taha, and J.-J. Cabibihan, “Anti-spoofing device for biometric fingerprint scanners,” </w:t>
+        <w:t xml:space="preserve">K. K. </w:t>
+      </w:r>
+      <w:proofErr w:type="spellStart"/>
+      <w:r>
+        <w:rPr>
+          <w:rFonts w:ascii="Times New Roman" w:hAnsi="Times New Roman" w:cs="Times New Roman"/>
+          <w:sz w:val="20"/>
+          <w:szCs w:val="20"/>
+        </w:rPr>
+        <w:t>Sadasivuni</w:t>
+      </w:r>
+      <w:proofErr w:type="spellEnd"/>
+      <w:r>
+        <w:rPr>
+          <w:rFonts w:ascii="Times New Roman" w:hAnsi="Times New Roman" w:cs="Times New Roman"/>
+          <w:sz w:val="20"/>
+          <w:szCs w:val="20"/>
+        </w:rPr>
+        <w:t xml:space="preserve">, M. T. </w:t>
+      </w:r>
+      <w:proofErr w:type="spellStart"/>
+      <w:r>
+        <w:rPr>
+          <w:rFonts w:ascii="Times New Roman" w:hAnsi="Times New Roman" w:cs="Times New Roman"/>
+          <w:sz w:val="20"/>
+          <w:szCs w:val="20"/>
+        </w:rPr>
+        <w:t>Houkan</w:t>
+      </w:r>
+      <w:proofErr w:type="spellEnd"/>
+      <w:r>
+        <w:rPr>
+          <w:rFonts w:ascii="Times New Roman" w:hAnsi="Times New Roman" w:cs="Times New Roman"/>
+          <w:sz w:val="20"/>
+          <w:szCs w:val="20"/>
+        </w:rPr>
+        <w:t xml:space="preserve">, M. S. Taha, and J.-J. </w:t>
+      </w:r>
+      <w:proofErr w:type="spellStart"/>
+      <w:r>
+        <w:rPr>
+          <w:rFonts w:ascii="Times New Roman" w:hAnsi="Times New Roman" w:cs="Times New Roman"/>
+          <w:sz w:val="20"/>
+          <w:szCs w:val="20"/>
+        </w:rPr>
+        <w:t>Cabibihan</w:t>
+      </w:r>
+      <w:proofErr w:type="spellEnd"/>
+      <w:r>
+        <w:rPr>
+          <w:rFonts w:ascii="Times New Roman" w:hAnsi="Times New Roman" w:cs="Times New Roman"/>
+          <w:sz w:val="20"/>
+          <w:szCs w:val="20"/>
+        </w:rPr>
+        <w:t xml:space="preserve">, “Anti-spoofing device for biometric fingerprint scanners,” </w:t>
       </w:r>
       <w:r>
         <w:rPr>
@@ -12048,7 +14958,25 @@
           <w:sz w:val="20"/>
           <w:szCs w:val="20"/>
         </w:rPr>
-        <w:t xml:space="preserve">R. Alrawili, A. A. S. AlQahtani, and M. K. Khan, “Comprehensive survey: Biometric user authentication application, evaluation, and discussion,” </w:t>
+        <w:t xml:space="preserve">R. </w:t>
+      </w:r>
+      <w:proofErr w:type="spellStart"/>
+      <w:r>
+        <w:rPr>
+          <w:rFonts w:ascii="Times New Roman" w:hAnsi="Times New Roman" w:cs="Times New Roman"/>
+          <w:sz w:val="20"/>
+          <w:szCs w:val="20"/>
+        </w:rPr>
+        <w:t>Alrawili</w:t>
+      </w:r>
+      <w:proofErr w:type="spellEnd"/>
+      <w:r>
+        <w:rPr>
+          <w:rFonts w:ascii="Times New Roman" w:hAnsi="Times New Roman" w:cs="Times New Roman"/>
+          <w:sz w:val="20"/>
+          <w:szCs w:val="20"/>
+        </w:rPr>
+        <w:t xml:space="preserve">, A. A. S. AlQahtani, and M. K. Khan, “Comprehensive survey: Biometric user authentication application, evaluation, and discussion,” </w:t>
       </w:r>
       <w:r>
         <w:rPr>
@@ -12066,7 +14994,25 @@
           <w:sz w:val="20"/>
           <w:szCs w:val="20"/>
         </w:rPr>
-        <w:t xml:space="preserve">, vol. 119, no. A, p. 109485, Oct. 2024, doi: </w:t>
+        <w:t xml:space="preserve">, vol. 119, no. A, p. 109485, Oct. 2024, </w:t>
+      </w:r>
+      <w:proofErr w:type="spellStart"/>
+      <w:r>
+        <w:rPr>
+          <w:rFonts w:ascii="Times New Roman" w:hAnsi="Times New Roman" w:cs="Times New Roman"/>
+          <w:sz w:val="20"/>
+          <w:szCs w:val="20"/>
+        </w:rPr>
+        <w:t>doi</w:t>
+      </w:r>
+      <w:proofErr w:type="spellEnd"/>
+      <w:r>
+        <w:rPr>
+          <w:rFonts w:ascii="Times New Roman" w:hAnsi="Times New Roman" w:cs="Times New Roman"/>
+          <w:sz w:val="20"/>
+          <w:szCs w:val="20"/>
+        </w:rPr>
+        <w:t xml:space="preserve">: </w:t>
       </w:r>
       <w:r>
         <w:rPr>
@@ -12127,7 +15073,25 @@
           <w:sz w:val="20"/>
           <w:szCs w:val="20"/>
         </w:rPr>
-        <w:t>, vol. 56, no. 9, pp. 1–35, Apr. 2024, doi: https://doi.org/10.1145/3651306.</w:t>
+        <w:t xml:space="preserve">, vol. 56, no. 9, pp. 1–35, Apr. 2024, </w:t>
+      </w:r>
+      <w:proofErr w:type="spellStart"/>
+      <w:r>
+        <w:rPr>
+          <w:rFonts w:ascii="Times New Roman" w:hAnsi="Times New Roman" w:cs="Times New Roman"/>
+          <w:sz w:val="20"/>
+          <w:szCs w:val="20"/>
+        </w:rPr>
+        <w:t>doi</w:t>
+      </w:r>
+      <w:proofErr w:type="spellEnd"/>
+      <w:r>
+        <w:rPr>
+          <w:rFonts w:ascii="Times New Roman" w:hAnsi="Times New Roman" w:cs="Times New Roman"/>
+          <w:sz w:val="20"/>
+          <w:szCs w:val="20"/>
+        </w:rPr>
+        <w:t>: https://doi.org/10.1145/3651306.</w:t>
       </w:r>
     </w:p>
     <w:p>
@@ -12179,7 +15143,25 @@
           <w:sz w:val="20"/>
           <w:szCs w:val="20"/>
         </w:rPr>
-        <w:t>, vol. 597, pp. 495–514, Nov. 2019, doi: https://doi.org/10.1007/978-3-030-29407-6_36.</w:t>
+        <w:t xml:space="preserve">, vol. 597, pp. 495–514, Nov. 2019, </w:t>
+      </w:r>
+      <w:proofErr w:type="spellStart"/>
+      <w:r>
+        <w:rPr>
+          <w:rFonts w:ascii="Times New Roman" w:hAnsi="Times New Roman" w:cs="Times New Roman"/>
+          <w:sz w:val="20"/>
+          <w:szCs w:val="20"/>
+        </w:rPr>
+        <w:t>doi</w:t>
+      </w:r>
+      <w:proofErr w:type="spellEnd"/>
+      <w:r>
+        <w:rPr>
+          <w:rFonts w:ascii="Times New Roman" w:hAnsi="Times New Roman" w:cs="Times New Roman"/>
+          <w:sz w:val="20"/>
+          <w:szCs w:val="20"/>
+        </w:rPr>
+        <w:t>: https://doi.org/10.1007/978-3-030-29407-6_36.</w:t>
       </w:r>
     </w:p>
     <w:p>
@@ -12213,8 +15195,45 @@
           <w:sz w:val="20"/>
           <w:szCs w:val="20"/>
         </w:rPr>
-        <w:t xml:space="preserve">Hosam El-Sofany, Belgacem Bouallegue, and Yasser M Abd El-Latif, “A Proposed Biometric Authentication Hybrid Approach Using Iris Recognition for Improving Cloud Security,” </w:t>
-      </w:r>
+        <w:t>Hosam El-</w:t>
+      </w:r>
+      <w:proofErr w:type="spellStart"/>
+      <w:r>
+        <w:rPr>
+          <w:rFonts w:ascii="Times New Roman" w:hAnsi="Times New Roman" w:cs="Times New Roman"/>
+          <w:sz w:val="20"/>
+          <w:szCs w:val="20"/>
+        </w:rPr>
+        <w:t>Sofany</w:t>
+      </w:r>
+      <w:proofErr w:type="spellEnd"/>
+      <w:r>
+        <w:rPr>
+          <w:rFonts w:ascii="Times New Roman" w:hAnsi="Times New Roman" w:cs="Times New Roman"/>
+          <w:sz w:val="20"/>
+          <w:szCs w:val="20"/>
+        </w:rPr>
+        <w:t xml:space="preserve">, Belgacem </w:t>
+      </w:r>
+      <w:proofErr w:type="spellStart"/>
+      <w:r>
+        <w:rPr>
+          <w:rFonts w:ascii="Times New Roman" w:hAnsi="Times New Roman" w:cs="Times New Roman"/>
+          <w:sz w:val="20"/>
+          <w:szCs w:val="20"/>
+        </w:rPr>
+        <w:t>Bouallegue</w:t>
+      </w:r>
+      <w:proofErr w:type="spellEnd"/>
+      <w:r>
+        <w:rPr>
+          <w:rFonts w:ascii="Times New Roman" w:hAnsi="Times New Roman" w:cs="Times New Roman"/>
+          <w:sz w:val="20"/>
+          <w:szCs w:val="20"/>
+        </w:rPr>
+        <w:t xml:space="preserve">, and Yasser M Abd El-Latif, “A Proposed Biometric Authentication Hybrid Approach Using Iris Recognition for Improving Cloud Security,” </w:t>
+      </w:r>
+      <w:proofErr w:type="spellStart"/>
       <w:r>
         <w:rPr>
           <w:rFonts w:ascii="Times New Roman" w:hAnsi="Times New Roman" w:cs="Times New Roman"/>
@@ -12225,13 +15244,32 @@
         </w:rPr>
         <w:t>Heliyon</w:t>
       </w:r>
-      <w:r>
-        <w:rPr>
-          <w:rFonts w:ascii="Times New Roman" w:hAnsi="Times New Roman" w:cs="Times New Roman"/>
-          <w:sz w:val="20"/>
-          <w:szCs w:val="20"/>
-        </w:rPr>
-        <w:t>, vol. 10, no. 16, pp. e36390–e36390, Aug. 2024, doi: https://doi.org/10.1016/j.heliyon.2024.e36390.</w:t>
+      <w:proofErr w:type="spellEnd"/>
+      <w:r>
+        <w:rPr>
+          <w:rFonts w:ascii="Times New Roman" w:hAnsi="Times New Roman" w:cs="Times New Roman"/>
+          <w:sz w:val="20"/>
+          <w:szCs w:val="20"/>
+        </w:rPr>
+        <w:t xml:space="preserve">, vol. 10, no. 16, pp. e36390–e36390, Aug. 2024, </w:t>
+      </w:r>
+      <w:proofErr w:type="spellStart"/>
+      <w:r>
+        <w:rPr>
+          <w:rFonts w:ascii="Times New Roman" w:hAnsi="Times New Roman" w:cs="Times New Roman"/>
+          <w:sz w:val="20"/>
+          <w:szCs w:val="20"/>
+        </w:rPr>
+        <w:t>doi</w:t>
+      </w:r>
+      <w:proofErr w:type="spellEnd"/>
+      <w:r>
+        <w:rPr>
+          <w:rFonts w:ascii="Times New Roman" w:hAnsi="Times New Roman" w:cs="Times New Roman"/>
+          <w:sz w:val="20"/>
+          <w:szCs w:val="20"/>
+        </w:rPr>
+        <w:t>: https://doi.org/10.1016/j.heliyon.2024.e36390.</w:t>
       </w:r>
     </w:p>
     <w:p>
@@ -12283,7 +15321,25 @@
           <w:sz w:val="20"/>
           <w:szCs w:val="20"/>
         </w:rPr>
-        <w:t>, vol. 11, no. 2, p. 141, Jan. 2019, doi: https://doi.org/10.3390/sym11020141.</w:t>
+        <w:t xml:space="preserve">, vol. 11, no. 2, p. 141, Jan. 2019, </w:t>
+      </w:r>
+      <w:proofErr w:type="spellStart"/>
+      <w:r>
+        <w:rPr>
+          <w:rFonts w:ascii="Times New Roman" w:hAnsi="Times New Roman" w:cs="Times New Roman"/>
+          <w:sz w:val="20"/>
+          <w:szCs w:val="20"/>
+        </w:rPr>
+        <w:t>doi</w:t>
+      </w:r>
+      <w:proofErr w:type="spellEnd"/>
+      <w:r>
+        <w:rPr>
+          <w:rFonts w:ascii="Times New Roman" w:hAnsi="Times New Roman" w:cs="Times New Roman"/>
+          <w:sz w:val="20"/>
+          <w:szCs w:val="20"/>
+        </w:rPr>
+        <w:t>: https://doi.org/10.3390/sym11020141.</w:t>
       </w:r>
     </w:p>
     <w:p>
@@ -12317,7 +15373,25 @@
           <w:sz w:val="20"/>
           <w:szCs w:val="20"/>
         </w:rPr>
-        <w:t xml:space="preserve">Y. Yu, Q. Niu, L. Xiaoshi, J. Xue, W. Liu, and D. Lin, “A Review of Fingerprint Sensors: Mechanism, Characteristics, and Applications,” </w:t>
+        <w:t xml:space="preserve">Y. Yu, Q. Niu, L. </w:t>
+      </w:r>
+      <w:proofErr w:type="spellStart"/>
+      <w:r>
+        <w:rPr>
+          <w:rFonts w:ascii="Times New Roman" w:hAnsi="Times New Roman" w:cs="Times New Roman"/>
+          <w:sz w:val="20"/>
+          <w:szCs w:val="20"/>
+        </w:rPr>
+        <w:t>Xiaoshi</w:t>
+      </w:r>
+      <w:proofErr w:type="spellEnd"/>
+      <w:r>
+        <w:rPr>
+          <w:rFonts w:ascii="Times New Roman" w:hAnsi="Times New Roman" w:cs="Times New Roman"/>
+          <w:sz w:val="20"/>
+          <w:szCs w:val="20"/>
+        </w:rPr>
+        <w:t xml:space="preserve">, J. Xue, W. Liu, and D. Lin, “A Review of Fingerprint Sensors: Mechanism, Characteristics, and Applications,” </w:t>
       </w:r>
       <w:r>
         <w:rPr>
@@ -12335,7 +15409,25 @@
           <w:sz w:val="20"/>
           <w:szCs w:val="20"/>
         </w:rPr>
-        <w:t>, vol. 14, no. 6, pp. 1253–1253, Jun. 2023, doi: https://doi.org/10.3390/mi14061253.</w:t>
+        <w:t xml:space="preserve">, vol. 14, no. 6, pp. 1253–1253, Jun. 2023, </w:t>
+      </w:r>
+      <w:proofErr w:type="spellStart"/>
+      <w:r>
+        <w:rPr>
+          <w:rFonts w:ascii="Times New Roman" w:hAnsi="Times New Roman" w:cs="Times New Roman"/>
+          <w:sz w:val="20"/>
+          <w:szCs w:val="20"/>
+        </w:rPr>
+        <w:t>doi</w:t>
+      </w:r>
+      <w:proofErr w:type="spellEnd"/>
+      <w:r>
+        <w:rPr>
+          <w:rFonts w:ascii="Times New Roman" w:hAnsi="Times New Roman" w:cs="Times New Roman"/>
+          <w:sz w:val="20"/>
+          <w:szCs w:val="20"/>
+        </w:rPr>
+        <w:t>: https://doi.org/10.3390/mi14061253.</w:t>
       </w:r>
     </w:p>
     <w:p>
@@ -12387,7 +15479,25 @@
           <w:sz w:val="20"/>
           <w:szCs w:val="20"/>
         </w:rPr>
-        <w:t>, vol. 7, no. 1, pp. 3–14, Jan. 2018, doi: https://doi.org/10.1049/iet-bmt.2017.0089.</w:t>
+        <w:t xml:space="preserve">, vol. 7, no. 1, pp. 3–14, Jan. 2018, </w:t>
+      </w:r>
+      <w:proofErr w:type="spellStart"/>
+      <w:r>
+        <w:rPr>
+          <w:rFonts w:ascii="Times New Roman" w:hAnsi="Times New Roman" w:cs="Times New Roman"/>
+          <w:sz w:val="20"/>
+          <w:szCs w:val="20"/>
+        </w:rPr>
+        <w:t>doi</w:t>
+      </w:r>
+      <w:proofErr w:type="spellEnd"/>
+      <w:r>
+        <w:rPr>
+          <w:rFonts w:ascii="Times New Roman" w:hAnsi="Times New Roman" w:cs="Times New Roman"/>
+          <w:sz w:val="20"/>
+          <w:szCs w:val="20"/>
+        </w:rPr>
+        <w:t>: https://doi.org/10.1049/iet-bmt.2017.0089.</w:t>
       </w:r>
     </w:p>
     <w:p>
@@ -12473,7 +15583,25 @@
           <w:sz w:val="20"/>
           <w:szCs w:val="20"/>
         </w:rPr>
-        <w:t xml:space="preserve">D. Diaz-Sanchez, A. Marin-Lopez, F. A. Mendoza, P. A. Cabarcos, and R. S. Sherratt, “TLS/PKI Challenges and Certificate Pinning Techniques for IoT and M2M Secure Communications,” </w:t>
+        <w:t xml:space="preserve">D. Diaz-Sanchez, A. Marin-Lopez, F. A. Mendoza, P. A. </w:t>
+      </w:r>
+      <w:proofErr w:type="spellStart"/>
+      <w:r>
+        <w:rPr>
+          <w:rFonts w:ascii="Times New Roman" w:hAnsi="Times New Roman" w:cs="Times New Roman"/>
+          <w:sz w:val="20"/>
+          <w:szCs w:val="20"/>
+        </w:rPr>
+        <w:t>Cabarcos</w:t>
+      </w:r>
+      <w:proofErr w:type="spellEnd"/>
+      <w:r>
+        <w:rPr>
+          <w:rFonts w:ascii="Times New Roman" w:hAnsi="Times New Roman" w:cs="Times New Roman"/>
+          <w:sz w:val="20"/>
+          <w:szCs w:val="20"/>
+        </w:rPr>
+        <w:t xml:space="preserve">, and R. S. Sherratt, “TLS/PKI Challenges and Certificate Pinning Techniques for IoT and M2M Secure Communications,” </w:t>
       </w:r>
       <w:r>
         <w:rPr>
@@ -12491,7 +15619,25 @@
           <w:sz w:val="20"/>
           <w:szCs w:val="20"/>
         </w:rPr>
-        <w:t>, vol. 21, no. 4, pp. 3502–3531, 2019, doi: https://doi.org/10.1109/comst.2019.2914453.</w:t>
+        <w:t xml:space="preserve">, vol. 21, no. 4, pp. 3502–3531, 2019, </w:t>
+      </w:r>
+      <w:proofErr w:type="spellStart"/>
+      <w:r>
+        <w:rPr>
+          <w:rFonts w:ascii="Times New Roman" w:hAnsi="Times New Roman" w:cs="Times New Roman"/>
+          <w:sz w:val="20"/>
+          <w:szCs w:val="20"/>
+        </w:rPr>
+        <w:t>doi</w:t>
+      </w:r>
+      <w:proofErr w:type="spellEnd"/>
+      <w:r>
+        <w:rPr>
+          <w:rFonts w:ascii="Times New Roman" w:hAnsi="Times New Roman" w:cs="Times New Roman"/>
+          <w:sz w:val="20"/>
+          <w:szCs w:val="20"/>
+        </w:rPr>
+        <w:t>: https://doi.org/10.1109/comst.2019.2914453.</w:t>
       </w:r>
     </w:p>
     <w:p>
@@ -12577,7 +15723,25 @@
           <w:sz w:val="20"/>
           <w:szCs w:val="20"/>
         </w:rPr>
-        <w:t xml:space="preserve">O. Ethelbert, F. F. Moghaddam, P. Wieder, and R. Yahyapour, “A JSON Token-Based Authentication and Access Management Schema for Cloud SaaS Applications,” </w:t>
+        <w:t xml:space="preserve">O. Ethelbert, F. F. Moghaddam, P. Wieder, and R. </w:t>
+      </w:r>
+      <w:proofErr w:type="spellStart"/>
+      <w:r>
+        <w:rPr>
+          <w:rFonts w:ascii="Times New Roman" w:hAnsi="Times New Roman" w:cs="Times New Roman"/>
+          <w:sz w:val="20"/>
+          <w:szCs w:val="20"/>
+        </w:rPr>
+        <w:t>Yahyapour</w:t>
+      </w:r>
+      <w:proofErr w:type="spellEnd"/>
+      <w:r>
+        <w:rPr>
+          <w:rFonts w:ascii="Times New Roman" w:hAnsi="Times New Roman" w:cs="Times New Roman"/>
+          <w:sz w:val="20"/>
+          <w:szCs w:val="20"/>
+        </w:rPr>
+        <w:t xml:space="preserve">, “A JSON Token-Based Authentication and Access Management Schema for Cloud SaaS Applications,” </w:t>
       </w:r>
       <w:r>
         <w:rPr>
@@ -12629,7 +15793,25 @@
           <w:sz w:val="20"/>
           <w:szCs w:val="20"/>
         </w:rPr>
-        <w:t xml:space="preserve">S. Ahmed and Q. Mahmood, “An authentication based scheme for applications using JSON web token,” </w:t>
+        <w:t xml:space="preserve">S. Ahmed and Q. Mahmood, “An </w:t>
+      </w:r>
+      <w:proofErr w:type="gramStart"/>
+      <w:r>
+        <w:rPr>
+          <w:rFonts w:ascii="Times New Roman" w:hAnsi="Times New Roman" w:cs="Times New Roman"/>
+          <w:sz w:val="20"/>
+          <w:szCs w:val="20"/>
+        </w:rPr>
+        <w:t>authentication based</w:t>
+      </w:r>
+      <w:proofErr w:type="gramEnd"/>
+      <w:r>
+        <w:rPr>
+          <w:rFonts w:ascii="Times New Roman" w:hAnsi="Times New Roman" w:cs="Times New Roman"/>
+          <w:sz w:val="20"/>
+          <w:szCs w:val="20"/>
+        </w:rPr>
+        <w:t xml:space="preserve"> scheme for applications using JSON web token,” </w:t>
       </w:r>
       <w:r>
         <w:rPr>
@@ -12647,7 +15829,25 @@
           <w:sz w:val="20"/>
           <w:szCs w:val="20"/>
         </w:rPr>
-        <w:t>, Nov. 2019, doi: https://doi.org/10.1109/inmic48123.2019.9022766.</w:t>
+        <w:t xml:space="preserve">, Nov. 2019, </w:t>
+      </w:r>
+      <w:proofErr w:type="spellStart"/>
+      <w:r>
+        <w:rPr>
+          <w:rFonts w:ascii="Times New Roman" w:hAnsi="Times New Roman" w:cs="Times New Roman"/>
+          <w:sz w:val="20"/>
+          <w:szCs w:val="20"/>
+        </w:rPr>
+        <w:t>doi</w:t>
+      </w:r>
+      <w:proofErr w:type="spellEnd"/>
+      <w:r>
+        <w:rPr>
+          <w:rFonts w:ascii="Times New Roman" w:hAnsi="Times New Roman" w:cs="Times New Roman"/>
+          <w:sz w:val="20"/>
+          <w:szCs w:val="20"/>
+        </w:rPr>
+        <w:t>: https://doi.org/10.1109/inmic48123.2019.9022766.</w:t>
       </w:r>
     </w:p>
     <w:p>
@@ -12681,7 +15881,25 @@
           <w:sz w:val="20"/>
           <w:szCs w:val="20"/>
         </w:rPr>
-        <w:t xml:space="preserve">A. Biryukov, D. Dinu, and D. Khovratovich, “Argon2: New Generation of Memory-Hard Functions for Password Hashing and Other Applications,” </w:t>
+        <w:t xml:space="preserve">A. Biryukov, D. Dinu, and D. </w:t>
+      </w:r>
+      <w:proofErr w:type="spellStart"/>
+      <w:r>
+        <w:rPr>
+          <w:rFonts w:ascii="Times New Roman" w:hAnsi="Times New Roman" w:cs="Times New Roman"/>
+          <w:sz w:val="20"/>
+          <w:szCs w:val="20"/>
+        </w:rPr>
+        <w:t>Khovratovich</w:t>
+      </w:r>
+      <w:proofErr w:type="spellEnd"/>
+      <w:r>
+        <w:rPr>
+          <w:rFonts w:ascii="Times New Roman" w:hAnsi="Times New Roman" w:cs="Times New Roman"/>
+          <w:sz w:val="20"/>
+          <w:szCs w:val="20"/>
+        </w:rPr>
+        <w:t xml:space="preserve">, “Argon2: New Generation of Memory-Hard Functions for Password Hashing and Other Applications,” </w:t>
       </w:r>
       <w:r>
         <w:rPr>
@@ -12691,50 +15909,9 @@
           <w:sz w:val="20"/>
           <w:szCs w:val="20"/>
         </w:rPr>
-        <w:t>2016 IEEE European Symposium on Security and Privacy (EuroS&amp;P)</w:t>
-      </w:r>
-      <w:r>
-        <w:rPr>
-          <w:rFonts w:ascii="Times New Roman" w:hAnsi="Times New Roman" w:cs="Times New Roman"/>
-          <w:sz w:val="20"/>
-          <w:szCs w:val="20"/>
-        </w:rPr>
-        <w:t>, Mar. 2016, doi: https://doi.org/10.1109/eurosp.2016.31.</w:t>
-      </w:r>
-    </w:p>
-    <w:p>
-      <w:pPr>
-        <w:rPr>
-          <w:rFonts w:ascii="Times New Roman" w:hAnsi="Times New Roman" w:cs="Times New Roman"/>
-          <w:sz w:val="20"/>
-          <w:szCs w:val="20"/>
-        </w:rPr>
-      </w:pPr>
-      <w:r>
-        <w:rPr>
-          <w:rFonts w:ascii="Times New Roman" w:hAnsi="Times New Roman" w:cs="Times New Roman"/>
-          <w:sz w:val="20"/>
-          <w:szCs w:val="20"/>
-        </w:rPr>
-        <w:t>[25]</w:t>
-      </w:r>
-    </w:p>
-    <w:p>
-      <w:pPr>
-        <w:rPr>
-          <w:rFonts w:ascii="Times New Roman" w:hAnsi="Times New Roman" w:cs="Times New Roman"/>
-          <w:sz w:val="20"/>
-          <w:szCs w:val="20"/>
-        </w:rPr>
-      </w:pPr>
-      <w:r>
-        <w:rPr>
-          <w:rFonts w:ascii="Times New Roman" w:hAnsi="Times New Roman" w:cs="Times New Roman"/>
-          <w:sz w:val="20"/>
-          <w:szCs w:val="20"/>
-        </w:rPr>
-        <w:t xml:space="preserve">L. Chen, K. Huang, M. Manulis, and V. Sekar, “Password-authenticated searchable encryption,” </w:t>
-      </w:r>
+        <w:t>2016 IEEE European Symposium on Security and Privacy (</w:t>
+      </w:r>
+      <w:proofErr w:type="spellStart"/>
       <w:r>
         <w:rPr>
           <w:rFonts w:ascii="Times New Roman" w:hAnsi="Times New Roman" w:cs="Times New Roman"/>
@@ -12743,50 +15920,9 @@
           <w:sz w:val="20"/>
           <w:szCs w:val="20"/>
         </w:rPr>
-        <w:t>International Journal of Information Security</w:t>
-      </w:r>
-      <w:r>
-        <w:rPr>
-          <w:rFonts w:ascii="Times New Roman" w:hAnsi="Times New Roman" w:cs="Times New Roman"/>
-          <w:sz w:val="20"/>
-          <w:szCs w:val="20"/>
-        </w:rPr>
-        <w:t>, Nov. 2020, doi: https://doi.org/10.1007/s10207-020-00524-5.</w:t>
-      </w:r>
-    </w:p>
-    <w:p>
-      <w:pPr>
-        <w:rPr>
-          <w:rFonts w:ascii="Times New Roman" w:hAnsi="Times New Roman" w:cs="Times New Roman"/>
-          <w:sz w:val="20"/>
-          <w:szCs w:val="20"/>
-        </w:rPr>
-      </w:pPr>
-      <w:r>
-        <w:rPr>
-          <w:rFonts w:ascii="Times New Roman" w:hAnsi="Times New Roman" w:cs="Times New Roman"/>
-          <w:sz w:val="20"/>
-          <w:szCs w:val="20"/>
-        </w:rPr>
-        <w:t>[26]</w:t>
-      </w:r>
-    </w:p>
-    <w:p>
-      <w:pPr>
-        <w:rPr>
-          <w:rFonts w:ascii="Times New Roman" w:hAnsi="Times New Roman" w:cs="Times New Roman"/>
-          <w:sz w:val="20"/>
-          <w:szCs w:val="20"/>
-        </w:rPr>
-      </w:pPr>
-      <w:r>
-        <w:rPr>
-          <w:rFonts w:ascii="Times New Roman" w:hAnsi="Times New Roman" w:cs="Times New Roman"/>
-          <w:sz w:val="20"/>
-          <w:szCs w:val="20"/>
-        </w:rPr>
-        <w:t xml:space="preserve">Google, “Envelope encryption,” </w:t>
-      </w:r>
+        <w:t>EuroS&amp;P</w:t>
+      </w:r>
+      <w:proofErr w:type="spellEnd"/>
       <w:r>
         <w:rPr>
           <w:rFonts w:ascii="Times New Roman" w:hAnsi="Times New Roman" w:cs="Times New Roman"/>
@@ -12795,50 +15931,85 @@
           <w:sz w:val="20"/>
           <w:szCs w:val="20"/>
         </w:rPr>
-        <w:t>Google Cloud Documentation</w:t>
-      </w:r>
-      <w:r>
-        <w:rPr>
-          <w:rFonts w:ascii="Times New Roman" w:hAnsi="Times New Roman" w:cs="Times New Roman"/>
-          <w:sz w:val="20"/>
-          <w:szCs w:val="20"/>
-        </w:rPr>
-        <w:t>, 2025. https://docs.cloud.google.com/kms/docs/envelope-encryption</w:t>
-      </w:r>
-    </w:p>
-    <w:p>
-      <w:pPr>
-        <w:rPr>
-          <w:rFonts w:ascii="Times New Roman" w:hAnsi="Times New Roman" w:cs="Times New Roman"/>
-          <w:sz w:val="20"/>
-          <w:szCs w:val="20"/>
-        </w:rPr>
-      </w:pPr>
-      <w:r>
-        <w:rPr>
-          <w:rFonts w:ascii="Times New Roman" w:hAnsi="Times New Roman" w:cs="Times New Roman"/>
-          <w:sz w:val="20"/>
-          <w:szCs w:val="20"/>
-        </w:rPr>
-        <w:t>[27]</w:t>
-      </w:r>
-    </w:p>
-    <w:p>
-      <w:pPr>
-        <w:rPr>
-          <w:rFonts w:ascii="Times New Roman" w:hAnsi="Times New Roman" w:cs="Times New Roman"/>
-          <w:sz w:val="20"/>
-          <w:szCs w:val="20"/>
-        </w:rPr>
-      </w:pPr>
-      <w:r>
-        <w:rPr>
-          <w:rFonts w:ascii="Times New Roman" w:hAnsi="Times New Roman" w:cs="Times New Roman"/>
-          <w:sz w:val="20"/>
-          <w:szCs w:val="20"/>
-        </w:rPr>
-        <w:lastRenderedPageBreak/>
-        <w:t xml:space="preserve">GraffersID, “.NET Advantages and Disadvantages | App Development,” </w:t>
+        <w:t>)</w:t>
+      </w:r>
+      <w:r>
+        <w:rPr>
+          <w:rFonts w:ascii="Times New Roman" w:hAnsi="Times New Roman" w:cs="Times New Roman"/>
+          <w:sz w:val="20"/>
+          <w:szCs w:val="20"/>
+        </w:rPr>
+        <w:t xml:space="preserve">, Mar. 2016, </w:t>
+      </w:r>
+      <w:proofErr w:type="spellStart"/>
+      <w:r>
+        <w:rPr>
+          <w:rFonts w:ascii="Times New Roman" w:hAnsi="Times New Roman" w:cs="Times New Roman"/>
+          <w:sz w:val="20"/>
+          <w:szCs w:val="20"/>
+        </w:rPr>
+        <w:t>doi</w:t>
+      </w:r>
+      <w:proofErr w:type="spellEnd"/>
+      <w:r>
+        <w:rPr>
+          <w:rFonts w:ascii="Times New Roman" w:hAnsi="Times New Roman" w:cs="Times New Roman"/>
+          <w:sz w:val="20"/>
+          <w:szCs w:val="20"/>
+        </w:rPr>
+        <w:t>: https://doi.org/10.1109/eurosp.2016.31.</w:t>
+      </w:r>
+    </w:p>
+    <w:p>
+      <w:pPr>
+        <w:rPr>
+          <w:rFonts w:ascii="Times New Roman" w:hAnsi="Times New Roman" w:cs="Times New Roman"/>
+          <w:sz w:val="20"/>
+          <w:szCs w:val="20"/>
+        </w:rPr>
+      </w:pPr>
+      <w:r>
+        <w:rPr>
+          <w:rFonts w:ascii="Times New Roman" w:hAnsi="Times New Roman" w:cs="Times New Roman"/>
+          <w:sz w:val="20"/>
+          <w:szCs w:val="20"/>
+        </w:rPr>
+        <w:t>[25]</w:t>
+      </w:r>
+    </w:p>
+    <w:p>
+      <w:pPr>
+        <w:rPr>
+          <w:rFonts w:ascii="Times New Roman" w:hAnsi="Times New Roman" w:cs="Times New Roman"/>
+          <w:sz w:val="20"/>
+          <w:szCs w:val="20"/>
+        </w:rPr>
+      </w:pPr>
+      <w:r>
+        <w:rPr>
+          <w:rFonts w:ascii="Times New Roman" w:hAnsi="Times New Roman" w:cs="Times New Roman"/>
+          <w:sz w:val="20"/>
+          <w:szCs w:val="20"/>
+        </w:rPr>
+        <w:t xml:space="preserve">L. Chen, K. Huang, M. </w:t>
+      </w:r>
+      <w:proofErr w:type="spellStart"/>
+      <w:r>
+        <w:rPr>
+          <w:rFonts w:ascii="Times New Roman" w:hAnsi="Times New Roman" w:cs="Times New Roman"/>
+          <w:sz w:val="20"/>
+          <w:szCs w:val="20"/>
+        </w:rPr>
+        <w:t>Manulis</w:t>
+      </w:r>
+      <w:proofErr w:type="spellEnd"/>
+      <w:r>
+        <w:rPr>
+          <w:rFonts w:ascii="Times New Roman" w:hAnsi="Times New Roman" w:cs="Times New Roman"/>
+          <w:sz w:val="20"/>
+          <w:szCs w:val="20"/>
+        </w:rPr>
+        <w:t xml:space="preserve">, and V. Sekar, “Password-authenticated searchable encryption,” </w:t>
       </w:r>
       <w:r>
         <w:rPr>
@@ -12848,49 +16019,67 @@
           <w:sz w:val="20"/>
           <w:szCs w:val="20"/>
         </w:rPr>
-        <w:t>Graffersid</w:t>
-      </w:r>
-      <w:r>
-        <w:rPr>
-          <w:rFonts w:ascii="Times New Roman" w:hAnsi="Times New Roman" w:cs="Times New Roman"/>
-          <w:sz w:val="20"/>
-          <w:szCs w:val="20"/>
-        </w:rPr>
-        <w:t>, Feb. 04, 2020. https://graffersid.com/advantages-and-disadvantages-of-using-net/</w:t>
-      </w:r>
-    </w:p>
-    <w:p>
-      <w:pPr>
-        <w:rPr>
-          <w:rFonts w:ascii="Times New Roman" w:hAnsi="Times New Roman" w:cs="Times New Roman"/>
-          <w:sz w:val="20"/>
-          <w:szCs w:val="20"/>
-        </w:rPr>
-      </w:pPr>
-      <w:r>
-        <w:rPr>
-          <w:rFonts w:ascii="Times New Roman" w:hAnsi="Times New Roman" w:cs="Times New Roman"/>
-          <w:sz w:val="20"/>
-          <w:szCs w:val="20"/>
-        </w:rPr>
-        <w:t>[28]</w:t>
-      </w:r>
-    </w:p>
-    <w:p>
-      <w:pPr>
-        <w:rPr>
-          <w:rFonts w:ascii="Times New Roman" w:hAnsi="Times New Roman" w:cs="Times New Roman"/>
-          <w:sz w:val="20"/>
-          <w:szCs w:val="20"/>
-        </w:rPr>
-      </w:pPr>
-      <w:r>
-        <w:rPr>
-          <w:rFonts w:ascii="Times New Roman" w:hAnsi="Times New Roman" w:cs="Times New Roman"/>
-          <w:sz w:val="20"/>
-          <w:szCs w:val="20"/>
-        </w:rPr>
-        <w:t xml:space="preserve">J. M. Aguilar, </w:t>
+        <w:t>International Journal of Information Security</w:t>
+      </w:r>
+      <w:r>
+        <w:rPr>
+          <w:rFonts w:ascii="Times New Roman" w:hAnsi="Times New Roman" w:cs="Times New Roman"/>
+          <w:sz w:val="20"/>
+          <w:szCs w:val="20"/>
+        </w:rPr>
+        <w:t xml:space="preserve">, Nov. 2020, </w:t>
+      </w:r>
+      <w:proofErr w:type="spellStart"/>
+      <w:r>
+        <w:rPr>
+          <w:rFonts w:ascii="Times New Roman" w:hAnsi="Times New Roman" w:cs="Times New Roman"/>
+          <w:sz w:val="20"/>
+          <w:szCs w:val="20"/>
+        </w:rPr>
+        <w:t>doi</w:t>
+      </w:r>
+      <w:proofErr w:type="spellEnd"/>
+      <w:r>
+        <w:rPr>
+          <w:rFonts w:ascii="Times New Roman" w:hAnsi="Times New Roman" w:cs="Times New Roman"/>
+          <w:sz w:val="20"/>
+          <w:szCs w:val="20"/>
+        </w:rPr>
+        <w:t>: https://doi.org/10.1007/s10207-020-00524-5.</w:t>
+      </w:r>
+    </w:p>
+    <w:p>
+      <w:pPr>
+        <w:rPr>
+          <w:rFonts w:ascii="Times New Roman" w:hAnsi="Times New Roman" w:cs="Times New Roman"/>
+          <w:sz w:val="20"/>
+          <w:szCs w:val="20"/>
+        </w:rPr>
+      </w:pPr>
+      <w:r>
+        <w:rPr>
+          <w:rFonts w:ascii="Times New Roman" w:hAnsi="Times New Roman" w:cs="Times New Roman"/>
+          <w:sz w:val="20"/>
+          <w:szCs w:val="20"/>
+        </w:rPr>
+        <w:t>[26]</w:t>
+      </w:r>
+    </w:p>
+    <w:p>
+      <w:pPr>
+        <w:rPr>
+          <w:rFonts w:ascii="Times New Roman" w:hAnsi="Times New Roman" w:cs="Times New Roman"/>
+          <w:sz w:val="20"/>
+          <w:szCs w:val="20"/>
+        </w:rPr>
+      </w:pPr>
+      <w:r>
+        <w:rPr>
+          <w:rFonts w:ascii="Times New Roman" w:hAnsi="Times New Roman" w:cs="Times New Roman"/>
+          <w:sz w:val="20"/>
+          <w:szCs w:val="20"/>
+        </w:rPr>
+        <w:t xml:space="preserve">Google, “Envelope encryption,” </w:t>
       </w:r>
       <w:r>
         <w:rPr>
@@ -12900,50 +16089,62 @@
           <w:sz w:val="20"/>
           <w:szCs w:val="20"/>
         </w:rPr>
-        <w:t>SignalR Programming in Microsoft ASP.NET</w:t>
-      </w:r>
-      <w:r>
-        <w:rPr>
-          <w:rFonts w:ascii="Times New Roman" w:hAnsi="Times New Roman" w:cs="Times New Roman"/>
-          <w:sz w:val="20"/>
-          <w:szCs w:val="20"/>
-        </w:rPr>
-        <w:t>. Microsoft, 2014.</w:t>
-      </w:r>
-    </w:p>
-    <w:p>
-      <w:pPr>
-        <w:rPr>
-          <w:rFonts w:ascii="Times New Roman" w:hAnsi="Times New Roman" w:cs="Times New Roman"/>
-          <w:sz w:val="20"/>
-          <w:szCs w:val="20"/>
-        </w:rPr>
-      </w:pPr>
-      <w:r>
-        <w:rPr>
-          <w:rFonts w:ascii="Times New Roman" w:hAnsi="Times New Roman" w:cs="Times New Roman"/>
-          <w:sz w:val="20"/>
-          <w:szCs w:val="20"/>
-        </w:rPr>
-        <w:t>[29]</w:t>
-      </w:r>
-    </w:p>
-    <w:p>
-      <w:pPr>
-        <w:rPr>
-          <w:rFonts w:ascii="Times New Roman" w:hAnsi="Times New Roman" w:cs="Times New Roman"/>
-          <w:sz w:val="20"/>
-          <w:szCs w:val="20"/>
-        </w:rPr>
-      </w:pPr>
-      <w:r>
-        <w:rPr>
-          <w:rFonts w:ascii="Times New Roman" w:hAnsi="Times New Roman" w:cs="Times New Roman"/>
-          <w:sz w:val="20"/>
-          <w:szCs w:val="20"/>
-        </w:rPr>
-        <w:t xml:space="preserve">AvaloniaUI, “Avalonia UI - Home,” </w:t>
-      </w:r>
+        <w:t>Google Cloud Documentation</w:t>
+      </w:r>
+      <w:r>
+        <w:rPr>
+          <w:rFonts w:ascii="Times New Roman" w:hAnsi="Times New Roman" w:cs="Times New Roman"/>
+          <w:sz w:val="20"/>
+          <w:szCs w:val="20"/>
+        </w:rPr>
+        <w:t>, 2025. https://docs.cloud.google.com/kms/docs/envelope-encryption</w:t>
+      </w:r>
+    </w:p>
+    <w:p>
+      <w:pPr>
+        <w:rPr>
+          <w:rFonts w:ascii="Times New Roman" w:hAnsi="Times New Roman" w:cs="Times New Roman"/>
+          <w:sz w:val="20"/>
+          <w:szCs w:val="20"/>
+        </w:rPr>
+      </w:pPr>
+      <w:r>
+        <w:rPr>
+          <w:rFonts w:ascii="Times New Roman" w:hAnsi="Times New Roman" w:cs="Times New Roman"/>
+          <w:sz w:val="20"/>
+          <w:szCs w:val="20"/>
+        </w:rPr>
+        <w:t>[27]</w:t>
+      </w:r>
+    </w:p>
+    <w:p>
+      <w:pPr>
+        <w:rPr>
+          <w:rFonts w:ascii="Times New Roman" w:hAnsi="Times New Roman" w:cs="Times New Roman"/>
+          <w:sz w:val="20"/>
+          <w:szCs w:val="20"/>
+        </w:rPr>
+      </w:pPr>
+      <w:proofErr w:type="spellStart"/>
+      <w:r>
+        <w:rPr>
+          <w:rFonts w:ascii="Times New Roman" w:hAnsi="Times New Roman" w:cs="Times New Roman"/>
+          <w:sz w:val="20"/>
+          <w:szCs w:val="20"/>
+        </w:rPr>
+        <w:lastRenderedPageBreak/>
+        <w:t>GraffersID</w:t>
+      </w:r>
+      <w:proofErr w:type="spellEnd"/>
+      <w:r>
+        <w:rPr>
+          <w:rFonts w:ascii="Times New Roman" w:hAnsi="Times New Roman" w:cs="Times New Roman"/>
+          <w:sz w:val="20"/>
+          <w:szCs w:val="20"/>
+        </w:rPr>
+        <w:t xml:space="preserve">, “.NET Advantages and Disadvantages | App Development,” </w:t>
+      </w:r>
+      <w:proofErr w:type="spellStart"/>
       <w:r>
         <w:rPr>
           <w:rFonts w:ascii="Times New Roman" w:hAnsi="Times New Roman" w:cs="Times New Roman"/>
@@ -12952,50 +16153,52 @@
           <w:sz w:val="20"/>
           <w:szCs w:val="20"/>
         </w:rPr>
-        <w:t>avaloniaui.net</w:t>
-      </w:r>
-      <w:r>
-        <w:rPr>
-          <w:rFonts w:ascii="Times New Roman" w:hAnsi="Times New Roman" w:cs="Times New Roman"/>
-          <w:sz w:val="20"/>
-          <w:szCs w:val="20"/>
-        </w:rPr>
-        <w:t>. https://avaloniaui.net/</w:t>
-      </w:r>
-    </w:p>
-    <w:p>
-      <w:pPr>
-        <w:rPr>
-          <w:rFonts w:ascii="Times New Roman" w:hAnsi="Times New Roman" w:cs="Times New Roman"/>
-          <w:sz w:val="20"/>
-          <w:szCs w:val="20"/>
-        </w:rPr>
-      </w:pPr>
-      <w:r>
-        <w:rPr>
-          <w:rFonts w:ascii="Times New Roman" w:hAnsi="Times New Roman" w:cs="Times New Roman"/>
-          <w:sz w:val="20"/>
-          <w:szCs w:val="20"/>
-        </w:rPr>
-        <w:t>[30]</w:t>
-      </w:r>
-    </w:p>
-    <w:p>
-      <w:pPr>
-        <w:rPr>
-          <w:rFonts w:ascii="Times New Roman" w:hAnsi="Times New Roman" w:cs="Times New Roman"/>
-          <w:sz w:val="20"/>
-          <w:szCs w:val="20"/>
-        </w:rPr>
-      </w:pPr>
-      <w:r>
-        <w:rPr>
-          <w:rFonts w:ascii="Times New Roman" w:hAnsi="Times New Roman" w:cs="Times New Roman"/>
-          <w:sz w:val="20"/>
-          <w:szCs w:val="20"/>
-        </w:rPr>
-        <w:t xml:space="preserve">M. Mahdhi, “Integrating Databases with EF Core,” </w:t>
-      </w:r>
+        <w:t>Graffersid</w:t>
+      </w:r>
+      <w:proofErr w:type="spellEnd"/>
+      <w:r>
+        <w:rPr>
+          <w:rFonts w:ascii="Times New Roman" w:hAnsi="Times New Roman" w:cs="Times New Roman"/>
+          <w:sz w:val="20"/>
+          <w:szCs w:val="20"/>
+        </w:rPr>
+        <w:t>, Feb. 04, 2020. https://graffersid.com/advantages-and-disadvantages-of-using-net/</w:t>
+      </w:r>
+    </w:p>
+    <w:p>
+      <w:pPr>
+        <w:rPr>
+          <w:rFonts w:ascii="Times New Roman" w:hAnsi="Times New Roman" w:cs="Times New Roman"/>
+          <w:sz w:val="20"/>
+          <w:szCs w:val="20"/>
+        </w:rPr>
+      </w:pPr>
+      <w:r>
+        <w:rPr>
+          <w:rFonts w:ascii="Times New Roman" w:hAnsi="Times New Roman" w:cs="Times New Roman"/>
+          <w:sz w:val="20"/>
+          <w:szCs w:val="20"/>
+        </w:rPr>
+        <w:t>[28]</w:t>
+      </w:r>
+    </w:p>
+    <w:p>
+      <w:pPr>
+        <w:rPr>
+          <w:rFonts w:ascii="Times New Roman" w:hAnsi="Times New Roman" w:cs="Times New Roman"/>
+          <w:sz w:val="20"/>
+          <w:szCs w:val="20"/>
+        </w:rPr>
+      </w:pPr>
+      <w:r>
+        <w:rPr>
+          <w:rFonts w:ascii="Times New Roman" w:hAnsi="Times New Roman" w:cs="Times New Roman"/>
+          <w:sz w:val="20"/>
+          <w:szCs w:val="20"/>
+        </w:rPr>
+        <w:t xml:space="preserve">J. M. Aguilar, </w:t>
+      </w:r>
+      <w:proofErr w:type="spellStart"/>
       <w:r>
         <w:rPr>
           <w:rFonts w:ascii="Times New Roman" w:hAnsi="Times New Roman" w:cs="Times New Roman"/>
@@ -13004,50 +16207,9 @@
           <w:sz w:val="20"/>
           <w:szCs w:val="20"/>
         </w:rPr>
-        <w:t>Mastering ASP.NET Core 10</w:t>
-      </w:r>
-      <w:r>
-        <w:rPr>
-          <w:rFonts w:ascii="Times New Roman" w:hAnsi="Times New Roman" w:cs="Times New Roman"/>
-          <w:sz w:val="20"/>
-          <w:szCs w:val="20"/>
-        </w:rPr>
-        <w:t>, pp. 215–244, 2025, doi: https://doi.org/10.1007/979-8-8688-1892-9_11.</w:t>
-      </w:r>
-    </w:p>
-    <w:p>
-      <w:pPr>
-        <w:rPr>
-          <w:rFonts w:ascii="Times New Roman" w:hAnsi="Times New Roman" w:cs="Times New Roman"/>
-          <w:sz w:val="20"/>
-          <w:szCs w:val="20"/>
-        </w:rPr>
-      </w:pPr>
-      <w:r>
-        <w:rPr>
-          <w:rFonts w:ascii="Times New Roman" w:hAnsi="Times New Roman" w:cs="Times New Roman"/>
-          <w:sz w:val="20"/>
-          <w:szCs w:val="20"/>
-        </w:rPr>
-        <w:t>[31]</w:t>
-      </w:r>
-    </w:p>
-    <w:p>
-      <w:pPr>
-        <w:rPr>
-          <w:rFonts w:ascii="Times New Roman" w:hAnsi="Times New Roman" w:cs="Times New Roman"/>
-          <w:sz w:val="20"/>
-          <w:szCs w:val="20"/>
-        </w:rPr>
-      </w:pPr>
-      <w:r>
-        <w:rPr>
-          <w:rFonts w:ascii="Times New Roman" w:hAnsi="Times New Roman" w:cs="Times New Roman"/>
-          <w:sz w:val="20"/>
-          <w:szCs w:val="20"/>
-        </w:rPr>
-        <w:t xml:space="preserve">S. M. Kumar, “The Potential Consequences of a Data Breach in Big Data Systems with Compromised Cyber Security and Privacy,” </w:t>
-      </w:r>
+        <w:t>SignalR</w:t>
+      </w:r>
+      <w:proofErr w:type="spellEnd"/>
       <w:r>
         <w:rPr>
           <w:rFonts w:ascii="Times New Roman" w:hAnsi="Times New Roman" w:cs="Times New Roman"/>
@@ -13056,49 +16218,59 @@
           <w:sz w:val="20"/>
           <w:szCs w:val="20"/>
         </w:rPr>
-        <w:t>2025 IEEE 17th International Conference on Computational Intelligence and Communication Networks (CICN)</w:t>
-      </w:r>
-      <w:r>
-        <w:rPr>
-          <w:rFonts w:ascii="Times New Roman" w:hAnsi="Times New Roman" w:cs="Times New Roman"/>
-          <w:sz w:val="20"/>
-          <w:szCs w:val="20"/>
-        </w:rPr>
-        <w:t>, pp. 1072–1076, Dec. 2025, doi: https://doi.org/10.1109/cicn67655.2025.11368157.</w:t>
-      </w:r>
-    </w:p>
-    <w:p>
-      <w:pPr>
-        <w:rPr>
-          <w:rFonts w:ascii="Times New Roman" w:hAnsi="Times New Roman" w:cs="Times New Roman"/>
-          <w:sz w:val="20"/>
-          <w:szCs w:val="20"/>
-        </w:rPr>
-      </w:pPr>
-      <w:r>
-        <w:rPr>
-          <w:rFonts w:ascii="Times New Roman" w:hAnsi="Times New Roman" w:cs="Times New Roman"/>
-          <w:sz w:val="20"/>
-          <w:szCs w:val="20"/>
-        </w:rPr>
-        <w:t>[32]</w:t>
-      </w:r>
-    </w:p>
-    <w:p>
-      <w:pPr>
-        <w:rPr>
-          <w:rFonts w:ascii="Times New Roman" w:hAnsi="Times New Roman" w:cs="Times New Roman"/>
-          <w:sz w:val="20"/>
-          <w:szCs w:val="20"/>
-        </w:rPr>
-      </w:pPr>
-      <w:r>
-        <w:rPr>
-          <w:rFonts w:ascii="Times New Roman" w:hAnsi="Times New Roman" w:cs="Times New Roman"/>
-          <w:sz w:val="20"/>
-          <w:szCs w:val="20"/>
-        </w:rPr>
-        <w:t xml:space="preserve">ICO, “Information Commissioner’s Office,” </w:t>
+        <w:t xml:space="preserve"> Programming in Microsoft ASP.NET</w:t>
+      </w:r>
+      <w:r>
+        <w:rPr>
+          <w:rFonts w:ascii="Times New Roman" w:hAnsi="Times New Roman" w:cs="Times New Roman"/>
+          <w:sz w:val="20"/>
+          <w:szCs w:val="20"/>
+        </w:rPr>
+        <w:t>. Microsoft, 2014.</w:t>
+      </w:r>
+    </w:p>
+    <w:p>
+      <w:pPr>
+        <w:rPr>
+          <w:rFonts w:ascii="Times New Roman" w:hAnsi="Times New Roman" w:cs="Times New Roman"/>
+          <w:sz w:val="20"/>
+          <w:szCs w:val="20"/>
+        </w:rPr>
+      </w:pPr>
+      <w:r>
+        <w:rPr>
+          <w:rFonts w:ascii="Times New Roman" w:hAnsi="Times New Roman" w:cs="Times New Roman"/>
+          <w:sz w:val="20"/>
+          <w:szCs w:val="20"/>
+        </w:rPr>
+        <w:t>[29]</w:t>
+      </w:r>
+    </w:p>
+    <w:p>
+      <w:pPr>
+        <w:rPr>
+          <w:rFonts w:ascii="Times New Roman" w:hAnsi="Times New Roman" w:cs="Times New Roman"/>
+          <w:sz w:val="20"/>
+          <w:szCs w:val="20"/>
+        </w:rPr>
+      </w:pPr>
+      <w:proofErr w:type="spellStart"/>
+      <w:r>
+        <w:rPr>
+          <w:rFonts w:ascii="Times New Roman" w:hAnsi="Times New Roman" w:cs="Times New Roman"/>
+          <w:sz w:val="20"/>
+          <w:szCs w:val="20"/>
+        </w:rPr>
+        <w:t>AvaloniaUI</w:t>
+      </w:r>
+      <w:proofErr w:type="spellEnd"/>
+      <w:r>
+        <w:rPr>
+          <w:rFonts w:ascii="Times New Roman" w:hAnsi="Times New Roman" w:cs="Times New Roman"/>
+          <w:sz w:val="20"/>
+          <w:szCs w:val="20"/>
+        </w:rPr>
+        <w:t xml:space="preserve">, “Avalonia UI - Home,” </w:t>
       </w:r>
       <w:r>
         <w:rPr>
@@ -13108,49 +16280,49 @@
           <w:sz w:val="20"/>
           <w:szCs w:val="20"/>
         </w:rPr>
-        <w:t>Ico.org.uk</w:t>
-      </w:r>
-      <w:r>
-        <w:rPr>
-          <w:rFonts w:ascii="Times New Roman" w:hAnsi="Times New Roman" w:cs="Times New Roman"/>
-          <w:sz w:val="20"/>
-          <w:szCs w:val="20"/>
-        </w:rPr>
-        <w:t>, Mar. 21, 2023. https://ico.org.uk/</w:t>
-      </w:r>
-    </w:p>
-    <w:p>
-      <w:pPr>
-        <w:rPr>
-          <w:rFonts w:ascii="Times New Roman" w:hAnsi="Times New Roman" w:cs="Times New Roman"/>
-          <w:sz w:val="20"/>
-          <w:szCs w:val="20"/>
-        </w:rPr>
-      </w:pPr>
-      <w:r>
-        <w:rPr>
-          <w:rFonts w:ascii="Times New Roman" w:hAnsi="Times New Roman" w:cs="Times New Roman"/>
-          <w:sz w:val="20"/>
-          <w:szCs w:val="20"/>
-        </w:rPr>
-        <w:t>[33]</w:t>
-      </w:r>
-    </w:p>
-    <w:p>
-      <w:pPr>
-        <w:rPr>
-          <w:rFonts w:ascii="Times New Roman" w:hAnsi="Times New Roman" w:cs="Times New Roman"/>
-          <w:sz w:val="20"/>
-          <w:szCs w:val="20"/>
-        </w:rPr>
-      </w:pPr>
-      <w:r>
-        <w:rPr>
-          <w:rFonts w:ascii="Times New Roman" w:hAnsi="Times New Roman" w:cs="Times New Roman"/>
-          <w:sz w:val="20"/>
-          <w:szCs w:val="20"/>
-        </w:rPr>
-        <w:t xml:space="preserve">J. Galbally, R. Haraksim, and L. Beslay, “A Study of Age and Ageing in Fingerprint Biometrics,” </w:t>
+        <w:t>avaloniaui.net</w:t>
+      </w:r>
+      <w:r>
+        <w:rPr>
+          <w:rFonts w:ascii="Times New Roman" w:hAnsi="Times New Roman" w:cs="Times New Roman"/>
+          <w:sz w:val="20"/>
+          <w:szCs w:val="20"/>
+        </w:rPr>
+        <w:t>. https://avaloniaui.net/</w:t>
+      </w:r>
+    </w:p>
+    <w:p>
+      <w:pPr>
+        <w:rPr>
+          <w:rFonts w:ascii="Times New Roman" w:hAnsi="Times New Roman" w:cs="Times New Roman"/>
+          <w:sz w:val="20"/>
+          <w:szCs w:val="20"/>
+        </w:rPr>
+      </w:pPr>
+      <w:r>
+        <w:rPr>
+          <w:rFonts w:ascii="Times New Roman" w:hAnsi="Times New Roman" w:cs="Times New Roman"/>
+          <w:sz w:val="20"/>
+          <w:szCs w:val="20"/>
+        </w:rPr>
+        <w:t>[30]</w:t>
+      </w:r>
+    </w:p>
+    <w:p>
+      <w:pPr>
+        <w:rPr>
+          <w:rFonts w:ascii="Times New Roman" w:hAnsi="Times New Roman" w:cs="Times New Roman"/>
+          <w:sz w:val="20"/>
+          <w:szCs w:val="20"/>
+        </w:rPr>
+      </w:pPr>
+      <w:r>
+        <w:rPr>
+          <w:rFonts w:ascii="Times New Roman" w:hAnsi="Times New Roman" w:cs="Times New Roman"/>
+          <w:sz w:val="20"/>
+          <w:szCs w:val="20"/>
+        </w:rPr>
+        <w:t xml:space="preserve">M. Mahdhi, “Integrating Databases with EF Core,” </w:t>
       </w:r>
       <w:r>
         <w:rPr>
@@ -13160,49 +16332,67 @@
           <w:sz w:val="20"/>
           <w:szCs w:val="20"/>
         </w:rPr>
-        <w:t>IEEE Transactions on Information Forensics and Security</w:t>
-      </w:r>
-      <w:r>
-        <w:rPr>
-          <w:rFonts w:ascii="Times New Roman" w:hAnsi="Times New Roman" w:cs="Times New Roman"/>
-          <w:sz w:val="20"/>
-          <w:szCs w:val="20"/>
-        </w:rPr>
-        <w:t>, vol. 14, no. 5, pp. 1351–1365, May 2019, doi: https://doi.org/10.1109/tifs.2018.2878160.</w:t>
-      </w:r>
-    </w:p>
-    <w:p>
-      <w:pPr>
-        <w:rPr>
-          <w:rFonts w:ascii="Times New Roman" w:hAnsi="Times New Roman" w:cs="Times New Roman"/>
-          <w:sz w:val="20"/>
-          <w:szCs w:val="20"/>
-        </w:rPr>
-      </w:pPr>
-      <w:r>
-        <w:rPr>
-          <w:rFonts w:ascii="Times New Roman" w:hAnsi="Times New Roman" w:cs="Times New Roman"/>
-          <w:sz w:val="20"/>
-          <w:szCs w:val="20"/>
-        </w:rPr>
-        <w:t>[34]</w:t>
-      </w:r>
-    </w:p>
-    <w:p>
-      <w:pPr>
-        <w:rPr>
-          <w:rFonts w:ascii="Times New Roman" w:hAnsi="Times New Roman" w:cs="Times New Roman"/>
-          <w:sz w:val="20"/>
-          <w:szCs w:val="20"/>
-        </w:rPr>
-      </w:pPr>
-      <w:r>
-        <w:rPr>
-          <w:rFonts w:ascii="Times New Roman" w:hAnsi="Times New Roman" w:cs="Times New Roman"/>
-          <w:sz w:val="20"/>
-          <w:szCs w:val="20"/>
-        </w:rPr>
-        <w:t xml:space="preserve">S. Birch, “Perceptions of Electoral Fairness and Voter Turnout,” </w:t>
+        <w:t>Mastering ASP.NET Core 10</w:t>
+      </w:r>
+      <w:r>
+        <w:rPr>
+          <w:rFonts w:ascii="Times New Roman" w:hAnsi="Times New Roman" w:cs="Times New Roman"/>
+          <w:sz w:val="20"/>
+          <w:szCs w:val="20"/>
+        </w:rPr>
+        <w:t xml:space="preserve">, pp. 215–244, 2025, </w:t>
+      </w:r>
+      <w:proofErr w:type="spellStart"/>
+      <w:r>
+        <w:rPr>
+          <w:rFonts w:ascii="Times New Roman" w:hAnsi="Times New Roman" w:cs="Times New Roman"/>
+          <w:sz w:val="20"/>
+          <w:szCs w:val="20"/>
+        </w:rPr>
+        <w:t>doi</w:t>
+      </w:r>
+      <w:proofErr w:type="spellEnd"/>
+      <w:r>
+        <w:rPr>
+          <w:rFonts w:ascii="Times New Roman" w:hAnsi="Times New Roman" w:cs="Times New Roman"/>
+          <w:sz w:val="20"/>
+          <w:szCs w:val="20"/>
+        </w:rPr>
+        <w:t>: https://doi.org/10.1007/979-8-8688-1892-9_11.</w:t>
+      </w:r>
+    </w:p>
+    <w:p>
+      <w:pPr>
+        <w:rPr>
+          <w:rFonts w:ascii="Times New Roman" w:hAnsi="Times New Roman" w:cs="Times New Roman"/>
+          <w:sz w:val="20"/>
+          <w:szCs w:val="20"/>
+        </w:rPr>
+      </w:pPr>
+      <w:r>
+        <w:rPr>
+          <w:rFonts w:ascii="Times New Roman" w:hAnsi="Times New Roman" w:cs="Times New Roman"/>
+          <w:sz w:val="20"/>
+          <w:szCs w:val="20"/>
+        </w:rPr>
+        <w:t>[31]</w:t>
+      </w:r>
+    </w:p>
+    <w:p>
+      <w:pPr>
+        <w:rPr>
+          <w:rFonts w:ascii="Times New Roman" w:hAnsi="Times New Roman" w:cs="Times New Roman"/>
+          <w:sz w:val="20"/>
+          <w:szCs w:val="20"/>
+        </w:rPr>
+      </w:pPr>
+      <w:r>
+        <w:rPr>
+          <w:rFonts w:ascii="Times New Roman" w:hAnsi="Times New Roman" w:cs="Times New Roman"/>
+          <w:sz w:val="20"/>
+          <w:szCs w:val="20"/>
+        </w:rPr>
+        <w:t xml:space="preserve">S. M. Kumar, “The Potential Consequences of a Data Breach in Big Data Systems with Compromised Cyber Security and Privacy,” </w:t>
       </w:r>
       <w:r>
         <w:rPr>
@@ -13212,49 +16402,67 @@
           <w:sz w:val="20"/>
           <w:szCs w:val="20"/>
         </w:rPr>
-        <w:t>Comparative Political Studies</w:t>
-      </w:r>
-      <w:r>
-        <w:rPr>
-          <w:rFonts w:ascii="Times New Roman" w:hAnsi="Times New Roman" w:cs="Times New Roman"/>
-          <w:sz w:val="20"/>
-          <w:szCs w:val="20"/>
-        </w:rPr>
-        <w:t>, vol. 43, no. 12, pp. 1601–1622, Jul. 2010, doi: https://doi.org/10.1177/0010414010374021.</w:t>
-      </w:r>
-    </w:p>
-    <w:p>
-      <w:pPr>
-        <w:rPr>
-          <w:rFonts w:ascii="Times New Roman" w:hAnsi="Times New Roman" w:cs="Times New Roman"/>
-          <w:sz w:val="20"/>
-          <w:szCs w:val="20"/>
-        </w:rPr>
-      </w:pPr>
-      <w:r>
-        <w:rPr>
-          <w:rFonts w:ascii="Times New Roman" w:hAnsi="Times New Roman" w:cs="Times New Roman"/>
-          <w:sz w:val="20"/>
-          <w:szCs w:val="20"/>
-        </w:rPr>
-        <w:t>[35]</w:t>
-      </w:r>
-    </w:p>
-    <w:p>
-      <w:pPr>
-        <w:rPr>
-          <w:rFonts w:ascii="Times New Roman" w:hAnsi="Times New Roman" w:cs="Times New Roman"/>
-          <w:sz w:val="20"/>
-          <w:szCs w:val="20"/>
-        </w:rPr>
-      </w:pPr>
-      <w:r>
-        <w:rPr>
-          <w:rFonts w:ascii="Times New Roman" w:hAnsi="Times New Roman" w:cs="Times New Roman"/>
-          <w:sz w:val="20"/>
-          <w:szCs w:val="20"/>
-        </w:rPr>
-        <w:t xml:space="preserve">G. Marinthe, F. Lalot, A. Kasper, E. Manunta, and G. Brown, “Collective Action hinders the increase in post-election trust among election losers: Longitudinal evidence from the 2024 UK election,” </w:t>
+        <w:t>2025 IEEE 17th International Conference on Computational Intelligence and Communication Networks (CICN)</w:t>
+      </w:r>
+      <w:r>
+        <w:rPr>
+          <w:rFonts w:ascii="Times New Roman" w:hAnsi="Times New Roman" w:cs="Times New Roman"/>
+          <w:sz w:val="20"/>
+          <w:szCs w:val="20"/>
+        </w:rPr>
+        <w:t xml:space="preserve">, pp. 1072–1076, Dec. 2025, </w:t>
+      </w:r>
+      <w:proofErr w:type="spellStart"/>
+      <w:r>
+        <w:rPr>
+          <w:rFonts w:ascii="Times New Roman" w:hAnsi="Times New Roman" w:cs="Times New Roman"/>
+          <w:sz w:val="20"/>
+          <w:szCs w:val="20"/>
+        </w:rPr>
+        <w:t>doi</w:t>
+      </w:r>
+      <w:proofErr w:type="spellEnd"/>
+      <w:r>
+        <w:rPr>
+          <w:rFonts w:ascii="Times New Roman" w:hAnsi="Times New Roman" w:cs="Times New Roman"/>
+          <w:sz w:val="20"/>
+          <w:szCs w:val="20"/>
+        </w:rPr>
+        <w:t>: https://doi.org/10.1109/cicn67655.2025.11368157.</w:t>
+      </w:r>
+    </w:p>
+    <w:p>
+      <w:pPr>
+        <w:rPr>
+          <w:rFonts w:ascii="Times New Roman" w:hAnsi="Times New Roman" w:cs="Times New Roman"/>
+          <w:sz w:val="20"/>
+          <w:szCs w:val="20"/>
+        </w:rPr>
+      </w:pPr>
+      <w:r>
+        <w:rPr>
+          <w:rFonts w:ascii="Times New Roman" w:hAnsi="Times New Roman" w:cs="Times New Roman"/>
+          <w:sz w:val="20"/>
+          <w:szCs w:val="20"/>
+        </w:rPr>
+        <w:t>[32]</w:t>
+      </w:r>
+    </w:p>
+    <w:p>
+      <w:pPr>
+        <w:rPr>
+          <w:rFonts w:ascii="Times New Roman" w:hAnsi="Times New Roman" w:cs="Times New Roman"/>
+          <w:sz w:val="20"/>
+          <w:szCs w:val="20"/>
+        </w:rPr>
+      </w:pPr>
+      <w:r>
+        <w:rPr>
+          <w:rFonts w:ascii="Times New Roman" w:hAnsi="Times New Roman" w:cs="Times New Roman"/>
+          <w:sz w:val="20"/>
+          <w:szCs w:val="20"/>
+        </w:rPr>
+        <w:t xml:space="preserve">ICO, “Information Commissioner’s Office,” </w:t>
       </w:r>
       <w:r>
         <w:rPr>
@@ -13264,49 +16472,85 @@
           <w:sz w:val="20"/>
           <w:szCs w:val="20"/>
         </w:rPr>
-        <w:t>advances.in/psychology</w:t>
-      </w:r>
-      <w:r>
-        <w:rPr>
-          <w:rFonts w:ascii="Times New Roman" w:hAnsi="Times New Roman" w:cs="Times New Roman"/>
-          <w:sz w:val="20"/>
-          <w:szCs w:val="20"/>
-        </w:rPr>
-        <w:t>, vol. 1, no. 1, p. e411811, 2026, doi: https://doi.org/10.56296/aip00048.</w:t>
-      </w:r>
-    </w:p>
-    <w:p>
-      <w:pPr>
-        <w:rPr>
-          <w:rFonts w:ascii="Times New Roman" w:hAnsi="Times New Roman" w:cs="Times New Roman"/>
-          <w:sz w:val="20"/>
-          <w:szCs w:val="20"/>
-        </w:rPr>
-      </w:pPr>
-      <w:r>
-        <w:rPr>
-          <w:rFonts w:ascii="Times New Roman" w:hAnsi="Times New Roman" w:cs="Times New Roman"/>
-          <w:sz w:val="20"/>
-          <w:szCs w:val="20"/>
-        </w:rPr>
-        <w:t>[36]</w:t>
-      </w:r>
-    </w:p>
-    <w:p>
-      <w:pPr>
-        <w:rPr>
-          <w:rFonts w:ascii="Times New Roman" w:hAnsi="Times New Roman" w:cs="Times New Roman"/>
-          <w:sz w:val="20"/>
-          <w:szCs w:val="20"/>
-        </w:rPr>
-      </w:pPr>
-      <w:r>
-        <w:rPr>
-          <w:rFonts w:ascii="Times New Roman" w:hAnsi="Times New Roman" w:cs="Times New Roman"/>
-          <w:sz w:val="20"/>
-          <w:szCs w:val="20"/>
-        </w:rPr>
-        <w:t xml:space="preserve">B. Cunnie, “Welcome to nip.io / sslip.io,” </w:t>
+        <w:t>Ico.org.uk</w:t>
+      </w:r>
+      <w:r>
+        <w:rPr>
+          <w:rFonts w:ascii="Times New Roman" w:hAnsi="Times New Roman" w:cs="Times New Roman"/>
+          <w:sz w:val="20"/>
+          <w:szCs w:val="20"/>
+        </w:rPr>
+        <w:t>, Mar. 21, 2023. https://ico.org.uk/</w:t>
+      </w:r>
+    </w:p>
+    <w:p>
+      <w:pPr>
+        <w:rPr>
+          <w:rFonts w:ascii="Times New Roman" w:hAnsi="Times New Roman" w:cs="Times New Roman"/>
+          <w:sz w:val="20"/>
+          <w:szCs w:val="20"/>
+        </w:rPr>
+      </w:pPr>
+      <w:r>
+        <w:rPr>
+          <w:rFonts w:ascii="Times New Roman" w:hAnsi="Times New Roman" w:cs="Times New Roman"/>
+          <w:sz w:val="20"/>
+          <w:szCs w:val="20"/>
+        </w:rPr>
+        <w:t>[33]</w:t>
+      </w:r>
+    </w:p>
+    <w:p>
+      <w:pPr>
+        <w:rPr>
+          <w:rFonts w:ascii="Times New Roman" w:hAnsi="Times New Roman" w:cs="Times New Roman"/>
+          <w:sz w:val="20"/>
+          <w:szCs w:val="20"/>
+        </w:rPr>
+      </w:pPr>
+      <w:r>
+        <w:rPr>
+          <w:rFonts w:ascii="Times New Roman" w:hAnsi="Times New Roman" w:cs="Times New Roman"/>
+          <w:sz w:val="20"/>
+          <w:szCs w:val="20"/>
+        </w:rPr>
+        <w:t xml:space="preserve">J. </w:t>
+      </w:r>
+      <w:proofErr w:type="spellStart"/>
+      <w:r>
+        <w:rPr>
+          <w:rFonts w:ascii="Times New Roman" w:hAnsi="Times New Roman" w:cs="Times New Roman"/>
+          <w:sz w:val="20"/>
+          <w:szCs w:val="20"/>
+        </w:rPr>
+        <w:t>Galbally</w:t>
+      </w:r>
+      <w:proofErr w:type="spellEnd"/>
+      <w:r>
+        <w:rPr>
+          <w:rFonts w:ascii="Times New Roman" w:hAnsi="Times New Roman" w:cs="Times New Roman"/>
+          <w:sz w:val="20"/>
+          <w:szCs w:val="20"/>
+        </w:rPr>
+        <w:t xml:space="preserve">, R. Haraksim, and L. </w:t>
+      </w:r>
+      <w:proofErr w:type="spellStart"/>
+      <w:r>
+        <w:rPr>
+          <w:rFonts w:ascii="Times New Roman" w:hAnsi="Times New Roman" w:cs="Times New Roman"/>
+          <w:sz w:val="20"/>
+          <w:szCs w:val="20"/>
+        </w:rPr>
+        <w:t>Beslay</w:t>
+      </w:r>
+      <w:proofErr w:type="spellEnd"/>
+      <w:r>
+        <w:rPr>
+          <w:rFonts w:ascii="Times New Roman" w:hAnsi="Times New Roman" w:cs="Times New Roman"/>
+          <w:sz w:val="20"/>
+          <w:szCs w:val="20"/>
+        </w:rPr>
+        <w:t xml:space="preserve">, “A Study of Age and Ageing in Fingerprint Biometrics,” </w:t>
       </w:r>
       <w:r>
         <w:rPr>
@@ -13316,49 +16560,67 @@
           <w:sz w:val="20"/>
           <w:szCs w:val="20"/>
         </w:rPr>
-        <w:t>Sslip.io</w:t>
-      </w:r>
-      <w:r>
-        <w:rPr>
-          <w:rFonts w:ascii="Times New Roman" w:hAnsi="Times New Roman" w:cs="Times New Roman"/>
-          <w:sz w:val="20"/>
-          <w:szCs w:val="20"/>
-        </w:rPr>
-        <w:t>, 2026. https://sslip.io/ (accessed Apr. 16, 2026).</w:t>
-      </w:r>
-    </w:p>
-    <w:p>
-      <w:pPr>
-        <w:rPr>
-          <w:rFonts w:ascii="Times New Roman" w:hAnsi="Times New Roman" w:cs="Times New Roman"/>
-          <w:sz w:val="20"/>
-          <w:szCs w:val="20"/>
-        </w:rPr>
-      </w:pPr>
-      <w:r>
-        <w:rPr>
-          <w:rFonts w:ascii="Times New Roman" w:hAnsi="Times New Roman" w:cs="Times New Roman"/>
-          <w:sz w:val="20"/>
-          <w:szCs w:val="20"/>
-        </w:rPr>
-        <w:t>[37]</w:t>
-      </w:r>
-    </w:p>
-    <w:p>
-      <w:pPr>
-        <w:rPr>
-          <w:rFonts w:ascii="Times New Roman" w:hAnsi="Times New Roman" w:cs="Times New Roman"/>
-          <w:sz w:val="20"/>
-          <w:szCs w:val="20"/>
-        </w:rPr>
-      </w:pPr>
-      <w:r>
-        <w:rPr>
-          <w:rFonts w:ascii="Times New Roman" w:hAnsi="Times New Roman" w:cs="Times New Roman"/>
-          <w:sz w:val="20"/>
-          <w:szCs w:val="20"/>
-        </w:rPr>
-        <w:t xml:space="preserve">Sushil Jajodia and J. Zhou, </w:t>
+        <w:t>IEEE Transactions on Information Forensics and Security</w:t>
+      </w:r>
+      <w:r>
+        <w:rPr>
+          <w:rFonts w:ascii="Times New Roman" w:hAnsi="Times New Roman" w:cs="Times New Roman"/>
+          <w:sz w:val="20"/>
+          <w:szCs w:val="20"/>
+        </w:rPr>
+        <w:t xml:space="preserve">, vol. 14, no. 5, pp. 1351–1365, May 2019, </w:t>
+      </w:r>
+      <w:proofErr w:type="spellStart"/>
+      <w:r>
+        <w:rPr>
+          <w:rFonts w:ascii="Times New Roman" w:hAnsi="Times New Roman" w:cs="Times New Roman"/>
+          <w:sz w:val="20"/>
+          <w:szCs w:val="20"/>
+        </w:rPr>
+        <w:t>doi</w:t>
+      </w:r>
+      <w:proofErr w:type="spellEnd"/>
+      <w:r>
+        <w:rPr>
+          <w:rFonts w:ascii="Times New Roman" w:hAnsi="Times New Roman" w:cs="Times New Roman"/>
+          <w:sz w:val="20"/>
+          <w:szCs w:val="20"/>
+        </w:rPr>
+        <w:t>: https://doi.org/10.1109/tifs.2018.2878160.</w:t>
+      </w:r>
+    </w:p>
+    <w:p>
+      <w:pPr>
+        <w:rPr>
+          <w:rFonts w:ascii="Times New Roman" w:hAnsi="Times New Roman" w:cs="Times New Roman"/>
+          <w:sz w:val="20"/>
+          <w:szCs w:val="20"/>
+        </w:rPr>
+      </w:pPr>
+      <w:r>
+        <w:rPr>
+          <w:rFonts w:ascii="Times New Roman" w:hAnsi="Times New Roman" w:cs="Times New Roman"/>
+          <w:sz w:val="20"/>
+          <w:szCs w:val="20"/>
+        </w:rPr>
+        <w:t>[34]</w:t>
+      </w:r>
+    </w:p>
+    <w:p>
+      <w:pPr>
+        <w:rPr>
+          <w:rFonts w:ascii="Times New Roman" w:hAnsi="Times New Roman" w:cs="Times New Roman"/>
+          <w:sz w:val="20"/>
+          <w:szCs w:val="20"/>
+        </w:rPr>
+      </w:pPr>
+      <w:r>
+        <w:rPr>
+          <w:rFonts w:ascii="Times New Roman" w:hAnsi="Times New Roman" w:cs="Times New Roman"/>
+          <w:sz w:val="20"/>
+          <w:szCs w:val="20"/>
+        </w:rPr>
+        <w:t xml:space="preserve">S. Birch, “Perceptions of Electoral Fairness and Voter Turnout,” </w:t>
       </w:r>
       <w:r>
         <w:rPr>
@@ -13368,49 +16630,103 @@
           <w:sz w:val="20"/>
           <w:szCs w:val="20"/>
         </w:rPr>
-        <w:t>Security and Privacy in Communication Networks</w:t>
-      </w:r>
-      <w:r>
-        <w:rPr>
-          <w:rFonts w:ascii="Times New Roman" w:hAnsi="Times New Roman" w:cs="Times New Roman"/>
-          <w:sz w:val="20"/>
-          <w:szCs w:val="20"/>
-        </w:rPr>
-        <w:t>. Springer Science &amp; Business Media, 2010.</w:t>
-      </w:r>
-    </w:p>
-    <w:p>
-      <w:pPr>
-        <w:rPr>
-          <w:rFonts w:ascii="Times New Roman" w:hAnsi="Times New Roman" w:cs="Times New Roman"/>
-          <w:sz w:val="20"/>
-          <w:szCs w:val="20"/>
-        </w:rPr>
-      </w:pPr>
-      <w:r>
-        <w:rPr>
-          <w:rFonts w:ascii="Times New Roman" w:hAnsi="Times New Roman" w:cs="Times New Roman"/>
-          <w:sz w:val="20"/>
-          <w:szCs w:val="20"/>
-        </w:rPr>
-        <w:t>[38]</w:t>
-      </w:r>
-    </w:p>
-    <w:p>
-      <w:pPr>
-        <w:rPr>
-          <w:rFonts w:ascii="Times New Roman" w:hAnsi="Times New Roman" w:cs="Times New Roman"/>
-          <w:sz w:val="20"/>
-          <w:szCs w:val="20"/>
-        </w:rPr>
-      </w:pPr>
-      <w:r>
-        <w:rPr>
-          <w:rFonts w:ascii="Times New Roman" w:hAnsi="Times New Roman" w:cs="Times New Roman"/>
-          <w:sz w:val="20"/>
-          <w:szCs w:val="20"/>
-        </w:rPr>
-        <w:t xml:space="preserve">R. A. Popa, C. M. S. Redfield, N. Zeldovich, and H. Balakrishnan, “CryptDB,” </w:t>
+        <w:t>Comparative Political Studies</w:t>
+      </w:r>
+      <w:r>
+        <w:rPr>
+          <w:rFonts w:ascii="Times New Roman" w:hAnsi="Times New Roman" w:cs="Times New Roman"/>
+          <w:sz w:val="20"/>
+          <w:szCs w:val="20"/>
+        </w:rPr>
+        <w:t xml:space="preserve">, vol. 43, no. 12, pp. 1601–1622, Jul. 2010, </w:t>
+      </w:r>
+      <w:proofErr w:type="spellStart"/>
+      <w:r>
+        <w:rPr>
+          <w:rFonts w:ascii="Times New Roman" w:hAnsi="Times New Roman" w:cs="Times New Roman"/>
+          <w:sz w:val="20"/>
+          <w:szCs w:val="20"/>
+        </w:rPr>
+        <w:t>doi</w:t>
+      </w:r>
+      <w:proofErr w:type="spellEnd"/>
+      <w:r>
+        <w:rPr>
+          <w:rFonts w:ascii="Times New Roman" w:hAnsi="Times New Roman" w:cs="Times New Roman"/>
+          <w:sz w:val="20"/>
+          <w:szCs w:val="20"/>
+        </w:rPr>
+        <w:t>: https://doi.org/10.1177/0010414010374021.</w:t>
+      </w:r>
+    </w:p>
+    <w:p>
+      <w:pPr>
+        <w:rPr>
+          <w:rFonts w:ascii="Times New Roman" w:hAnsi="Times New Roman" w:cs="Times New Roman"/>
+          <w:sz w:val="20"/>
+          <w:szCs w:val="20"/>
+        </w:rPr>
+      </w:pPr>
+      <w:r>
+        <w:rPr>
+          <w:rFonts w:ascii="Times New Roman" w:hAnsi="Times New Roman" w:cs="Times New Roman"/>
+          <w:sz w:val="20"/>
+          <w:szCs w:val="20"/>
+        </w:rPr>
+        <w:t>[35]</w:t>
+      </w:r>
+    </w:p>
+    <w:p>
+      <w:pPr>
+        <w:rPr>
+          <w:rFonts w:ascii="Times New Roman" w:hAnsi="Times New Roman" w:cs="Times New Roman"/>
+          <w:sz w:val="20"/>
+          <w:szCs w:val="20"/>
+        </w:rPr>
+      </w:pPr>
+      <w:r>
+        <w:rPr>
+          <w:rFonts w:ascii="Times New Roman" w:hAnsi="Times New Roman" w:cs="Times New Roman"/>
+          <w:sz w:val="20"/>
+          <w:szCs w:val="20"/>
+        </w:rPr>
+        <w:t xml:space="preserve">G. </w:t>
+      </w:r>
+      <w:proofErr w:type="spellStart"/>
+      <w:r>
+        <w:rPr>
+          <w:rFonts w:ascii="Times New Roman" w:hAnsi="Times New Roman" w:cs="Times New Roman"/>
+          <w:sz w:val="20"/>
+          <w:szCs w:val="20"/>
+        </w:rPr>
+        <w:t>Marinthe</w:t>
+      </w:r>
+      <w:proofErr w:type="spellEnd"/>
+      <w:r>
+        <w:rPr>
+          <w:rFonts w:ascii="Times New Roman" w:hAnsi="Times New Roman" w:cs="Times New Roman"/>
+          <w:sz w:val="20"/>
+          <w:szCs w:val="20"/>
+        </w:rPr>
+        <w:t xml:space="preserve">, F. Lalot, A. Kasper, E. </w:t>
+      </w:r>
+      <w:proofErr w:type="spellStart"/>
+      <w:r>
+        <w:rPr>
+          <w:rFonts w:ascii="Times New Roman" w:hAnsi="Times New Roman" w:cs="Times New Roman"/>
+          <w:sz w:val="20"/>
+          <w:szCs w:val="20"/>
+        </w:rPr>
+        <w:t>Manunta</w:t>
+      </w:r>
+      <w:proofErr w:type="spellEnd"/>
+      <w:r>
+        <w:rPr>
+          <w:rFonts w:ascii="Times New Roman" w:hAnsi="Times New Roman" w:cs="Times New Roman"/>
+          <w:sz w:val="20"/>
+          <w:szCs w:val="20"/>
+        </w:rPr>
+        <w:t xml:space="preserve">, and G. Brown, “Collective Action hinders the increase in post-election trust among election losers: Longitudinal evidence from the 2024 UK election,” </w:t>
       </w:r>
       <w:r>
         <w:rPr>
@@ -13420,83 +16736,85 @@
           <w:sz w:val="20"/>
           <w:szCs w:val="20"/>
         </w:rPr>
-        <w:t>Communications of the ACM</w:t>
-      </w:r>
-      <w:r>
-        <w:rPr>
-          <w:rFonts w:ascii="Times New Roman" w:hAnsi="Times New Roman" w:cs="Times New Roman"/>
-          <w:sz w:val="20"/>
-          <w:szCs w:val="20"/>
-        </w:rPr>
-        <w:t>, vol. 55, no. 9, pp. 103–111, Sep. 2012, doi: https://doi.org/10.1145/2330667.2330691.</w:t>
-      </w:r>
-    </w:p>
-    <w:p>
-      <w:pPr>
-        <w:rPr>
-          <w:rFonts w:ascii="Times New Roman" w:hAnsi="Times New Roman" w:cs="Times New Roman"/>
-          <w:sz w:val="20"/>
-          <w:szCs w:val="20"/>
-        </w:rPr>
-      </w:pPr>
-      <w:r>
-        <w:rPr>
-          <w:rFonts w:ascii="Times New Roman" w:hAnsi="Times New Roman" w:cs="Times New Roman"/>
-          <w:sz w:val="20"/>
-          <w:szCs w:val="20"/>
-        </w:rPr>
-        <w:t>[39]</w:t>
-      </w:r>
-    </w:p>
-    <w:p>
-      <w:pPr>
-        <w:rPr>
-          <w:rFonts w:ascii="Times New Roman" w:hAnsi="Times New Roman" w:cs="Times New Roman"/>
-          <w:sz w:val="20"/>
-          <w:szCs w:val="20"/>
-        </w:rPr>
-      </w:pPr>
-      <w:r>
-        <w:rPr>
-          <w:rFonts w:ascii="Times New Roman" w:hAnsi="Times New Roman" w:cs="Times New Roman"/>
-          <w:sz w:val="20"/>
-          <w:szCs w:val="20"/>
-        </w:rPr>
-        <w:t>S. Perez, J. L. Hernandex-Ramos, D. Pedone, D. Rotondi, L. Straniero, and A. F. Skarmeta, “A digital envelope approach using attribute-based encryption for secure data exchange in IoT scenarios,” presented at the 2017 Global Internet of Things Summit (GIoTS), pp. 1–6. Accessed: Jan. 16, 2026. [Online]. Available: https://ieeexplore.ieee.org/abstract/document/8016281</w:t>
-      </w:r>
-    </w:p>
-    <w:p>
-      <w:pPr>
-        <w:rPr>
-          <w:rFonts w:ascii="Times New Roman" w:hAnsi="Times New Roman" w:cs="Times New Roman"/>
-          <w:sz w:val="20"/>
-          <w:szCs w:val="20"/>
-        </w:rPr>
-      </w:pPr>
-      <w:r>
-        <w:rPr>
-          <w:rFonts w:ascii="Times New Roman" w:hAnsi="Times New Roman" w:cs="Times New Roman"/>
-          <w:sz w:val="20"/>
-          <w:szCs w:val="20"/>
-        </w:rPr>
-        <w:t>[40]</w:t>
-      </w:r>
-    </w:p>
-    <w:p>
-      <w:pPr>
-        <w:rPr>
-          <w:rFonts w:ascii="Times New Roman" w:hAnsi="Times New Roman" w:cs="Times New Roman"/>
-          <w:sz w:val="20"/>
-          <w:szCs w:val="20"/>
-        </w:rPr>
-      </w:pPr>
-      <w:r>
-        <w:rPr>
-          <w:rFonts w:ascii="Times New Roman" w:hAnsi="Times New Roman" w:cs="Times New Roman"/>
-          <w:sz w:val="20"/>
-          <w:szCs w:val="20"/>
-        </w:rPr>
-        <w:t xml:space="preserve">OWASP, “Cryptographic Storage · OWASP Cheat Sheet Series,” </w:t>
+        <w:t>advances.in/psychology</w:t>
+      </w:r>
+      <w:r>
+        <w:rPr>
+          <w:rFonts w:ascii="Times New Roman" w:hAnsi="Times New Roman" w:cs="Times New Roman"/>
+          <w:sz w:val="20"/>
+          <w:szCs w:val="20"/>
+        </w:rPr>
+        <w:t xml:space="preserve">, vol. 1, no. 1, p. e411811, 2026, </w:t>
+      </w:r>
+      <w:proofErr w:type="spellStart"/>
+      <w:r>
+        <w:rPr>
+          <w:rFonts w:ascii="Times New Roman" w:hAnsi="Times New Roman" w:cs="Times New Roman"/>
+          <w:sz w:val="20"/>
+          <w:szCs w:val="20"/>
+        </w:rPr>
+        <w:t>doi</w:t>
+      </w:r>
+      <w:proofErr w:type="spellEnd"/>
+      <w:r>
+        <w:rPr>
+          <w:rFonts w:ascii="Times New Roman" w:hAnsi="Times New Roman" w:cs="Times New Roman"/>
+          <w:sz w:val="20"/>
+          <w:szCs w:val="20"/>
+        </w:rPr>
+        <w:t>: https://doi.org/10.56296/aip00048.</w:t>
+      </w:r>
+    </w:p>
+    <w:p>
+      <w:pPr>
+        <w:rPr>
+          <w:rFonts w:ascii="Times New Roman" w:hAnsi="Times New Roman" w:cs="Times New Roman"/>
+          <w:sz w:val="20"/>
+          <w:szCs w:val="20"/>
+        </w:rPr>
+      </w:pPr>
+      <w:r>
+        <w:rPr>
+          <w:rFonts w:ascii="Times New Roman" w:hAnsi="Times New Roman" w:cs="Times New Roman"/>
+          <w:sz w:val="20"/>
+          <w:szCs w:val="20"/>
+        </w:rPr>
+        <w:t>[36]</w:t>
+      </w:r>
+    </w:p>
+    <w:p>
+      <w:pPr>
+        <w:rPr>
+          <w:rFonts w:ascii="Times New Roman" w:hAnsi="Times New Roman" w:cs="Times New Roman"/>
+          <w:sz w:val="20"/>
+          <w:szCs w:val="20"/>
+        </w:rPr>
+      </w:pPr>
+      <w:r>
+        <w:rPr>
+          <w:rFonts w:ascii="Times New Roman" w:hAnsi="Times New Roman" w:cs="Times New Roman"/>
+          <w:sz w:val="20"/>
+          <w:szCs w:val="20"/>
+        </w:rPr>
+        <w:t xml:space="preserve">B. </w:t>
+      </w:r>
+      <w:proofErr w:type="spellStart"/>
+      <w:r>
+        <w:rPr>
+          <w:rFonts w:ascii="Times New Roman" w:hAnsi="Times New Roman" w:cs="Times New Roman"/>
+          <w:sz w:val="20"/>
+          <w:szCs w:val="20"/>
+        </w:rPr>
+        <w:t>Cunnie</w:t>
+      </w:r>
+      <w:proofErr w:type="spellEnd"/>
+      <w:r>
+        <w:rPr>
+          <w:rFonts w:ascii="Times New Roman" w:hAnsi="Times New Roman" w:cs="Times New Roman"/>
+          <w:sz w:val="20"/>
+          <w:szCs w:val="20"/>
+        </w:rPr>
+        <w:t xml:space="preserve">, “Welcome to nip.io / sslip.io,” </w:t>
       </w:r>
       <w:r>
         <w:rPr>
@@ -13506,49 +16824,67 @@
           <w:sz w:val="20"/>
           <w:szCs w:val="20"/>
         </w:rPr>
-        <w:t>Owasp.org</w:t>
-      </w:r>
-      <w:r>
-        <w:rPr>
-          <w:rFonts w:ascii="Times New Roman" w:hAnsi="Times New Roman" w:cs="Times New Roman"/>
-          <w:sz w:val="20"/>
-          <w:szCs w:val="20"/>
-        </w:rPr>
-        <w:t>, 2013. https://cheatsheetseries.owasp.org/cheatsheets/Cryptographic_Storage_Cheat_Sheet.html</w:t>
-      </w:r>
-    </w:p>
-    <w:p>
-      <w:pPr>
-        <w:rPr>
-          <w:rFonts w:ascii="Times New Roman" w:hAnsi="Times New Roman" w:cs="Times New Roman"/>
-          <w:sz w:val="20"/>
-          <w:szCs w:val="20"/>
-        </w:rPr>
-      </w:pPr>
-      <w:r>
-        <w:rPr>
-          <w:rFonts w:ascii="Times New Roman" w:hAnsi="Times New Roman" w:cs="Times New Roman"/>
-          <w:sz w:val="20"/>
-          <w:szCs w:val="20"/>
-        </w:rPr>
-        <w:t>[41]</w:t>
-      </w:r>
-    </w:p>
-    <w:p>
-      <w:pPr>
-        <w:rPr>
-          <w:rFonts w:ascii="Times New Roman" w:hAnsi="Times New Roman" w:cs="Times New Roman"/>
-          <w:sz w:val="20"/>
-          <w:szCs w:val="20"/>
-        </w:rPr>
-      </w:pPr>
-      <w:r>
-        <w:rPr>
-          <w:rFonts w:ascii="Times New Roman" w:hAnsi="Times New Roman" w:cs="Times New Roman"/>
-          <w:sz w:val="20"/>
-          <w:szCs w:val="20"/>
-        </w:rPr>
-        <w:t xml:space="preserve">“Baby names in England and Wales - Office for National Statistics,” </w:t>
+        <w:t>Sslip.io</w:t>
+      </w:r>
+      <w:r>
+        <w:rPr>
+          <w:rFonts w:ascii="Times New Roman" w:hAnsi="Times New Roman" w:cs="Times New Roman"/>
+          <w:sz w:val="20"/>
+          <w:szCs w:val="20"/>
+        </w:rPr>
+        <w:t>, 2026. https://sslip.io/ (accessed Apr. 16, 2026).</w:t>
+      </w:r>
+    </w:p>
+    <w:p>
+      <w:pPr>
+        <w:rPr>
+          <w:rFonts w:ascii="Times New Roman" w:hAnsi="Times New Roman" w:cs="Times New Roman"/>
+          <w:sz w:val="20"/>
+          <w:szCs w:val="20"/>
+        </w:rPr>
+      </w:pPr>
+      <w:r>
+        <w:rPr>
+          <w:rFonts w:ascii="Times New Roman" w:hAnsi="Times New Roman" w:cs="Times New Roman"/>
+          <w:sz w:val="20"/>
+          <w:szCs w:val="20"/>
+        </w:rPr>
+        <w:t>[37]</w:t>
+      </w:r>
+    </w:p>
+    <w:p>
+      <w:pPr>
+        <w:rPr>
+          <w:rFonts w:ascii="Times New Roman" w:hAnsi="Times New Roman" w:cs="Times New Roman"/>
+          <w:sz w:val="20"/>
+          <w:szCs w:val="20"/>
+        </w:rPr>
+      </w:pPr>
+      <w:r>
+        <w:rPr>
+          <w:rFonts w:ascii="Times New Roman" w:hAnsi="Times New Roman" w:cs="Times New Roman"/>
+          <w:sz w:val="20"/>
+          <w:szCs w:val="20"/>
+        </w:rPr>
+        <w:t xml:space="preserve">Sushil </w:t>
+      </w:r>
+      <w:proofErr w:type="spellStart"/>
+      <w:r>
+        <w:rPr>
+          <w:rFonts w:ascii="Times New Roman" w:hAnsi="Times New Roman" w:cs="Times New Roman"/>
+          <w:sz w:val="20"/>
+          <w:szCs w:val="20"/>
+        </w:rPr>
+        <w:t>Jajodia</w:t>
+      </w:r>
+      <w:proofErr w:type="spellEnd"/>
+      <w:r>
+        <w:rPr>
+          <w:rFonts w:ascii="Times New Roman" w:hAnsi="Times New Roman" w:cs="Times New Roman"/>
+          <w:sz w:val="20"/>
+          <w:szCs w:val="20"/>
+        </w:rPr>
+        <w:t xml:space="preserve"> and J. Zhou, </w:t>
       </w:r>
       <w:r>
         <w:rPr>
@@ -13558,49 +16894,67 @@
           <w:sz w:val="20"/>
           <w:szCs w:val="20"/>
         </w:rPr>
-        <w:t>www.ons.gov.uk</w:t>
-      </w:r>
-      <w:r>
-        <w:rPr>
-          <w:rFonts w:ascii="Times New Roman" w:hAnsi="Times New Roman" w:cs="Times New Roman"/>
-          <w:sz w:val="20"/>
-          <w:szCs w:val="20"/>
-        </w:rPr>
-        <w:t>. https://www.ons.gov.uk/peoplepopulationandcommunity/birthsdeathsandmarriages/livebirths/bulletins/babynamesenglandandwales/2021</w:t>
-      </w:r>
-    </w:p>
-    <w:p>
-      <w:pPr>
-        <w:rPr>
-          <w:rFonts w:ascii="Times New Roman" w:hAnsi="Times New Roman" w:cs="Times New Roman"/>
-          <w:sz w:val="20"/>
-          <w:szCs w:val="20"/>
-        </w:rPr>
-      </w:pPr>
-      <w:r>
-        <w:rPr>
-          <w:rFonts w:ascii="Times New Roman" w:hAnsi="Times New Roman" w:cs="Times New Roman"/>
-          <w:sz w:val="20"/>
-          <w:szCs w:val="20"/>
-        </w:rPr>
-        <w:t>[42]</w:t>
-      </w:r>
-    </w:p>
-    <w:p>
-      <w:pPr>
-        <w:rPr>
-          <w:rFonts w:ascii="Times New Roman" w:hAnsi="Times New Roman" w:cs="Times New Roman"/>
-          <w:sz w:val="20"/>
-          <w:szCs w:val="20"/>
-        </w:rPr>
-      </w:pPr>
-      <w:r>
-        <w:rPr>
-          <w:rFonts w:ascii="Times New Roman" w:hAnsi="Times New Roman" w:cs="Times New Roman"/>
-          <w:sz w:val="20"/>
-          <w:szCs w:val="20"/>
-        </w:rPr>
-        <w:t xml:space="preserve">National Records of Scotland, “Names,” </w:t>
+        <w:t>Security and Privacy in Communication Networks</w:t>
+      </w:r>
+      <w:r>
+        <w:rPr>
+          <w:rFonts w:ascii="Times New Roman" w:hAnsi="Times New Roman" w:cs="Times New Roman"/>
+          <w:sz w:val="20"/>
+          <w:szCs w:val="20"/>
+        </w:rPr>
+        <w:t>. Springer Science &amp; Business Media, 2010.</w:t>
+      </w:r>
+    </w:p>
+    <w:p>
+      <w:pPr>
+        <w:rPr>
+          <w:rFonts w:ascii="Times New Roman" w:hAnsi="Times New Roman" w:cs="Times New Roman"/>
+          <w:sz w:val="20"/>
+          <w:szCs w:val="20"/>
+        </w:rPr>
+      </w:pPr>
+      <w:r>
+        <w:rPr>
+          <w:rFonts w:ascii="Times New Roman" w:hAnsi="Times New Roman" w:cs="Times New Roman"/>
+          <w:sz w:val="20"/>
+          <w:szCs w:val="20"/>
+        </w:rPr>
+        <w:t>[38]</w:t>
+      </w:r>
+    </w:p>
+    <w:p>
+      <w:pPr>
+        <w:rPr>
+          <w:rFonts w:ascii="Times New Roman" w:hAnsi="Times New Roman" w:cs="Times New Roman"/>
+          <w:sz w:val="20"/>
+          <w:szCs w:val="20"/>
+        </w:rPr>
+      </w:pPr>
+      <w:r>
+        <w:rPr>
+          <w:rFonts w:ascii="Times New Roman" w:hAnsi="Times New Roman" w:cs="Times New Roman"/>
+          <w:sz w:val="20"/>
+          <w:szCs w:val="20"/>
+        </w:rPr>
+        <w:t>R. A. Popa, C. M. S. Redfield, N. Zeldovich, and H. Balakrishnan, “</w:t>
+      </w:r>
+      <w:proofErr w:type="spellStart"/>
+      <w:r>
+        <w:rPr>
+          <w:rFonts w:ascii="Times New Roman" w:hAnsi="Times New Roman" w:cs="Times New Roman"/>
+          <w:sz w:val="20"/>
+          <w:szCs w:val="20"/>
+        </w:rPr>
+        <w:t>CryptDB</w:t>
+      </w:r>
+      <w:proofErr w:type="spellEnd"/>
+      <w:r>
+        <w:rPr>
+          <w:rFonts w:ascii="Times New Roman" w:hAnsi="Times New Roman" w:cs="Times New Roman"/>
+          <w:sz w:val="20"/>
+          <w:szCs w:val="20"/>
+        </w:rPr>
+        <w:t xml:space="preserve">,” </w:t>
       </w:r>
       <w:r>
         <w:rPr>
@@ -13610,49 +16964,137 @@
           <w:sz w:val="20"/>
           <w:szCs w:val="20"/>
         </w:rPr>
-        <w:t>Nrscotland.gov.uk</w:t>
-      </w:r>
-      <w:r>
-        <w:rPr>
-          <w:rFonts w:ascii="Times New Roman" w:hAnsi="Times New Roman" w:cs="Times New Roman"/>
-          <w:sz w:val="20"/>
-          <w:szCs w:val="20"/>
-        </w:rPr>
-        <w:t>, 2019. https://www.nrscotland.gov.uk/statistics-and-data/names/ (accessed Apr. 16, 2026).</w:t>
-      </w:r>
-    </w:p>
-    <w:p>
-      <w:pPr>
-        <w:rPr>
-          <w:rFonts w:ascii="Times New Roman" w:hAnsi="Times New Roman" w:cs="Times New Roman"/>
-          <w:sz w:val="20"/>
-          <w:szCs w:val="20"/>
-        </w:rPr>
-      </w:pPr>
-      <w:r>
-        <w:rPr>
-          <w:rFonts w:ascii="Times New Roman" w:hAnsi="Times New Roman" w:cs="Times New Roman"/>
-          <w:sz w:val="20"/>
-          <w:szCs w:val="20"/>
-        </w:rPr>
-        <w:t>[43]</w:t>
-      </w:r>
-    </w:p>
-    <w:p>
-      <w:pPr>
-        <w:rPr>
-          <w:rFonts w:ascii="Times New Roman" w:hAnsi="Times New Roman" w:cs="Times New Roman"/>
-          <w:sz w:val="20"/>
-          <w:szCs w:val="20"/>
-        </w:rPr>
-      </w:pPr>
-      <w:r>
-        <w:rPr>
-          <w:rFonts w:ascii="Times New Roman" w:hAnsi="Times New Roman" w:cs="Times New Roman"/>
-          <w:sz w:val="20"/>
-          <w:szCs w:val="20"/>
-        </w:rPr>
-        <w:t xml:space="preserve">NISRA, “Baby Names | Northern Ireland Statistics and Research Agency,” </w:t>
+        <w:t>Communications of the ACM</w:t>
+      </w:r>
+      <w:r>
+        <w:rPr>
+          <w:rFonts w:ascii="Times New Roman" w:hAnsi="Times New Roman" w:cs="Times New Roman"/>
+          <w:sz w:val="20"/>
+          <w:szCs w:val="20"/>
+        </w:rPr>
+        <w:t xml:space="preserve">, vol. 55, no. 9, pp. 103–111, Sep. 2012, </w:t>
+      </w:r>
+      <w:proofErr w:type="spellStart"/>
+      <w:r>
+        <w:rPr>
+          <w:rFonts w:ascii="Times New Roman" w:hAnsi="Times New Roman" w:cs="Times New Roman"/>
+          <w:sz w:val="20"/>
+          <w:szCs w:val="20"/>
+        </w:rPr>
+        <w:t>doi</w:t>
+      </w:r>
+      <w:proofErr w:type="spellEnd"/>
+      <w:r>
+        <w:rPr>
+          <w:rFonts w:ascii="Times New Roman" w:hAnsi="Times New Roman" w:cs="Times New Roman"/>
+          <w:sz w:val="20"/>
+          <w:szCs w:val="20"/>
+        </w:rPr>
+        <w:t>: https://doi.org/10.1145/2330667.2330691.</w:t>
+      </w:r>
+    </w:p>
+    <w:p>
+      <w:pPr>
+        <w:rPr>
+          <w:rFonts w:ascii="Times New Roman" w:hAnsi="Times New Roman" w:cs="Times New Roman"/>
+          <w:sz w:val="20"/>
+          <w:szCs w:val="20"/>
+        </w:rPr>
+      </w:pPr>
+      <w:r>
+        <w:rPr>
+          <w:rFonts w:ascii="Times New Roman" w:hAnsi="Times New Roman" w:cs="Times New Roman"/>
+          <w:sz w:val="20"/>
+          <w:szCs w:val="20"/>
+        </w:rPr>
+        <w:t>[39]</w:t>
+      </w:r>
+    </w:p>
+    <w:p>
+      <w:pPr>
+        <w:rPr>
+          <w:rFonts w:ascii="Times New Roman" w:hAnsi="Times New Roman" w:cs="Times New Roman"/>
+          <w:sz w:val="20"/>
+          <w:szCs w:val="20"/>
+        </w:rPr>
+      </w:pPr>
+      <w:r>
+        <w:rPr>
+          <w:rFonts w:ascii="Times New Roman" w:hAnsi="Times New Roman" w:cs="Times New Roman"/>
+          <w:sz w:val="20"/>
+          <w:szCs w:val="20"/>
+        </w:rPr>
+        <w:t xml:space="preserve">S. Perez, J. L. Hernandex-Ramos, D. Pedone, D. Rotondi, L. Straniero, and A. F. </w:t>
+      </w:r>
+      <w:proofErr w:type="spellStart"/>
+      <w:r>
+        <w:rPr>
+          <w:rFonts w:ascii="Times New Roman" w:hAnsi="Times New Roman" w:cs="Times New Roman"/>
+          <w:sz w:val="20"/>
+          <w:szCs w:val="20"/>
+        </w:rPr>
+        <w:t>Skarmeta</w:t>
+      </w:r>
+      <w:proofErr w:type="spellEnd"/>
+      <w:r>
+        <w:rPr>
+          <w:rFonts w:ascii="Times New Roman" w:hAnsi="Times New Roman" w:cs="Times New Roman"/>
+          <w:sz w:val="20"/>
+          <w:szCs w:val="20"/>
+        </w:rPr>
+        <w:t>, “A digital envelope approach using attribute-based encryption for secure data exchange in IoT scenarios,” presented at the 2017 Global Internet of Things Summit (</w:t>
+      </w:r>
+      <w:proofErr w:type="spellStart"/>
+      <w:r>
+        <w:rPr>
+          <w:rFonts w:ascii="Times New Roman" w:hAnsi="Times New Roman" w:cs="Times New Roman"/>
+          <w:sz w:val="20"/>
+          <w:szCs w:val="20"/>
+        </w:rPr>
+        <w:t>GIoTS</w:t>
+      </w:r>
+      <w:proofErr w:type="spellEnd"/>
+      <w:r>
+        <w:rPr>
+          <w:rFonts w:ascii="Times New Roman" w:hAnsi="Times New Roman" w:cs="Times New Roman"/>
+          <w:sz w:val="20"/>
+          <w:szCs w:val="20"/>
+        </w:rPr>
+        <w:t>), pp. 1–6. Accessed: Jan. 16, 2026. [Online]. Available: https://ieeexplore.ieee.org/abstract/document/8016281</w:t>
+      </w:r>
+    </w:p>
+    <w:p>
+      <w:pPr>
+        <w:rPr>
+          <w:rFonts w:ascii="Times New Roman" w:hAnsi="Times New Roman" w:cs="Times New Roman"/>
+          <w:sz w:val="20"/>
+          <w:szCs w:val="20"/>
+        </w:rPr>
+      </w:pPr>
+      <w:r>
+        <w:rPr>
+          <w:rFonts w:ascii="Times New Roman" w:hAnsi="Times New Roman" w:cs="Times New Roman"/>
+          <w:sz w:val="20"/>
+          <w:szCs w:val="20"/>
+        </w:rPr>
+        <w:t>[40]</w:t>
+      </w:r>
+    </w:p>
+    <w:p>
+      <w:pPr>
+        <w:rPr>
+          <w:rFonts w:ascii="Times New Roman" w:hAnsi="Times New Roman" w:cs="Times New Roman"/>
+          <w:sz w:val="20"/>
+          <w:szCs w:val="20"/>
+        </w:rPr>
+      </w:pPr>
+      <w:r>
+        <w:rPr>
+          <w:rFonts w:ascii="Times New Roman" w:hAnsi="Times New Roman" w:cs="Times New Roman"/>
+          <w:sz w:val="20"/>
+          <w:szCs w:val="20"/>
+        </w:rPr>
+        <w:t xml:space="preserve">OWASP, “Cryptographic Storage · OWASP Cheat Sheet Series,” </w:t>
       </w:r>
       <w:r>
         <w:rPr>
@@ -13662,6 +17104,162 @@
           <w:sz w:val="20"/>
           <w:szCs w:val="20"/>
         </w:rPr>
+        <w:t>Owasp.org</w:t>
+      </w:r>
+      <w:r>
+        <w:rPr>
+          <w:rFonts w:ascii="Times New Roman" w:hAnsi="Times New Roman" w:cs="Times New Roman"/>
+          <w:sz w:val="20"/>
+          <w:szCs w:val="20"/>
+        </w:rPr>
+        <w:t>, 2013. https://cheatsheetseries.owasp.org/cheatsheets/Cryptographic_Storage_Cheat_Sheet.html</w:t>
+      </w:r>
+    </w:p>
+    <w:p>
+      <w:pPr>
+        <w:rPr>
+          <w:rFonts w:ascii="Times New Roman" w:hAnsi="Times New Roman" w:cs="Times New Roman"/>
+          <w:sz w:val="20"/>
+          <w:szCs w:val="20"/>
+        </w:rPr>
+      </w:pPr>
+      <w:r>
+        <w:rPr>
+          <w:rFonts w:ascii="Times New Roman" w:hAnsi="Times New Roman" w:cs="Times New Roman"/>
+          <w:sz w:val="20"/>
+          <w:szCs w:val="20"/>
+        </w:rPr>
+        <w:t>[41]</w:t>
+      </w:r>
+    </w:p>
+    <w:p>
+      <w:pPr>
+        <w:rPr>
+          <w:rFonts w:ascii="Times New Roman" w:hAnsi="Times New Roman" w:cs="Times New Roman"/>
+          <w:sz w:val="20"/>
+          <w:szCs w:val="20"/>
+        </w:rPr>
+      </w:pPr>
+      <w:r>
+        <w:rPr>
+          <w:rFonts w:ascii="Times New Roman" w:hAnsi="Times New Roman" w:cs="Times New Roman"/>
+          <w:sz w:val="20"/>
+          <w:szCs w:val="20"/>
+        </w:rPr>
+        <w:t xml:space="preserve">“Baby names in England and Wales - Office for National Statistics,” </w:t>
+      </w:r>
+      <w:r>
+        <w:rPr>
+          <w:rFonts w:ascii="Times New Roman" w:hAnsi="Times New Roman" w:cs="Times New Roman"/>
+          <w:i/>
+          <w:iCs/>
+          <w:sz w:val="20"/>
+          <w:szCs w:val="20"/>
+        </w:rPr>
+        <w:t>www.ons.gov.uk</w:t>
+      </w:r>
+      <w:r>
+        <w:rPr>
+          <w:rFonts w:ascii="Times New Roman" w:hAnsi="Times New Roman" w:cs="Times New Roman"/>
+          <w:sz w:val="20"/>
+          <w:szCs w:val="20"/>
+        </w:rPr>
+        <w:t>. https://www.ons.gov.uk/peoplepopulationandcommunity/birthsdeathsandmarriages/livebirths/bulletins/babynamesenglandandwales/2021</w:t>
+      </w:r>
+    </w:p>
+    <w:p>
+      <w:pPr>
+        <w:rPr>
+          <w:rFonts w:ascii="Times New Roman" w:hAnsi="Times New Roman" w:cs="Times New Roman"/>
+          <w:sz w:val="20"/>
+          <w:szCs w:val="20"/>
+        </w:rPr>
+      </w:pPr>
+      <w:r>
+        <w:rPr>
+          <w:rFonts w:ascii="Times New Roman" w:hAnsi="Times New Roman" w:cs="Times New Roman"/>
+          <w:sz w:val="20"/>
+          <w:szCs w:val="20"/>
+        </w:rPr>
+        <w:t>[42]</w:t>
+      </w:r>
+    </w:p>
+    <w:p>
+      <w:pPr>
+        <w:rPr>
+          <w:rFonts w:ascii="Times New Roman" w:hAnsi="Times New Roman" w:cs="Times New Roman"/>
+          <w:sz w:val="20"/>
+          <w:szCs w:val="20"/>
+        </w:rPr>
+      </w:pPr>
+      <w:r>
+        <w:rPr>
+          <w:rFonts w:ascii="Times New Roman" w:hAnsi="Times New Roman" w:cs="Times New Roman"/>
+          <w:sz w:val="20"/>
+          <w:szCs w:val="20"/>
+        </w:rPr>
+        <w:t xml:space="preserve">National Records of Scotland, “Names,” </w:t>
+      </w:r>
+      <w:r>
+        <w:rPr>
+          <w:rFonts w:ascii="Times New Roman" w:hAnsi="Times New Roman" w:cs="Times New Roman"/>
+          <w:i/>
+          <w:iCs/>
+          <w:sz w:val="20"/>
+          <w:szCs w:val="20"/>
+        </w:rPr>
+        <w:t>Nrscotland.gov.uk</w:t>
+      </w:r>
+      <w:r>
+        <w:rPr>
+          <w:rFonts w:ascii="Times New Roman" w:hAnsi="Times New Roman" w:cs="Times New Roman"/>
+          <w:sz w:val="20"/>
+          <w:szCs w:val="20"/>
+        </w:rPr>
+        <w:t>, 2019. https://www.nrscotland.gov.uk/statistics-and-data/names/ (accessed Apr. 16, 2026).</w:t>
+      </w:r>
+    </w:p>
+    <w:p>
+      <w:pPr>
+        <w:rPr>
+          <w:rFonts w:ascii="Times New Roman" w:hAnsi="Times New Roman" w:cs="Times New Roman"/>
+          <w:sz w:val="20"/>
+          <w:szCs w:val="20"/>
+        </w:rPr>
+      </w:pPr>
+      <w:r>
+        <w:rPr>
+          <w:rFonts w:ascii="Times New Roman" w:hAnsi="Times New Roman" w:cs="Times New Roman"/>
+          <w:sz w:val="20"/>
+          <w:szCs w:val="20"/>
+        </w:rPr>
+        <w:t>[43]</w:t>
+      </w:r>
+    </w:p>
+    <w:p>
+      <w:pPr>
+        <w:rPr>
+          <w:rFonts w:ascii="Times New Roman" w:hAnsi="Times New Roman" w:cs="Times New Roman"/>
+          <w:sz w:val="20"/>
+          <w:szCs w:val="20"/>
+        </w:rPr>
+      </w:pPr>
+      <w:r>
+        <w:rPr>
+          <w:rFonts w:ascii="Times New Roman" w:hAnsi="Times New Roman" w:cs="Times New Roman"/>
+          <w:sz w:val="20"/>
+          <w:szCs w:val="20"/>
+        </w:rPr>
+        <w:t xml:space="preserve">NISRA, “Baby Names | Northern Ireland Statistics and Research Agency,” </w:t>
+      </w:r>
+      <w:r>
+        <w:rPr>
+          <w:rFonts w:ascii="Times New Roman" w:hAnsi="Times New Roman" w:cs="Times New Roman"/>
+          <w:i/>
+          <w:iCs/>
+          <w:sz w:val="20"/>
+          <w:szCs w:val="20"/>
+        </w:rPr>
         <w:t>Nisra.gov.uk</w:t>
       </w:r>
       <w:r>
@@ -13731,7 +17329,25 @@
           <w:sz w:val="20"/>
           <w:szCs w:val="20"/>
         </w:rPr>
-        <w:t>, vol. 5, no. 4, pp. 189–192, Dec. 2008, doi: https://doi.org/10.1111/j.1740-9713.2008.00332.x.</w:t>
+        <w:t xml:space="preserve">, vol. 5, no. 4, pp. 189–192, Dec. 2008, </w:t>
+      </w:r>
+      <w:proofErr w:type="spellStart"/>
+      <w:r>
+        <w:rPr>
+          <w:rFonts w:ascii="Times New Roman" w:hAnsi="Times New Roman" w:cs="Times New Roman"/>
+          <w:sz w:val="20"/>
+          <w:szCs w:val="20"/>
+        </w:rPr>
+        <w:t>doi</w:t>
+      </w:r>
+      <w:proofErr w:type="spellEnd"/>
+      <w:r>
+        <w:rPr>
+          <w:rFonts w:ascii="Times New Roman" w:hAnsi="Times New Roman" w:cs="Times New Roman"/>
+          <w:sz w:val="20"/>
+          <w:szCs w:val="20"/>
+        </w:rPr>
+        <w:t>: https://doi.org/10.1111/j.1740-9713.2008.00332.x.</w:t>
       </w:r>
     </w:p>
     <w:p>
@@ -13767,6 +17383,7 @@
         </w:rPr>
         <w:t xml:space="preserve">The Scottish Government, “Most popular names in Scotland,” </w:t>
       </w:r>
+      <w:proofErr w:type="spellStart"/>
       <w:r>
         <w:rPr>
           <w:rFonts w:ascii="Times New Roman" w:hAnsi="Times New Roman" w:cs="Times New Roman"/>
@@ -13777,6 +17394,7 @@
         </w:rPr>
         <w:t>Gov.scot</w:t>
       </w:r>
+      <w:proofErr w:type="spellEnd"/>
       <w:r>
         <w:rPr>
           <w:rFonts w:ascii="Times New Roman" w:hAnsi="Times New Roman" w:cs="Times New Roman"/>
@@ -13915,13 +17533,23 @@
           <w:szCs w:val="20"/>
         </w:rPr>
       </w:pPr>
-      <w:r>
-        <w:rPr>
-          <w:rFonts w:ascii="Times New Roman" w:hAnsi="Times New Roman" w:cs="Times New Roman"/>
-          <w:sz w:val="20"/>
-          <w:szCs w:val="20"/>
-        </w:rPr>
-        <w:t xml:space="preserve">TownsList, “Complete list of UK towns (Excel, SQL &amp; CSV download),” </w:t>
+      <w:proofErr w:type="spellStart"/>
+      <w:r>
+        <w:rPr>
+          <w:rFonts w:ascii="Times New Roman" w:hAnsi="Times New Roman" w:cs="Times New Roman"/>
+          <w:sz w:val="20"/>
+          <w:szCs w:val="20"/>
+        </w:rPr>
+        <w:t>TownsList</w:t>
+      </w:r>
+      <w:proofErr w:type="spellEnd"/>
+      <w:r>
+        <w:rPr>
+          <w:rFonts w:ascii="Times New Roman" w:hAnsi="Times New Roman" w:cs="Times New Roman"/>
+          <w:sz w:val="20"/>
+          <w:szCs w:val="20"/>
+        </w:rPr>
+        <w:t xml:space="preserve">, “Complete list of UK towns (Excel, SQL &amp; CSV download),” </w:t>
       </w:r>
       <w:r>
         <w:rPr>
@@ -13991,7 +17619,25 @@
           <w:sz w:val="20"/>
           <w:szCs w:val="20"/>
         </w:rPr>
-        <w:t>, vol. 37, no. 3, pp. 371–386, May 2011, doi: https://doi.org/10.1109/tse.2010.60.</w:t>
+        <w:t xml:space="preserve">, vol. 37, no. 3, pp. 371–386, May 2011, </w:t>
+      </w:r>
+      <w:proofErr w:type="spellStart"/>
+      <w:r>
+        <w:rPr>
+          <w:rFonts w:ascii="Times New Roman" w:hAnsi="Times New Roman" w:cs="Times New Roman"/>
+          <w:sz w:val="20"/>
+          <w:szCs w:val="20"/>
+        </w:rPr>
+        <w:t>doi</w:t>
+      </w:r>
+      <w:proofErr w:type="spellEnd"/>
+      <w:r>
+        <w:rPr>
+          <w:rFonts w:ascii="Times New Roman" w:hAnsi="Times New Roman" w:cs="Times New Roman"/>
+          <w:sz w:val="20"/>
+          <w:szCs w:val="20"/>
+        </w:rPr>
+        <w:t>: https://doi.org/10.1109/tse.2010.60.</w:t>
       </w:r>
     </w:p>
     <w:p>
@@ -14043,7 +17689,25 @@
           <w:sz w:val="20"/>
           <w:szCs w:val="20"/>
         </w:rPr>
-        <w:t>. Oxford ; New York: Oxford University Press, 2014.</w:t>
+        <w:t xml:space="preserve">. </w:t>
+      </w:r>
+      <w:proofErr w:type="gramStart"/>
+      <w:r>
+        <w:rPr>
+          <w:rFonts w:ascii="Times New Roman" w:hAnsi="Times New Roman" w:cs="Times New Roman"/>
+          <w:sz w:val="20"/>
+          <w:szCs w:val="20"/>
+        </w:rPr>
+        <w:t>Oxford ;</w:t>
+      </w:r>
+      <w:proofErr w:type="gramEnd"/>
+      <w:r>
+        <w:rPr>
+          <w:rFonts w:ascii="Times New Roman" w:hAnsi="Times New Roman" w:cs="Times New Roman"/>
+          <w:sz w:val="20"/>
+          <w:szCs w:val="20"/>
+        </w:rPr>
+        <w:t xml:space="preserve"> New York: Oxford University Press, 2014.</w:t>
       </w:r>
     </w:p>
     <w:p>
@@ -14077,7 +17741,43 @@
           <w:sz w:val="20"/>
           <w:szCs w:val="20"/>
         </w:rPr>
-        <w:t xml:space="preserve">R. Važan, “SourceAFIS - Opensource fingerprint matcher,” </w:t>
+        <w:t xml:space="preserve">R. </w:t>
+      </w:r>
+      <w:proofErr w:type="spellStart"/>
+      <w:r>
+        <w:rPr>
+          <w:rFonts w:ascii="Times New Roman" w:hAnsi="Times New Roman" w:cs="Times New Roman"/>
+          <w:sz w:val="20"/>
+          <w:szCs w:val="20"/>
+        </w:rPr>
+        <w:t>Važan</w:t>
+      </w:r>
+      <w:proofErr w:type="spellEnd"/>
+      <w:r>
+        <w:rPr>
+          <w:rFonts w:ascii="Times New Roman" w:hAnsi="Times New Roman" w:cs="Times New Roman"/>
+          <w:sz w:val="20"/>
+          <w:szCs w:val="20"/>
+        </w:rPr>
+        <w:t>, “</w:t>
+      </w:r>
+      <w:proofErr w:type="spellStart"/>
+      <w:r>
+        <w:rPr>
+          <w:rFonts w:ascii="Times New Roman" w:hAnsi="Times New Roman" w:cs="Times New Roman"/>
+          <w:sz w:val="20"/>
+          <w:szCs w:val="20"/>
+        </w:rPr>
+        <w:t>SourceAFIS</w:t>
+      </w:r>
+      <w:proofErr w:type="spellEnd"/>
+      <w:r>
+        <w:rPr>
+          <w:rFonts w:ascii="Times New Roman" w:hAnsi="Times New Roman" w:cs="Times New Roman"/>
+          <w:sz w:val="20"/>
+          <w:szCs w:val="20"/>
+        </w:rPr>
+        <w:t xml:space="preserve"> - Opensource fingerprint matcher,” </w:t>
       </w:r>
       <w:r>
         <w:rPr>
@@ -14129,7 +17829,43 @@
           <w:sz w:val="20"/>
           <w:szCs w:val="20"/>
         </w:rPr>
-        <w:t xml:space="preserve">A. Gualberto, I. Araujo, Janduy Brasileiro, and P. Alves, “Analysis of a Genetic Algorithm-based Approach in the Optimization of the SourceAFIS’s Matching Algorithm,” </w:t>
+        <w:t xml:space="preserve">A. Gualberto, I. Araujo, </w:t>
+      </w:r>
+      <w:proofErr w:type="spellStart"/>
+      <w:r>
+        <w:rPr>
+          <w:rFonts w:ascii="Times New Roman" w:hAnsi="Times New Roman" w:cs="Times New Roman"/>
+          <w:sz w:val="20"/>
+          <w:szCs w:val="20"/>
+        </w:rPr>
+        <w:t>Janduy</w:t>
+      </w:r>
+      <w:proofErr w:type="spellEnd"/>
+      <w:r>
+        <w:rPr>
+          <w:rFonts w:ascii="Times New Roman" w:hAnsi="Times New Roman" w:cs="Times New Roman"/>
+          <w:sz w:val="20"/>
+          <w:szCs w:val="20"/>
+        </w:rPr>
+        <w:t xml:space="preserve"> Brasileiro, and P. Alves, “Analysis of a Genetic Algorithm-based Approach in the Optimization of the </w:t>
+      </w:r>
+      <w:proofErr w:type="spellStart"/>
+      <w:r>
+        <w:rPr>
+          <w:rFonts w:ascii="Times New Roman" w:hAnsi="Times New Roman" w:cs="Times New Roman"/>
+          <w:sz w:val="20"/>
+          <w:szCs w:val="20"/>
+        </w:rPr>
+        <w:t>SourceAFIS’s</w:t>
+      </w:r>
+      <w:proofErr w:type="spellEnd"/>
+      <w:r>
+        <w:rPr>
+          <w:rFonts w:ascii="Times New Roman" w:hAnsi="Times New Roman" w:cs="Times New Roman"/>
+          <w:sz w:val="20"/>
+          <w:szCs w:val="20"/>
+        </w:rPr>
+        <w:t xml:space="preserve"> Matching Algorithm,” </w:t>
       </w:r>
       <w:r>
         <w:rPr>
@@ -14293,7 +18029,25 @@
           <w:sz w:val="20"/>
           <w:szCs w:val="20"/>
         </w:rPr>
-        <w:t xml:space="preserve">K. Salev, “HOW DOES THE FINGERPRINT DOOR LOCK WORK?,” </w:t>
+        <w:t xml:space="preserve">K. Salev, “HOW DOES THE FINGERPRINT DOOR LOCK </w:t>
+      </w:r>
+      <w:proofErr w:type="gramStart"/>
+      <w:r>
+        <w:rPr>
+          <w:rFonts w:ascii="Times New Roman" w:hAnsi="Times New Roman" w:cs="Times New Roman"/>
+          <w:sz w:val="20"/>
+          <w:szCs w:val="20"/>
+        </w:rPr>
+        <w:t>WORK?,</w:t>
+      </w:r>
+      <w:proofErr w:type="gramEnd"/>
+      <w:r>
+        <w:rPr>
+          <w:rFonts w:ascii="Times New Roman" w:hAnsi="Times New Roman" w:cs="Times New Roman"/>
+          <w:sz w:val="20"/>
+          <w:szCs w:val="20"/>
+        </w:rPr>
+        <w:t xml:space="preserve">” </w:t>
       </w:r>
       <w:r>
         <w:rPr>
@@ -14303,84 +18057,9 @@
           <w:sz w:val="20"/>
           <w:szCs w:val="20"/>
         </w:rPr>
-        <w:t>Science Of Gadgets</w:t>
-      </w:r>
-      <w:r>
-        <w:rPr>
-          <w:rFonts w:ascii="Times New Roman" w:hAnsi="Times New Roman" w:cs="Times New Roman"/>
-          <w:sz w:val="20"/>
-          <w:szCs w:val="20"/>
-        </w:rPr>
-        <w:t>, Oct. 01, 2022. https://www.scienceofgadgets.com/post/how-does-the-fingerprint-door-lock-work</w:t>
-      </w:r>
-    </w:p>
-    <w:p>
-      <w:pPr>
-        <w:rPr>
-          <w:rFonts w:ascii="Times New Roman" w:hAnsi="Times New Roman" w:cs="Times New Roman"/>
-          <w:sz w:val="20"/>
-          <w:szCs w:val="20"/>
-        </w:rPr>
-      </w:pPr>
-      <w:r>
-        <w:rPr>
-          <w:rFonts w:ascii="Times New Roman" w:hAnsi="Times New Roman" w:cs="Times New Roman"/>
-          <w:sz w:val="20"/>
-          <w:szCs w:val="20"/>
-        </w:rPr>
-        <w:t>[56]</w:t>
-      </w:r>
-    </w:p>
-    <w:p>
-      <w:pPr>
-        <w:rPr>
-          <w:rFonts w:ascii="Times New Roman" w:hAnsi="Times New Roman" w:cs="Times New Roman"/>
-          <w:sz w:val="20"/>
-          <w:szCs w:val="20"/>
-        </w:rPr>
-      </w:pPr>
-      <w:r>
-        <w:rPr>
-          <w:rFonts w:ascii="Times New Roman" w:hAnsi="Times New Roman" w:cs="Times New Roman"/>
-          <w:sz w:val="20"/>
-          <w:szCs w:val="20"/>
-        </w:rPr>
-        <w:t>J. Galbally, A. Cepilovs, R. Blanco-Gonzalo, G. Ormiston, O. Miguel-Hurtado, and I. Sz. Racz, “Fingerprint quality per individual finger type: A large-scale study on real operational data,” Apr. 2023, doi: https://doi.org/10.1109/iwbf57495.2023.10157166.</w:t>
-      </w:r>
-    </w:p>
-    <w:p>
-      <w:pPr>
-        <w:rPr>
-          <w:rFonts w:ascii="Times New Roman" w:hAnsi="Times New Roman" w:cs="Times New Roman"/>
-          <w:sz w:val="20"/>
-          <w:szCs w:val="20"/>
-        </w:rPr>
-      </w:pPr>
-      <w:r>
-        <w:rPr>
-          <w:rFonts w:ascii="Times New Roman" w:hAnsi="Times New Roman" w:cs="Times New Roman"/>
-          <w:sz w:val="20"/>
-          <w:szCs w:val="20"/>
-        </w:rPr>
-        <w:t>[57]</w:t>
-      </w:r>
-    </w:p>
-    <w:p>
-      <w:pPr>
-        <w:rPr>
-          <w:rFonts w:ascii="Times New Roman" w:hAnsi="Times New Roman" w:cs="Times New Roman"/>
-          <w:sz w:val="20"/>
-          <w:szCs w:val="20"/>
-        </w:rPr>
-      </w:pPr>
-      <w:r>
-        <w:rPr>
-          <w:rFonts w:ascii="Times New Roman" w:hAnsi="Times New Roman" w:cs="Times New Roman"/>
-          <w:sz w:val="20"/>
-          <w:szCs w:val="20"/>
-        </w:rPr>
-        <w:t xml:space="preserve">U. Senarath, “Waterfall Methodology, Prototyping and Agile Development,” </w:t>
-      </w:r>
+        <w:t xml:space="preserve">Science </w:t>
+      </w:r>
+      <w:proofErr w:type="gramStart"/>
       <w:r>
         <w:rPr>
           <w:rFonts w:ascii="Times New Roman" w:hAnsi="Times New Roman" w:cs="Times New Roman"/>
@@ -14389,50 +18068,9 @@
           <w:sz w:val="20"/>
           <w:szCs w:val="20"/>
         </w:rPr>
-        <w:t>Waterfall Methodology, Prototyping and Agile Development</w:t>
-      </w:r>
-      <w:r>
-        <w:rPr>
-          <w:rFonts w:ascii="Times New Roman" w:hAnsi="Times New Roman" w:cs="Times New Roman"/>
-          <w:sz w:val="20"/>
-          <w:szCs w:val="20"/>
-        </w:rPr>
-        <w:t>, Jun. 2021, doi: https://doi.org/10.13140/RG.2.2.17918.72001.</w:t>
-      </w:r>
-    </w:p>
-    <w:p>
-      <w:pPr>
-        <w:rPr>
-          <w:rFonts w:ascii="Times New Roman" w:hAnsi="Times New Roman" w:cs="Times New Roman"/>
-          <w:sz w:val="20"/>
-          <w:szCs w:val="20"/>
-        </w:rPr>
-      </w:pPr>
-      <w:r>
-        <w:rPr>
-          <w:rFonts w:ascii="Times New Roman" w:hAnsi="Times New Roman" w:cs="Times New Roman"/>
-          <w:sz w:val="20"/>
-          <w:szCs w:val="20"/>
-        </w:rPr>
-        <w:t>[58]</w:t>
-      </w:r>
-    </w:p>
-    <w:p>
-      <w:pPr>
-        <w:rPr>
-          <w:rFonts w:ascii="Times New Roman" w:hAnsi="Times New Roman" w:cs="Times New Roman"/>
-          <w:sz w:val="20"/>
-          <w:szCs w:val="20"/>
-        </w:rPr>
-      </w:pPr>
-      <w:r>
-        <w:rPr>
-          <w:rFonts w:ascii="Times New Roman" w:hAnsi="Times New Roman" w:cs="Times New Roman"/>
-          <w:sz w:val="20"/>
-          <w:szCs w:val="20"/>
-        </w:rPr>
-        <w:t xml:space="preserve">N. S. Vijayakumar, K. Prasad, and Raviraja Holla M, “Assessing the Effectiveness of MoSCoW Prioritization in Software Development: A Holistic Analysis across Methodologies,” </w:t>
-      </w:r>
+        <w:t>Of</w:t>
+      </w:r>
+      <w:proofErr w:type="gramEnd"/>
       <w:r>
         <w:rPr>
           <w:rFonts w:ascii="Times New Roman" w:hAnsi="Times New Roman" w:cs="Times New Roman"/>
@@ -14441,49 +18079,155 @@
           <w:sz w:val="20"/>
           <w:szCs w:val="20"/>
         </w:rPr>
-        <w:t>EAI Endorsed Transactions on Internet of Things</w:t>
-      </w:r>
-      <w:r>
-        <w:rPr>
-          <w:rFonts w:ascii="Times New Roman" w:hAnsi="Times New Roman" w:cs="Times New Roman"/>
-          <w:sz w:val="20"/>
-          <w:szCs w:val="20"/>
-        </w:rPr>
-        <w:t>, vol. 10, Oct. 2024, doi: https://doi.org/10.4108/eetiot.6515.</w:t>
-      </w:r>
-    </w:p>
-    <w:p>
-      <w:pPr>
-        <w:rPr>
-          <w:rFonts w:ascii="Times New Roman" w:hAnsi="Times New Roman" w:cs="Times New Roman"/>
-          <w:sz w:val="20"/>
-          <w:szCs w:val="20"/>
-        </w:rPr>
-      </w:pPr>
-      <w:r>
-        <w:rPr>
-          <w:rFonts w:ascii="Times New Roman" w:hAnsi="Times New Roman" w:cs="Times New Roman"/>
-          <w:sz w:val="20"/>
-          <w:szCs w:val="20"/>
-        </w:rPr>
-        <w:t>[59]</w:t>
-      </w:r>
-    </w:p>
-    <w:p>
-      <w:pPr>
-        <w:rPr>
-          <w:rFonts w:ascii="Times New Roman" w:hAnsi="Times New Roman" w:cs="Times New Roman"/>
-          <w:sz w:val="20"/>
-          <w:szCs w:val="20"/>
-        </w:rPr>
-      </w:pPr>
-      <w:r>
-        <w:rPr>
-          <w:rFonts w:ascii="Times New Roman" w:hAnsi="Times New Roman" w:cs="Times New Roman"/>
-          <w:sz w:val="20"/>
-          <w:szCs w:val="20"/>
-        </w:rPr>
-        <w:t xml:space="preserve">A. A. Alyousif, A. A. Yassin, and H. M. Mohammed, “Enhancing Searchable Symmetric Encryption Performance through Optimal Locality,” </w:t>
+        <w:t xml:space="preserve"> Gadgets</w:t>
+      </w:r>
+      <w:r>
+        <w:rPr>
+          <w:rFonts w:ascii="Times New Roman" w:hAnsi="Times New Roman" w:cs="Times New Roman"/>
+          <w:sz w:val="20"/>
+          <w:szCs w:val="20"/>
+        </w:rPr>
+        <w:t>, Oct. 01, 2022. https://www.scienceofgadgets.com/post/how-does-the-fingerprint-door-lock-work</w:t>
+      </w:r>
+    </w:p>
+    <w:p>
+      <w:pPr>
+        <w:rPr>
+          <w:rFonts w:ascii="Times New Roman" w:hAnsi="Times New Roman" w:cs="Times New Roman"/>
+          <w:sz w:val="20"/>
+          <w:szCs w:val="20"/>
+        </w:rPr>
+      </w:pPr>
+      <w:r>
+        <w:rPr>
+          <w:rFonts w:ascii="Times New Roman" w:hAnsi="Times New Roman" w:cs="Times New Roman"/>
+          <w:sz w:val="20"/>
+          <w:szCs w:val="20"/>
+        </w:rPr>
+        <w:t>[56]</w:t>
+      </w:r>
+    </w:p>
+    <w:p>
+      <w:pPr>
+        <w:rPr>
+          <w:rFonts w:ascii="Times New Roman" w:hAnsi="Times New Roman" w:cs="Times New Roman"/>
+          <w:sz w:val="20"/>
+          <w:szCs w:val="20"/>
+        </w:rPr>
+      </w:pPr>
+      <w:r>
+        <w:rPr>
+          <w:rFonts w:ascii="Times New Roman" w:hAnsi="Times New Roman" w:cs="Times New Roman"/>
+          <w:sz w:val="20"/>
+          <w:szCs w:val="20"/>
+        </w:rPr>
+        <w:t xml:space="preserve">J. </w:t>
+      </w:r>
+      <w:proofErr w:type="spellStart"/>
+      <w:r>
+        <w:rPr>
+          <w:rFonts w:ascii="Times New Roman" w:hAnsi="Times New Roman" w:cs="Times New Roman"/>
+          <w:sz w:val="20"/>
+          <w:szCs w:val="20"/>
+        </w:rPr>
+        <w:t>Galbally</w:t>
+      </w:r>
+      <w:proofErr w:type="spellEnd"/>
+      <w:r>
+        <w:rPr>
+          <w:rFonts w:ascii="Times New Roman" w:hAnsi="Times New Roman" w:cs="Times New Roman"/>
+          <w:sz w:val="20"/>
+          <w:szCs w:val="20"/>
+        </w:rPr>
+        <w:t xml:space="preserve">, A. </w:t>
+      </w:r>
+      <w:proofErr w:type="spellStart"/>
+      <w:r>
+        <w:rPr>
+          <w:rFonts w:ascii="Times New Roman" w:hAnsi="Times New Roman" w:cs="Times New Roman"/>
+          <w:sz w:val="20"/>
+          <w:szCs w:val="20"/>
+        </w:rPr>
+        <w:t>Cepilovs</w:t>
+      </w:r>
+      <w:proofErr w:type="spellEnd"/>
+      <w:r>
+        <w:rPr>
+          <w:rFonts w:ascii="Times New Roman" w:hAnsi="Times New Roman" w:cs="Times New Roman"/>
+          <w:sz w:val="20"/>
+          <w:szCs w:val="20"/>
+        </w:rPr>
+        <w:t xml:space="preserve">, R. Blanco-Gonzalo, G. Ormiston, O. Miguel-Hurtado, and I. </w:t>
+      </w:r>
+      <w:proofErr w:type="spellStart"/>
+      <w:r>
+        <w:rPr>
+          <w:rFonts w:ascii="Times New Roman" w:hAnsi="Times New Roman" w:cs="Times New Roman"/>
+          <w:sz w:val="20"/>
+          <w:szCs w:val="20"/>
+        </w:rPr>
+        <w:t>Sz</w:t>
+      </w:r>
+      <w:proofErr w:type="spellEnd"/>
+      <w:r>
+        <w:rPr>
+          <w:rFonts w:ascii="Times New Roman" w:hAnsi="Times New Roman" w:cs="Times New Roman"/>
+          <w:sz w:val="20"/>
+          <w:szCs w:val="20"/>
+        </w:rPr>
+        <w:t xml:space="preserve">. Racz, “Fingerprint quality per individual finger type: A large-scale study on real operational data,” Apr. 2023, </w:t>
+      </w:r>
+      <w:proofErr w:type="spellStart"/>
+      <w:r>
+        <w:rPr>
+          <w:rFonts w:ascii="Times New Roman" w:hAnsi="Times New Roman" w:cs="Times New Roman"/>
+          <w:sz w:val="20"/>
+          <w:szCs w:val="20"/>
+        </w:rPr>
+        <w:t>doi</w:t>
+      </w:r>
+      <w:proofErr w:type="spellEnd"/>
+      <w:r>
+        <w:rPr>
+          <w:rFonts w:ascii="Times New Roman" w:hAnsi="Times New Roman" w:cs="Times New Roman"/>
+          <w:sz w:val="20"/>
+          <w:szCs w:val="20"/>
+        </w:rPr>
+        <w:t>: https://doi.org/10.1109/iwbf57495.2023.10157166.</w:t>
+      </w:r>
+    </w:p>
+    <w:p>
+      <w:pPr>
+        <w:rPr>
+          <w:rFonts w:ascii="Times New Roman" w:hAnsi="Times New Roman" w:cs="Times New Roman"/>
+          <w:sz w:val="20"/>
+          <w:szCs w:val="20"/>
+        </w:rPr>
+      </w:pPr>
+      <w:r>
+        <w:rPr>
+          <w:rFonts w:ascii="Times New Roman" w:hAnsi="Times New Roman" w:cs="Times New Roman"/>
+          <w:sz w:val="20"/>
+          <w:szCs w:val="20"/>
+        </w:rPr>
+        <w:t>[57]</w:t>
+      </w:r>
+    </w:p>
+    <w:p>
+      <w:pPr>
+        <w:rPr>
+          <w:rFonts w:ascii="Times New Roman" w:hAnsi="Times New Roman" w:cs="Times New Roman"/>
+          <w:sz w:val="20"/>
+          <w:szCs w:val="20"/>
+        </w:rPr>
+      </w:pPr>
+      <w:r>
+        <w:rPr>
+          <w:rFonts w:ascii="Times New Roman" w:hAnsi="Times New Roman" w:cs="Times New Roman"/>
+          <w:sz w:val="20"/>
+          <w:szCs w:val="20"/>
+        </w:rPr>
+        <w:t xml:space="preserve">U. Senarath, “Waterfall Methodology, Prototyping and Agile Development,” </w:t>
       </w:r>
       <w:r>
         <w:rPr>
@@ -14493,6 +18237,182 @@
           <w:sz w:val="20"/>
           <w:szCs w:val="20"/>
         </w:rPr>
+        <w:t>Waterfall Methodology, Prototyping and Agile Development</w:t>
+      </w:r>
+      <w:r>
+        <w:rPr>
+          <w:rFonts w:ascii="Times New Roman" w:hAnsi="Times New Roman" w:cs="Times New Roman"/>
+          <w:sz w:val="20"/>
+          <w:szCs w:val="20"/>
+        </w:rPr>
+        <w:t xml:space="preserve">, Jun. 2021, </w:t>
+      </w:r>
+      <w:proofErr w:type="spellStart"/>
+      <w:r>
+        <w:rPr>
+          <w:rFonts w:ascii="Times New Roman" w:hAnsi="Times New Roman" w:cs="Times New Roman"/>
+          <w:sz w:val="20"/>
+          <w:szCs w:val="20"/>
+        </w:rPr>
+        <w:t>doi</w:t>
+      </w:r>
+      <w:proofErr w:type="spellEnd"/>
+      <w:r>
+        <w:rPr>
+          <w:rFonts w:ascii="Times New Roman" w:hAnsi="Times New Roman" w:cs="Times New Roman"/>
+          <w:sz w:val="20"/>
+          <w:szCs w:val="20"/>
+        </w:rPr>
+        <w:t>: https://doi.org/10.13140/RG.2.2.17918.72001.</w:t>
+      </w:r>
+    </w:p>
+    <w:p>
+      <w:pPr>
+        <w:rPr>
+          <w:rFonts w:ascii="Times New Roman" w:hAnsi="Times New Roman" w:cs="Times New Roman"/>
+          <w:sz w:val="20"/>
+          <w:szCs w:val="20"/>
+        </w:rPr>
+      </w:pPr>
+      <w:r>
+        <w:rPr>
+          <w:rFonts w:ascii="Times New Roman" w:hAnsi="Times New Roman" w:cs="Times New Roman"/>
+          <w:sz w:val="20"/>
+          <w:szCs w:val="20"/>
+        </w:rPr>
+        <w:t>[58]</w:t>
+      </w:r>
+    </w:p>
+    <w:p>
+      <w:pPr>
+        <w:rPr>
+          <w:rFonts w:ascii="Times New Roman" w:hAnsi="Times New Roman" w:cs="Times New Roman"/>
+          <w:sz w:val="20"/>
+          <w:szCs w:val="20"/>
+        </w:rPr>
+      </w:pPr>
+      <w:r>
+        <w:rPr>
+          <w:rFonts w:ascii="Times New Roman" w:hAnsi="Times New Roman" w:cs="Times New Roman"/>
+          <w:sz w:val="20"/>
+          <w:szCs w:val="20"/>
+        </w:rPr>
+        <w:t xml:space="preserve">N. S. Vijayakumar, K. Prasad, and </w:t>
+      </w:r>
+      <w:proofErr w:type="spellStart"/>
+      <w:r>
+        <w:rPr>
+          <w:rFonts w:ascii="Times New Roman" w:hAnsi="Times New Roman" w:cs="Times New Roman"/>
+          <w:sz w:val="20"/>
+          <w:szCs w:val="20"/>
+        </w:rPr>
+        <w:t>Raviraja</w:t>
+      </w:r>
+      <w:proofErr w:type="spellEnd"/>
+      <w:r>
+        <w:rPr>
+          <w:rFonts w:ascii="Times New Roman" w:hAnsi="Times New Roman" w:cs="Times New Roman"/>
+          <w:sz w:val="20"/>
+          <w:szCs w:val="20"/>
+        </w:rPr>
+        <w:t xml:space="preserve"> Holla M, “Assessing the Effectiveness of </w:t>
+      </w:r>
+      <w:proofErr w:type="spellStart"/>
+      <w:r>
+        <w:rPr>
+          <w:rFonts w:ascii="Times New Roman" w:hAnsi="Times New Roman" w:cs="Times New Roman"/>
+          <w:sz w:val="20"/>
+          <w:szCs w:val="20"/>
+        </w:rPr>
+        <w:t>MoSCoW</w:t>
+      </w:r>
+      <w:proofErr w:type="spellEnd"/>
+      <w:r>
+        <w:rPr>
+          <w:rFonts w:ascii="Times New Roman" w:hAnsi="Times New Roman" w:cs="Times New Roman"/>
+          <w:sz w:val="20"/>
+          <w:szCs w:val="20"/>
+        </w:rPr>
+        <w:t xml:space="preserve"> Prioritization in Software Development: A Holistic Analysis across Methodologies,” </w:t>
+      </w:r>
+      <w:r>
+        <w:rPr>
+          <w:rFonts w:ascii="Times New Roman" w:hAnsi="Times New Roman" w:cs="Times New Roman"/>
+          <w:i/>
+          <w:iCs/>
+          <w:sz w:val="20"/>
+          <w:szCs w:val="20"/>
+        </w:rPr>
+        <w:t>EAI Endorsed Transactions on Internet of Things</w:t>
+      </w:r>
+      <w:r>
+        <w:rPr>
+          <w:rFonts w:ascii="Times New Roman" w:hAnsi="Times New Roman" w:cs="Times New Roman"/>
+          <w:sz w:val="20"/>
+          <w:szCs w:val="20"/>
+        </w:rPr>
+        <w:t xml:space="preserve">, vol. 10, Oct. 2024, </w:t>
+      </w:r>
+      <w:proofErr w:type="spellStart"/>
+      <w:r>
+        <w:rPr>
+          <w:rFonts w:ascii="Times New Roman" w:hAnsi="Times New Roman" w:cs="Times New Roman"/>
+          <w:sz w:val="20"/>
+          <w:szCs w:val="20"/>
+        </w:rPr>
+        <w:t>doi</w:t>
+      </w:r>
+      <w:proofErr w:type="spellEnd"/>
+      <w:r>
+        <w:rPr>
+          <w:rFonts w:ascii="Times New Roman" w:hAnsi="Times New Roman" w:cs="Times New Roman"/>
+          <w:sz w:val="20"/>
+          <w:szCs w:val="20"/>
+        </w:rPr>
+        <w:t>: https://doi.org/10.4108/eetiot.6515.</w:t>
+      </w:r>
+    </w:p>
+    <w:p>
+      <w:pPr>
+        <w:rPr>
+          <w:rFonts w:ascii="Times New Roman" w:hAnsi="Times New Roman" w:cs="Times New Roman"/>
+          <w:sz w:val="20"/>
+          <w:szCs w:val="20"/>
+        </w:rPr>
+      </w:pPr>
+      <w:r>
+        <w:rPr>
+          <w:rFonts w:ascii="Times New Roman" w:hAnsi="Times New Roman" w:cs="Times New Roman"/>
+          <w:sz w:val="20"/>
+          <w:szCs w:val="20"/>
+        </w:rPr>
+        <w:t>[59]</w:t>
+      </w:r>
+    </w:p>
+    <w:p>
+      <w:pPr>
+        <w:rPr>
+          <w:rFonts w:ascii="Times New Roman" w:hAnsi="Times New Roman" w:cs="Times New Roman"/>
+          <w:sz w:val="20"/>
+          <w:szCs w:val="20"/>
+        </w:rPr>
+      </w:pPr>
+      <w:r>
+        <w:rPr>
+          <w:rFonts w:ascii="Times New Roman" w:hAnsi="Times New Roman" w:cs="Times New Roman"/>
+          <w:sz w:val="20"/>
+          <w:szCs w:val="20"/>
+        </w:rPr>
+        <w:t xml:space="preserve">A. A. Alyousif, A. A. Yassin, and H. M. Mohammed, “Enhancing Searchable Symmetric Encryption Performance through Optimal Locality,” </w:t>
+      </w:r>
+      <w:r>
+        <w:rPr>
+          <w:rFonts w:ascii="Times New Roman" w:hAnsi="Times New Roman" w:cs="Times New Roman"/>
+          <w:i/>
+          <w:iCs/>
+          <w:sz w:val="20"/>
+          <w:szCs w:val="20"/>
+        </w:rPr>
         <w:t>Informatica</w:t>
       </w:r>
       <w:r>
@@ -14501,7 +18421,25 @@
           <w:sz w:val="20"/>
           <w:szCs w:val="20"/>
         </w:rPr>
-        <w:t>, vol. 49, no. 7, Feb. 2025, doi: https://doi.org/10.31449/inf.v49i7.5925.</w:t>
+        <w:t xml:space="preserve">, vol. 49, no. 7, Feb. 2025, </w:t>
+      </w:r>
+      <w:proofErr w:type="spellStart"/>
+      <w:r>
+        <w:rPr>
+          <w:rFonts w:ascii="Times New Roman" w:hAnsi="Times New Roman" w:cs="Times New Roman"/>
+          <w:sz w:val="20"/>
+          <w:szCs w:val="20"/>
+        </w:rPr>
+        <w:t>doi</w:t>
+      </w:r>
+      <w:proofErr w:type="spellEnd"/>
+      <w:r>
+        <w:rPr>
+          <w:rFonts w:ascii="Times New Roman" w:hAnsi="Times New Roman" w:cs="Times New Roman"/>
+          <w:sz w:val="20"/>
+          <w:szCs w:val="20"/>
+        </w:rPr>
+        <w:t>: https://doi.org/10.31449/inf.v49i7.5925.</w:t>
       </w:r>
     </w:p>
     <w:p>
@@ -14529,6 +18467,7 @@
           <w:szCs w:val="20"/>
         </w:rPr>
       </w:pPr>
+      <w:proofErr w:type="spellStart"/>
       <w:r>
         <w:rPr>
           <w:rFonts w:ascii="Times New Roman" w:hAnsi="Times New Roman" w:cs="Times New Roman"/>
@@ -14536,7 +18475,34 @@
           <w:szCs w:val="20"/>
         </w:rPr>
         <w:lastRenderedPageBreak/>
-        <w:t xml:space="preserve">ruizgara, “Sokoto Coventry Fingerprint Dataset (SOCOFing),” </w:t>
+        <w:t>ruizgara</w:t>
+      </w:r>
+      <w:proofErr w:type="spellEnd"/>
+      <w:r>
+        <w:rPr>
+          <w:rFonts w:ascii="Times New Roman" w:hAnsi="Times New Roman" w:cs="Times New Roman"/>
+          <w:sz w:val="20"/>
+          <w:szCs w:val="20"/>
+        </w:rPr>
+        <w:t>, “Sokoto Coventry Fingerprint Dataset (</w:t>
+      </w:r>
+      <w:proofErr w:type="spellStart"/>
+      <w:r>
+        <w:rPr>
+          <w:rFonts w:ascii="Times New Roman" w:hAnsi="Times New Roman" w:cs="Times New Roman"/>
+          <w:sz w:val="20"/>
+          <w:szCs w:val="20"/>
+        </w:rPr>
+        <w:t>SOCOFing</w:t>
+      </w:r>
+      <w:proofErr w:type="spellEnd"/>
+      <w:r>
+        <w:rPr>
+          <w:rFonts w:ascii="Times New Roman" w:hAnsi="Times New Roman" w:cs="Times New Roman"/>
+          <w:sz w:val="20"/>
+          <w:szCs w:val="20"/>
+        </w:rPr>
+        <w:t xml:space="preserve">),” </w:t>
       </w:r>
       <w:r>
         <w:rPr>
@@ -14696,6 +18662,24 @@
           <w:szCs w:val="20"/>
         </w:rPr>
       </w:pPr>
+    </w:p>
+    <w:p>
+      <w:pPr>
+        <w:rPr>
+          <w:rFonts w:ascii="Times New Roman" w:hAnsi="Times New Roman" w:cs="Times New Roman"/>
+          <w:sz w:val="20"/>
+          <w:szCs w:val="20"/>
+        </w:rPr>
+      </w:pPr>
+    </w:p>
+    <w:p>
+      <w:pPr>
+        <w:rPr>
+          <w:rFonts w:ascii="Times New Roman" w:hAnsi="Times New Roman" w:cs="Times New Roman"/>
+          <w:sz w:val="20"/>
+          <w:szCs w:val="20"/>
+        </w:rPr>
+      </w:pPr>
       <w:r>
         <w:rPr>
           <w:rFonts w:ascii="Times New Roman" w:hAnsi="Times New Roman" w:cs="Times New Roman"/>
@@ -14719,8 +18703,36 @@
           <w:sz w:val="20"/>
           <w:szCs w:val="20"/>
         </w:rPr>
-        <w:t>Appendix A - High Fedelity Mockups</w:t>
-      </w:r>
+        <w:t xml:space="preserve">Appendix A - High </w:t>
+      </w:r>
+      <w:proofErr w:type="spellStart"/>
+      <w:r>
+        <w:rPr>
+          <w:rFonts w:ascii="Times New Roman" w:hAnsi="Times New Roman" w:cs="Times New Roman"/>
+          <w:sz w:val="20"/>
+          <w:szCs w:val="20"/>
+        </w:rPr>
+        <w:t>Fedelity</w:t>
+      </w:r>
+      <w:proofErr w:type="spellEnd"/>
+      <w:r>
+        <w:rPr>
+          <w:rFonts w:ascii="Times New Roman" w:hAnsi="Times New Roman" w:cs="Times New Roman"/>
+          <w:sz w:val="20"/>
+          <w:szCs w:val="20"/>
+        </w:rPr>
+        <w:t xml:space="preserve"> </w:t>
+      </w:r>
+      <w:proofErr w:type="spellStart"/>
+      <w:r>
+        <w:rPr>
+          <w:rFonts w:ascii="Times New Roman" w:hAnsi="Times New Roman" w:cs="Times New Roman"/>
+          <w:sz w:val="20"/>
+          <w:szCs w:val="20"/>
+        </w:rPr>
+        <w:t>Mockups</w:t>
+      </w:r>
+      <w:proofErr w:type="spellEnd"/>
     </w:p>
     <w:p>
       <w:pPr>
@@ -14752,7 +18764,25 @@
           <w:sz w:val="20"/>
           <w:szCs w:val="20"/>
         </w:rPr>
-        <w:t xml:space="preserve"> MoSCoW Requirements</w:t>
+        <w:t xml:space="preserve"> </w:t>
+      </w:r>
+      <w:proofErr w:type="spellStart"/>
+      <w:r>
+        <w:rPr>
+          <w:rFonts w:ascii="Times New Roman" w:hAnsi="Times New Roman" w:cs="Times New Roman"/>
+          <w:sz w:val="20"/>
+          <w:szCs w:val="20"/>
+        </w:rPr>
+        <w:t>MoSCoW</w:t>
+      </w:r>
+      <w:proofErr w:type="spellEnd"/>
+      <w:r>
+        <w:rPr>
+          <w:rFonts w:ascii="Times New Roman" w:hAnsi="Times New Roman" w:cs="Times New Roman"/>
+          <w:sz w:val="20"/>
+          <w:szCs w:val="20"/>
+        </w:rPr>
+        <w:t xml:space="preserve"> Requirements</w:t>
       </w:r>
     </w:p>
     <w:p>
@@ -14943,8 +18973,18 @@
           <w:sz w:val="20"/>
           <w:szCs w:val="20"/>
         </w:rPr>
-        <w:t>Appendix I - benchmark_SOCOFing</w:t>
-      </w:r>
+        <w:t xml:space="preserve">Appendix I - </w:t>
+      </w:r>
+      <w:proofErr w:type="spellStart"/>
+      <w:r>
+        <w:rPr>
+          <w:rFonts w:ascii="Times New Roman" w:hAnsi="Times New Roman" w:cs="Times New Roman"/>
+          <w:sz w:val="20"/>
+          <w:szCs w:val="20"/>
+        </w:rPr>
+        <w:t>benchmark_SOCOFing</w:t>
+      </w:r>
+      <w:proofErr w:type="spellEnd"/>
     </w:p>
     <w:p>
       <w:pPr>
@@ -15157,7 +19197,25 @@
           <w:sz w:val="20"/>
           <w:szCs w:val="20"/>
         </w:rPr>
-        <w:t>Pictures In Reports</w:t>
+        <w:t xml:space="preserve">Pictures </w:t>
+      </w:r>
+      <w:proofErr w:type="gramStart"/>
+      <w:r>
+        <w:rPr>
+          <w:rFonts w:ascii="Times New Roman" w:hAnsi="Times New Roman" w:cs="Times New Roman"/>
+          <w:sz w:val="20"/>
+          <w:szCs w:val="20"/>
+        </w:rPr>
+        <w:t>In</w:t>
+      </w:r>
+      <w:proofErr w:type="gramEnd"/>
+      <w:r>
+        <w:rPr>
+          <w:rFonts w:ascii="Times New Roman" w:hAnsi="Times New Roman" w:cs="Times New Roman"/>
+          <w:sz w:val="20"/>
+          <w:szCs w:val="20"/>
+        </w:rPr>
+        <w:t xml:space="preserve"> Reports</w:t>
       </w:r>
     </w:p>
     <w:p>
